--- a/thesis/CITCA/metodologia.docx
+++ b/thesis/CITCA/metodologia.docx
@@ -1,55 +1,90 @@
 
 <file path=word/document.xml><?xml version="1.0" encoding="utf-8"?>
-<w:document xmlns:w="http://schemas.openxmlformats.org/wordprocessingml/2006/main" xmlns:r="http://schemas.openxmlformats.org/officeDocument/2006/relationships" xmlns:wp="http://schemas.openxmlformats.org/drawingml/2006/wordprocessingDrawing" xmlns:a="http://schemas.openxmlformats.org/drawingml/2006/main" xmlns:c="http://schemas.openxmlformats.org/drawingml/2006/chart" xmlns:pic="http://schemas.openxmlformats.org/drawingml/2006/picture" xmlns:mc="http://schemas.openxmlformats.org/markup-compatibility/2006" xmlns:w14="http://schemas.microsoft.com/office/word/2010/wordml" xmlns:wpi="http://schemas.microsoft.com/office/word/2010/wordprocessingInk" xmlns:w15="http://schemas.microsoft.com/office/word/2012/wordml" xmlns:wp14="http://schemas.microsoft.com/office/word/2010/wordprocessingDrawing" xmlns:wps="http://schemas.microsoft.com/office/word/2010/wordprocessingShape" xmlns:wpg="http://schemas.microsoft.com/office/word/2010/wordprocessingGroup" xmlns:wpc="http://schemas.microsoft.com/office/word/2010/wordprocessingCanvas" xmlns:dgm="http://schemas.openxmlformats.org/drawingml/2006/diagram" xmlns:dsp="http://schemas.microsoft.com/office/drawing/2008/diagram" xmlns:m="http://schemas.openxmlformats.org/officeDocument/2006/math" xmlns:v="urn:schemas-microsoft-com:vml" xmlns:o="urn:schemas-microsoft-com:office:office" xmlns:w10="urn:schemas-microsoft-com:office:word" xmlns:cx="http://schemas.microsoft.com/office/drawing/2014/chartex" xmlns:cx1="http://schemas.microsoft.com/office/drawing/2015/9/8/chartex" xmlns:cx2="http://schemas.microsoft.com/office/drawing/2015/10/21/chartex" xmlns:cx3="http://schemas.microsoft.com/office/drawing/2016/5/9/chartex" xmlns:cx4="http://schemas.microsoft.com/office/drawing/2016/5/10/chartex" xmlns:cx5="http://schemas.microsoft.com/office/drawing/2016/5/11/chartex" xmlns:cx6="http://schemas.microsoft.com/office/drawing/2016/5/12/chartex" xmlns:cx7="http://schemas.microsoft.com/office/drawing/2016/5/13/chartex" xmlns:cx8="http://schemas.microsoft.com/office/drawing/2016/5/14/chartex" mc:Ignorable="w14 w15 wp14">
+<w:document xmlns:w="http://schemas.openxmlformats.org/wordprocessingml/2006/main" xmlns:m="http://schemas.openxmlformats.org/officeDocument/2006/math" xmlns:r="http://schemas.openxmlformats.org/officeDocument/2006/relationships" xmlns:o="urn:schemas-microsoft-com:office:office" xmlns:v="urn:schemas-microsoft-com:vml" xmlns:w10="urn:schemas-microsoft-com:office:word" xmlns:a="http://schemas.openxmlformats.org/drawingml/2006/main" xmlns:pic="http://schemas.openxmlformats.org/drawingml/2006/picture" xmlns:wp="http://schemas.openxmlformats.org/drawingml/2006/wordprocessingDrawing">
   <w:body>
+    <w:bookmarkStart w:id="35" w:name="metodología"/>
     <w:p>
       <w:pPr>
         <w:pStyle w:val="Heading1"/>
-        <w:spacing w:line="360" w:lineRule="auto"/>
-        <w:rPr>
-          <w:rFonts w:ascii="Times New Roman" w:hAnsi="Times New Roman" w:cs="Times New Roman"/>
-          <w:color w:val="000000"/>
-        </w:rPr>
-      </w:pPr>
-      <w:bookmarkStart w:id="0" w:name="metodología"/>
-      <w:r>
-        <w:rPr>
-          <w:rFonts w:ascii="Times New Roman" w:hAnsi="Times New Roman" w:cs="Times New Roman"/>
-          <w:color w:val="000000"/>
-        </w:rPr>
+      </w:pPr>
+      <w:r>
         <w:t xml:space="preserve">Metodología</w:t>
       </w:r>
     </w:p>
     <w:p>
       <w:pPr>
         <w:pStyle w:val="FirstParagraph"/>
-        <w:spacing w:line="360" w:lineRule="auto"/>
-        <w:jc w:val="both"/>
-        <w:rPr>
-          <w:rFonts w:ascii="Times New Roman" w:hAnsi="Times New Roman" w:cs="Times New Roman"/>
-        </w:rPr>
-      </w:pPr>
-      <w:r>
-        <w:rPr>
-          <w:rFonts w:ascii="Times New Roman" w:hAnsi="Times New Roman" w:cs="Times New Roman"/>
-        </w:rPr>
-        <w:t xml:space="preserve">Para evaluar el desempeño de las estrategias de despacho se desarrolló un simulador en MATLAB que replica de forma conceptual el proceso de despacho en enlace descendente de una celda celular basada en 4G/5G. El simulador implementa cuatro estrategias de despacho: Round Robin (RR), Best CQI (BCQI), Blind Equal Throughput (BET) y Proportional Fair (PF). Las cuatro comparten el mismo modelo de red, canal y tráfico. La diferencia entre ellas es la forma con la que se decide el orden y prioridad en el que se les asignan bloques de recurso (RB) a los equipo de usuario (UE) conectados a la red. En esta sección se describe el modelo de asignación de recursos y la implementación de cada despachador.</w:t>
+      </w:pPr>
+      <w:r>
+        <w:t xml:space="preserve">Para evaluar el desempeño de las estrategias de despacho se desarrolló un simulador</w:t>
+      </w:r>
+      <w:r>
+        <w:t xml:space="preserve"> </w:t>
+      </w:r>
+      <w:r>
+        <w:t xml:space="preserve">en MATLAB que replica de forma conceptual el proceso de</w:t>
+      </w:r>
+      <w:r>
+        <w:t xml:space="preserve"> </w:t>
+      </w:r>
+      <w:r>
+        <w:t xml:space="preserve">despacho en enlace descendente de una celda celular basada en 4G/5G.</w:t>
+      </w:r>
+      <w:r>
+        <w:t xml:space="preserve"> </w:t>
+      </w:r>
+      <w:r>
+        <w:t xml:space="preserve">El simulador implementa cuatro estrategias de despacho: Round Robin (RR),</w:t>
+      </w:r>
+      <w:r>
+        <w:t xml:space="preserve"> </w:t>
+      </w:r>
+      <w:r>
+        <w:t xml:space="preserve">Best CQI (BCQI), Blind Equal Throughput (BET) y Proportional Fair (PF).</w:t>
+      </w:r>
+      <w:r>
+        <w:t xml:space="preserve"> </w:t>
+      </w:r>
+      <w:r>
+        <w:t xml:space="preserve">Las cuatro comparten el mismo modelo de red, canal y tráfico. La diferencia</w:t>
+      </w:r>
+      <w:r>
+        <w:t xml:space="preserve"> </w:t>
+      </w:r>
+      <w:r>
+        <w:t xml:space="preserve">entre ellas es la forma con la que se decide el orden y prioridad en el que</w:t>
+      </w:r>
+      <w:r>
+        <w:t xml:space="preserve"> </w:t>
+      </w:r>
+      <w:r>
+        <w:t xml:space="preserve">se les asignan bloques de recurso (RB) a los equipo de usuario (UE) conectados</w:t>
+      </w:r>
+      <w:r>
+        <w:t xml:space="preserve"> </w:t>
+      </w:r>
+      <w:r>
+        <w:t xml:space="preserve">a la red. En esta sección se describe el modelo de asignación de recursos</w:t>
+      </w:r>
+      <w:r>
+        <w:t xml:space="preserve"> </w:t>
+      </w:r>
+      <w:r>
+        <w:t xml:space="preserve">y la implementación de cada despachador.</w:t>
       </w:r>
     </w:p>
     <w:p>
       <w:pPr>
         <w:pStyle w:val="BodyText"/>
-        <w:spacing w:line="360" w:lineRule="auto"/>
-        <w:jc w:val="both"/>
-        <w:rPr>
-          <w:rFonts w:ascii="Times New Roman" w:hAnsi="Times New Roman" w:cs="Times New Roman"/>
-        </w:rPr>
-      </w:pPr>
-      <w:r>
-        <w:rPr>
-          <w:rFonts w:ascii="Times New Roman" w:hAnsi="Times New Roman" w:cs="Times New Roman"/>
-        </w:rPr>
-        <w:t xml:space="preserve">La estructura de recursos del simulador se basa en LTE-A, la cual comparte con 5G su numerología base (</w:t>
+      </w:pPr>
+      <w:r>
+        <w:t xml:space="preserve">La estructura de recursos del simulador se basa en LTE-A, la cual</w:t>
+      </w:r>
+      <w:r>
+        <w:t xml:space="preserve"> </w:t>
+      </w:r>
+      <w:r>
+        <w:t xml:space="preserve">comparte con 5G su numerología base (</w:t>
       </w:r>
       <m:oMath>
         <m:r>
@@ -66,44 +101,42 @@
         </m:r>
       </m:oMath>
       <w:r>
-        <w:rPr>
-          <w:rFonts w:ascii="Times New Roman" w:hAnsi="Times New Roman" w:cs="Times New Roman"/>
-        </w:rPr>
-        <w:t xml:space="preserve">) el espaciado entre subportadoras de 15 kHz, los RB de 12 subportadoras y la trama de 10 ms [1].</w:t>
-      </w:r>
-    </w:p>
+        <w:t xml:space="preserve">) el espaciado entre</w:t>
+      </w:r>
+      <w:r>
+        <w:t xml:space="preserve"> </w:t>
+      </w:r>
+      <w:r>
+        <w:t xml:space="preserve">subportadoras de 15 kHz, los RB de 12 subportadoras y la trama de 10 ms</w:t>
+      </w:r>
+      <w:r>
+        <w:t xml:space="preserve"> </w:t>
+      </w:r>
+      <w:r>
+        <w:t xml:space="preserve">[1]</w:t>
+      </w:r>
+      <w:r>
+        <w:t xml:space="preserve">.</w:t>
+      </w:r>
+    </w:p>
+    <w:bookmarkStart w:id="20" w:name="modelo-de-red-y-de-canal"/>
     <w:p>
       <w:pPr>
         <w:pStyle w:val="Heading2"/>
-        <w:spacing w:line="360" w:lineRule="auto"/>
-        <w:rPr>
-          <w:rFonts w:ascii="Times New Roman" w:hAnsi="Times New Roman" w:cs="Times New Roman"/>
-          <w:color w:val="000000"/>
-        </w:rPr>
-      </w:pPr>
-      <w:bookmarkStart w:id="1" w:name="modelo-de-red-y-de-canal"/>
-      <w:r>
-        <w:rPr>
-          <w:rFonts w:ascii="Times New Roman" w:hAnsi="Times New Roman" w:cs="Times New Roman"/>
-          <w:color w:val="000000"/>
-        </w:rPr>
+      </w:pPr>
+      <w:r>
         <w:t xml:space="preserve">Modelo de red y de canal</w:t>
       </w:r>
     </w:p>
     <w:p>
       <w:pPr>
         <w:pStyle w:val="FirstParagraph"/>
-        <w:spacing w:line="360" w:lineRule="auto"/>
-        <w:jc w:val="both"/>
-        <w:rPr>
-          <w:rFonts w:ascii="Times New Roman" w:hAnsi="Times New Roman" w:cs="Times New Roman"/>
-        </w:rPr>
-      </w:pPr>
-      <w:r>
-        <w:rPr>
-          <w:rFonts w:ascii="Times New Roman" w:hAnsi="Times New Roman" w:cs="Times New Roman"/>
-        </w:rPr>
-        <w:t xml:space="preserve">Se considera una celda con una radiobase (gNB) ubicada en el centro y </w:t>
+      </w:pPr>
+      <w:r>
+        <w:t xml:space="preserve">Se considera una celda con una radiobase (gNB) ubicada en el centro y</w:t>
+      </w:r>
+      <w:r>
+        <w:t xml:space="preserve"> </w:t>
       </w:r>
       <m:oMath>
         <m:r>
@@ -111,10 +144,13 @@
         </m:r>
       </m:oMath>
       <w:r>
-        <w:rPr>
-          <w:rFonts w:ascii="Times New Roman" w:hAnsi="Times New Roman" w:cs="Times New Roman"/>
-        </w:rPr>
-        <w:t xml:space="preserve"> UE distribuidos dentro de un radio </w:t>
+        <w:t xml:space="preserve"> </w:t>
+      </w:r>
+      <w:r>
+        <w:t xml:space="preserve">UE distribuidos dentro de un radio</w:t>
+      </w:r>
+      <w:r>
+        <w:t xml:space="preserve"> </w:t>
       </w:r>
       <m:oMath>
         <m:r>
@@ -122,19 +158,24 @@
         </m:r>
       </m:oMath>
       <w:r>
-        <w:rPr>
-          <w:rFonts w:ascii="Times New Roman" w:hAnsi="Times New Roman" w:cs="Times New Roman"/>
-        </w:rPr>
-        <w:t xml:space="preserve">. Al inicio de cada simulación, los UE se distribuyen a lo largo de la radiobase y el borde de la celda. Se mantiene la misma distancia entre UEs.</w:t>
+        <w:t xml:space="preserve">. Al inicio de cada simulación, los</w:t>
+      </w:r>
+      <w:r>
+        <w:t xml:space="preserve"> </w:t>
+      </w:r>
+      <w:r>
+        <w:t xml:space="preserve">UE se distribuyen a lo largo de la gNB y el borde de la celda. Se</w:t>
+      </w:r>
+      <w:r>
+        <w:t xml:space="preserve"> </w:t>
+      </w:r>
+      <w:r>
+        <w:t xml:space="preserve">mantiene la misma distancia entre UEs.</w:t>
       </w:r>
     </w:p>
     <w:p>
       <w:pPr>
         <w:pStyle w:val="BodyText"/>
-        <w:spacing w:line="360" w:lineRule="auto"/>
-        <w:rPr>
-          <w:rFonts w:ascii="Times New Roman" w:hAnsi="Times New Roman" w:cs="Times New Roman"/>
-        </w:rPr>
       </w:pPr>
       <m:oMathPara>
         <m:oMathParaPr>
@@ -262,17 +303,12 @@
     <w:p>
       <w:pPr>
         <w:pStyle w:val="FirstParagraph"/>
-        <w:spacing w:line="360" w:lineRule="auto"/>
-        <w:jc w:val="both"/>
-        <w:rPr>
-          <w:rFonts w:ascii="Times New Roman" w:hAnsi="Times New Roman" w:cs="Times New Roman"/>
-        </w:rPr>
-      </w:pPr>
-      <w:r>
-        <w:rPr>
-          <w:rFonts w:ascii="Times New Roman" w:hAnsi="Times New Roman" w:cs="Times New Roman"/>
-        </w:rPr>
-        <w:t xml:space="preserve">La potencia recibida por el UE </w:t>
+      </w:pPr>
+      <w:r>
+        <w:t xml:space="preserve">La potencia recibida por el UE</w:t>
+      </w:r>
+      <w:r>
+        <w:t xml:space="preserve"> </w:t>
       </w:r>
       <m:oMath>
         <m:r>
@@ -280,10 +316,13 @@
         </m:r>
       </m:oMath>
       <w:r>
-        <w:rPr>
-          <w:rFonts w:ascii="Times New Roman" w:hAnsi="Times New Roman" w:cs="Times New Roman"/>
-        </w:rPr>
-        <w:t xml:space="preserve"> se obtiene como </w:t>
+        <w:t xml:space="preserve"> </w:t>
+      </w:r>
+      <w:r>
+        <w:t xml:space="preserve">se obtiene como</w:t>
+      </w:r>
+      <w:r>
+        <w:t xml:space="preserve"> </w:t>
       </w:r>
       <m:oMath>
         <m:sSub>
@@ -367,10 +406,10 @@
         </m:d>
       </m:oMath>
       <w:r>
-        <w:rPr>
-          <w:rFonts w:ascii="Times New Roman" w:hAnsi="Times New Roman" w:cs="Times New Roman"/>
-        </w:rPr>
-        <w:t xml:space="preserve">, donde </w:t>
+        <w:t xml:space="preserve">, donde</w:t>
+      </w:r>
+      <w:r>
+        <w:t xml:space="preserve"> </w:t>
       </w:r>
       <m:oMath>
         <m:sSub>
@@ -390,10 +429,19 @@
         </m:sSub>
       </m:oMath>
       <w:r>
-        <w:rPr>
-          <w:rFonts w:ascii="Times New Roman" w:hAnsi="Times New Roman" w:cs="Times New Roman"/>
-        </w:rPr>
-        <w:t xml:space="preserve"> es la potencia de transmisión de la radiobase en dBm y </w:t>
+        <w:t xml:space="preserve"> </w:t>
+      </w:r>
+      <w:r>
+        <w:t xml:space="preserve">es la potencia de</w:t>
+      </w:r>
+      <w:r>
+        <w:t xml:space="preserve"> </w:t>
+      </w:r>
+      <w:r>
+        <w:t xml:space="preserve">transmisión de la gNB en dBm y</w:t>
+      </w:r>
+      <w:r>
+        <w:t xml:space="preserve"> </w:t>
       </w:r>
       <m:oMath>
         <m:r>
@@ -426,40 +474,40 @@
         </m:d>
       </m:oMath>
       <w:r>
+        <w:t xml:space="preserve"> </w:t>
+      </w:r>
+      <w:r>
+        <w:t xml:space="preserve">son las pérdidas por</w:t>
+      </w:r>
+      <w:r>
+        <w:t xml:space="preserve"> </w:t>
+      </w:r>
+      <w:r>
+        <w:t xml:space="preserve">propagación del modelo Urban Macro sin línea de vista (UMa NLOS)</w:t>
+      </w:r>
+      <w:r>
+        <w:t xml:space="preserve"> </w:t>
+      </w:r>
+      <w:r>
         <w:rPr>
-          <w:rFonts w:ascii="Times New Roman" w:hAnsi="Times New Roman" w:cs="Times New Roman"/>
-        </w:rPr>
-        <w:t xml:space="preserve"> son las pérdidas por propagación del modelo Urban Macro sin línea de vista (UMa NLOS) </w:t>
-      </w:r>
-      <w:r>
-        <w:rPr>
-          <w:rFonts w:ascii="Times New Roman" w:hAnsi="Times New Roman" w:cs="Times New Roman"/>
+          <w:bCs/>
           <w:b/>
-          <w:bCs/>
         </w:rPr>
         <w:t xml:space="preserve">[3GPP TR 38.901]</w:t>
       </w:r>
       <w:r>
-        <w:rPr>
-          <w:rFonts w:ascii="Times New Roman" w:hAnsi="Times New Roman" w:cs="Times New Roman"/>
-        </w:rPr>
         <w:t xml:space="preserve">.</w:t>
       </w:r>
     </w:p>
     <w:p>
       <w:pPr>
         <w:pStyle w:val="BodyText"/>
-        <w:spacing w:line="360" w:lineRule="auto"/>
-        <w:jc w:val="both"/>
-        <w:rPr>
-          <w:rFonts w:ascii="Times New Roman" w:hAnsi="Times New Roman" w:cs="Times New Roman"/>
-        </w:rPr>
-      </w:pPr>
-      <w:r>
-        <w:rPr>
-          <w:rFonts w:ascii="Times New Roman" w:hAnsi="Times New Roman" w:cs="Times New Roman"/>
-        </w:rPr>
-        <w:t xml:space="preserve">La relación señal a ruido más interferencia del UE </w:t>
+      </w:pPr>
+      <w:r>
+        <w:t xml:space="preserve">La relación señal a ruido más interferencia del UE</w:t>
+      </w:r>
+      <w:r>
+        <w:t xml:space="preserve"> </w:t>
       </w:r>
       <m:oMath>
         <m:r>
@@ -467,10 +515,13 @@
         </m:r>
       </m:oMath>
       <w:r>
-        <w:rPr>
-          <w:rFonts w:ascii="Times New Roman" w:hAnsi="Times New Roman" w:cs="Times New Roman"/>
-        </w:rPr>
-        <w:t xml:space="preserve"> en el RB </w:t>
+        <w:t xml:space="preserve"> </w:t>
+      </w:r>
+      <w:r>
+        <w:t xml:space="preserve">en el RB</w:t>
+      </w:r>
+      <w:r>
+        <w:t xml:space="preserve"> </w:t>
       </w:r>
       <m:oMath>
         <m:r>
@@ -478,19 +529,21 @@
         </m:r>
       </m:oMath>
       <w:r>
-        <w:rPr>
-          <w:rFonts w:ascii="Times New Roman" w:hAnsi="Times New Roman" w:cs="Times New Roman"/>
-        </w:rPr>
-        <w:t xml:space="preserve"> se calcula en dB como</w:t>
+        <w:t xml:space="preserve"> </w:t>
+      </w:r>
+      <w:r>
+        <w:t xml:space="preserve">se</w:t>
+      </w:r>
+      <w:r>
+        <w:t xml:space="preserve"> </w:t>
+      </w:r>
+      <w:r>
+        <w:t xml:space="preserve">calcula en dB como</w:t>
       </w:r>
     </w:p>
     <w:p>
       <w:pPr>
         <w:pStyle w:val="BodyText"/>
-        <w:spacing w:line="360" w:lineRule="auto"/>
-        <w:rPr>
-          <w:rFonts w:ascii="Times New Roman" w:hAnsi="Times New Roman" w:cs="Times New Roman"/>
-        </w:rPr>
       </w:pPr>
       <m:oMathPara>
         <m:oMathParaPr>
@@ -649,17 +702,12 @@
     <w:p>
       <w:pPr>
         <w:pStyle w:val="FirstParagraph"/>
-        <w:spacing w:line="360" w:lineRule="auto"/>
-        <w:jc w:val="both"/>
-        <w:rPr>
-          <w:rFonts w:ascii="Times New Roman" w:hAnsi="Times New Roman" w:cs="Times New Roman"/>
-        </w:rPr>
-      </w:pPr>
-      <w:r>
-        <w:rPr>
-          <w:rFonts w:ascii="Times New Roman" w:hAnsi="Times New Roman" w:cs="Times New Roman"/>
-        </w:rPr>
-        <w:t xml:space="preserve">donde </w:t>
+      </w:pPr>
+      <w:r>
+        <w:t xml:space="preserve">donde</w:t>
+      </w:r>
+      <w:r>
+        <w:t xml:space="preserve"> </w:t>
       </w:r>
       <m:oMath>
         <m:r>
@@ -667,10 +715,13 @@
         </m:r>
       </m:oMath>
       <w:r>
-        <w:rPr>
-          <w:rFonts w:ascii="Times New Roman" w:hAnsi="Times New Roman" w:cs="Times New Roman"/>
-        </w:rPr>
-        <w:t xml:space="preserve"> es el ancho de banda del canal en Hz y </w:t>
+        <w:t xml:space="preserve"> </w:t>
+      </w:r>
+      <w:r>
+        <w:t xml:space="preserve">es el ancho de banda del canal en Hz y</w:t>
+      </w:r>
+      <w:r>
+        <w:t xml:space="preserve"> </w:t>
       </w:r>
       <m:oMath>
         <m:sSub>
@@ -696,10 +747,31 @@
         </m:sSub>
       </m:oMath>
       <w:r>
-        <w:rPr>
-          <w:rFonts w:ascii="Times New Roman" w:hAnsi="Times New Roman" w:cs="Times New Roman"/>
-        </w:rPr>
-        <w:t xml:space="preserve"> es una variable aleatoria en dB que representa la degradación de la señal por interferencia. Este valor se obtiene como el absoluto de una variable aleatoria normal con media cero y desviación estándar </w:t>
+        <w:t xml:space="preserve"> </w:t>
+      </w:r>
+      <w:r>
+        <w:t xml:space="preserve">es una variable</w:t>
+      </w:r>
+      <w:r>
+        <w:t xml:space="preserve"> </w:t>
+      </w:r>
+      <w:r>
+        <w:t xml:space="preserve">aleatoria en dB que representa la degradación de la señal por</w:t>
+      </w:r>
+      <w:r>
+        <w:t xml:space="preserve"> </w:t>
+      </w:r>
+      <w:r>
+        <w:t xml:space="preserve">interferencia. Este valor se obtiene como el absoluto de una</w:t>
+      </w:r>
+      <w:r>
+        <w:t xml:space="preserve"> </w:t>
+      </w:r>
+      <w:r>
+        <w:t xml:space="preserve">variable aleatoria normal con media cero y desviación estándar</w:t>
+      </w:r>
+      <w:r>
+        <w:t xml:space="preserve"> </w:t>
       </w:r>
       <m:oMath>
         <m:sSub>
@@ -737,10 +809,10 @@
         </m:sSub>
       </m:oMath>
       <w:r>
-        <w:rPr>
-          <w:rFonts w:ascii="Times New Roman" w:hAnsi="Times New Roman" w:cs="Times New Roman"/>
-        </w:rPr>
-        <w:t xml:space="preserve">, donde </w:t>
+        <w:t xml:space="preserve">, donde</w:t>
+      </w:r>
+      <w:r>
+        <w:t xml:space="preserve"> </w:t>
       </w:r>
       <m:oMath>
         <m:sSub>
@@ -757,10 +829,25 @@
         </m:sSub>
       </m:oMath>
       <w:r>
-        <w:rPr>
-          <w:rFonts w:ascii="Times New Roman" w:hAnsi="Times New Roman" w:cs="Times New Roman"/>
-        </w:rPr>
-        <w:t xml:space="preserve"> es un factor de interferencia por usuario. De esta forma, la interferencia crece con el número de UE en la celda. El valor de </w:t>
+        <w:t xml:space="preserve"> </w:t>
+      </w:r>
+      <w:r>
+        <w:t xml:space="preserve">es un factor de interferencia por usuario.</w:t>
+      </w:r>
+      <w:r>
+        <w:t xml:space="preserve"> </w:t>
+      </w:r>
+      <w:r>
+        <w:t xml:space="preserve">De esta forma, la interferencia crece con el número de UE en la celda. El</w:t>
+      </w:r>
+      <w:r>
+        <w:t xml:space="preserve"> </w:t>
+      </w:r>
+      <w:r>
+        <w:t xml:space="preserve">valor de</w:t>
+      </w:r>
+      <w:r>
+        <w:t xml:space="preserve"> </w:t>
       </w:r>
       <m:oMath>
         <m:sSub>
@@ -786,26 +873,27 @@
         </m:sSub>
       </m:oMath>
       <w:r>
-        <w:rPr>
-          <w:rFonts w:ascii="Times New Roman" w:hAnsi="Times New Roman" w:cs="Times New Roman"/>
-        </w:rPr>
-        <w:t xml:space="preserve"> se genera de nuevo para cada UE, en cada RB y en cada trama.</w:t>
+        <w:t xml:space="preserve"> </w:t>
+      </w:r>
+      <w:r>
+        <w:t xml:space="preserve">se genera de nuevo para cada UE, en cada RB y en</w:t>
+      </w:r>
+      <w:r>
+        <w:t xml:space="preserve"> </w:t>
+      </w:r>
+      <w:r>
+        <w:t xml:space="preserve">cada trama.</w:t>
       </w:r>
     </w:p>
     <w:p>
       <w:pPr>
         <w:pStyle w:val="BodyText"/>
-        <w:spacing w:line="360" w:lineRule="auto"/>
-        <w:jc w:val="both"/>
-        <w:rPr>
-          <w:rFonts w:ascii="Times New Roman" w:hAnsi="Times New Roman" w:cs="Times New Roman"/>
-        </w:rPr>
-      </w:pPr>
-      <w:r>
-        <w:rPr>
-          <w:rFonts w:ascii="Times New Roman" w:hAnsi="Times New Roman" w:cs="Times New Roman"/>
-        </w:rPr>
-        <w:t xml:space="preserve">Para la adaptación del enlace, </w:t>
+      </w:pPr>
+      <w:r>
+        <w:t xml:space="preserve">Para la adaptación del enlace,</w:t>
+      </w:r>
+      <w:r>
+        <w:t xml:space="preserve"> </w:t>
       </w:r>
       <m:oMath>
         <m:sSub>
@@ -831,24 +919,38 @@
         </m:sSub>
       </m:oMath>
       <w:r>
+        <w:t xml:space="preserve"> </w:t>
+      </w:r>
+      <w:r>
+        <w:t xml:space="preserve">se compara con un conjunto</w:t>
+      </w:r>
+      <w:r>
+        <w:t xml:space="preserve"> </w:t>
+      </w:r>
+      <w:r>
+        <w:t xml:space="preserve">de umbrales para obtener el índice de CQI (de 1 a 15) de la tabla de 4</w:t>
+      </w:r>
+      <w:r>
+        <w:t xml:space="preserve"> </w:t>
+      </w:r>
+      <w:r>
+        <w:t xml:space="preserve">bits de 3GPP TS 36.213</w:t>
+      </w:r>
+      <w:r>
+        <w:t xml:space="preserve"> </w:t>
+      </w:r>
+      <w:r>
         <w:rPr>
-          <w:rFonts w:ascii="Times New Roman" w:hAnsi="Times New Roman" w:cs="Times New Roman"/>
-        </w:rPr>
-        <w:t xml:space="preserve"> se compara con un conjunto de umbrales para obtener el índice de CQI (de 1 a 15) de la tabla de 4 bits de 3GPP TS 36.213 </w:t>
-      </w:r>
-      <w:r>
-        <w:rPr>
-          <w:rFonts w:ascii="Times New Roman" w:hAnsi="Times New Roman" w:cs="Times New Roman"/>
+          <w:bCs/>
           <w:b/>
-          <w:bCs/>
         </w:rPr>
         <w:t xml:space="preserve">[CITA REQUERIDA]</w:t>
       </w:r>
       <w:r>
-        <w:rPr>
-          <w:rFonts w:ascii="Times New Roman" w:hAnsi="Times New Roman" w:cs="Times New Roman"/>
-        </w:rPr>
-        <w:t xml:space="preserve">. Con </w:t>
+        <w:t xml:space="preserve">. Con</w:t>
+      </w:r>
+      <w:r>
+        <w:t xml:space="preserve"> </w:t>
       </w:r>
       <m:oMath>
         <m:sSub>
@@ -874,26 +976,27 @@
         </m:sSub>
       </m:oMath>
       <w:r>
-        <w:rPr>
-          <w:rFonts w:ascii="Times New Roman" w:hAnsi="Times New Roman" w:cs="Times New Roman"/>
-        </w:rPr>
-        <w:t xml:space="preserve"> se obtiene el CQI, que determina los bits que transporta el RB.</w:t>
+        <w:t xml:space="preserve"> </w:t>
+      </w:r>
+      <w:r>
+        <w:t xml:space="preserve">se obtiene el CQI, que determina los bits que transporta el RB.</w:t>
       </w:r>
     </w:p>
     <w:p>
       <w:pPr>
         <w:pStyle w:val="BodyText"/>
-        <w:spacing w:line="360" w:lineRule="auto"/>
-        <w:jc w:val="both"/>
-        <w:rPr>
-          <w:rFonts w:ascii="Times New Roman" w:hAnsi="Times New Roman" w:cs="Times New Roman"/>
-        </w:rPr>
-      </w:pPr>
-      <w:r>
-        <w:rPr>
-          <w:rFonts w:ascii="Times New Roman" w:hAnsi="Times New Roman" w:cs="Times New Roman"/>
-        </w:rPr>
-        <w:t xml:space="preserve">El despacho se realiza por trama (10 ms). El número de RB disponibles en una trama es </w:t>
+      </w:pPr>
+      <w:r>
+        <w:t xml:space="preserve">El despacho se realiza por trama (10 ms). El número de RB disponibles en</w:t>
+      </w:r>
+      <w:r>
+        <w:t xml:space="preserve"> </w:t>
+      </w:r>
+      <w:r>
+        <w:t xml:space="preserve">una trama es</w:t>
+      </w:r>
+      <w:r>
+        <w:t xml:space="preserve"> </w:t>
       </w:r>
       <m:oMath>
         <m:r>
@@ -928,10 +1031,10 @@
         </m:sSub>
       </m:oMath>
       <w:r>
-        <w:rPr>
-          <w:rFonts w:ascii="Times New Roman" w:hAnsi="Times New Roman" w:cs="Times New Roman"/>
-        </w:rPr>
-        <w:t xml:space="preserve">, donde </w:t>
+        <w:t xml:space="preserve">, donde</w:t>
+      </w:r>
+      <w:r>
+        <w:t xml:space="preserve"> </w:t>
       </w:r>
       <m:oMath>
         <m:sSub>
@@ -963,10 +1066,13 @@
         </m:r>
       </m:oMath>
       <w:r>
-        <w:rPr>
-          <w:rFonts w:ascii="Times New Roman" w:hAnsi="Times New Roman" w:cs="Times New Roman"/>
-        </w:rPr>
-        <w:t xml:space="preserve"> (con </w:t>
+        <w:t xml:space="preserve"> </w:t>
+      </w:r>
+      <w:r>
+        <w:t xml:space="preserve">(con</w:t>
+      </w:r>
+      <w:r>
+        <w:t xml:space="preserve"> </w:t>
       </w:r>
       <m:oMath>
         <m:r>
@@ -974,96 +1080,51 @@
         </m:r>
       </m:oMath>
       <w:r>
-        <w:rPr>
-          <w:rFonts w:ascii="Times New Roman" w:hAnsi="Times New Roman" w:cs="Times New Roman"/>
-        </w:rPr>
-        <w:t xml:space="preserve"> en MHz) es el número de RB por ranura de 0.5 ms y 20 es el número de ranuras en una trama. Los RB de la trama se asignan uno a la vez, y cada RB se asigna a un solo UE.</w:t>
+        <w:t xml:space="preserve"> </w:t>
+      </w:r>
+      <w:r>
+        <w:t xml:space="preserve">en MHz) es el</w:t>
+      </w:r>
+      <w:r>
+        <w:t xml:space="preserve"> </w:t>
+      </w:r>
+      <w:r>
+        <w:t xml:space="preserve">número de RB por ranura de 0.5 ms y 20 es el número de ranuras en una</w:t>
+      </w:r>
+      <w:r>
+        <w:t xml:space="preserve"> </w:t>
+      </w:r>
+      <w:r>
+        <w:t xml:space="preserve">trama. Los RB de la trama se asignan uno a la vez, y cada RB se asigna a un</w:t>
+      </w:r>
+      <w:r>
+        <w:t xml:space="preserve"> </w:t>
+      </w:r>
+      <w:r>
+        <w:t xml:space="preserve">solo UE.</w:t>
       </w:r>
     </w:p>
     <w:p>
       <w:pPr>
         <w:pStyle w:val="BodyText"/>
-        <w:spacing w:line="360" w:lineRule="auto"/>
-        <w:jc w:val="both"/>
-        <w:rPr>
-          <w:rFonts w:ascii="Times New Roman" w:hAnsi="Times New Roman" w:cs="Times New Roman"/>
-        </w:rPr>
-      </w:pPr>
-      <w:r>
-        <w:rPr>
-          <w:rFonts w:ascii="Times New Roman" w:hAnsi="Times New Roman" w:cs="Times New Roman"/>
-        </w:rPr>
-        <w:t xml:space="preserve">En cuanto al tráfico, cada UE tiene un paquete por transmitir cuyo tamaño </w:t>
-      </w:r>
-      <m:oMath>
-        <m:sSub>
-          <m:e>
-            <m:r>
-              <m:t>S</m:t>
-            </m:r>
-          </m:e>
-          <m:sub>
-            <m:r>
-              <m:t>i</m:t>
-            </m:r>
-          </m:sub>
-        </m:sSub>
-      </m:oMath>
-      <w:r>
-        <w:rPr>
-          <w:rFonts w:ascii="Times New Roman" w:hAnsi="Times New Roman" w:cs="Times New Roman"/>
-        </w:rPr>
-        <w:t xml:space="preserve"> se obtiene de una distribución normal con media </w:t>
-      </w:r>
-      <m:oMath>
-        <m:acc>
-          <m:accPr>
-            <m:chr m:val="‾"/>
-          </m:accPr>
-          <m:e>
-            <m:r>
-              <m:t>S</m:t>
-            </m:r>
-          </m:e>
-        </m:acc>
-      </m:oMath>
-      <w:r>
-        <w:rPr>
-          <w:rFonts w:ascii="Times New Roman" w:hAnsi="Times New Roman" w:cs="Times New Roman"/>
-        </w:rPr>
-        <w:t xml:space="preserve"> y desviación estándar </w:t>
-      </w:r>
-      <m:oMath>
-        <m:r>
-          <m:t>0.2</m:t>
-        </m:r>
-        <m:acc>
-          <m:accPr>
-            <m:chr m:val="‾"/>
-          </m:accPr>
-          <m:e>
-            <m:r>
-              <m:t>S</m:t>
-            </m:r>
-          </m:e>
-        </m:acc>
-      </m:oMath>
-      <w:r>
-        <w:rPr>
-          <w:rFonts w:ascii="Times New Roman" w:hAnsi="Times New Roman" w:cs="Times New Roman"/>
-        </w:rPr>
-        <w:t xml:space="preserve">. Cuando un UE termina de recibir su paquete, sale de la celda y en su lugar llega un nuevo UE a una distancia aleatoria con distribución uniforme entre 0 y </w:t>
-      </w:r>
-      <m:oMath>
-        <m:r>
-          <m:t>r</m:t>
-        </m:r>
-      </m:oMath>
-      <w:r>
-        <w:rPr>
-          <w:rFonts w:ascii="Times New Roman" w:hAnsi="Times New Roman" w:cs="Times New Roman"/>
-        </w:rPr>
-        <w:t xml:space="preserve">, con un nuevo tamaño de paquete. De esta forma, el número de UE activos se mantiene constante e igual a </w:t>
+      </w:pPr>
+      <w:r>
+        <w:t xml:space="preserve">En cuanto al tráfico, se considera un modelo de buffer infinito: todos los</w:t>
+      </w:r>
+      <w:r>
+        <w:t xml:space="preserve"> </w:t>
+      </w:r>
+      <w:r>
+        <w:t xml:space="preserve">UE tienen siempre datos por recibir y permanecen en la celda durante toda</w:t>
+      </w:r>
+      <w:r>
+        <w:t xml:space="preserve"> </w:t>
+      </w:r>
+      <w:r>
+        <w:t xml:space="preserve">la simulación, por lo que el número de UE activos se mantiene igual a</w:t>
+      </w:r>
+      <w:r>
+        <w:t xml:space="preserve"> </w:t>
       </w:r>
       <m:oMath>
         <m:r>
@@ -1071,10 +1132,16 @@
         </m:r>
       </m:oMath>
       <w:r>
-        <w:rPr>
-          <w:rFonts w:ascii="Times New Roman" w:hAnsi="Times New Roman" w:cs="Times New Roman"/>
-        </w:rPr>
-        <w:t xml:space="preserve">, mientras que el número total de UE atendidos durante la simulación aumenta. La simulación termina después de </w:t>
+        <w:t xml:space="preserve">.</w:t>
+      </w:r>
+      <w:r>
+        <w:t xml:space="preserve"> </w:t>
+      </w:r>
+      <w:r>
+        <w:t xml:space="preserve">La simulación termina después de</w:t>
+      </w:r>
+      <w:r>
+        <w:t xml:space="preserve"> </w:t>
       </w:r>
       <m:oMath>
         <m:r>
@@ -1082,45 +1149,37 @@
         </m:r>
       </m:oMath>
       <w:r>
-        <w:rPr>
-          <w:rFonts w:ascii="Times New Roman" w:hAnsi="Times New Roman" w:cs="Times New Roman"/>
-        </w:rPr>
-        <w:t xml:space="preserve"> tramas.</w:t>
-      </w:r>
-    </w:p>
+        <w:t xml:space="preserve"> </w:t>
+      </w:r>
+      <w:r>
+        <w:t xml:space="preserve">tramas.</w:t>
+      </w:r>
+    </w:p>
+    <w:bookmarkEnd w:id="20"/>
+    <w:bookmarkStart w:id="28" w:name="implementación"/>
     <w:p>
       <w:pPr>
         <w:pStyle w:val="Heading2"/>
-        <w:spacing w:line="360" w:lineRule="auto"/>
-        <w:rPr>
-          <w:rFonts w:ascii="Times New Roman" w:hAnsi="Times New Roman" w:cs="Times New Roman"/>
-          <w:color w:val="000000"/>
-        </w:rPr>
-      </w:pPr>
-      <w:bookmarkEnd w:id="1"/>
-      <w:bookmarkStart w:id="2" w:name="implementación"/>
-      <w:r>
-        <w:rPr>
-          <w:rFonts w:ascii="Times New Roman" w:hAnsi="Times New Roman" w:cs="Times New Roman"/>
-          <w:color w:val="000000"/>
-        </w:rPr>
+      </w:pPr>
+      <w:r>
         <w:t xml:space="preserve">Implementación</w:t>
       </w:r>
     </w:p>
     <w:p>
       <w:pPr>
         <w:pStyle w:val="FirstParagraph"/>
-        <w:spacing w:line="360" w:lineRule="auto"/>
-        <w:jc w:val="both"/>
-        <w:rPr>
-          <w:rFonts w:ascii="Times New Roman" w:hAnsi="Times New Roman" w:cs="Times New Roman"/>
-        </w:rPr>
-      </w:pPr>
-      <w:r>
-        <w:rPr>
-          <w:rFonts w:ascii="Times New Roman" w:hAnsi="Times New Roman" w:cs="Times New Roman"/>
-        </w:rPr>
-        <w:t xml:space="preserve">La Fig. 1 muestra el proceso de despacho de los cuatro despachadores presentados. Al inicio de cada trama se calcula </w:t>
+      </w:pPr>
+      <w:r>
+        <w:t xml:space="preserve">La Fig. 1 muestra el proceso de despacho de los</w:t>
+      </w:r>
+      <w:r>
+        <w:t xml:space="preserve"> </w:t>
+      </w:r>
+      <w:r>
+        <w:t xml:space="preserve">cuatro despachadores presentados. Al inicio de cada trama se calcula</w:t>
+      </w:r>
+      <w:r>
+        <w:t xml:space="preserve"> </w:t>
       </w:r>
       <m:oMath>
         <m:sSub>
@@ -1146,10 +1205,19 @@
         </m:sSub>
       </m:oMath>
       <w:r>
-        <w:rPr>
-          <w:rFonts w:ascii="Times New Roman" w:hAnsi="Times New Roman" w:cs="Times New Roman"/>
-        </w:rPr>
-        <w:t xml:space="preserve"> para todos los UE y todos los RB de la trama. Después, para cada RB </w:t>
+        <w:t xml:space="preserve"> </w:t>
+      </w:r>
+      <w:r>
+        <w:t xml:space="preserve">para todos los UE y todos los RB de la trama. Después, para</w:t>
+      </w:r>
+      <w:r>
+        <w:t xml:space="preserve"> </w:t>
+      </w:r>
+      <w:r>
+        <w:t xml:space="preserve">cada RB</w:t>
+      </w:r>
+      <w:r>
+        <w:t xml:space="preserve"> </w:t>
       </w:r>
       <m:oMath>
         <m:r>
@@ -1157,10 +1225,10 @@
         </m:r>
       </m:oMath>
       <w:r>
-        <w:rPr>
-          <w:rFonts w:ascii="Times New Roman" w:hAnsi="Times New Roman" w:cs="Times New Roman"/>
-        </w:rPr>
-        <w:t xml:space="preserve">, el despachador calcula la métrica </w:t>
+        <w:t xml:space="preserve">, el despachador calcula la métrica</w:t>
+      </w:r>
+      <w:r>
+        <w:t xml:space="preserve"> </w:t>
       </w:r>
       <m:oMath>
         <m:sSub>
@@ -1186,20 +1254,21 @@
         </m:sSub>
       </m:oMath>
       <w:r>
-        <w:rPr>
-          <w:rFonts w:ascii="Times New Roman" w:hAnsi="Times New Roman" w:cs="Times New Roman"/>
-        </w:rPr>
-        <w:t xml:space="preserve"> de cada UE activo y asigna el RB al UE con la métrica más alta,</w:t>
+        <w:t xml:space="preserve"> </w:t>
+      </w:r>
+      <w:r>
+        <w:t xml:space="preserve">de cada UE activo</w:t>
+      </w:r>
+      <w:r>
+        <w:t xml:space="preserve"> </w:t>
+      </w:r>
+      <w:r>
+        <w:t xml:space="preserve">y asigna el RB al UE con la métrica más alta,</w:t>
       </w:r>
     </w:p>
     <w:p>
       <w:pPr>
         <w:pStyle w:val="BodyText"/>
-        <w:spacing w:line="360" w:lineRule="auto"/>
-        <w:jc w:val="both"/>
-        <w:rPr>
-          <w:rFonts w:ascii="Times New Roman" w:hAnsi="Times New Roman" w:cs="Times New Roman"/>
-        </w:rPr>
       </w:pPr>
       <m:oMathPara>
         <m:oMathParaPr>
@@ -1307,17 +1376,12 @@
     <w:p>
       <w:pPr>
         <w:pStyle w:val="FirstParagraph"/>
-        <w:spacing w:line="360" w:lineRule="auto"/>
-        <w:jc w:val="both"/>
-        <w:rPr>
-          <w:rFonts w:ascii="Times New Roman" w:hAnsi="Times New Roman" w:cs="Times New Roman"/>
-        </w:rPr>
-      </w:pPr>
-      <w:r>
-        <w:rPr>
-          <w:rFonts w:ascii="Times New Roman" w:hAnsi="Times New Roman" w:cs="Times New Roman"/>
-        </w:rPr>
-        <w:t xml:space="preserve">donde </w:t>
+      </w:pPr>
+      <w:r>
+        <w:t xml:space="preserve">donde</w:t>
+      </w:r>
+      <w:r>
+        <w:t xml:space="preserve"> </w:t>
       </w:r>
       <m:oMath>
         <m:r>
@@ -1329,10 +1393,25 @@
         </m:r>
       </m:oMath>
       <w:r>
-        <w:rPr>
-          <w:rFonts w:ascii="Times New Roman" w:hAnsi="Times New Roman" w:cs="Times New Roman"/>
-        </w:rPr>
-        <w:t xml:space="preserve"> es el conjunto de UE que aún tienen datos por recibir. Al terminar la trama se registran los datos entregados a cada UE y el proceso se repite hasta completar las </w:t>
+        <w:t xml:space="preserve"> </w:t>
+      </w:r>
+      <w:r>
+        <w:t xml:space="preserve">es el conjunto de UE que aún tienen datos por recibir.</w:t>
+      </w:r>
+      <w:r>
+        <w:t xml:space="preserve"> </w:t>
+      </w:r>
+      <w:r>
+        <w:t xml:space="preserve">Al terminar la trama se registran los datos entregados a cada UE</w:t>
+      </w:r>
+      <w:r>
+        <w:t xml:space="preserve"> </w:t>
+      </w:r>
+      <w:r>
+        <w:t xml:space="preserve">y el proceso se repite hasta completar las</w:t>
+      </w:r>
+      <w:r>
+        <w:t xml:space="preserve"> </w:t>
       </w:r>
       <m:oMath>
         <m:r>
@@ -1340,41 +1419,45 @@
         </m:r>
       </m:oMath>
       <w:r>
-        <w:rPr>
-          <w:rFonts w:ascii="Times New Roman" w:hAnsi="Times New Roman" w:cs="Times New Roman"/>
-        </w:rPr>
-        <w:t xml:space="preserve"> tramas. Después de completar todas las tramas, se calculan las métricas de desempeño de los algoritmos de despacho.</w:t>
+        <w:t xml:space="preserve"> </w:t>
+      </w:r>
+      <w:r>
+        <w:t xml:space="preserve">tramas.</w:t>
+      </w:r>
+      <w:r>
+        <w:t xml:space="preserve"> </w:t>
+      </w:r>
+      <w:r>
+        <w:t xml:space="preserve">Después de completar todas las tramas, se calculan las métricas de</w:t>
+      </w:r>
+      <w:r>
+        <w:t xml:space="preserve"> </w:t>
+      </w:r>
+      <w:r>
+        <w:t xml:space="preserve">desempeño de los algoritmos de despacho.</w:t>
       </w:r>
     </w:p>
     <w:p>
       <w:pPr>
         <w:pStyle w:val="CaptionedFigure"/>
-        <w:spacing w:line="360" w:lineRule="auto"/>
-        <w:rPr>
-          <w:rFonts w:ascii="Times New Roman" w:hAnsi="Times New Roman" w:cs="Times New Roman"/>
-        </w:rPr>
-      </w:pPr>
-      <w:r>
-        <w:rPr>
-          <w:rFonts w:ascii="Times New Roman" w:hAnsi="Times New Roman" w:cs="Times New Roman"/>
-        </w:rPr>
+      </w:pPr>
+      <w:r>
         <w:drawing>
-          <wp:inline distT="0" distB="0" distL="0" distR="0">
-            <wp:extent cx="2519999" cy="4875319"/>
-            <wp:effectExtent l="0" t="0" r="0" b="0"/>
-            <wp:docPr id="1" name="Picture 1" descr=""/>
-            <wp:cNvGraphicFramePr/>
+          <wp:inline>
+            <wp:extent cx="2519999" cy="4632233"/>
+            <wp:effectExtent b="0" l="0" r="0" t="0"/>
+            <wp:docPr descr="" title="" id="22" name="Picture"/>
             <a:graphic>
               <a:graphicData uri="http://schemas.openxmlformats.org/drawingml/2006/picture">
                 <pic:pic>
                   <pic:nvPicPr>
-                    <pic:cNvPr id="0" name="rId21.png" descr=""/>
+                    <pic:cNvPr descr="flujo.png" id="23" name="Picture"/>
                     <pic:cNvPicPr>
-                      <a:picLocks noChangeAspect="1" noChangeArrowheads="1"/>
+                      <a:picLocks noChangeArrowheads="1" noChangeAspect="1"/>
                     </pic:cNvPicPr>
                   </pic:nvPicPr>
                   <pic:blipFill>
-                    <a:blip r:embed="rId1"/>
+                    <a:blip r:embed="rId21"/>
                     <a:stretch>
                       <a:fillRect/>
                     </a:stretch>
@@ -1382,11 +1465,17 @@
                   <pic:spPr bwMode="auto">
                     <a:xfrm>
                       <a:off x="0" y="0"/>
-                      <a:ext cx="2519999" cy="4875319"/>
+                      <a:ext cx="2519999" cy="4632233"/>
                     </a:xfrm>
                     <a:prstGeom prst="rect">
                       <a:avLst/>
                     </a:prstGeom>
+                    <a:noFill/>
+                    <a:ln w="9525">
+                      <a:noFill/>
+                      <a:headEnd/>
+                      <a:tailEnd/>
+                    </a:ln>
                   </pic:spPr>
                 </pic:pic>
               </a:graphicData>
@@ -1398,59 +1487,58 @@
     <w:p>
       <w:pPr>
         <w:pStyle w:val="ImageCaption"/>
-        <w:spacing w:line="360" w:lineRule="auto"/>
-        <w:rPr>
-          <w:rFonts w:ascii="Times New Roman" w:hAnsi="Times New Roman" w:cs="Times New Roman"/>
-        </w:rPr>
-      </w:pPr>
-      <w:r>
-        <w:rPr>
-          <w:rFonts w:ascii="Times New Roman" w:hAnsi="Times New Roman" w:cs="Times New Roman"/>
-        </w:rPr>
-        <w:t xml:space="preserve">Diagrama de flujo del proceso de despacho de los despachadores RR, BCQI, BET y PF.</w:t>
-      </w:r>
-    </w:p>
+      </w:pPr>
+      <w:r>
+        <w:t xml:space="preserve">Figura 1. Diagrama de flujo del proceso de despacho de los</w:t>
+      </w:r>
+      <w:r>
+        <w:t xml:space="preserve"> </w:t>
+      </w:r>
+      <w:r>
+        <w:t xml:space="preserve">despachadores RR, BCQI, BET y PF.</w:t>
+      </w:r>
+    </w:p>
+    <w:bookmarkStart w:id="24" w:name="round-robin-rr."/>
     <w:p>
       <w:pPr>
         <w:pStyle w:val="Heading3"/>
-        <w:spacing w:line="360" w:lineRule="auto"/>
-        <w:rPr>
-          <w:rFonts w:ascii="Times New Roman" w:hAnsi="Times New Roman" w:cs="Times New Roman"/>
-          <w:color w:val="000000"/>
-        </w:rPr>
-      </w:pPr>
-      <w:bookmarkStart w:id="3" w:name="round-robin-rr."/>
-      <w:r>
-        <w:rPr>
-          <w:rFonts w:ascii="Times New Roman" w:hAnsi="Times New Roman" w:cs="Times New Roman"/>
-          <w:color w:val="000000"/>
-        </w:rPr>
+      </w:pPr>
+      <w:r>
         <w:t xml:space="preserve">Round Robin (RR).</w:t>
       </w:r>
     </w:p>
     <w:p>
       <w:pPr>
         <w:pStyle w:val="FirstParagraph"/>
-        <w:spacing w:line="360" w:lineRule="auto"/>
-        <w:jc w:val="both"/>
-        <w:rPr>
-          <w:rFonts w:ascii="Times New Roman" w:hAnsi="Times New Roman" w:cs="Times New Roman"/>
-        </w:rPr>
-      </w:pPr>
-      <w:r>
-        <w:rPr>
-          <w:rFonts w:ascii="Times New Roman" w:hAnsi="Times New Roman" w:cs="Times New Roman"/>
-        </w:rPr>
-        <w:t xml:space="preserve">RR asigna los RB a los UE por turnos, en un orden fijo y sin considerar las condiciones del canal ni los requerimientos del usuario [2], [3]. Su métrica se puede expresar como</w:t>
+      </w:pPr>
+      <w:r>
+        <w:t xml:space="preserve">RR asigna los RB a los UE por turnos, en un orden fijo y sin</w:t>
+      </w:r>
+      <w:r>
+        <w:t xml:space="preserve"> </w:t>
+      </w:r>
+      <w:r>
+        <w:t xml:space="preserve">considerar las condiciones del canal ni los requerimientos del</w:t>
+      </w:r>
+      <w:r>
+        <w:t xml:space="preserve"> </w:t>
+      </w:r>
+      <w:r>
+        <w:t xml:space="preserve">usuario</w:t>
+      </w:r>
+      <w:r>
+        <w:t xml:space="preserve"> </w:t>
+      </w:r>
+      <w:r>
+        <w:t xml:space="preserve">[2], [3]</w:t>
+      </w:r>
+      <w:r>
+        <w:t xml:space="preserve">. Su métrica se puede expresar como</w:t>
       </w:r>
     </w:p>
     <w:p>
       <w:pPr>
         <w:pStyle w:val="BodyText"/>
-        <w:spacing w:line="360" w:lineRule="auto"/>
-        <w:rPr>
-          <w:rFonts w:ascii="Times New Roman" w:hAnsi="Times New Roman" w:cs="Times New Roman"/>
-        </w:rPr>
       </w:pPr>
       <m:oMathPara>
         <m:oMathParaPr>
@@ -1535,17 +1623,12 @@
     <w:p>
       <w:pPr>
         <w:pStyle w:val="FirstParagraph"/>
-        <w:spacing w:line="360" w:lineRule="auto"/>
-        <w:jc w:val="both"/>
-        <w:rPr>
-          <w:rFonts w:ascii="Times New Roman" w:hAnsi="Times New Roman" w:cs="Times New Roman"/>
-        </w:rPr>
-      </w:pPr>
-      <w:r>
-        <w:rPr>
-          <w:rFonts w:ascii="Times New Roman" w:hAnsi="Times New Roman" w:cs="Times New Roman"/>
-        </w:rPr>
-        <w:t xml:space="preserve">donde </w:t>
+      </w:pPr>
+      <w:r>
+        <w:t xml:space="preserve">donde</w:t>
+      </w:r>
+      <w:r>
+        <w:t xml:space="preserve"> </w:t>
       </w:r>
       <m:oMath>
         <m:r>
@@ -1553,10 +1636,13 @@
         </m:r>
       </m:oMath>
       <w:r>
-        <w:rPr>
-          <w:rFonts w:ascii="Times New Roman" w:hAnsi="Times New Roman" w:cs="Times New Roman"/>
-        </w:rPr>
-        <w:t xml:space="preserve"> es el tiempo actual y </w:t>
+        <w:t xml:space="preserve"> </w:t>
+      </w:r>
+      <w:r>
+        <w:t xml:space="preserve">es el tiempo actual y</w:t>
+      </w:r>
+      <w:r>
+        <w:t xml:space="preserve"> </w:t>
       </w:r>
       <m:oMath>
         <m:sSub>
@@ -1573,10 +1659,13 @@
         </m:sSub>
       </m:oMath>
       <w:r>
-        <w:rPr>
-          <w:rFonts w:ascii="Times New Roman" w:hAnsi="Times New Roman" w:cs="Times New Roman"/>
-        </w:rPr>
-        <w:t xml:space="preserve"> es la última vez que el UE </w:t>
+        <w:t xml:space="preserve"> </w:t>
+      </w:r>
+      <w:r>
+        <w:t xml:space="preserve">es la última vez que el UE</w:t>
+      </w:r>
+      <w:r>
+        <w:t xml:space="preserve"> </w:t>
       </w:r>
       <m:oMath>
         <m:r>
@@ -1584,54 +1673,81 @@
         </m:r>
       </m:oMath>
       <w:r>
-        <w:rPr>
-          <w:rFonts w:ascii="Times New Roman" w:hAnsi="Times New Roman" w:cs="Times New Roman"/>
-        </w:rPr>
-        <w:t xml:space="preserve"> fue atendido [2], de manera que se prioriza al UE que lleva más tiempo sin que se le asignen recursos. Con esta estrategia todos los UE reciben la misma cantidad de RB.</w:t>
-      </w:r>
-    </w:p>
+        <w:t xml:space="preserve"> </w:t>
+      </w:r>
+      <w:r>
+        <w:t xml:space="preserve">fue</w:t>
+      </w:r>
+      <w:r>
+        <w:t xml:space="preserve"> </w:t>
+      </w:r>
+      <w:r>
+        <w:t xml:space="preserve">atendido</w:t>
+      </w:r>
+      <w:r>
+        <w:t xml:space="preserve"> </w:t>
+      </w:r>
+      <w:r>
+        <w:t xml:space="preserve">[2]</w:t>
+      </w:r>
+      <w:r>
+        <w:t xml:space="preserve">, de manera que se prioriza al UE que lleva</w:t>
+      </w:r>
+      <w:r>
+        <w:t xml:space="preserve"> </w:t>
+      </w:r>
+      <w:r>
+        <w:t xml:space="preserve">más tiempo sin que se le asignen recursos. Con esta estrategia todos los UE</w:t>
+      </w:r>
+      <w:r>
+        <w:t xml:space="preserve"> </w:t>
+      </w:r>
+      <w:r>
+        <w:t xml:space="preserve">reciben la misma cantidad de RB.</w:t>
+      </w:r>
+    </w:p>
+    <w:bookmarkEnd w:id="24"/>
+    <w:bookmarkStart w:id="25" w:name="best-cqi-bcqi."/>
     <w:p>
       <w:pPr>
         <w:pStyle w:val="Heading3"/>
-        <w:spacing w:line="360" w:lineRule="auto"/>
-        <w:rPr>
-          <w:rFonts w:ascii="Times New Roman" w:hAnsi="Times New Roman" w:cs="Times New Roman"/>
-          <w:color w:val="000000"/>
-        </w:rPr>
-      </w:pPr>
-      <w:bookmarkEnd w:id="3"/>
-      <w:bookmarkStart w:id="4" w:name="best-cqi-bcqi."/>
-      <w:r>
-        <w:rPr>
-          <w:rFonts w:ascii="Times New Roman" w:hAnsi="Times New Roman" w:cs="Times New Roman"/>
-          <w:color w:val="000000"/>
-        </w:rPr>
+      </w:pPr>
+      <w:r>
         <w:t xml:space="preserve">Best CQI (BCQI).</w:t>
       </w:r>
     </w:p>
     <w:p>
       <w:pPr>
         <w:pStyle w:val="FirstParagraph"/>
-        <w:spacing w:line="360" w:lineRule="auto"/>
-        <w:jc w:val="both"/>
-        <w:rPr>
-          <w:rFonts w:ascii="Times New Roman" w:hAnsi="Times New Roman" w:cs="Times New Roman"/>
-        </w:rPr>
-      </w:pPr>
-      <w:r>
-        <w:rPr>
-          <w:rFonts w:ascii="Times New Roman" w:hAnsi="Times New Roman" w:cs="Times New Roman"/>
-        </w:rPr>
-        <w:t xml:space="preserve">BCQI asigna cada RB al UE que puede alcanzar la mayor tasa de datos en ese RB, con el objetivo de maximizar el throughput del sistema sin importar la equidad [2], [4]. En la implementación, la métrica es el SINR del UE en el RB,</w:t>
+      </w:pPr>
+      <w:r>
+        <w:t xml:space="preserve">BCQI asigna cada RB al UE que puede alcanzar la mayor tasa de datos en ese RB,</w:t>
+      </w:r>
+      <w:r>
+        <w:t xml:space="preserve"> </w:t>
+      </w:r>
+      <w:r>
+        <w:t xml:space="preserve">con el objetivo de maximizar el throughput del sistema sin importar la equidad</w:t>
+      </w:r>
+      <w:r>
+        <w:t xml:space="preserve"> </w:t>
+      </w:r>
+      <w:r>
+        <w:t xml:space="preserve">[2], [4]</w:t>
+      </w:r>
+      <w:r>
+        <w:t xml:space="preserve">. En la implementación, la métrica es el</w:t>
+      </w:r>
+      <w:r>
+        <w:t xml:space="preserve"> </w:t>
+      </w:r>
+      <w:r>
+        <w:t xml:space="preserve">SINR del UE en el RB,</w:t>
       </w:r>
     </w:p>
     <w:p>
       <w:pPr>
         <w:pStyle w:val="BodyText"/>
-        <w:spacing w:line="360" w:lineRule="auto"/>
-        <w:rPr>
-          <w:rFonts w:ascii="Times New Roman" w:hAnsi="Times New Roman" w:cs="Times New Roman"/>
-        </w:rPr>
       </w:pPr>
       <m:oMathPara>
         <m:oMathParaPr>
@@ -1722,17 +1838,18 @@
     <w:p>
       <w:pPr>
         <w:pStyle w:val="FirstParagraph"/>
-        <w:spacing w:line="360" w:lineRule="auto"/>
-        <w:jc w:val="both"/>
-        <w:rPr>
-          <w:rFonts w:ascii="Times New Roman" w:hAnsi="Times New Roman" w:cs="Times New Roman"/>
-        </w:rPr>
-      </w:pPr>
-      <w:r>
-        <w:rPr>
-          <w:rFonts w:ascii="Times New Roman" w:hAnsi="Times New Roman" w:cs="Times New Roman"/>
-        </w:rPr>
-        <w:t xml:space="preserve">Debido a que el CQI y, por lo tanto, la cantidad de bits que puede transportar el RB no disminuyen al aumentar </w:t>
+      </w:pPr>
+      <w:r>
+        <w:t xml:space="preserve">Debido a que el CQI y, por lo tanto, la cantidad de bits que puede transportar</w:t>
+      </w:r>
+      <w:r>
+        <w:t xml:space="preserve"> </w:t>
+      </w:r>
+      <w:r>
+        <w:t xml:space="preserve">el RB no disminuyen al aumentar</w:t>
+      </w:r>
+      <w:r>
+        <w:t xml:space="preserve"> </w:t>
       </w:r>
       <m:oMath>
         <m:sSub>
@@ -1758,54 +1875,75 @@
         </m:sSub>
       </m:oMath>
       <w:r>
-        <w:rPr>
-          <w:rFonts w:ascii="Times New Roman" w:hAnsi="Times New Roman" w:cs="Times New Roman"/>
-        </w:rPr>
-        <w:t xml:space="preserve">, elegir el UE con mayor SINR equivale a elegir el UE que transporta más bits en el RB. Los UE cercanos a la radiobase son atendidos con mayor frecuencia, mientras que los UE en el borde de la celda pueden no ser atendidos hasta que mejoren sus condiciones de canal.</w:t>
-      </w:r>
-    </w:p>
+        <w:t xml:space="preserve">, elegir el UE con mayor SINR</w:t>
+      </w:r>
+      <w:r>
+        <w:t xml:space="preserve"> </w:t>
+      </w:r>
+      <w:r>
+        <w:t xml:space="preserve">equivale a elegir el UE que transporta más bits en el RB. Los UE cercanos</w:t>
+      </w:r>
+      <w:r>
+        <w:t xml:space="preserve"> </w:t>
+      </w:r>
+      <w:r>
+        <w:t xml:space="preserve">a la gNB son atendidos con mayor frecuencia, mientras que los UE</w:t>
+      </w:r>
+      <w:r>
+        <w:t xml:space="preserve"> </w:t>
+      </w:r>
+      <w:r>
+        <w:t xml:space="preserve">en el borde de la celda pueden no ser atendidos hasta que mejoren sus</w:t>
+      </w:r>
+      <w:r>
+        <w:t xml:space="preserve"> </w:t>
+      </w:r>
+      <w:r>
+        <w:t xml:space="preserve">condiciones de canal.</w:t>
+      </w:r>
+    </w:p>
+    <w:bookmarkEnd w:id="25"/>
+    <w:bookmarkStart w:id="26" w:name="blind-equal-throughput-bet."/>
     <w:p>
       <w:pPr>
         <w:pStyle w:val="Heading3"/>
-        <w:spacing w:line="360" w:lineRule="auto"/>
-        <w:rPr>
-          <w:rFonts w:ascii="Times New Roman" w:hAnsi="Times New Roman" w:cs="Times New Roman"/>
-          <w:color w:val="000000"/>
-        </w:rPr>
-      </w:pPr>
-      <w:bookmarkEnd w:id="4"/>
-      <w:bookmarkStart w:id="5" w:name="blind-equal-throughput-bet."/>
-      <w:r>
-        <w:rPr>
-          <w:rFonts w:ascii="Times New Roman" w:hAnsi="Times New Roman" w:cs="Times New Roman"/>
-          <w:color w:val="000000"/>
-        </w:rPr>
+      </w:pPr>
+      <w:r>
         <w:t xml:space="preserve">Blind Equal Throughput (BET).</w:t>
       </w:r>
     </w:p>
     <w:p>
       <w:pPr>
         <w:pStyle w:val="FirstParagraph"/>
-        <w:spacing w:line="360" w:lineRule="auto"/>
-        <w:jc w:val="both"/>
-        <w:rPr>
-          <w:rFonts w:ascii="Times New Roman" w:hAnsi="Times New Roman" w:cs="Times New Roman"/>
-        </w:rPr>
-      </w:pPr>
-      <w:r>
-        <w:rPr>
-          <w:rFonts w:ascii="Times New Roman" w:hAnsi="Times New Roman" w:cs="Times New Roman"/>
-        </w:rPr>
-        <w:t xml:space="preserve">BET busca la equidad en términos de throughput, para lo cual prioriza al UE que ha recibido menos datos, sin considerar las condiciones del canal [2]. La métrica de BET es</w:t>
+      </w:pPr>
+      <w:r>
+        <w:t xml:space="preserve">BET busca la equidad en términos de throughput, para lo cual prioriza al</w:t>
+      </w:r>
+      <w:r>
+        <w:t xml:space="preserve"> </w:t>
+      </w:r>
+      <w:r>
+        <w:t xml:space="preserve">UE que ha recibido menos datos, sin considerar las condiciones del</w:t>
+      </w:r>
+      <w:r>
+        <w:t xml:space="preserve"> </w:t>
+      </w:r>
+      <w:r>
+        <w:t xml:space="preserve">canal</w:t>
+      </w:r>
+      <w:r>
+        <w:t xml:space="preserve"> </w:t>
+      </w:r>
+      <w:r>
+        <w:t xml:space="preserve">[2]</w:t>
+      </w:r>
+      <w:r>
+        <w:t xml:space="preserve">. La métrica de BET es</w:t>
       </w:r>
     </w:p>
     <w:p>
       <w:pPr>
         <w:pStyle w:val="BodyText"/>
-        <w:spacing w:line="360" w:lineRule="auto"/>
-        <w:rPr>
-          <w:rFonts w:ascii="Times New Roman" w:hAnsi="Times New Roman" w:cs="Times New Roman"/>
-        </w:rPr>
       </w:pPr>
       <m:oMathPara>
         <m:oMathParaPr>
@@ -1925,17 +2063,12 @@
     <w:p>
       <w:pPr>
         <w:pStyle w:val="FirstParagraph"/>
-        <w:spacing w:line="360" w:lineRule="auto"/>
-        <w:jc w:val="both"/>
-        <w:rPr>
-          <w:rFonts w:ascii="Times New Roman" w:hAnsi="Times New Roman" w:cs="Times New Roman"/>
-        </w:rPr>
-      </w:pPr>
-      <w:r>
-        <w:rPr>
-          <w:rFonts w:ascii="Times New Roman" w:hAnsi="Times New Roman" w:cs="Times New Roman"/>
-        </w:rPr>
-        <w:t xml:space="preserve">donde </w:t>
+      </w:pPr>
+      <w:r>
+        <w:t xml:space="preserve">donde</w:t>
+      </w:r>
+      <w:r>
+        <w:t xml:space="preserve"> </w:t>
       </w:r>
       <m:oMath>
         <m:sSub>
@@ -1959,10 +2092,13 @@
         </m:sSub>
       </m:oMath>
       <w:r>
-        <w:rPr>
-          <w:rFonts w:ascii="Times New Roman" w:hAnsi="Times New Roman" w:cs="Times New Roman"/>
-        </w:rPr>
-        <w:t xml:space="preserve"> es el promedio de datos recibidos del UE </w:t>
+        <w:t xml:space="preserve"> </w:t>
+      </w:r>
+      <w:r>
+        <w:t xml:space="preserve">es el promedio de datos recibidos del UE</w:t>
+      </w:r>
+      <w:r>
+        <w:t xml:space="preserve"> </w:t>
       </w:r>
       <m:oMath>
         <m:r>
@@ -1970,10 +2106,16 @@
         </m:r>
       </m:oMath>
       <w:r>
-        <w:rPr>
-          <w:rFonts w:ascii="Times New Roman" w:hAnsi="Times New Roman" w:cs="Times New Roman"/>
-        </w:rPr>
-        <w:t xml:space="preserve"> [2]. En la implementación, </w:t>
+        <w:t xml:space="preserve"> </w:t>
+      </w:r>
+      <w:r>
+        <w:t xml:space="preserve">[2]</w:t>
+      </w:r>
+      <w:r>
+        <w:t xml:space="preserve">. En la implementación,</w:t>
+      </w:r>
+      <w:r>
+        <w:t xml:space="preserve"> </w:t>
       </w:r>
       <m:oMath>
         <m:sSub>
@@ -1997,10 +2139,19 @@
         </m:sSub>
       </m:oMath>
       <w:r>
-        <w:rPr>
-          <w:rFonts w:ascii="Times New Roman" w:hAnsi="Times New Roman" w:cs="Times New Roman"/>
-        </w:rPr>
-        <w:t xml:space="preserve"> se actualiza en cada RB. Los UE que todavía no han sido atendidos tienen </w:t>
+        <w:t xml:space="preserve"> </w:t>
+      </w:r>
+      <w:r>
+        <w:t xml:space="preserve">se actualiza en cada</w:t>
+      </w:r>
+      <w:r>
+        <w:t xml:space="preserve"> </w:t>
+      </w:r>
+      <w:r>
+        <w:t xml:space="preserve">RB. Los UE que todavía no han sido atendidos tienen</w:t>
+      </w:r>
+      <w:r>
+        <w:t xml:space="preserve"> </w:t>
       </w:r>
       <m:oMath>
         <m:sSub>
@@ -2033,54 +2184,60 @@
         </m:r>
       </m:oMath>
       <w:r>
-        <w:rPr>
-          <w:rFonts w:ascii="Times New Roman" w:hAnsi="Times New Roman" w:cs="Times New Roman"/>
-        </w:rPr>
-        <w:t xml:space="preserve"> y, por lo tanto, la métrica más alta, por lo que se atienden primero.</w:t>
-      </w:r>
-    </w:p>
+        <w:t xml:space="preserve"> </w:t>
+      </w:r>
+      <w:r>
+        <w:t xml:space="preserve">y,</w:t>
+      </w:r>
+      <w:r>
+        <w:t xml:space="preserve"> </w:t>
+      </w:r>
+      <w:r>
+        <w:t xml:space="preserve">por lo tanto, la métrica más alta, por lo que se atienden primero.</w:t>
+      </w:r>
+    </w:p>
+    <w:bookmarkEnd w:id="26"/>
+    <w:bookmarkStart w:id="27" w:name="proportional-fair-pf."/>
     <w:p>
       <w:pPr>
         <w:pStyle w:val="Heading3"/>
-        <w:spacing w:line="360" w:lineRule="auto"/>
-        <w:rPr>
-          <w:rFonts w:ascii="Times New Roman" w:hAnsi="Times New Roman" w:cs="Times New Roman"/>
-          <w:color w:val="000000"/>
-        </w:rPr>
-      </w:pPr>
-      <w:bookmarkEnd w:id="5"/>
-      <w:bookmarkStart w:id="6" w:name="proportional-fair-pf."/>
-      <w:r>
-        <w:rPr>
-          <w:rFonts w:ascii="Times New Roman" w:hAnsi="Times New Roman" w:cs="Times New Roman"/>
-          <w:color w:val="000000"/>
-        </w:rPr>
+      </w:pPr>
+      <w:r>
         <w:t xml:space="preserve">Proportional Fair (PF).</w:t>
       </w:r>
     </w:p>
     <w:p>
       <w:pPr>
         <w:pStyle w:val="FirstParagraph"/>
-        <w:spacing w:line="360" w:lineRule="auto"/>
-        <w:jc w:val="both"/>
-        <w:rPr>
-          <w:rFonts w:ascii="Times New Roman" w:hAnsi="Times New Roman" w:cs="Times New Roman"/>
-        </w:rPr>
-      </w:pPr>
-      <w:r>
-        <w:rPr>
-          <w:rFonts w:ascii="Times New Roman" w:hAnsi="Times New Roman" w:cs="Times New Roman"/>
-        </w:rPr>
-        <w:t xml:space="preserve">PF busca un punto medio entre BCQI y BET: favorece a los UE con buenas condiciones de canal, pero tomando en cuenta el throughput que cada UE ha recibido [2], [3]. Su métrica es</w:t>
+      </w:pPr>
+      <w:r>
+        <w:t xml:space="preserve">PF busca un punto medio entre BCQI y BET: favorece a los UE con buenas</w:t>
+      </w:r>
+      <w:r>
+        <w:t xml:space="preserve"> </w:t>
+      </w:r>
+      <w:r>
+        <w:t xml:space="preserve">condiciones de canal, pero tomando en cuenta el throughput que cada UE ha</w:t>
+      </w:r>
+      <w:r>
+        <w:t xml:space="preserve"> </w:t>
+      </w:r>
+      <w:r>
+        <w:t xml:space="preserve">recibido</w:t>
+      </w:r>
+      <w:r>
+        <w:t xml:space="preserve"> </w:t>
+      </w:r>
+      <w:r>
+        <w:t xml:space="preserve">[2], [3]</w:t>
+      </w:r>
+      <w:r>
+        <w:t xml:space="preserve">. Su métrica es</w:t>
       </w:r>
     </w:p>
     <w:p>
       <w:pPr>
         <w:pStyle w:val="BodyText"/>
-        <w:spacing w:line="360" w:lineRule="auto"/>
-        <w:rPr>
-          <w:rFonts w:ascii="Times New Roman" w:hAnsi="Times New Roman" w:cs="Times New Roman"/>
-        </w:rPr>
       </w:pPr>
       <m:oMathPara>
         <m:oMathParaPr>
@@ -2215,17 +2372,12 @@
     <w:p>
       <w:pPr>
         <w:pStyle w:val="FirstParagraph"/>
-        <w:spacing w:line="360" w:lineRule="auto"/>
-        <w:jc w:val="both"/>
-        <w:rPr>
-          <w:rFonts w:ascii="Times New Roman" w:hAnsi="Times New Roman" w:cs="Times New Roman"/>
-        </w:rPr>
-      </w:pPr>
-      <w:r>
-        <w:rPr>
-          <w:rFonts w:ascii="Times New Roman" w:hAnsi="Times New Roman" w:cs="Times New Roman"/>
-        </w:rPr>
-        <w:t xml:space="preserve">donde </w:t>
+      </w:pPr>
+      <w:r>
+        <w:t xml:space="preserve">donde</w:t>
+      </w:r>
+      <w:r>
+        <w:t xml:space="preserve"> </w:t>
       </w:r>
       <m:oMath>
         <m:sSub>
@@ -2251,10 +2403,13 @@
         </m:sSub>
       </m:oMath>
       <w:r>
-        <w:rPr>
-          <w:rFonts w:ascii="Times New Roman" w:hAnsi="Times New Roman" w:cs="Times New Roman"/>
-        </w:rPr>
-        <w:t xml:space="preserve"> es la tasa que alcanzaría el UE </w:t>
+        <w:t xml:space="preserve"> </w:t>
+      </w:r>
+      <w:r>
+        <w:t xml:space="preserve">es la tasa que alcanzaría el UE</w:t>
+      </w:r>
+      <w:r>
+        <w:t xml:space="preserve"> </w:t>
       </w:r>
       <m:oMath>
         <m:r>
@@ -2262,10 +2417,13 @@
         </m:r>
       </m:oMath>
       <w:r>
-        <w:rPr>
-          <w:rFonts w:ascii="Times New Roman" w:hAnsi="Times New Roman" w:cs="Times New Roman"/>
-        </w:rPr>
-        <w:t xml:space="preserve"> en el RB </w:t>
+        <w:t xml:space="preserve"> </w:t>
+      </w:r>
+      <w:r>
+        <w:t xml:space="preserve">en el RB</w:t>
+      </w:r>
+      <w:r>
+        <w:t xml:space="preserve"> </w:t>
       </w:r>
       <m:oMath>
         <m:r>
@@ -2273,10 +2431,13 @@
         </m:r>
       </m:oMath>
       <w:r>
-        <w:rPr>
-          <w:rFonts w:ascii="Times New Roman" w:hAnsi="Times New Roman" w:cs="Times New Roman"/>
-        </w:rPr>
-        <w:t xml:space="preserve"> y </w:t>
+        <w:t xml:space="preserve"> </w:t>
+      </w:r>
+      <w:r>
+        <w:t xml:space="preserve">y</w:t>
+      </w:r>
+      <w:r>
+        <w:t xml:space="preserve"> </w:t>
       </w:r>
       <m:oMath>
         <m:sSub>
@@ -2300,45 +2461,61 @@
         </m:sSub>
       </m:oMath>
       <w:r>
-        <w:rPr>
-          <w:rFonts w:ascii="Times New Roman" w:hAnsi="Times New Roman" w:cs="Times New Roman"/>
-        </w:rPr>
-        <w:t xml:space="preserve"> es su throughput promedio [2]. Un UE con buenas condiciones de canal tiene un numerador alto, pero su métrica disminuye conforme aumenta su throughput, lo que permite que los UE con peores condiciones sean atendidos cuando su throughput promedio es bajo.</w:t>
-      </w:r>
-    </w:p>
+        <w:t xml:space="preserve"> </w:t>
+      </w:r>
+      <w:r>
+        <w:t xml:space="preserve">es su throughput promedio</w:t>
+      </w:r>
+      <w:r>
+        <w:t xml:space="preserve"> </w:t>
+      </w:r>
+      <w:r>
+        <w:t xml:space="preserve">[2]</w:t>
+      </w:r>
+      <w:r>
+        <w:t xml:space="preserve">.</w:t>
+      </w:r>
+      <w:r>
+        <w:t xml:space="preserve"> </w:t>
+      </w:r>
+      <w:r>
+        <w:t xml:space="preserve">Un UE con buenas condiciones de canal tiene un numerador</w:t>
+      </w:r>
+      <w:r>
+        <w:t xml:space="preserve"> </w:t>
+      </w:r>
+      <w:r>
+        <w:t xml:space="preserve">alto, pero su métrica disminuye conforme aumenta su throughput, lo que</w:t>
+      </w:r>
+      <w:r>
+        <w:t xml:space="preserve"> </w:t>
+      </w:r>
+      <w:r>
+        <w:t xml:space="preserve">permite que los UE con peores condiciones sean atendidos cuando su</w:t>
+      </w:r>
+      <w:r>
+        <w:t xml:space="preserve"> </w:t>
+      </w:r>
+      <w:r>
+        <w:t xml:space="preserve">throughput promedio es bajo.</w:t>
+      </w:r>
+    </w:p>
+    <w:bookmarkEnd w:id="27"/>
+    <w:bookmarkEnd w:id="28"/>
+    <w:bookmarkStart w:id="29" w:name="métricas-de-desempeño"/>
     <w:p>
       <w:pPr>
         <w:pStyle w:val="Heading2"/>
-        <w:spacing w:line="360" w:lineRule="auto"/>
-        <w:rPr>
-          <w:rFonts w:ascii="Times New Roman" w:hAnsi="Times New Roman" w:cs="Times New Roman"/>
-          <w:color w:val="000000"/>
-        </w:rPr>
-      </w:pPr>
-      <w:bookmarkEnd w:id="6"/>
-      <w:bookmarkEnd w:id="2"/>
-      <w:bookmarkStart w:id="7" w:name="métricas-de-desempeño"/>
-      <w:r>
-        <w:rPr>
-          <w:rFonts w:ascii="Times New Roman" w:hAnsi="Times New Roman" w:cs="Times New Roman"/>
-          <w:color w:val="000000"/>
-        </w:rPr>
+      </w:pPr>
+      <w:r>
         <w:t xml:space="preserve">Métricas de desempeño</w:t>
       </w:r>
     </w:p>
     <w:p>
       <w:pPr>
         <w:pStyle w:val="FirstParagraph"/>
-        <w:spacing w:line="360" w:lineRule="auto"/>
-        <w:jc w:val="both"/>
-        <w:rPr>
-          <w:rFonts w:ascii="Times New Roman" w:hAnsi="Times New Roman" w:cs="Times New Roman"/>
-        </w:rPr>
-      </w:pPr>
-      <w:r>
-        <w:rPr>
-          <w:rFonts w:ascii="Times New Roman" w:hAnsi="Times New Roman" w:cs="Times New Roman"/>
-        </w:rPr>
+      </w:pPr>
+      <w:r>
         <w:t xml:space="preserve">Al final de cada simulación se calculan las siguientes métricas:</w:t>
       </w:r>
     </w:p>
@@ -2348,17 +2525,15 @@
           <w:ilvl w:val="0"/>
           <w:numId w:val="1001"/>
         </w:numPr>
-        <w:spacing w:line="360" w:lineRule="auto"/>
-        <w:jc w:val="both"/>
-        <w:rPr>
-          <w:rFonts w:ascii="Times New Roman" w:hAnsi="Times New Roman" w:cs="Times New Roman"/>
-        </w:rPr>
-      </w:pPr>
-      <w:r>
-        <w:rPr>
-          <w:rFonts w:ascii="Times New Roman" w:hAnsi="Times New Roman" w:cs="Times New Roman"/>
-        </w:rPr>
-        <w:t xml:space="preserve">Throughput de la celda: total de bits entregados a todos los UE entre el tiempo simulado.</w:t>
+      </w:pPr>
+      <w:r>
+        <w:t xml:space="preserve">Throughput de la celda: total de bits entregados a todos los UE</w:t>
+      </w:r>
+      <w:r>
+        <w:t xml:space="preserve"> </w:t>
+      </w:r>
+      <w:r>
+        <w:t xml:space="preserve">entre el tiempo simulado.</w:t>
       </w:r>
     </w:p>
     <w:p>
@@ -2367,17 +2542,30 @@
           <w:ilvl w:val="0"/>
           <w:numId w:val="1001"/>
         </w:numPr>
-        <w:spacing w:line="360" w:lineRule="auto"/>
-        <w:jc w:val="both"/>
-        <w:rPr>
-          <w:rFonts w:ascii="Times New Roman" w:hAnsi="Times New Roman" w:cs="Times New Roman"/>
-        </w:rPr>
-      </w:pPr>
-      <w:r>
-        <w:rPr>
-          <w:rFonts w:ascii="Times New Roman" w:hAnsi="Times New Roman" w:cs="Times New Roman"/>
-        </w:rPr>
-        <w:t xml:space="preserve">Eficiencia espectral: throughput de la celda dividido entre el ancho de banda del canal, en bits/s/Hz. Indica qué tan bien se aprovecha el espectro disponible [5].</w:t>
+      </w:pPr>
+      <w:r>
+        <w:t xml:space="preserve">Eficiencia espectral: throughput de la celda dividido entre el</w:t>
+      </w:r>
+      <w:r>
+        <w:t xml:space="preserve"> </w:t>
+      </w:r>
+      <w:r>
+        <w:t xml:space="preserve">ancho de banda del canal, en bits/s/Hz. Indica qué tan bien se</w:t>
+      </w:r>
+      <w:r>
+        <w:t xml:space="preserve"> </w:t>
+      </w:r>
+      <w:r>
+        <w:t xml:space="preserve">aprovecha el espectro disponible</w:t>
+      </w:r>
+      <w:r>
+        <w:t xml:space="preserve"> </w:t>
+      </w:r>
+      <w:r>
+        <w:t xml:space="preserve">[5]</w:t>
+      </w:r>
+      <w:r>
+        <w:t xml:space="preserve">.</w:t>
       </w:r>
     </w:p>
     <w:p>
@@ -2386,26 +2574,14 @@
           <w:ilvl w:val="0"/>
           <w:numId w:val="1001"/>
         </w:numPr>
-        <w:spacing w:line="360" w:lineRule="auto"/>
-        <w:jc w:val="both"/>
-        <w:rPr>
-          <w:rFonts w:ascii="Times New Roman" w:hAnsi="Times New Roman" w:cs="Times New Roman"/>
-        </w:rPr>
-      </w:pPr>
-      <w:r>
-        <w:rPr>
-          <w:rFonts w:ascii="Times New Roman" w:hAnsi="Times New Roman" w:cs="Times New Roman"/>
-        </w:rPr>
+      </w:pPr>
+      <w:r>
         <w:t xml:space="preserve">Equidad: índice de Jain sobre el throughput de cada UE,</w:t>
       </w:r>
     </w:p>
     <w:p>
       <w:pPr>
         <w:pStyle w:val="BodyText"/>
-        <w:spacing w:line="360" w:lineRule="auto"/>
-        <w:rPr>
-          <w:rFonts w:ascii="Times New Roman" w:hAnsi="Times New Roman" w:cs="Times New Roman"/>
-        </w:rPr>
       </w:pPr>
       <m:oMathPara>
         <m:oMathParaPr>
@@ -2546,17 +2722,12 @@
           <w:ilvl w:val="0"/>
           <w:numId w:val="1000"/>
         </w:numPr>
-        <w:spacing w:line="360" w:lineRule="auto"/>
-        <w:jc w:val="both"/>
-        <w:rPr>
-          <w:rFonts w:ascii="Times New Roman" w:hAnsi="Times New Roman" w:cs="Times New Roman"/>
-        </w:rPr>
-      </w:pPr>
-      <w:r>
-        <w:rPr>
-          <w:rFonts w:ascii="Times New Roman" w:hAnsi="Times New Roman" w:cs="Times New Roman"/>
-        </w:rPr>
-        <w:t xml:space="preserve">donde </w:t>
+      </w:pPr>
+      <w:r>
+        <w:t xml:space="preserve">donde</w:t>
+      </w:r>
+      <w:r>
+        <w:t xml:space="preserve"> </w:t>
       </w:r>
       <m:oMath>
         <m:sSub>
@@ -2573,10 +2744,13 @@
         </m:sSub>
       </m:oMath>
       <w:r>
-        <w:rPr>
-          <w:rFonts w:ascii="Times New Roman" w:hAnsi="Times New Roman" w:cs="Times New Roman"/>
-        </w:rPr>
-        <w:t xml:space="preserve"> es el throughput del UE </w:t>
+        <w:t xml:space="preserve"> </w:t>
+      </w:r>
+      <w:r>
+        <w:t xml:space="preserve">es el throughput del UE</w:t>
+      </w:r>
+      <w:r>
+        <w:t xml:space="preserve"> </w:t>
       </w:r>
       <m:oMath>
         <m:r>
@@ -2584,21 +2758,51 @@
         </m:r>
       </m:oMath>
       <w:r>
-        <w:rPr>
-          <w:rFonts w:ascii="Times New Roman" w:hAnsi="Times New Roman" w:cs="Times New Roman"/>
-        </w:rPr>
-        <w:t xml:space="preserve">, es decir, la cantidad de datos que recibió dividida entre el tiempo que permaneció en la celda, y </w:t>
+        <w:t xml:space="preserve">, es decir, la cantidad de</w:t>
+      </w:r>
+      <w:r>
+        <w:t xml:space="preserve"> </w:t>
+      </w:r>
+      <w:r>
+        <w:t xml:space="preserve">datos que recibió dividida entre el tiempo simulado, y</w:t>
+      </w:r>
+      <w:r>
+        <w:t xml:space="preserve"> </w:t>
       </w:r>
       <m:oMath>
         <m:r>
           <m:t>n</m:t>
         </m:r>
+        <m:r>
+          <m:rPr>
+            <m:sty m:val="p"/>
+          </m:rPr>
+          <m:t>=</m:t>
+        </m:r>
+        <m:r>
+          <m:t>N</m:t>
+        </m:r>
       </m:oMath>
       <w:r>
-        <w:rPr>
-          <w:rFonts w:ascii="Times New Roman" w:hAnsi="Times New Roman" w:cs="Times New Roman"/>
-        </w:rPr>
-        <w:t xml:space="preserve"> es el número total de UE atendidos durante la simulación [6].</w:t>
+        <w:t xml:space="preserve"> </w:t>
+      </w:r>
+      <w:r>
+        <w:t xml:space="preserve">es el</w:t>
+      </w:r>
+      <w:r>
+        <w:t xml:space="preserve"> </w:t>
+      </w:r>
+      <w:r>
+        <w:t xml:space="preserve">número de UE</w:t>
+      </w:r>
+      <w:r>
+        <w:t xml:space="preserve"> </w:t>
+      </w:r>
+      <w:r>
+        <w:t xml:space="preserve">[6]</w:t>
+      </w:r>
+      <w:r>
+        <w:t xml:space="preserve">.</w:t>
       </w:r>
     </w:p>
     <w:p>
@@ -2607,17 +2811,21 @@
           <w:ilvl w:val="0"/>
           <w:numId w:val="1001"/>
         </w:numPr>
-        <w:spacing w:line="360" w:lineRule="auto"/>
-        <w:jc w:val="both"/>
-        <w:rPr>
-          <w:rFonts w:ascii="Times New Roman" w:hAnsi="Times New Roman" w:cs="Times New Roman"/>
-        </w:rPr>
-      </w:pPr>
-      <w:r>
-        <w:rPr>
-          <w:rFonts w:ascii="Times New Roman" w:hAnsi="Times New Roman" w:cs="Times New Roman"/>
-        </w:rPr>
-        <w:t xml:space="preserve">Retardo promedio: tiempo promedio entre la llegada de un UE y la entrega completa de su paquete, calculado sobre los UE que completaron su paquete, con una resolución de una trama.</w:t>
+      </w:pPr>
+      <w:r>
+        <w:t xml:space="preserve">Retardo promedio: tiempo promedio entre la llegada de un UE y la</w:t>
+      </w:r>
+      <w:r>
+        <w:t xml:space="preserve"> </w:t>
+      </w:r>
+      <w:r>
+        <w:t xml:space="preserve">entrega completa de su paquete, calculado sobre los UE que</w:t>
+      </w:r>
+      <w:r>
+        <w:t xml:space="preserve"> </w:t>
+      </w:r>
+      <w:r>
+        <w:t xml:space="preserve">completaron su paquete, con una resolución de una trama.</w:t>
       </w:r>
     </w:p>
     <w:p>
@@ -2626,338 +2834,1482 @@
           <w:ilvl w:val="0"/>
           <w:numId w:val="1001"/>
         </w:numPr>
-        <w:spacing w:line="360" w:lineRule="auto"/>
-        <w:jc w:val="both"/>
+      </w:pPr>
+      <w:r>
+        <w:t xml:space="preserve">Probabilidad de interrupción (</w:t>
+      </w:r>
+      <w:r>
         <w:rPr>
-          <w:rFonts w:ascii="Times New Roman" w:hAnsi="Times New Roman" w:cs="Times New Roman"/>
-        </w:rPr>
-      </w:pPr>
-      <w:r>
-        <w:rPr>
-          <w:rFonts w:ascii="Times New Roman" w:hAnsi="Times New Roman" w:cs="Times New Roman"/>
-        </w:rPr>
-        <w:t xml:space="preserve">Probabilidad de interrupción (</w:t>
-      </w:r>
-      <w:r>
-        <w:rPr>
-          <w:rFonts w:ascii="Times New Roman" w:hAnsi="Times New Roman" w:cs="Times New Roman"/>
+          <w:iCs/>
           <w:i/>
-          <w:iCs/>
         </w:rPr>
         <w:t xml:space="preserve">outage</w:t>
       </w:r>
       <w:r>
+        <w:t xml:space="preserve">): porcentaje de UE con</w:t>
+      </w:r>
+      <w:r>
+        <w:t xml:space="preserve"> </w:t>
+      </w:r>
+      <w:r>
+        <w:t xml:space="preserve">datos pendientes que no recibieron ningún bit en una trama, promediado</w:t>
+      </w:r>
+      <w:r>
+        <w:t xml:space="preserve"> </w:t>
+      </w:r>
+      <w:r>
+        <w:t xml:space="preserve">sobre todas las tramas.</w:t>
+      </w:r>
+    </w:p>
+    <w:bookmarkEnd w:id="29"/>
+    <w:bookmarkStart w:id="34" w:name="resultados"/>
+    <w:p>
+      <w:pPr>
+        <w:pStyle w:val="Heading2"/>
+      </w:pPr>
+      <w:r>
+        <w:t xml:space="preserve">Resultados</w:t>
+      </w:r>
+    </w:p>
+    <w:p>
+      <w:pPr>
+        <w:pStyle w:val="FirstParagraph"/>
+      </w:pPr>
+      <w:r>
+        <w:t xml:space="preserve">Los cuatro despachadores se evaluaron en la misma celda y bajo las mismas</w:t>
+      </w:r>
+      <w:r>
+        <w:t xml:space="preserve"> </w:t>
+      </w:r>
+      <w:r>
+        <w:t xml:space="preserve">condiciones, según la tabla 1.</w:t>
+      </w:r>
+    </w:p>
+    <w:p>
+      <w:pPr>
+        <w:pStyle w:val="BodyText"/>
+      </w:pPr>
+      <w:r>
+        <w:t xml:space="preserve">Con buffer infinito, todos los UE permanecen en la celda durante toda la</w:t>
+      </w:r>
+      <w:r>
+        <w:t xml:space="preserve"> </w:t>
+      </w:r>
+      <w:r>
+        <w:t xml:space="preserve">simulación. Lo anterior permite observar cómo asigna cada despachador los</w:t>
+      </w:r>
+      <w:r>
+        <w:t xml:space="preserve"> </w:t>
+      </w:r>
+      <w:r>
+        <w:t xml:space="preserve">recursos sin modificar sus condiciones de paquete de datos. Cada</w:t>
+      </w:r>
+      <w:r>
+        <w:t xml:space="preserve"> </w:t>
+      </w:r>
+      <w:r>
+        <w:t xml:space="preserve">despachador se simula durante 1 s y cada simulación inicia con la misma</w:t>
+      </w:r>
+      <w:r>
+        <w:t xml:space="preserve"> </w:t>
+      </w:r>
+      <w:r>
+        <w:t xml:space="preserve">generación de números aleatorios.</w:t>
+      </w:r>
+    </w:p>
+    <w:p>
+      <w:pPr>
+        <w:pStyle w:val="TableCaption"/>
+      </w:pPr>
+      <w:r>
+        <w:t xml:space="preserve">Tabla 1. Parámetros de simulación.</w:t>
+      </w:r>
+    </w:p>
+    <w:tbl>
+      <w:tblPr>
+        <w:tblStyle w:val="Table"/>
+        <w:tblW w:type="auto" w:w="0"/>
+        <w:tblLook w:firstRow="1" w:lastRow="0" w:firstColumn="0" w:lastColumn="0" w:noHBand="0" w:noVBand="0" w:val="0020"/>
+        <w:jc w:val="start"/>
+        <w:tblCaption w:val="Tabla 1. Parámetros de simulación."/>
+      </w:tblPr>
+      <w:tblGrid>
+        <w:gridCol w:w="3960"/>
+        <w:gridCol w:w="3960"/>
+      </w:tblGrid>
+      <w:tr>
+        <w:trPr>
+          <w:tblHeader w:val="true"/>
+        </w:trPr>
+        <w:tc>
+          <w:tcPr/>
+          <w:p>
+            <w:pPr>
+              <w:pStyle w:val="Compact"/>
+              <w:jc w:val="left"/>
+            </w:pPr>
+            <w:r>
+              <w:t xml:space="preserve">Parámetro</w:t>
+            </w:r>
+          </w:p>
+        </w:tc>
+        <w:tc>
+          <w:tcPr/>
+          <w:p>
+            <w:pPr>
+              <w:pStyle w:val="Compact"/>
+              <w:jc w:val="left"/>
+            </w:pPr>
+            <w:r>
+              <w:t xml:space="preserve">Valor</w:t>
+            </w:r>
+          </w:p>
+        </w:tc>
+      </w:tr>
+      <w:tr>
+        <w:tc>
+          <w:tcPr/>
+          <w:p>
+            <w:pPr>
+              <w:pStyle w:val="Compact"/>
+              <w:jc w:val="left"/>
+            </w:pPr>
+            <w:r>
+              <w:t xml:space="preserve">UE activos (</w:t>
+            </w:r>
+            <m:oMath>
+              <m:r>
+                <m:t>N</m:t>
+              </m:r>
+            </m:oMath>
+            <w:r>
+              <w:t xml:space="preserve">)</w:t>
+            </w:r>
+          </w:p>
+        </w:tc>
+        <w:tc>
+          <w:tcPr/>
+          <w:p>
+            <w:pPr>
+              <w:pStyle w:val="Compact"/>
+              <w:jc w:val="left"/>
+            </w:pPr>
+            <w:r>
+              <w:t xml:space="preserve">40</w:t>
+            </w:r>
+          </w:p>
+        </w:tc>
+      </w:tr>
+      <w:tr>
+        <w:tc>
+          <w:tcPr/>
+          <w:p>
+            <w:pPr>
+              <w:pStyle w:val="Compact"/>
+              <w:jc w:val="left"/>
+            </w:pPr>
+            <w:r>
+              <w:t xml:space="preserve">Radio de la celda (</w:t>
+            </w:r>
+            <m:oMath>
+              <m:r>
+                <m:t>r</m:t>
+              </m:r>
+            </m:oMath>
+            <w:r>
+              <w:t xml:space="preserve">)</w:t>
+            </w:r>
+          </w:p>
+        </w:tc>
+        <w:tc>
+          <w:tcPr/>
+          <w:p>
+            <w:pPr>
+              <w:pStyle w:val="Compact"/>
+              <w:jc w:val="left"/>
+            </w:pPr>
+            <w:r>
+              <w:t xml:space="preserve">1 km</w:t>
+            </w:r>
+          </w:p>
+        </w:tc>
+      </w:tr>
+      <w:tr>
+        <w:tc>
+          <w:tcPr/>
+          <w:p>
+            <w:pPr>
+              <w:pStyle w:val="Compact"/>
+              <w:jc w:val="left"/>
+            </w:pPr>
+            <w:r>
+              <w:t xml:space="preserve">Frecuencia portadora</w:t>
+            </w:r>
+          </w:p>
+        </w:tc>
+        <w:tc>
+          <w:tcPr/>
+          <w:p>
+            <w:pPr>
+              <w:pStyle w:val="Compact"/>
+              <w:jc w:val="left"/>
+            </w:pPr>
+            <w:r>
+              <w:t xml:space="preserve">2.6 GHz</w:t>
+            </w:r>
+          </w:p>
+        </w:tc>
+      </w:tr>
+      <w:tr>
+        <w:tc>
+          <w:tcPr/>
+          <w:p>
+            <w:pPr>
+              <w:pStyle w:val="Compact"/>
+              <w:jc w:val="left"/>
+            </w:pPr>
+            <w:r>
+              <w:t xml:space="preserve">Potencia de transmisión (</w:t>
+            </w:r>
+            <m:oMath>
+              <m:sSub>
+                <m:e>
+                  <m:r>
+                    <m:t>P</m:t>
+                  </m:r>
+                </m:e>
+                <m:sub>
+                  <m:r>
+                    <m:t>t</m:t>
+                  </m:r>
+                  <m:r>
+                    <m:t>x</m:t>
+                  </m:r>
+                </m:sub>
+              </m:sSub>
+            </m:oMath>
+            <w:r>
+              <w:t xml:space="preserve">)</w:t>
+            </w:r>
+          </w:p>
+        </w:tc>
+        <w:tc>
+          <w:tcPr/>
+          <w:p>
+            <w:pPr>
+              <w:pStyle w:val="Compact"/>
+              <w:jc w:val="left"/>
+            </w:pPr>
+            <w:r>
+              <w:t xml:space="preserve">43 dBm</w:t>
+            </w:r>
+          </w:p>
+        </w:tc>
+      </w:tr>
+      <w:tr>
+        <w:tc>
+          <w:tcPr/>
+          <w:p>
+            <w:pPr>
+              <w:pStyle w:val="Compact"/>
+              <w:jc w:val="left"/>
+            </w:pPr>
+            <w:r>
+              <w:t xml:space="preserve">Ancho de banda del canal (</w:t>
+            </w:r>
+            <m:oMath>
+              <m:r>
+                <m:t>B</m:t>
+              </m:r>
+            </m:oMath>
+            <w:r>
+              <w:t xml:space="preserve">)</w:t>
+            </w:r>
+          </w:p>
+        </w:tc>
+        <w:tc>
+          <w:tcPr/>
+          <w:p>
+            <w:pPr>
+              <w:pStyle w:val="Compact"/>
+              <w:jc w:val="left"/>
+            </w:pPr>
+            <w:r>
+              <w:t xml:space="preserve">5 MHz</w:t>
+            </w:r>
+          </w:p>
+        </w:tc>
+      </w:tr>
+      <w:tr>
+        <w:tc>
+          <w:tcPr/>
+          <w:p>
+            <w:pPr>
+              <w:pStyle w:val="Compact"/>
+              <w:jc w:val="left"/>
+            </w:pPr>
+            <w:r>
+              <w:t xml:space="preserve">Modelo de pérdidas</w:t>
+            </w:r>
+          </w:p>
+        </w:tc>
+        <w:tc>
+          <w:tcPr/>
+          <w:p>
+            <w:pPr>
+              <w:pStyle w:val="Compact"/>
+              <w:jc w:val="left"/>
+            </w:pPr>
+            <w:r>
+              <w:t xml:space="preserve">UMa NLOS</w:t>
+            </w:r>
+          </w:p>
+        </w:tc>
+      </w:tr>
+      <w:tr>
+        <w:tc>
+          <w:tcPr/>
+          <w:p>
+            <w:pPr>
+              <w:pStyle w:val="Compact"/>
+              <w:jc w:val="left"/>
+            </w:pPr>
+            <w:r>
+              <w:t xml:space="preserve">Factor de interferencia (</w:t>
+            </w:r>
+            <m:oMath>
+              <m:sSub>
+                <m:e>
+                  <m:r>
+                    <m:t>f</m:t>
+                  </m:r>
+                </m:e>
+                <m:sub>
+                  <m:r>
+                    <m:t>I</m:t>
+                  </m:r>
+                </m:sub>
+              </m:sSub>
+            </m:oMath>
+            <w:r>
+              <w:t xml:space="preserve">)</w:t>
+            </w:r>
+          </w:p>
+        </w:tc>
+        <w:tc>
+          <w:tcPr/>
+          <w:p>
+            <w:pPr>
+              <w:pStyle w:val="Compact"/>
+              <w:jc w:val="left"/>
+            </w:pPr>
+            <w:r>
+              <w:t xml:space="preserve">0.1</w:t>
+            </w:r>
+          </w:p>
+        </w:tc>
+      </w:tr>
+      <w:tr>
+        <w:tc>
+          <w:tcPr/>
+          <w:p>
+            <w:pPr>
+              <w:pStyle w:val="Compact"/>
+              <w:jc w:val="left"/>
+            </w:pPr>
+            <w:r>
+              <w:t xml:space="preserve">Duración (</w:t>
+            </w:r>
+            <m:oMath>
+              <m:r>
+                <m:t>F</m:t>
+              </m:r>
+            </m:oMath>
+            <w:r>
+              <w:t xml:space="preserve">)</w:t>
+            </w:r>
+          </w:p>
+        </w:tc>
+        <w:tc>
+          <w:tcPr/>
+          <w:p>
+            <w:pPr>
+              <w:pStyle w:val="Compact"/>
+              <w:jc w:val="left"/>
+            </w:pPr>
+            <w:r>
+              <w:t xml:space="preserve">100 tramas (1 s)</w:t>
+            </w:r>
+          </w:p>
+        </w:tc>
+      </w:tr>
+      <w:tr>
+        <w:tc>
+          <w:tcPr/>
+          <w:p>
+            <w:pPr>
+              <w:pStyle w:val="Compact"/>
+              <w:jc w:val="left"/>
+            </w:pPr>
+            <w:r>
+              <w:t xml:space="preserve">Tráfico</w:t>
+            </w:r>
+          </w:p>
+        </w:tc>
+        <w:tc>
+          <w:tcPr/>
+          <w:p>
+            <w:pPr>
+              <w:pStyle w:val="Compact"/>
+              <w:jc w:val="left"/>
+            </w:pPr>
+            <w:r>
+              <w:t xml:space="preserve">Buffer infinito</w:t>
+            </w:r>
+          </w:p>
+        </w:tc>
+      </w:tr>
+    </w:tbl>
+    <w:bookmarkStart w:id="33" w:name="throughput-por-ue."/>
+    <w:p>
+      <w:pPr>
+        <w:pStyle w:val="Heading3"/>
+      </w:pPr>
+      <w:r>
+        <w:t xml:space="preserve">Throughput por UE.</w:t>
+      </w:r>
+    </w:p>
+    <w:p>
+      <w:pPr>
+        <w:pStyle w:val="FirstParagraph"/>
+      </w:pPr>
+      <w:r>
+        <w:t xml:space="preserve">La fig. 2 muestra el throughput promedio de cada UE en función</w:t>
+      </w:r>
+      <w:r>
+        <w:t xml:space="preserve"> </w:t>
+      </w:r>
+      <w:r>
+        <w:t xml:space="preserve">de su distancia a la gNB. Con RR, cada UE recibe</w:t>
+      </w:r>
+      <w:r>
+        <w:t xml:space="preserve"> </w:t>
+      </w:r>
+      <w:r>
+        <w:t xml:space="preserve">el 2.5% de los RB disponibles, por lo que su throughput depende solo de</w:t>
+      </w:r>
+      <w:r>
+        <w:t xml:space="preserve"> </w:t>
+      </w:r>
+      <w:r>
+        <w:t xml:space="preserve">las condiciones del canal.</w:t>
+      </w:r>
+    </w:p>
+    <w:p>
+      <w:pPr>
+        <w:pStyle w:val="BodyText"/>
+      </w:pPr>
+      <w:r>
+        <w:t xml:space="preserve">BCQI asigna cada RB al UE con mayor SINR, de modo que solo atiende a los</w:t>
+      </w:r>
+      <w:r>
+        <w:t xml:space="preserve"> </w:t>
+      </w:r>
+      <w:r>
+        <w:t xml:space="preserve">dos UE más cercanos: el UE ubicado junto a la gNB recibe el 93.8%</w:t>
+      </w:r>
+      <w:r>
+        <w:t xml:space="preserve"> </w:t>
+      </w:r>
+      <w:r>
+        <w:t xml:space="preserve">de los RB (21.9 Mbps) y el UE a 25.6 m el resto (1.4 Mbps). Los 38 UE</w:t>
+      </w:r>
+      <w:r>
+        <w:t xml:space="preserve"> </w:t>
+      </w:r>
+      <w:r>
+        <w:t xml:space="preserve">restantes no reciben datos y no aparecen en la figura.</w:t>
+      </w:r>
+    </w:p>
+    <w:p>
+      <w:pPr>
+        <w:pStyle w:val="BodyText"/>
+      </w:pPr>
+      <w:r>
+        <w:t xml:space="preserve">BET iguala el throughput de todos los UE. Para lograrlo, asigna más RB</w:t>
+      </w:r>
+      <w:r>
+        <w:t xml:space="preserve"> </w:t>
+      </w:r>
+      <w:r>
+        <w:t xml:space="preserve">a los UE con peores condiciones de canal (del 1.6% para el UE más</w:t>
+      </w:r>
+      <w:r>
+        <w:t xml:space="preserve"> </w:t>
+      </w:r>
+      <w:r>
+        <w:t xml:space="preserve">cercano al 5.3% para el UE del borde), lo que reduce el throughput de los</w:t>
+      </w:r>
+      <w:r>
+        <w:t xml:space="preserve"> </w:t>
+      </w:r>
+      <w:r>
+        <w:t xml:space="preserve">UE que se encuentran más cerca del gNB con respecto a RR y PF.</w:t>
+      </w:r>
+    </w:p>
+    <w:p>
+      <w:pPr>
+        <w:pStyle w:val="BodyText"/>
+      </w:pPr>
+      <w:r>
+        <w:t xml:space="preserve">PF reparte los RB casi en la misma proporción que RR (entre 2.42% y</w:t>
+      </w:r>
+      <w:r>
+        <w:t xml:space="preserve"> </w:t>
+      </w:r>
+      <w:r>
+        <w:t xml:space="preserve">2.50% por UE), pero a cada UE se le asignan los RB en los que tiene menor</w:t>
+      </w:r>
+      <w:r>
+        <w:t xml:space="preserve"> </w:t>
+      </w:r>
+      <w:r>
+        <w:t xml:space="preserve">interferencia.</w:t>
+      </w:r>
+    </w:p>
+    <w:p>
+      <w:pPr>
+        <w:pStyle w:val="CaptionedFigure"/>
+      </w:pPr>
+      <w:r>
+        <w:drawing>
+          <wp:inline>
+            <wp:extent cx="2879999" cy="1915728"/>
+            <wp:effectExtent b="0" l="0" r="0" t="0"/>
+            <wp:docPr descr="" title="" id="31" name="Picture"/>
+            <a:graphic>
+              <a:graphicData uri="http://schemas.openxmlformats.org/drawingml/2006/picture">
+                <pic:pic>
+                  <pic:nvPicPr>
+                    <pic:cNvPr descr="fig_tp_distancia.png" id="32" name="Picture"/>
+                    <pic:cNvPicPr>
+                      <a:picLocks noChangeArrowheads="1" noChangeAspect="1"/>
+                    </pic:cNvPicPr>
+                  </pic:nvPicPr>
+                  <pic:blipFill>
+                    <a:blip r:embed="rId30"/>
+                    <a:stretch>
+                      <a:fillRect/>
+                    </a:stretch>
+                  </pic:blipFill>
+                  <pic:spPr bwMode="auto">
+                    <a:xfrm>
+                      <a:off x="0" y="0"/>
+                      <a:ext cx="2879999" cy="1915728"/>
+                    </a:xfrm>
+                    <a:prstGeom prst="rect">
+                      <a:avLst/>
+                    </a:prstGeom>
+                    <a:noFill/>
+                    <a:ln w="9525">
+                      <a:noFill/>
+                      <a:headEnd/>
+                      <a:tailEnd/>
+                    </a:ln>
+                  </pic:spPr>
+                </pic:pic>
+              </a:graphicData>
+            </a:graphic>
+          </wp:inline>
+        </w:drawing>
+      </w:r>
+    </w:p>
+    <w:p>
+      <w:pPr>
+        <w:pStyle w:val="ImageCaption"/>
+      </w:pPr>
+      <w:r>
+        <w:t xml:space="preserve">Figura 2. Throughput por UE en función de la distancia a la</w:t>
+      </w:r>
+      <w:r>
+        <w:t xml:space="preserve"> </w:t>
+      </w:r>
+      <w:r>
+        <w:t xml:space="preserve">gNB. Los 38 UE sin servicio con BCQI tienen throughput 0 y no</w:t>
+      </w:r>
+      <w:r>
+        <w:t xml:space="preserve"> </w:t>
+      </w:r>
+      <w:r>
+        <w:t xml:space="preserve">se muestran en la gráfica.</w:t>
+      </w:r>
+    </w:p>
+    <w:p>
+      <w:pPr>
+        <w:pStyle w:val="BodyText"/>
+      </w:pPr>
+      <w:r>
+        <w:t xml:space="preserve">La Tabla 2 resume las métricas calculadas en la simulación.</w:t>
+      </w:r>
+      <w:r>
+        <w:t xml:space="preserve"> </w:t>
+      </w:r>
+      <w:r>
+        <w:t xml:space="preserve">BCQI obtiene el mayor throughput de la celda (23.3 Mbps, que</w:t>
+      </w:r>
+      <w:r>
+        <w:t xml:space="preserve"> </w:t>
+      </w:r>
+      <w:r>
+        <w:t xml:space="preserve">equivale a una eficiencia espectral de 4.67 bits/s/Hz), pero con un valor de</w:t>
+      </w:r>
+      <w:r>
+        <w:t xml:space="preserve"> </w:t>
+      </w:r>
+      <w:r>
+        <w:t xml:space="preserve">equidad según el índice de Jain de 0.03. BET alcanza una equidad</w:t>
+      </w:r>
+      <w:r>
+        <w:t xml:space="preserve"> </w:t>
+      </w:r>
+      <w:r>
+        <w:t xml:space="preserve">prácticamente perfecta (</w:t>
+      </w:r>
+      <m:oMath>
+        <m:r>
+          <m:t>J</m:t>
+        </m:r>
+        <m:r>
+          <m:rPr>
+            <m:sty m:val="p"/>
+          </m:rPr>
+          <m:t>=</m:t>
+        </m:r>
+        <m:r>
+          <m:t>1.00</m:t>
+        </m:r>
+      </m:oMath>
+      <w:r>
+        <w:t xml:space="preserve">) con el menor throughput (14.6 Mbps).</w:t>
+      </w:r>
+      <w:r>
+        <w:t xml:space="preserve"> </w:t>
+      </w:r>
+      <w:r>
+        <w:t xml:space="preserve">PF obtiene el segundo mayor throughput (19.1 Mbps, 11% más que RR) y una</w:t>
+      </w:r>
+      <w:r>
+        <w:t xml:space="preserve"> </w:t>
+      </w:r>
+      <w:r>
+        <w:t xml:space="preserve">equidad de 0.94, mayor que la de RR (0.89).</w:t>
+      </w:r>
+    </w:p>
+    <w:p>
+      <w:pPr>
+        <w:pStyle w:val="TableCaption"/>
+      </w:pPr>
+      <w:r>
+        <w:t xml:space="preserve">Tabla 2. Métricas globales por despachador.</w:t>
+      </w:r>
+    </w:p>
+    <w:tbl>
+      <w:tblPr>
+        <w:tblStyle w:val="Table"/>
+        <w:tblW w:type="auto" w:w="0"/>
+        <w:tblLook w:firstRow="0" w:lastRow="0" w:firstColumn="0" w:lastColumn="0" w:noHBand="0" w:noVBand="0" w:val="0000"/>
+        <w:jc w:val="start"/>
+        <w:tblCaption w:val="Tabla 2. Métricas globales por despachador."/>
+      </w:tblPr>
+      <w:tblGrid>
+        <w:gridCol w:w="1980"/>
+        <w:gridCol w:w="1980"/>
+        <w:gridCol w:w="1980"/>
+        <w:gridCol w:w="1980"/>
+      </w:tblGrid>
+      <w:tr>
+        <w:tc>
+          <w:tcPr/>
+          <w:p>
+            <w:pPr>
+              <w:pStyle w:val="Compact"/>
+              <w:jc w:val="left"/>
+            </w:pPr>
+            <w:r>
+              <w:t xml:space="preserve">Despachador</w:t>
+            </w:r>
+          </w:p>
+        </w:tc>
+        <w:tc>
+          <w:tcPr/>
+          <w:p>
+            <w:pPr>
+              <w:pStyle w:val="Compact"/>
+              <w:jc w:val="center"/>
+            </w:pPr>
+            <w:r>
+              <w:t xml:space="preserve">Throughput</w:t>
+            </w:r>
+          </w:p>
+        </w:tc>
+        <w:tc>
+          <w:tcPr/>
+          <w:p>
+            <w:pPr>
+              <w:pStyle w:val="Compact"/>
+              <w:jc w:val="center"/>
+            </w:pPr>
+            <w:r>
+              <w:t xml:space="preserve">Eficiencia espectral</w:t>
+            </w:r>
+          </w:p>
+        </w:tc>
+        <w:tc>
+          <w:tcPr/>
+          <w:p>
+            <w:pPr>
+              <w:pStyle w:val="Compact"/>
+              <w:jc w:val="center"/>
+            </w:pPr>
+            <m:oMath>
+              <m:r>
+                <m:t>J</m:t>
+              </m:r>
+            </m:oMath>
+          </w:p>
+        </w:tc>
+      </w:tr>
+      <w:tr>
+        <w:tc>
+          <w:tcPr/>
+          <w:p>
+            <w:pPr>
+              <w:pStyle w:val="Compact"/>
+            </w:pPr>
+          </w:p>
+        </w:tc>
+        <w:tc>
+          <w:tcPr/>
+          <w:p>
+            <w:pPr>
+              <w:pStyle w:val="Compact"/>
+              <w:jc w:val="center"/>
+            </w:pPr>
+            <w:r>
+              <w:t xml:space="preserve">(Mbps)</w:t>
+            </w:r>
+          </w:p>
+        </w:tc>
+        <w:tc>
+          <w:tcPr/>
+          <w:p>
+            <w:pPr>
+              <w:pStyle w:val="Compact"/>
+              <w:jc w:val="center"/>
+            </w:pPr>
+            <w:r>
+              <w:t xml:space="preserve">(bits/s/Hz)</w:t>
+            </w:r>
+          </w:p>
+        </w:tc>
+        <w:tc>
+          <w:tcPr/>
+          <w:p>
+            <w:pPr>
+              <w:pStyle w:val="Compact"/>
+            </w:pPr>
+          </w:p>
+        </w:tc>
+      </w:tr>
+      <w:tr>
+        <w:tc>
+          <w:tcPr/>
+          <w:p>
+            <w:pPr>
+              <w:pStyle w:val="Compact"/>
+              <w:jc w:val="left"/>
+            </w:pPr>
+            <w:r>
+              <w:t xml:space="preserve">RR</w:t>
+            </w:r>
+          </w:p>
+        </w:tc>
+        <w:tc>
+          <w:tcPr/>
+          <w:p>
+            <w:pPr>
+              <w:pStyle w:val="Compact"/>
+              <w:jc w:val="center"/>
+            </w:pPr>
+            <w:r>
+              <w:t xml:space="preserve">17.2</w:t>
+            </w:r>
+          </w:p>
+        </w:tc>
+        <w:tc>
+          <w:tcPr/>
+          <w:p>
+            <w:pPr>
+              <w:pStyle w:val="Compact"/>
+              <w:jc w:val="center"/>
+            </w:pPr>
+            <w:r>
+              <w:t xml:space="preserve">3.44</w:t>
+            </w:r>
+          </w:p>
+        </w:tc>
+        <w:tc>
+          <w:tcPr/>
+          <w:p>
+            <w:pPr>
+              <w:pStyle w:val="Compact"/>
+              <w:jc w:val="center"/>
+            </w:pPr>
+            <w:r>
+              <w:t xml:space="preserve">0.89</w:t>
+            </w:r>
+          </w:p>
+        </w:tc>
+      </w:tr>
+      <w:tr>
+        <w:tc>
+          <w:tcPr/>
+          <w:p>
+            <w:pPr>
+              <w:pStyle w:val="Compact"/>
+              <w:jc w:val="left"/>
+            </w:pPr>
+            <w:r>
+              <w:t xml:space="preserve">BCQI</w:t>
+            </w:r>
+          </w:p>
+        </w:tc>
+        <w:tc>
+          <w:tcPr/>
+          <w:p>
+            <w:pPr>
+              <w:pStyle w:val="Compact"/>
+              <w:jc w:val="center"/>
+            </w:pPr>
+            <w:r>
+              <w:t xml:space="preserve">23.3</w:t>
+            </w:r>
+          </w:p>
+        </w:tc>
+        <w:tc>
+          <w:tcPr/>
+          <w:p>
+            <w:pPr>
+              <w:pStyle w:val="Compact"/>
+              <w:jc w:val="center"/>
+            </w:pPr>
+            <w:r>
+              <w:t xml:space="preserve">4.67</w:t>
+            </w:r>
+          </w:p>
+        </w:tc>
+        <w:tc>
+          <w:tcPr/>
+          <w:p>
+            <w:pPr>
+              <w:pStyle w:val="Compact"/>
+              <w:jc w:val="center"/>
+            </w:pPr>
+            <w:r>
+              <w:t xml:space="preserve">0.03</w:t>
+            </w:r>
+          </w:p>
+        </w:tc>
+      </w:tr>
+      <w:tr>
+        <w:tc>
+          <w:tcPr/>
+          <w:p>
+            <w:pPr>
+              <w:pStyle w:val="Compact"/>
+              <w:jc w:val="left"/>
+            </w:pPr>
+            <w:r>
+              <w:t xml:space="preserve">BET</w:t>
+            </w:r>
+          </w:p>
+        </w:tc>
+        <w:tc>
+          <w:tcPr/>
+          <w:p>
+            <w:pPr>
+              <w:pStyle w:val="Compact"/>
+              <w:jc w:val="center"/>
+            </w:pPr>
+            <w:r>
+              <w:t xml:space="preserve">14.6</w:t>
+            </w:r>
+          </w:p>
+        </w:tc>
+        <w:tc>
+          <w:tcPr/>
+          <w:p>
+            <w:pPr>
+              <w:pStyle w:val="Compact"/>
+              <w:jc w:val="center"/>
+            </w:pPr>
+            <w:r>
+              <w:t xml:space="preserve">2.93</w:t>
+            </w:r>
+          </w:p>
+        </w:tc>
+        <w:tc>
+          <w:tcPr/>
+          <w:p>
+            <w:pPr>
+              <w:pStyle w:val="Compact"/>
+              <w:jc w:val="center"/>
+            </w:pPr>
+            <w:r>
+              <w:t xml:space="preserve">1.00</w:t>
+            </w:r>
+          </w:p>
+        </w:tc>
+      </w:tr>
+      <w:tr>
+        <w:tc>
+          <w:tcPr/>
+          <w:p>
+            <w:pPr>
+              <w:pStyle w:val="Compact"/>
+              <w:jc w:val="left"/>
+            </w:pPr>
+            <w:r>
+              <w:t xml:space="preserve">PF</w:t>
+            </w:r>
+          </w:p>
+        </w:tc>
+        <w:tc>
+          <w:tcPr/>
+          <w:p>
+            <w:pPr>
+              <w:pStyle w:val="Compact"/>
+              <w:jc w:val="center"/>
+            </w:pPr>
+            <w:r>
+              <w:t xml:space="preserve">19.1</w:t>
+            </w:r>
+          </w:p>
+        </w:tc>
+        <w:tc>
+          <w:tcPr/>
+          <w:p>
+            <w:pPr>
+              <w:pStyle w:val="Compact"/>
+              <w:jc w:val="center"/>
+            </w:pPr>
+            <w:r>
+              <w:t xml:space="preserve">3.83</w:t>
+            </w:r>
+          </w:p>
+        </w:tc>
+        <w:tc>
+          <w:tcPr/>
+          <w:p>
+            <w:pPr>
+              <w:pStyle w:val="Compact"/>
+              <w:jc w:val="center"/>
+            </w:pPr>
+            <w:r>
+              <w:t xml:space="preserve">0.94</w:t>
+            </w:r>
+          </w:p>
+        </w:tc>
+      </w:tr>
+    </w:tbl>
+    <w:p>
+      <w:pPr>
+        <w:pStyle w:val="BodyText"/>
+      </w:pPr>
+      <w:r>
+        <w:t xml:space="preserve">Los resultados muestran el compromiso entre throughput y equidad de cada</w:t>
+      </w:r>
+      <w:r>
+        <w:t xml:space="preserve"> </w:t>
+      </w:r>
+      <w:r>
+        <w:t xml:space="preserve">estrategia de despacho. BCQI maximiza el throughput de la celda a cambio de dejar sin</w:t>
+      </w:r>
+      <w:r>
+        <w:t xml:space="preserve"> </w:t>
+      </w:r>
+      <w:r>
+        <w:t xml:space="preserve">servicio a una gran cantidad de UE, mientras BET logra la mayor equidad a cambio</w:t>
+      </w:r>
+      <w:r>
+        <w:t xml:space="preserve"> </w:t>
+      </w:r>
+      <w:r>
+        <w:t xml:space="preserve">de menor throughput y otorgar menos recursos a los UE cercanos al gNB.</w:t>
+      </w:r>
+      <w:r>
+        <w:t xml:space="preserve"> </w:t>
+      </w:r>
+      <w:r>
+        <w:t xml:space="preserve">RR reparte los recursos por igual, pero no aprovecha las condiciones del</w:t>
+      </w:r>
+      <w:r>
+        <w:t xml:space="preserve"> </w:t>
+      </w:r>
+      <w:r>
+        <w:t xml:space="preserve">canal para asignar recursos. PF ofrece el mejor balance: el segundo mayor throughput de la</w:t>
+      </w:r>
+      <w:r>
+        <w:t xml:space="preserve"> </w:t>
+      </w:r>
+      <w:r>
+        <w:t xml:space="preserve">celda, una equidad de 0.94 y 45% más throughput que RR para el UE que se encuentra</w:t>
+      </w:r>
+      <w:r>
+        <w:t xml:space="preserve"> </w:t>
+      </w:r>
+      <w:r>
+        <w:t xml:space="preserve">en el borde de la celda.</w:t>
+      </w:r>
+    </w:p>
+    <w:bookmarkEnd w:id="33"/>
+    <w:bookmarkEnd w:id="34"/>
+    <w:bookmarkEnd w:id="35"/>
+    <w:bookmarkStart w:id="45" w:name="referencias"/>
+    <w:p>
+      <w:pPr>
+        <w:pStyle w:val="Heading1"/>
+      </w:pPr>
+      <w:r>
+        <w:t xml:space="preserve">Referencias</w:t>
+      </w:r>
+    </w:p>
+    <w:bookmarkStart w:id="44" w:name="refs"/>
+    <w:bookmarkStart w:id="37" w:name="ref-lin2019"/>
+    <w:p>
+      <w:pPr>
+        <w:pStyle w:val="Bibliography"/>
+      </w:pPr>
+      <w:r>
+        <w:t xml:space="preserve">[1]</w:t>
+      </w:r>
+      <w:r>
+        <w:t xml:space="preserve"> </w:t>
+      </w:r>
+      <w:r>
+        <w:t xml:space="preserve">	</w:t>
+      </w:r>
+      <w:r>
+        <w:t xml:space="preserve">X. Lin</w:t>
+      </w:r>
+      <w:r>
+        <w:t xml:space="preserve"> </w:t>
+      </w:r>
+      <w:r>
         <w:rPr>
-          <w:rFonts w:ascii="Times New Roman" w:hAnsi="Times New Roman" w:cs="Times New Roman"/>
-        </w:rPr>
-        <w:t xml:space="preserve">): porcentaje de UE con datos pendientes que no recibieron ningún bit en una trama, promediado sobre todas las tramas.</w:t>
-      </w:r>
-    </w:p>
-    <w:p>
-      <w:pPr>
-        <w:pStyle w:val="Heading1"/>
-        <w:spacing w:line="360" w:lineRule="auto"/>
-        <w:rPr>
-          <w:rFonts w:ascii="Times New Roman" w:hAnsi="Times New Roman" w:cs="Times New Roman"/>
-          <w:color w:val="000000"/>
-        </w:rPr>
-      </w:pPr>
-      <w:bookmarkEnd w:id="7"/>
-      <w:bookmarkEnd w:id="0"/>
-      <w:bookmarkStart w:id="8" w:name="referencias"/>
-      <w:r>
-        <w:rPr>
-          <w:rFonts w:ascii="Times New Roman" w:hAnsi="Times New Roman" w:cs="Times New Roman"/>
-          <w:color w:val="000000"/>
-        </w:rPr>
-        <w:t xml:space="preserve">Referencias</w:t>
-      </w:r>
-    </w:p>
-    <w:p>
-      <w:pPr>
-        <w:pStyle w:val="Bibliography"/>
-        <w:spacing w:line="360" w:lineRule="auto"/>
-        <w:jc w:val="both"/>
-        <w:rPr>
-          <w:rFonts w:ascii="Times New Roman" w:hAnsi="Times New Roman" w:cs="Times New Roman"/>
-        </w:rPr>
-      </w:pPr>
-      <w:bookmarkStart w:id="9" w:name="refs"/>
-      <w:bookmarkStart w:id="10" w:name="ref-lin2019"/>
-      <w:r>
-        <w:rPr>
-          <w:rFonts w:ascii="Times New Roman" w:hAnsi="Times New Roman" w:cs="Times New Roman"/>
-        </w:rPr>
-        <w:t xml:space="preserve">[1] </w:t>
-        <w:tab/>
-        <w:t xml:space="preserve">X. Lin </w:t>
-      </w:r>
-      <w:r>
-        <w:rPr>
-          <w:rFonts w:ascii="Times New Roman" w:hAnsi="Times New Roman" w:cs="Times New Roman"/>
+          <w:iCs/>
           <w:i/>
-          <w:iCs/>
         </w:rPr>
         <w:t xml:space="preserve">et al.</w:t>
       </w:r>
       <w:r>
+        <w:t xml:space="preserve">,</w:t>
+      </w:r>
+      <w:r>
+        <w:t xml:space="preserve"> </w:t>
+      </w:r>
+      <w:r>
+        <w:t xml:space="preserve">“</w:t>
+      </w:r>
+      <w:r>
+        <w:t xml:space="preserve">5G</w:t>
+      </w:r>
+      <w:r>
+        <w:t xml:space="preserve"> </w:t>
+      </w:r>
+      <w:r>
+        <w:t xml:space="preserve">New</w:t>
+      </w:r>
+      <w:r>
+        <w:t xml:space="preserve"> </w:t>
+      </w:r>
+      <w:r>
+        <w:t xml:space="preserve">Radio</w:t>
+      </w:r>
+      <w:r>
+        <w:t xml:space="preserve">: Unveiling the Essentials of the Next Generation Wireless Access Technology”</w:t>
+      </w:r>
+      <w:r>
+        <w:t xml:space="preserve">,</w:t>
+      </w:r>
+      <w:r>
+        <w:t xml:space="preserve"> </w:t>
+      </w:r>
+      <w:r>
         <w:rPr>
-          <w:rFonts w:ascii="Times New Roman" w:hAnsi="Times New Roman" w:cs="Times New Roman"/>
-        </w:rPr>
-        <w:t xml:space="preserve">, “5G New Radio: Unveiling the Essentials of the Next Generation Wireless Access Technology”, </w:t>
-      </w:r>
-      <w:r>
-        <w:rPr>
-          <w:rFonts w:ascii="Times New Roman" w:hAnsi="Times New Roman" w:cs="Times New Roman"/>
+          <w:iCs/>
           <w:i/>
-          <w:iCs/>
         </w:rPr>
         <w:t xml:space="preserve">IEEE Communications Standards Magazine</w:t>
       </w:r>
       <w:r>
-        <w:rPr>
-          <w:rFonts w:ascii="Times New Roman" w:hAnsi="Times New Roman" w:cs="Times New Roman"/>
-        </w:rPr>
         <w:t xml:space="preserve">, vol. 3, núm. 3, pp. 30–37, sep. 2019, doi:</w:t>
       </w:r>
       <w:r>
-        <w:rPr>
-          <w:rFonts w:ascii="Times New Roman" w:hAnsi="Times New Roman" w:cs="Times New Roman"/>
-          <w:color w:val="000000"/>
-        </w:rPr>
-        <w:t xml:space="preserve"> </w:t>
-      </w:r>
-      <w:hyperlink r:id="rId2" w:history="1">
+        <w:t xml:space="preserve"> </w:t>
+      </w:r>
+      <w:hyperlink r:id="rId36">
         <w:r>
           <w:rPr>
             <w:rStyle w:val="Hyperlink"/>
-            <w:rFonts w:ascii="Times New Roman" w:hAnsi="Times New Roman" w:cs="Times New Roman"/>
-            <w:color w:val="000000"/>
           </w:rPr>
           <w:t xml:space="preserve">10.1109/MCOMSTD.001.1800036</w:t>
         </w:r>
       </w:hyperlink>
       <w:r>
+        <w:t xml:space="preserve">.</w:t>
+      </w:r>
+    </w:p>
+    <w:bookmarkEnd w:id="37"/>
+    <w:bookmarkStart w:id="38" w:name="ref-capozzi2013"/>
+    <w:p>
+      <w:pPr>
+        <w:pStyle w:val="Bibliography"/>
+      </w:pPr>
+      <w:r>
+        <w:t xml:space="preserve">[2]</w:t>
+      </w:r>
+      <w:r>
+        <w:t xml:space="preserve"> </w:t>
+      </w:r>
+      <w:r>
+        <w:t xml:space="preserve">	</w:t>
+      </w:r>
+      <w:r>
+        <w:t xml:space="preserve">F. Capozzi, G. Piro, L. A. Grieco, G. Boggia, y P. Camarda,</w:t>
+      </w:r>
+      <w:r>
+        <w:t xml:space="preserve"> </w:t>
+      </w:r>
+      <w:r>
+        <w:t xml:space="preserve">“Downlink Packet Scheduling in</w:t>
+      </w:r>
+      <w:r>
+        <w:t xml:space="preserve"> </w:t>
+      </w:r>
+      <w:r>
+        <w:t xml:space="preserve">LTE</w:t>
+      </w:r>
+      <w:r>
+        <w:t xml:space="preserve"> </w:t>
+      </w:r>
+      <w:r>
+        <w:t xml:space="preserve">Cellular Networks: Key Design Issues and a Survey”</w:t>
+      </w:r>
+      <w:r>
+        <w:t xml:space="preserve">,</w:t>
+      </w:r>
+      <w:r>
+        <w:t xml:space="preserve"> </w:t>
+      </w:r>
+      <w:r>
         <w:rPr>
-          <w:rFonts w:ascii="Times New Roman" w:hAnsi="Times New Roman" w:cs="Times New Roman"/>
-          <w:color w:val="000000"/>
-        </w:rPr>
-        <w:t xml:space="preserve">.</w:t>
-      </w:r>
-    </w:p>
-    <w:p>
-      <w:pPr>
-        <w:pStyle w:val="Bibliography"/>
-        <w:spacing w:line="360" w:lineRule="auto"/>
-        <w:jc w:val="both"/>
-        <w:rPr>
-          <w:rFonts w:ascii="Times New Roman" w:hAnsi="Times New Roman" w:cs="Times New Roman"/>
-        </w:rPr>
-      </w:pPr>
-      <w:bookmarkEnd w:id="10"/>
-      <w:bookmarkStart w:id="11" w:name="ref-capozzi2013"/>
-      <w:r>
-        <w:rPr>
-          <w:rFonts w:ascii="Times New Roman" w:hAnsi="Times New Roman" w:cs="Times New Roman"/>
-        </w:rPr>
-        <w:t xml:space="preserve">[2] </w:t>
-        <w:tab/>
-        <w:t xml:space="preserve">F. Capozzi, G. Piro, L. A. Grieco, G. Boggia, y P. Camarda, “Downlink Packet Scheduling in LTE Cellular Networks: Key Design Issues and a Survey”, </w:t>
-      </w:r>
-      <w:r>
-        <w:rPr>
-          <w:rFonts w:ascii="Times New Roman" w:hAnsi="Times New Roman" w:cs="Times New Roman"/>
+          <w:iCs/>
           <w:i/>
-          <w:iCs/>
         </w:rPr>
         <w:t xml:space="preserve">IEEE Communications Surveys &amp; Tutorials</w:t>
       </w:r>
       <w:r>
+        <w:t xml:space="preserve">, vol. 15, núm. 2, pp. 678–700, 2013.</w:t>
+      </w:r>
+    </w:p>
+    <w:bookmarkEnd w:id="38"/>
+    <w:bookmarkStart w:id="39" w:name="ref-fitriasari2021"/>
+    <w:p>
+      <w:pPr>
+        <w:pStyle w:val="Bibliography"/>
+      </w:pPr>
+      <w:r>
+        <w:t xml:space="preserve">[3]</w:t>
+      </w:r>
+      <w:r>
+        <w:t xml:space="preserve"> </w:t>
+      </w:r>
+      <w:r>
+        <w:t xml:space="preserve">	</w:t>
+      </w:r>
+      <w:r>
+        <w:t xml:space="preserve">H. I. Fitriasari, A. I. Lestari, D. L. Luhurkinanti, y R. F. Sari,</w:t>
+      </w:r>
+      <w:r>
+        <w:t xml:space="preserve"> </w:t>
+      </w:r>
+      <w:r>
+        <w:t xml:space="preserve">“Performance Evaluation of Downlink Multi-user</w:t>
+      </w:r>
+      <w:r>
+        <w:t xml:space="preserve"> </w:t>
+      </w:r>
+      <w:r>
+        <w:t xml:space="preserve">OFDMA</w:t>
+      </w:r>
+      <w:r>
+        <w:t xml:space="preserve"> </w:t>
+      </w:r>
+      <w:r>
+        <w:t xml:space="preserve">Scheduling in</w:t>
+      </w:r>
+      <w:r>
+        <w:t xml:space="preserve"> </w:t>
+      </w:r>
+      <w:r>
+        <w:t xml:space="preserve">5G</w:t>
+      </w:r>
+      <w:r>
+        <w:t xml:space="preserve"> </w:t>
+      </w:r>
+      <w:r>
+        <w:t xml:space="preserve">New</w:t>
+      </w:r>
+      <w:r>
+        <w:t xml:space="preserve"> </w:t>
+      </w:r>
+      <w:r>
+        <w:t xml:space="preserve">Radio</w:t>
+      </w:r>
+      <w:r>
+        <w:t xml:space="preserve"> </w:t>
+      </w:r>
+      <w:r>
+        <w:t xml:space="preserve">(</w:t>
+      </w:r>
+      <w:r>
+        <w:t xml:space="preserve">NR</w:t>
+      </w:r>
+      <w:r>
+        <w:t xml:space="preserve">)”</w:t>
+      </w:r>
+      <w:r>
+        <w:t xml:space="preserve">, en</w:t>
+      </w:r>
+      <w:r>
+        <w:t xml:space="preserve"> </w:t>
+      </w:r>
+      <w:r>
         <w:rPr>
-          <w:rFonts w:ascii="Times New Roman" w:hAnsi="Times New Roman" w:cs="Times New Roman"/>
-        </w:rPr>
-        <w:t xml:space="preserve">, vol. 15, núm. 2, pp. 678–700, 2013.</w:t>
-      </w:r>
-    </w:p>
-    <w:p>
-      <w:pPr>
-        <w:pStyle w:val="Bibliography"/>
-        <w:spacing w:line="360" w:lineRule="auto"/>
-        <w:jc w:val="both"/>
-        <w:rPr>
-          <w:rFonts w:ascii="Times New Roman" w:hAnsi="Times New Roman" w:cs="Times New Roman"/>
-        </w:rPr>
-      </w:pPr>
-      <w:bookmarkEnd w:id="11"/>
-      <w:bookmarkStart w:id="12" w:name="ref-fitriasari2021"/>
-      <w:r>
-        <w:rPr>
-          <w:rFonts w:ascii="Times New Roman" w:hAnsi="Times New Roman" w:cs="Times New Roman"/>
-        </w:rPr>
-        <w:t xml:space="preserve">[3] </w:t>
-        <w:tab/>
-        <w:t xml:space="preserve">H. I. Fitriasari, A. I. Lestari, D. L. Luhurkinanti, y R. F. Sari, “Performance Evaluation of Downlink Multi-user OFDMA Scheduling in 5G New Radio (NR)”, en </w:t>
-      </w:r>
-      <w:r>
-        <w:rPr>
-          <w:rFonts w:ascii="Times New Roman" w:hAnsi="Times New Roman" w:cs="Times New Roman"/>
+          <w:iCs/>
           <w:i/>
-          <w:iCs/>
         </w:rPr>
         <w:t xml:space="preserve">Proc. 18th International Conference on Electrical Engineering/Electronics, Computer, Telecommunications and Information Technology (ECTI-CON)</w:t>
       </w:r>
       <w:r>
+        <w:t xml:space="preserve">, Chiang Mai, Thailand, 2021, pp. 219–223.</w:t>
+      </w:r>
+    </w:p>
+    <w:bookmarkEnd w:id="39"/>
+    <w:bookmarkStart w:id="40" w:name="ref-haque2023"/>
+    <w:p>
+      <w:pPr>
+        <w:pStyle w:val="Bibliography"/>
+      </w:pPr>
+      <w:r>
+        <w:t xml:space="preserve">[4]</w:t>
+      </w:r>
+      <w:r>
+        <w:t xml:space="preserve"> </w:t>
+      </w:r>
+      <w:r>
+        <w:t xml:space="preserve">	</w:t>
+      </w:r>
+      <w:r>
+        <w:t xml:space="preserve">E. Haque, F. Tariq, M. Khandaker, K. Wong, y Y. Zhang,</w:t>
+      </w:r>
+      <w:r>
+        <w:t xml:space="preserve"> </w:t>
+      </w:r>
+      <w:r>
+        <w:t xml:space="preserve">“A Survey of Scheduling in</w:t>
+      </w:r>
+      <w:r>
+        <w:t xml:space="preserve"> </w:t>
+      </w:r>
+      <w:r>
+        <w:t xml:space="preserve">5G</w:t>
+      </w:r>
+      <w:r>
+        <w:t xml:space="preserve"> </w:t>
+      </w:r>
+      <w:r>
+        <w:t xml:space="preserve">URLLC</w:t>
+      </w:r>
+      <w:r>
+        <w:t xml:space="preserve"> </w:t>
+      </w:r>
+      <w:r>
+        <w:t xml:space="preserve">and Outlook for Emerging</w:t>
+      </w:r>
+      <w:r>
+        <w:t xml:space="preserve"> </w:t>
+      </w:r>
+      <w:r>
+        <w:t xml:space="preserve">6G</w:t>
+      </w:r>
+      <w:r>
+        <w:t xml:space="preserve"> </w:t>
+      </w:r>
+      <w:r>
+        <w:t xml:space="preserve">Systems”</w:t>
+      </w:r>
+      <w:r>
+        <w:t xml:space="preserve">,</w:t>
+      </w:r>
+      <w:r>
+        <w:t xml:space="preserve"> </w:t>
+      </w:r>
+      <w:r>
         <w:rPr>
-          <w:rFonts w:ascii="Times New Roman" w:hAnsi="Times New Roman" w:cs="Times New Roman"/>
-        </w:rPr>
-        <w:t xml:space="preserve">, Chiang Mai, Thailand, 2021, pp. 219–223.</w:t>
-      </w:r>
-    </w:p>
-    <w:p>
-      <w:pPr>
-        <w:pStyle w:val="Bibliography"/>
-        <w:spacing w:line="360" w:lineRule="auto"/>
-        <w:jc w:val="both"/>
-        <w:rPr>
-          <w:rFonts w:ascii="Times New Roman" w:hAnsi="Times New Roman" w:cs="Times New Roman"/>
-        </w:rPr>
-      </w:pPr>
-      <w:bookmarkEnd w:id="12"/>
-      <w:bookmarkStart w:id="13" w:name="ref-haque2023"/>
-      <w:r>
-        <w:rPr>
-          <w:rFonts w:ascii="Times New Roman" w:hAnsi="Times New Roman" w:cs="Times New Roman"/>
-        </w:rPr>
-        <w:t xml:space="preserve">[4] </w:t>
-        <w:tab/>
-        <w:t xml:space="preserve">E. Haque, F. Tariq, M. Khandaker, K. Wong, y Y. Zhang, “A Survey of Scheduling in 5G URLLC and Outlook for Emerging 6G Systems”, </w:t>
-      </w:r>
-      <w:r>
-        <w:rPr>
-          <w:rFonts w:ascii="Times New Roman" w:hAnsi="Times New Roman" w:cs="Times New Roman"/>
+          <w:iCs/>
           <w:i/>
-          <w:iCs/>
         </w:rPr>
         <w:t xml:space="preserve">IEEE Access</w:t>
       </w:r>
       <w:r>
+        <w:t xml:space="preserve">, vol. 11, pp. 34372–34396, 2023.</w:t>
+      </w:r>
+    </w:p>
+    <w:bookmarkEnd w:id="40"/>
+    <w:bookmarkStart w:id="41" w:name="ref-mamane2022"/>
+    <w:p>
+      <w:pPr>
+        <w:pStyle w:val="Bibliography"/>
+      </w:pPr>
+      <w:r>
+        <w:t xml:space="preserve">[5]</w:t>
+      </w:r>
+      <w:r>
+        <w:t xml:space="preserve"> </w:t>
+      </w:r>
+      <w:r>
+        <w:t xml:space="preserve">	</w:t>
+      </w:r>
+      <w:r>
+        <w:t xml:space="preserve">A. Mamane, M. Fattah, M. El Ghazi, M. El Bekkali, Y. Balboul, y S. Mazer,</w:t>
+      </w:r>
+      <w:r>
+        <w:t xml:space="preserve"> </w:t>
+      </w:r>
+      <w:r>
+        <w:t xml:space="preserve">“Scheduling Algorithms for</w:t>
+      </w:r>
+      <w:r>
+        <w:t xml:space="preserve"> </w:t>
+      </w:r>
+      <w:r>
+        <w:t xml:space="preserve">5G</w:t>
+      </w:r>
+      <w:r>
+        <w:t xml:space="preserve"> </w:t>
+      </w:r>
+      <w:r>
+        <w:t xml:space="preserve">Networks and Beyond: Classification and Survey”</w:t>
+      </w:r>
+      <w:r>
+        <w:t xml:space="preserve">,</w:t>
+      </w:r>
+      <w:r>
+        <w:t xml:space="preserve"> </w:t>
+      </w:r>
+      <w:r>
         <w:rPr>
-          <w:rFonts w:ascii="Times New Roman" w:hAnsi="Times New Roman" w:cs="Times New Roman"/>
-        </w:rPr>
-        <w:t xml:space="preserve">, vol. 11, pp. 34372–34396, 2023.</w:t>
-      </w:r>
-    </w:p>
-    <w:p>
-      <w:pPr>
-        <w:pStyle w:val="Bibliography"/>
-        <w:spacing w:line="360" w:lineRule="auto"/>
-        <w:jc w:val="both"/>
-        <w:rPr>
-          <w:rFonts w:ascii="Times New Roman" w:hAnsi="Times New Roman" w:cs="Times New Roman"/>
-        </w:rPr>
-      </w:pPr>
-      <w:bookmarkEnd w:id="13"/>
-      <w:bookmarkStart w:id="14" w:name="ref-mamane2022"/>
-      <w:r>
-        <w:rPr>
-          <w:rFonts w:ascii="Times New Roman" w:hAnsi="Times New Roman" w:cs="Times New Roman"/>
-        </w:rPr>
-        <w:t xml:space="preserve">[5] </w:t>
-        <w:tab/>
-        <w:t xml:space="preserve">A. Mamane, M. Fattah, M. El Ghazi, M. El Bekkali, Y. Balboul, y S. Mazer, “Scheduling Algorithms for 5G Networks and Beyond: Classification and Survey”, </w:t>
-      </w:r>
-      <w:r>
-        <w:rPr>
-          <w:rFonts w:ascii="Times New Roman" w:hAnsi="Times New Roman" w:cs="Times New Roman"/>
+          <w:iCs/>
           <w:i/>
-          <w:iCs/>
         </w:rPr>
         <w:t xml:space="preserve">IEEE Access</w:t>
       </w:r>
       <w:r>
+        <w:t xml:space="preserve">, vol. 10, pp. 51643–51661, 2022.</w:t>
+      </w:r>
+    </w:p>
+    <w:bookmarkEnd w:id="41"/>
+    <w:bookmarkStart w:id="43" w:name="ref-shi2014"/>
+    <w:p>
+      <w:pPr>
+        <w:pStyle w:val="Bibliography"/>
+      </w:pPr>
+      <w:r>
+        <w:t xml:space="preserve">[6]</w:t>
+      </w:r>
+      <w:r>
+        <w:t xml:space="preserve"> </w:t>
+      </w:r>
+      <w:r>
+        <w:t xml:space="preserve">	</w:t>
+      </w:r>
+      <w:r>
+        <w:t xml:space="preserve">H. Shi, R. V. Prasad, E. Onur, y I. G. M. M. Niemegeers,</w:t>
+      </w:r>
+      <w:r>
+        <w:t xml:space="preserve"> </w:t>
+      </w:r>
+      <w:r>
+        <w:t xml:space="preserve">“Fairness in Wireless Networks: Issues, Measures and Challenges”</w:t>
+      </w:r>
+      <w:r>
+        <w:t xml:space="preserve">,</w:t>
+      </w:r>
+      <w:r>
+        <w:t xml:space="preserve"> </w:t>
+      </w:r>
+      <w:r>
         <w:rPr>
-          <w:rFonts w:ascii="Times New Roman" w:hAnsi="Times New Roman" w:cs="Times New Roman"/>
-        </w:rPr>
-        <w:t xml:space="preserve">, vol. 10, pp. 51643–51661, 2022.</w:t>
-      </w:r>
-    </w:p>
-    <w:p>
-      <w:pPr>
-        <w:pStyle w:val="Bibliography"/>
-        <w:spacing w:line="360" w:lineRule="auto"/>
-        <w:jc w:val="both"/>
-        <w:rPr>
-          <w:rFonts w:ascii="Times New Roman" w:hAnsi="Times New Roman" w:cs="Times New Roman"/>
-        </w:rPr>
-      </w:pPr>
-      <w:bookmarkEnd w:id="14"/>
-      <w:bookmarkStart w:id="15" w:name="ref-shi2014"/>
-      <w:r>
-        <w:rPr>
-          <w:rFonts w:ascii="Times New Roman" w:hAnsi="Times New Roman" w:cs="Times New Roman"/>
-        </w:rPr>
-        <w:t xml:space="preserve">[6] </w:t>
-        <w:tab/>
-        <w:t xml:space="preserve">H. Shi, R. V. Prasad, E. Onur, y I. G. M. M. Niemegeers, “Fairness in Wireless Networks: Issues, Measures and Challenges”, </w:t>
-      </w:r>
-      <w:r>
-        <w:rPr>
-          <w:rFonts w:ascii="Times New Roman" w:hAnsi="Times New Roman" w:cs="Times New Roman"/>
+          <w:iCs/>
           <w:i/>
-          <w:iCs/>
         </w:rPr>
         <w:t xml:space="preserve">IEEE Communications Surveys &amp; Tutorials</w:t>
       </w:r>
       <w:r>
-        <w:rPr>
-          <w:rFonts w:ascii="Times New Roman" w:hAnsi="Times New Roman" w:cs="Times New Roman"/>
-        </w:rPr>
-        <w:t xml:space="preserve">, vol. 16, núm. 1, pp. 5–24, 2014, doi: </w:t>
-      </w:r>
-      <w:hyperlink r:id="rId3" w:history="1">
+        <w:t xml:space="preserve">, vol. 16, núm. 1, pp. 5–24, 2014, doi:</w:t>
+      </w:r>
+      <w:r>
+        <w:t xml:space="preserve"> </w:t>
+      </w:r>
+      <w:hyperlink r:id="rId42">
         <w:r>
           <w:rPr>
             <w:rStyle w:val="Hyperlink"/>
-            <w:rFonts w:ascii="Times New Roman" w:hAnsi="Times New Roman" w:cs="Times New Roman"/>
-            <w:color w:val="000000"/>
           </w:rPr>
           <w:t xml:space="preserve">10.1109/SURV.2013.050113.00015</w:t>
         </w:r>
       </w:hyperlink>
       <w:r>
-        <w:rPr>
-          <w:rFonts w:ascii="Times New Roman" w:hAnsi="Times New Roman" w:cs="Times New Roman"/>
-          <w:color w:val="000000"/>
-        </w:rPr>
         <w:t xml:space="preserve">.</w:t>
       </w:r>
-      <w:bookmarkEnd w:id="15"/>
-      <w:bookmarkEnd w:id="9"/>
-      <w:bookmarkEnd w:id="8"/>
-    </w:p>
-    <w:sectPr>
-      <w:type w:val="nextPage"/>
-      <w:pgSz w:w="12240" w:h="15840"/>
-      <w:pgMar w:top="1440" w:right="1440" w:bottom="1440" w:left="1440" w:header="720" w:footer="720" w:gutter="0"/>
-      <w:cols w:space="720" w:num="1"/>
-    </w:sectPr>
+    </w:p>
+    <w:bookmarkEnd w:id="43"/>
+    <w:bookmarkEnd w:id="44"/>
+    <w:bookmarkEnd w:id="45"/>
+    <w:sectPr/>
   </w:body>
 </w:document>
 </file>
 
+<file path=word/comments.xml><?xml version="1.0" encoding="utf-8"?>
+<w:comments xmlns:w="http://schemas.openxmlformats.org/wordprocessingml/2006/main" xmlns:m="http://schemas.openxmlformats.org/officeDocument/2006/math" xmlns:r="http://schemas.openxmlformats.org/officeDocument/2006/relationships" xmlns:o="urn:schemas-microsoft-com:office:office" xmlns:v="urn:schemas-microsoft-com:vml" xmlns:w10="urn:schemas-microsoft-com:office:word" xmlns:a="http://schemas.openxmlformats.org/drawingml/2006/main" xmlns:pic="http://schemas.openxmlformats.org/drawingml/2006/picture" xmlns:wp="http://schemas.openxmlformats.org/drawingml/2006/wordprocessingDrawing"/>
+</file>
+
 <file path=word/footnotes.xml><?xml version="1.0" encoding="utf-8"?>
-<w:footnotes xmlns:w="http://schemas.openxmlformats.org/wordprocessingml/2006/main" xmlns:r="http://schemas.openxmlformats.org/officeDocument/2006/relationships" xmlns:wp="http://schemas.openxmlformats.org/drawingml/2006/wordprocessingDrawing" xmlns:a="http://schemas.openxmlformats.org/drawingml/2006/main" xmlns:c="http://schemas.openxmlformats.org/drawingml/2006/chart" xmlns:pic="http://schemas.openxmlformats.org/drawingml/2006/picture" xmlns:mc="http://schemas.openxmlformats.org/markup-compatibility/2006" xmlns:w14="http://schemas.microsoft.com/office/word/2010/wordml" xmlns:wpi="http://schemas.microsoft.com/office/word/2010/wordprocessingInk" xmlns:w15="http://schemas.microsoft.com/office/word/2012/wordml" xmlns:wp14="http://schemas.microsoft.com/office/word/2010/wordprocessingDrawing" xmlns:wps="http://schemas.microsoft.com/office/word/2010/wordprocessingShape" xmlns:wpg="http://schemas.microsoft.com/office/word/2010/wordprocessingGroup" xmlns:wpc="http://schemas.microsoft.com/office/word/2010/wordprocessingCanvas" xmlns:dgm="http://schemas.openxmlformats.org/drawingml/2006/diagram" xmlns:dsp="http://schemas.microsoft.com/office/drawing/2008/diagram" xmlns:m="http://schemas.openxmlformats.org/officeDocument/2006/math" xmlns:v="urn:schemas-microsoft-com:vml" xmlns:o="urn:schemas-microsoft-com:office:office" xmlns:w10="urn:schemas-microsoft-com:office:word" xmlns:cx="http://schemas.microsoft.com/office/drawing/2014/chartex" xmlns:cx1="http://schemas.microsoft.com/office/drawing/2015/9/8/chartex" xmlns:cx2="http://schemas.microsoft.com/office/drawing/2015/10/21/chartex" xmlns:cx3="http://schemas.microsoft.com/office/drawing/2016/5/9/chartex" xmlns:cx4="http://schemas.microsoft.com/office/drawing/2016/5/10/chartex" xmlns:cx5="http://schemas.microsoft.com/office/drawing/2016/5/11/chartex" xmlns:cx6="http://schemas.microsoft.com/office/drawing/2016/5/12/chartex" xmlns:cx7="http://schemas.microsoft.com/office/drawing/2016/5/13/chartex" xmlns:cx8="http://schemas.microsoft.com/office/drawing/2016/5/14/chartex" mc:Ignorable="w14 w15 wp14">
+<w:footnotes xmlns:w="http://schemas.openxmlformats.org/wordprocessingml/2006/main" xmlns:m="http://schemas.openxmlformats.org/officeDocument/2006/math" xmlns:r="http://schemas.openxmlformats.org/officeDocument/2006/relationships" xmlns:o="urn:schemas-microsoft-com:office:office" xmlns:v="urn:schemas-microsoft-com:vml" xmlns:w10="urn:schemas-microsoft-com:office:word" xmlns:a="http://schemas.openxmlformats.org/drawingml/2006/main" xmlns:pic="http://schemas.openxmlformats.org/drawingml/2006/picture" xmlns:wp="http://schemas.openxmlformats.org/drawingml/2006/wordprocessingDrawing">
+  <w:footnote w:type="continuationSeparator" w:id="0">
+    <w:p>
+      <w:r>
+        <w:continuationSeparator/>
+      </w:r>
+    </w:p>
+  </w:footnote>
   <w:footnote w:type="separator" w:id="-1">
     <w:p>
       <w:r>
         <w:separator/>
-      </w:r>
-    </w:p>
-  </w:footnote>
-  <w:footnote w:type="continuationSeparator" w:id="0">
-    <w:p>
-      <w:r>
-        <w:continuationSeparator/>
       </w:r>
     </w:p>
   </w:footnote>
@@ -2965,11 +4317,11 @@
 </file>
 
 <file path=word/numbering.xml><?xml version="1.0" encoding="utf-8"?>
-<w:numbering xmlns:w="http://schemas.openxmlformats.org/wordprocessingml/2006/main" xmlns:r="http://schemas.openxmlformats.org/officeDocument/2006/relationships" xmlns:wp="http://schemas.openxmlformats.org/drawingml/2006/wordprocessingDrawing" xmlns:a="http://schemas.openxmlformats.org/drawingml/2006/main" xmlns:c="http://schemas.openxmlformats.org/drawingml/2006/chart" xmlns:pic="http://schemas.openxmlformats.org/drawingml/2006/picture" xmlns:mc="http://schemas.openxmlformats.org/markup-compatibility/2006" xmlns:w14="http://schemas.microsoft.com/office/word/2010/wordml" xmlns:wpi="http://schemas.microsoft.com/office/word/2010/wordprocessingInk" xmlns:w15="http://schemas.microsoft.com/office/word/2012/wordml" xmlns:wp14="http://schemas.microsoft.com/office/word/2010/wordprocessingDrawing" xmlns:wps="http://schemas.microsoft.com/office/word/2010/wordprocessingShape" xmlns:wpg="http://schemas.microsoft.com/office/word/2010/wordprocessingGroup" xmlns:wpc="http://schemas.microsoft.com/office/word/2010/wordprocessingCanvas" xmlns:dgm="http://schemas.openxmlformats.org/drawingml/2006/diagram" xmlns:dsp="http://schemas.microsoft.com/office/drawing/2008/diagram" xmlns:m="http://schemas.openxmlformats.org/officeDocument/2006/math" xmlns:v="urn:schemas-microsoft-com:vml" xmlns:o="urn:schemas-microsoft-com:office:office" xmlns:w10="urn:schemas-microsoft-com:office:word" xmlns:cx="http://schemas.microsoft.com/office/drawing/2014/chartex" xmlns:cx1="http://schemas.microsoft.com/office/drawing/2015/9/8/chartex" xmlns:cx2="http://schemas.microsoft.com/office/drawing/2015/10/21/chartex" xmlns:cx3="http://schemas.microsoft.com/office/drawing/2016/5/9/chartex" xmlns:cx4="http://schemas.microsoft.com/office/drawing/2016/5/10/chartex" xmlns:cx5="http://schemas.microsoft.com/office/drawing/2016/5/11/chartex" xmlns:cx6="http://schemas.microsoft.com/office/drawing/2016/5/12/chartex" xmlns:cx7="http://schemas.microsoft.com/office/drawing/2016/5/13/chartex" xmlns:cx8="http://schemas.microsoft.com/office/drawing/2016/5/14/chartex" mc:Ignorable="w14 w15 wp14">
+<w:numbering xmlns:w="http://schemas.openxmlformats.org/wordprocessingml/2006/main">
   <w:abstractNum w:abstractNumId="990">
+    <w:nsid w:val="A990"/>
     <w:multiLevelType w:val="multilevel"/>
     <w:lvl w:ilvl="0">
-      <w:start w:val="1"/>
       <w:numFmt w:val="bullet"/>
       <w:lvlText w:val=" "/>
       <w:lvlJc w:val="left"/>
@@ -2978,7 +4330,6 @@
       </w:pPr>
     </w:lvl>
     <w:lvl w:ilvl="1">
-      <w:start w:val="1"/>
       <w:numFmt w:val="bullet"/>
       <w:lvlText w:val=" "/>
       <w:lvlJc w:val="left"/>
@@ -2987,7 +4338,6 @@
       </w:pPr>
     </w:lvl>
     <w:lvl w:ilvl="2">
-      <w:start w:val="1"/>
       <w:numFmt w:val="bullet"/>
       <w:lvlText w:val=" "/>
       <w:lvlJc w:val="left"/>
@@ -2996,7 +4346,6 @@
       </w:pPr>
     </w:lvl>
     <w:lvl w:ilvl="3">
-      <w:start w:val="1"/>
       <w:numFmt w:val="bullet"/>
       <w:lvlText w:val=" "/>
       <w:lvlJc w:val="left"/>
@@ -3005,7 +4354,6 @@
       </w:pPr>
     </w:lvl>
     <w:lvl w:ilvl="4">
-      <w:start w:val="1"/>
       <w:numFmt w:val="bullet"/>
       <w:lvlText w:val=" "/>
       <w:lvlJc w:val="left"/>
@@ -3014,7 +4362,6 @@
       </w:pPr>
     </w:lvl>
     <w:lvl w:ilvl="5">
-      <w:start w:val="1"/>
       <w:numFmt w:val="bullet"/>
       <w:lvlText w:val=" "/>
       <w:lvlJc w:val="left"/>
@@ -3023,7 +4370,6 @@
       </w:pPr>
     </w:lvl>
     <w:lvl w:ilvl="6">
-      <w:start w:val="1"/>
       <w:numFmt w:val="bullet"/>
       <w:lvlText w:val=" "/>
       <w:lvlJc w:val="left"/>
@@ -3032,7 +4378,6 @@
       </w:pPr>
     </w:lvl>
     <w:lvl w:ilvl="7">
-      <w:start w:val="1"/>
       <w:numFmt w:val="bullet"/>
       <w:lvlText w:val=" "/>
       <w:lvlJc w:val="left"/>
@@ -3041,7 +4386,6 @@
       </w:pPr>
     </w:lvl>
     <w:lvl w:ilvl="8">
-      <w:start w:val="1"/>
       <w:numFmt w:val="bullet"/>
       <w:lvlText w:val=" "/>
       <w:lvlJc w:val="left"/>
@@ -3051,9 +4395,9 @@
     </w:lvl>
   </w:abstractNum>
   <w:abstractNum w:abstractNumId="991">
+    <w:nsid w:val="A991"/>
     <w:multiLevelType w:val="multilevel"/>
     <w:lvl w:ilvl="0">
-      <w:start w:val="1"/>
       <w:numFmt w:val="bullet"/>
       <w:lvlText w:val="•"/>
       <w:lvlJc w:val="left"/>
@@ -3062,7 +4406,6 @@
       </w:pPr>
     </w:lvl>
     <w:lvl w:ilvl="1">
-      <w:start w:val="1"/>
       <w:numFmt w:val="bullet"/>
       <w:lvlText w:val="–"/>
       <w:lvlJc w:val="left"/>
@@ -3071,7 +4414,6 @@
       </w:pPr>
     </w:lvl>
     <w:lvl w:ilvl="2">
-      <w:start w:val="1"/>
       <w:numFmt w:val="bullet"/>
       <w:lvlText w:val="•"/>
       <w:lvlJc w:val="left"/>
@@ -3080,7 +4422,6 @@
       </w:pPr>
     </w:lvl>
     <w:lvl w:ilvl="3">
-      <w:start w:val="1"/>
       <w:numFmt w:val="bullet"/>
       <w:lvlText w:val="–"/>
       <w:lvlJc w:val="left"/>
@@ -3089,7 +4430,6 @@
       </w:pPr>
     </w:lvl>
     <w:lvl w:ilvl="4">
-      <w:start w:val="1"/>
       <w:numFmt w:val="bullet"/>
       <w:lvlText w:val="•"/>
       <w:lvlJc w:val="left"/>
@@ -3098,7 +4438,6 @@
       </w:pPr>
     </w:lvl>
     <w:lvl w:ilvl="5">
-      <w:start w:val="1"/>
       <w:numFmt w:val="bullet"/>
       <w:lvlText w:val="–"/>
       <w:lvlJc w:val="left"/>
@@ -3107,7 +4446,6 @@
       </w:pPr>
     </w:lvl>
     <w:lvl w:ilvl="6">
-      <w:start w:val="1"/>
       <w:numFmt w:val="bullet"/>
       <w:lvlText w:val="•"/>
       <w:lvlJc w:val="left"/>
@@ -3116,7 +4454,6 @@
       </w:pPr>
     </w:lvl>
     <w:lvl w:ilvl="7">
-      <w:start w:val="1"/>
       <w:numFmt w:val="bullet"/>
       <w:lvlText w:val="–"/>
       <w:lvlJc w:val="left"/>
@@ -3125,7 +4462,6 @@
       </w:pPr>
     </w:lvl>
     <w:lvl w:ilvl="8">
-      <w:start w:val="1"/>
       <w:numFmt w:val="bullet"/>
       <w:lvlText w:val="•"/>
       <w:lvlJc w:val="left"/>
@@ -3144,14 +4480,14 @@
 </file>
 
 <file path=word/styles.xml><?xml version="1.0" encoding="utf-8"?>
-<w:styles xmlns:w="http://schemas.openxmlformats.org/wordprocessingml/2006/main" xmlns:r="http://schemas.openxmlformats.org/officeDocument/2006/relationships" xmlns:wp="http://schemas.openxmlformats.org/drawingml/2006/wordprocessingDrawing" xmlns:a="http://schemas.openxmlformats.org/drawingml/2006/main" xmlns:c="http://schemas.openxmlformats.org/drawingml/2006/chart" xmlns:pic="http://schemas.openxmlformats.org/drawingml/2006/picture" xmlns:mc="http://schemas.openxmlformats.org/markup-compatibility/2006" xmlns:w14="http://schemas.microsoft.com/office/word/2010/wordml" xmlns:wpi="http://schemas.microsoft.com/office/word/2010/wordprocessingInk" xmlns:w15="http://schemas.microsoft.com/office/word/2012/wordml" xmlns:wp14="http://schemas.microsoft.com/office/word/2010/wordprocessingDrawing" xmlns:wps="http://schemas.microsoft.com/office/word/2010/wordprocessingShape" xmlns:wpg="http://schemas.microsoft.com/office/word/2010/wordprocessingGroup" xmlns:wpc="http://schemas.microsoft.com/office/word/2010/wordprocessingCanvas" xmlns:dgm="http://schemas.openxmlformats.org/drawingml/2006/diagram" xmlns:dsp="http://schemas.microsoft.com/office/drawing/2008/diagram" xmlns:m="http://schemas.openxmlformats.org/officeDocument/2006/math" xmlns:v="urn:schemas-microsoft-com:vml" xmlns:o="urn:schemas-microsoft-com:office:office" xmlns:w10="urn:schemas-microsoft-com:office:word" xmlns:cx="http://schemas.microsoft.com/office/drawing/2014/chartex" xmlns:cx1="http://schemas.microsoft.com/office/drawing/2015/9/8/chartex" xmlns:cx2="http://schemas.microsoft.com/office/drawing/2015/10/21/chartex" xmlns:cx3="http://schemas.microsoft.com/office/drawing/2016/5/9/chartex" xmlns:cx4="http://schemas.microsoft.com/office/drawing/2016/5/10/chartex" xmlns:cx5="http://schemas.microsoft.com/office/drawing/2016/5/11/chartex" xmlns:cx6="http://schemas.microsoft.com/office/drawing/2016/5/12/chartex" xmlns:cx7="http://schemas.microsoft.com/office/drawing/2016/5/13/chartex" xmlns:cx8="http://schemas.microsoft.com/office/drawing/2016/5/14/chartex" mc:Ignorable="w14 w15 wp14">
+<w:styles xmlns:r="http://schemas.openxmlformats.org/officeDocument/2006/relationships" xmlns:w="http://schemas.openxmlformats.org/wordprocessingml/2006/main">
   <w:docDefaults>
     <w:rPrDefault>
       <w:rPr>
-        <w:rFonts w:ascii="Cambria" w:hAnsi="Cambria"/>
+        <w:rFonts w:asciiTheme="minorHAnsi" w:cstheme="minorBidi" w:eastAsiaTheme="minorHAnsi" w:hAnsiTheme="minorHAnsi"/>
         <w:sz w:val="24"/>
         <w:szCs w:val="24"/>
-        <w:lang w:val="es-MX" w:bidi="ar-SA"/>
+        <w:lang w:bidi="ar-SA" w:eastAsia="en-US" w:val="es-MX"/>
       </w:rPr>
     </w:rPrDefault>
     <w:pPrDefault>
@@ -3161,34 +4497,34 @@
     </w:pPrDefault>
   </w:docDefaults>
   <w:latentStyles w:count="276" w:defLockedState="0" w:defQFormat="0" w:defSemiHidden="0" w:defUIPriority="0" w:defUnhideWhenUsed="0"/>
-  <w:style w:type="paragraph" w:styleId="Normal" w:default="1">
+  <w:style w:default="1" w:styleId="Normal" w:type="paragraph">
     <w:name w:val="Normal"/>
     <w:qFormat/>
   </w:style>
-  <w:style w:type="paragraph" w:styleId="BodyText">
+  <w:style w:styleId="BodyText" w:type="paragraph">
     <w:name w:val="Body Text"/>
     <w:basedOn w:val="Normal"/>
     <w:link w:val="BodyTextChar"/>
+    <w:pPr>
+      <w:spacing w:after="180" w:before="180"/>
+    </w:pPr>
     <w:qFormat/>
-    <w:pPr>
-      <w:spacing w:before="180" w:after="180"/>
-    </w:pPr>
-  </w:style>
-  <w:style w:type="paragraph" w:styleId="FirstParagraph" w:customStyle="1">
+  </w:style>
+  <w:style w:customStyle="1" w:styleId="FirstParagraph" w:type="paragraph">
     <w:name w:val="First Paragraph"/>
     <w:basedOn w:val="BodyText"/>
     <w:next w:val="BodyText"/>
     <w:qFormat/>
   </w:style>
-  <w:style w:type="paragraph" w:styleId="Compact" w:customStyle="1">
+  <w:style w:customStyle="1" w:styleId="Compact" w:type="paragraph">
     <w:name w:val="Compact"/>
     <w:basedOn w:val="BodyText"/>
     <w:qFormat/>
     <w:pPr>
-      <w:spacing w:before="36" w:after="36"/>
+      <w:spacing w:after="36" w:before="36"/>
     </w:pPr>
   </w:style>
-  <w:style w:type="paragraph" w:styleId="Title">
+  <w:style w:styleId="Title" w:type="paragraph">
     <w:name w:val="Title"/>
     <w:basedOn w:val="Normal"/>
     <w:next w:val="BodyText"/>
@@ -3196,19 +4532,19 @@
     <w:pPr>
       <w:keepNext/>
       <w:keepLines/>
-      <w:spacing w:before="480" w:after="240"/>
+      <w:spacing w:after="240" w:before="480"/>
       <w:jc w:val="center"/>
     </w:pPr>
     <w:rPr>
-      <w:rFonts w:ascii="Calibri" w:hAnsi="Calibri"/>
+      <w:rFonts w:asciiTheme="majorHAnsi" w:cstheme="majorBidi" w:eastAsiaTheme="majorEastAsia" w:hAnsiTheme="majorHAnsi"/>
       <w:b/>
       <w:bCs/>
-      <w:color w:val="345B8A"/>
+      <w:color w:themeColor="accent1" w:themeShade="B5" w:val="345A8A"/>
       <w:sz w:val="36"/>
       <w:szCs w:val="36"/>
     </w:rPr>
   </w:style>
-  <w:style w:type="paragraph" w:styleId="Subtitle">
+  <w:style w:styleId="Subtitle" w:type="paragraph">
     <w:name w:val="Subtitle"/>
     <w:basedOn w:val="Title"/>
     <w:next w:val="BodyText"/>
@@ -3216,7 +4552,7 @@
     <w:pPr>
       <w:keepNext/>
       <w:keepLines/>
-      <w:spacing w:before="240" w:after="240"/>
+      <w:spacing w:after="240" w:before="240"/>
       <w:jc w:val="center"/>
     </w:pPr>
     <w:rPr>
@@ -3224,7 +4560,7 @@
       <w:szCs w:val="30"/>
     </w:rPr>
   </w:style>
-  <w:style w:type="paragraph" w:styleId="Author" w:customStyle="1">
+  <w:style w:customStyle="1" w:styleId="Author" w:type="paragraph">
     <w:name w:val="Author"/>
     <w:next w:val="BodyText"/>
     <w:qFormat/>
@@ -3234,7 +4570,7 @@
       <w:jc w:val="center"/>
     </w:pPr>
   </w:style>
-  <w:style w:type="paragraph" w:styleId="Date">
+  <w:style w:styleId="Date" w:type="paragraph">
     <w:name w:val="Date"/>
     <w:next w:val="BodyText"/>
     <w:qFormat/>
@@ -3244,7 +4580,7 @@
       <w:jc w:val="center"/>
     </w:pPr>
   </w:style>
-  <w:style w:type="paragraph" w:styleId="AbstractTitle" w:customStyle="1">
+  <w:style w:customStyle="1" w:styleId="AbstractTitle" w:type="paragraph">
     <w:name w:val="Abstract Title"/>
     <w:basedOn w:val="Normal"/>
     <w:next w:val="Abstract"/>
@@ -3252,17 +4588,18 @@
     <w:pPr>
       <w:keepNext/>
       <w:keepLines/>
-      <w:spacing w:before="300" w:after="0"/>
       <w:jc w:val="center"/>
+      <w:spacing w:after="0" w:before="300"/>
     </w:pPr>
     <w:rPr>
+      <w:sz w:val="20"/>
+      <w:szCs w:val="20"/>
       <w:b/>
       <w:color w:val="345A8A"/>
-      <w:sz w:val="20"/>
-      <w:szCs w:val="20"/>
+      &gt;
     </w:rPr>
   </w:style>
-  <w:style w:type="paragraph" w:styleId="Abstract" w:customStyle="1">
+  <w:style w:customStyle="1" w:styleId="Abstract" w:type="paragraph">
     <w:name w:val="Abstract"/>
     <w:basedOn w:val="Normal"/>
     <w:next w:val="BodyText"/>
@@ -3270,21 +4607,23 @@
     <w:pPr>
       <w:keepNext/>
       <w:keepLines/>
-      <w:spacing w:before="100" w:after="300"/>
+      <w:spacing w:after="300" w:before="100"/>
     </w:pPr>
     <w:rPr>
       <w:sz w:val="20"/>
       <w:szCs w:val="20"/>
     </w:rPr>
   </w:style>
-  <w:style w:type="paragraph" w:styleId="Bibliography">
+  <w:style w:styleId="Bibliography" w:type="paragraph">
     <w:name w:val="Bibliography"/>
     <w:basedOn w:val="Normal"/>
     <w:next w:val="Bibliography"/>
     <w:qFormat/>
-  </w:style>
-  <w:style w:type="paragraph" w:styleId="Heading1">
-    <w:name w:val="heading 1"/>
+    <w:pPr/>
+    <w:rPr/>
+  </w:style>
+  <w:style w:styleId="Heading1" w:type="paragraph">
+    <w:name w:val="Heading 1"/>
     <w:basedOn w:val="Normal"/>
     <w:next w:val="BodyText"/>
     <w:uiPriority w:val="9"/>
@@ -3292,224 +4631,242 @@
     <w:pPr>
       <w:keepNext/>
       <w:keepLines/>
-      <w:spacing w:before="480" w:after="0"/>
+      <w:spacing w:after="0" w:before="480"/>
       <w:outlineLvl w:val="0"/>
     </w:pPr>
     <w:rPr>
-      <w:rFonts w:ascii="Calibri" w:hAnsi="Calibri"/>
+      <w:rFonts w:asciiTheme="majorHAnsi" w:cstheme="majorBidi" w:eastAsiaTheme="majorEastAsia" w:hAnsiTheme="majorHAnsi"/>
       <w:b/>
       <w:bCs/>
-      <w:color w:val="4F81BD"/>
+      <w:color w:themeColor="accent1" w:val="4F81BD"/>
       <w:sz w:val="32"/>
       <w:szCs w:val="32"/>
     </w:rPr>
   </w:style>
-  <w:style w:type="paragraph" w:styleId="Heading2">
-    <w:name w:val="heading 2"/>
+  <w:style w:styleId="Heading2" w:type="paragraph">
+    <w:name w:val="Heading 2"/>
     <w:basedOn w:val="Normal"/>
     <w:next w:val="BodyText"/>
     <w:uiPriority w:val="9"/>
+    <w:unhideWhenUsed/>
     <w:qFormat/>
     <w:pPr>
       <w:keepNext/>
       <w:keepLines/>
-      <w:spacing w:before="200" w:after="0"/>
+      <w:spacing w:after="0" w:before="200"/>
       <w:outlineLvl w:val="1"/>
     </w:pPr>
     <w:rPr>
-      <w:rFonts w:ascii="Calibri" w:hAnsi="Calibri"/>
+      <w:rFonts w:asciiTheme="majorHAnsi" w:cstheme="majorBidi" w:eastAsiaTheme="majorEastAsia" w:hAnsiTheme="majorHAnsi"/>
       <w:b/>
       <w:bCs/>
-      <w:color w:val="4F81BD"/>
+      <w:color w:themeColor="accent1" w:val="4F81BD"/>
       <w:sz w:val="28"/>
       <w:szCs w:val="28"/>
     </w:rPr>
   </w:style>
-  <w:style w:type="paragraph" w:styleId="Heading3">
-    <w:name w:val="heading 3"/>
+  <w:style w:styleId="Heading3" w:type="paragraph">
+    <w:name w:val="Heading 3"/>
     <w:basedOn w:val="Normal"/>
     <w:next w:val="BodyText"/>
     <w:uiPriority w:val="9"/>
+    <w:unhideWhenUsed/>
     <w:qFormat/>
     <w:pPr>
       <w:keepNext/>
       <w:keepLines/>
-      <w:spacing w:before="200" w:after="0"/>
+      <w:spacing w:after="0" w:before="200"/>
       <w:outlineLvl w:val="2"/>
     </w:pPr>
     <w:rPr>
-      <w:rFonts w:ascii="Calibri" w:hAnsi="Calibri"/>
+      <w:rFonts w:asciiTheme="majorHAnsi" w:cstheme="majorBidi" w:eastAsiaTheme="majorEastAsia" w:hAnsiTheme="majorHAnsi"/>
       <w:b/>
       <w:bCs/>
-      <w:color w:val="4F81BD"/>
+      <w:color w:themeColor="accent1" w:val="4F81BD"/>
       <w:sz w:val="24"/>
       <w:szCs w:val="24"/>
     </w:rPr>
   </w:style>
-  <w:style w:type="paragraph" w:styleId="Heading4">
-    <w:name w:val="heading 4"/>
+  <w:style w:styleId="Heading4" w:type="paragraph">
+    <w:name w:val="Heading 4"/>
     <w:basedOn w:val="Normal"/>
     <w:next w:val="BodyText"/>
     <w:uiPriority w:val="9"/>
+    <w:unhideWhenUsed/>
     <w:qFormat/>
     <w:pPr>
       <w:keepNext/>
       <w:keepLines/>
-      <w:spacing w:before="200" w:after="0"/>
+      <w:spacing w:after="0" w:before="200"/>
       <w:outlineLvl w:val="3"/>
     </w:pPr>
     <w:rPr>
-      <w:rFonts w:ascii="Calibri" w:hAnsi="Calibri"/>
+      <w:rFonts w:asciiTheme="majorHAnsi" w:cstheme="majorBidi" w:eastAsiaTheme="majorEastAsia" w:hAnsiTheme="majorHAnsi"/>
+      <w:i/>
       <w:bCs/>
-      <w:i/>
-      <w:color w:val="4F81BD"/>
+      <w:color w:themeColor="accent1" w:val="4F81BD"/>
       <w:sz w:val="24"/>
       <w:szCs w:val="24"/>
     </w:rPr>
   </w:style>
-  <w:style w:type="paragraph" w:styleId="Heading5">
-    <w:name w:val="heading 5"/>
+  <w:style w:styleId="Heading5" w:type="paragraph">
+    <w:name w:val="Heading 5"/>
     <w:basedOn w:val="Normal"/>
     <w:next w:val="BodyText"/>
     <w:uiPriority w:val="9"/>
+    <w:unhideWhenUsed/>
     <w:qFormat/>
     <w:pPr>
       <w:keepNext/>
       <w:keepLines/>
-      <w:spacing w:before="200" w:after="0"/>
+      <w:spacing w:after="0" w:before="200"/>
       <w:outlineLvl w:val="4"/>
     </w:pPr>
     <w:rPr>
-      <w:rFonts w:ascii="Calibri" w:hAnsi="Calibri"/>
+      <w:rFonts w:asciiTheme="majorHAnsi" w:cstheme="majorBidi" w:eastAsiaTheme="majorEastAsia" w:hAnsiTheme="majorHAnsi"/>
       <w:iCs/>
-      <w:color w:val="4F81BD"/>
+      <w:color w:themeColor="accent1" w:val="4F81BD"/>
       <w:sz w:val="24"/>
       <w:szCs w:val="24"/>
     </w:rPr>
   </w:style>
-  <w:style w:type="paragraph" w:styleId="Heading6">
-    <w:name w:val="heading 6"/>
+  <w:style w:styleId="Heading6" w:type="paragraph">
+    <w:name w:val="Heading 6"/>
     <w:basedOn w:val="Normal"/>
     <w:next w:val="BodyText"/>
     <w:uiPriority w:val="9"/>
+    <w:unhideWhenUsed/>
     <w:qFormat/>
     <w:pPr>
       <w:keepNext/>
       <w:keepLines/>
-      <w:spacing w:before="200" w:after="0"/>
+      <w:spacing w:after="0" w:before="200"/>
       <w:outlineLvl w:val="5"/>
     </w:pPr>
     <w:rPr>
-      <w:rFonts w:ascii="Calibri" w:hAnsi="Calibri"/>
-      <w:color w:val="4F81BD"/>
+      <w:rFonts w:asciiTheme="majorHAnsi" w:cstheme="majorBidi" w:eastAsiaTheme="majorEastAsia" w:hAnsiTheme="majorHAnsi"/>
+      <w:color w:themeColor="accent1" w:val="4F81BD"/>
       <w:sz w:val="24"/>
       <w:szCs w:val="24"/>
     </w:rPr>
   </w:style>
-  <w:style w:type="paragraph" w:styleId="Heading7">
-    <w:name w:val="heading 7"/>
+  <w:style w:styleId="Heading7" w:type="paragraph">
+    <w:name w:val="Heading 7"/>
     <w:basedOn w:val="Normal"/>
     <w:next w:val="BodyText"/>
     <w:uiPriority w:val="9"/>
+    <w:unhideWhenUsed/>
     <w:qFormat/>
     <w:pPr>
       <w:keepNext/>
       <w:keepLines/>
-      <w:spacing w:before="200" w:after="0"/>
+      <w:spacing w:after="0" w:before="200"/>
       <w:outlineLvl w:val="6"/>
     </w:pPr>
     <w:rPr>
-      <w:rFonts w:ascii="Calibri" w:hAnsi="Calibri"/>
-      <w:color w:val="4F81BD"/>
+      <w:rFonts w:asciiTheme="majorHAnsi" w:cstheme="majorBidi" w:eastAsiaTheme="majorEastAsia" w:hAnsiTheme="majorHAnsi"/>
+      <w:color w:themeColor="accent1" w:val="4F81BD"/>
       <w:sz w:val="24"/>
       <w:szCs w:val="24"/>
     </w:rPr>
   </w:style>
-  <w:style w:type="paragraph" w:styleId="Heading8">
-    <w:name w:val="heading 8"/>
+  <w:style w:styleId="Heading8" w:type="paragraph">
+    <w:name w:val="Heading 8"/>
     <w:basedOn w:val="Normal"/>
     <w:next w:val="BodyText"/>
     <w:uiPriority w:val="9"/>
+    <w:unhideWhenUsed/>
     <w:qFormat/>
     <w:pPr>
       <w:keepNext/>
       <w:keepLines/>
-      <w:spacing w:before="200" w:after="0"/>
+      <w:spacing w:after="0" w:before="200"/>
       <w:outlineLvl w:val="7"/>
     </w:pPr>
     <w:rPr>
-      <w:rFonts w:ascii="Calibri" w:hAnsi="Calibri"/>
-      <w:color w:val="4F81BD"/>
+      <w:rFonts w:asciiTheme="majorHAnsi" w:cstheme="majorBidi" w:eastAsiaTheme="majorEastAsia" w:hAnsiTheme="majorHAnsi"/>
+      <w:color w:themeColor="accent1" w:val="4F81BD"/>
       <w:sz w:val="24"/>
       <w:szCs w:val="24"/>
     </w:rPr>
   </w:style>
-  <w:style w:type="paragraph" w:styleId="Heading9">
-    <w:name w:val="heading 9"/>
+  <w:style w:styleId="Heading9" w:type="paragraph">
+    <w:name w:val="Heading 9"/>
     <w:basedOn w:val="Normal"/>
     <w:next w:val="BodyText"/>
     <w:uiPriority w:val="9"/>
+    <w:unhideWhenUsed/>
     <w:qFormat/>
     <w:pPr>
       <w:keepNext/>
       <w:keepLines/>
-      <w:spacing w:before="200" w:after="0"/>
+      <w:spacing w:after="0" w:before="200"/>
       <w:outlineLvl w:val="8"/>
     </w:pPr>
     <w:rPr>
-      <w:rFonts w:ascii="Calibri" w:hAnsi="Calibri"/>
-      <w:color w:val="4F81BD"/>
+      <w:rFonts w:asciiTheme="majorHAnsi" w:cstheme="majorBidi" w:eastAsiaTheme="majorEastAsia" w:hAnsiTheme="majorHAnsi"/>
+      <w:color w:themeColor="accent1" w:val="4F81BD"/>
       <w:sz w:val="24"/>
       <w:szCs w:val="24"/>
     </w:rPr>
   </w:style>
-  <w:style w:type="paragraph" w:styleId="BlockText">
+  <w:style w:styleId="BlockText" w:type="paragraph">
     <w:name w:val="Block Text"/>
     <w:basedOn w:val="BodyText"/>
     <w:next w:val="BodyText"/>
     <w:uiPriority w:val="9"/>
+    <w:unhideWhenUsed/>
     <w:qFormat/>
     <w:pPr>
-      <w:spacing w:before="100" w:after="100"/>
-      <w:ind w:left="480" w:right="480" w:firstLine="0"/>
+      <w:spacing w:after="100" w:before="100"/>
+      <w:ind w:firstLine="0" w:left="480" w:right="480"/>
     </w:pPr>
   </w:style>
-  <w:style w:type="paragraph" w:styleId="FootnoteText">
-    <w:name w:val="footnote text"/>
+  <w:style w:styleId="FootnoteText" w:type="paragraph">
+    <w:name w:val="Footnote Text"/>
     <w:basedOn w:val="Normal"/>
     <w:next w:val="FootnoteText"/>
     <w:uiPriority w:val="9"/>
+    <w:unhideWhenUsed/>
     <w:qFormat/>
   </w:style>
-  <w:style w:type="character" w:styleId="DefaultParagraphFont" w:default="1">
+  <w:style w:default="1" w:styleId="DefaultParagraphFont" w:type="character">
     <w:name w:val="Default Paragraph Font"/>
     <w:semiHidden/>
     <w:unhideWhenUsed/>
   </w:style>
-  <w:style w:type="table" w:styleId="Table" w:default="1">
+  <w:style w:default="1" w:styleId="Table" w:type="table">
     <w:name w:val="Table"/>
     <w:basedOn w:val="TableNormal"/>
     <w:semiHidden/>
     <w:unhideWhenUsed/>
     <w:qFormat/>
     <w:tblPr>
+      <w:tblInd w:type="dxa" w:w="0"/>
       <w:tblCellMar>
-        <w:top w:w="0" w:type="dxa"/>
-        <w:left w:w="108" w:type="dxa"/>
-        <w:bottom w:w="0" w:type="dxa"/>
-        <w:right w:w="108" w:type="dxa"/>
+        <w:top w:type="dxa" w:w="0"/>
+        <w:left w:type="dxa" w:w="108"/>
+        <w:bottom w:type="dxa" w:w="0"/>
+        <w:right w:type="dxa" w:w="108"/>
       </w:tblCellMar>
     </w:tblPr>
     <w:tblStylePr w:type="firstRow">
+      <w:tblPr>
+        <w:jc w:val="left"/>
+        <w:tblInd w:type="dxa" w:w="0"/>
+      </w:tblPr>
+      <w:trPr>
+        <w:jc w:val="left"/>
+      </w:trPr>
       <w:tcPr>
+        <w:vAlign w:val="bottom"/>
         <w:tcBorders>
-          <w:bottom w:val="single" w:sz="4" w:space="0" w:color="auto"/>
+          <w:bottom w:val="single"/>
         </w:tcBorders>
-        <w:vAlign w:val="bottom"/>
       </w:tcPr>
     </w:tblStylePr>
   </w:style>
-  <w:style w:type="paragraph" w:styleId="DefinitionTerm" w:customStyle="1">
+  <w:style w:customStyle="1" w:styleId="DefinitionTerm" w:type="paragraph">
     <w:name w:val="Definition Term"/>
     <w:basedOn w:val="Normal"/>
     <w:next w:val="Definition"/>
@@ -3522,49 +4879,49 @@
       <w:b/>
     </w:rPr>
   </w:style>
-  <w:style w:type="paragraph" w:styleId="Definition" w:customStyle="1">
+  <w:style w:customStyle="1" w:styleId="Definition" w:type="paragraph">
     <w:name w:val="Definition"/>
     <w:basedOn w:val="Normal"/>
   </w:style>
-  <w:style w:type="paragraph" w:styleId="Caption">
-    <w:name w:val="caption"/>
+  <w:style w:styleId="Caption" w:type="paragraph">
+    <w:name w:val="Caption"/>
     <w:basedOn w:val="Normal"/>
     <w:link w:val="BodyTextChar"/>
     <w:pPr>
-      <w:spacing w:before="0" w:after="120"/>
+      <w:spacing w:after="120" w:before="0"/>
     </w:pPr>
     <w:rPr>
       <w:i/>
     </w:rPr>
   </w:style>
-  <w:style w:type="paragraph" w:styleId="TableCaption" w:customStyle="1">
+  <w:style w:customStyle="1" w:styleId="TableCaption" w:type="paragraph">
     <w:name w:val="Table Caption"/>
     <w:basedOn w:val="Caption"/>
     <w:pPr>
       <w:keepNext/>
     </w:pPr>
   </w:style>
-  <w:style w:type="paragraph" w:styleId="ImageCaption" w:customStyle="1">
+  <w:style w:customStyle="1" w:styleId="ImageCaption" w:type="paragraph">
     <w:name w:val="Image Caption"/>
     <w:basedOn w:val="Caption"/>
   </w:style>
-  <w:style w:type="paragraph" w:styleId="Figure" w:customStyle="1">
+  <w:style w:customStyle="1" w:styleId="Figure" w:type="paragraph">
     <w:name w:val="Figure"/>
     <w:basedOn w:val="Normal"/>
   </w:style>
-  <w:style w:type="paragraph" w:styleId="CaptionedFigure" w:customStyle="1">
+  <w:style w:customStyle="1" w:styleId="CaptionedFigure" w:type="paragraph">
     <w:name w:val="Captioned Figure"/>
     <w:basedOn w:val="Figure"/>
     <w:pPr>
       <w:keepNext/>
     </w:pPr>
   </w:style>
-  <w:style w:type="character" w:styleId="BodyTextChar" w:customStyle="1">
+  <w:style w:customStyle="1" w:styleId="BodyTextChar" w:type="character">
     <w:name w:val="Body Text Char"/>
     <w:basedOn w:val="DefaultParagraphFont"/>
     <w:link w:val="BodyText"/>
   </w:style>
-  <w:style w:type="character" w:styleId="VerbatimChar" w:customStyle="1">
+  <w:style w:customStyle="1" w:styleId="VerbatimChar" w:type="character">
     <w:name w:val="Verbatim Char"/>
     <w:basedOn w:val="BodyTextChar"/>
     <w:rPr>
@@ -3572,271 +4929,275 @@
       <w:sz w:val="22"/>
     </w:rPr>
   </w:style>
-  <w:style w:type="character" w:styleId="SectionNumber" w:customStyle="1">
+  <w:style w:customStyle="1" w:styleId="SectionNumber" w:type="character">
     <w:name w:val="Section Number"/>
     <w:basedOn w:val="BodyTextChar"/>
   </w:style>
-  <w:style w:type="character" w:styleId="FootnoteReference">
-    <w:name w:val="footnote reference"/>
+  <w:style w:styleId="FootnoteReference" w:type="character">
+    <w:name w:val="Footnote Reference"/>
     <w:basedOn w:val="BodyTextChar"/>
     <w:rPr>
       <w:vertAlign w:val="superscript"/>
     </w:rPr>
   </w:style>
-  <w:style w:type="character" w:styleId="Hyperlink">
+  <w:style w:styleId="Hyperlink" w:type="character">
     <w:name w:val="Hyperlink"/>
     <w:basedOn w:val="BodyTextChar"/>
     <w:rPr>
-      <w:color w:val="4F81BD"/>
+      <w:color w:themeColor="accent1" w:val="4F81BD"/>
     </w:rPr>
   </w:style>
-  <w:style w:type="paragraph" w:styleId="TOCHeading">
+  <w:style w:styleId="TOCHeading" w:type="paragraph">
     <w:name w:val="TOC Heading"/>
     <w:basedOn w:val="Heading1"/>
     <w:next w:val="BodyText"/>
     <w:uiPriority w:val="39"/>
+    <w:unhideWhenUsed/>
     <w:qFormat/>
     <w:pPr>
       <w:spacing w:before="240" w:line="259" w:lineRule="auto"/>
       <w:outlineLvl w:val="9"/>
     </w:pPr>
     <w:rPr>
-      <w:rFonts w:ascii="Calibri" w:hAnsi="Calibri"/>
+      <w:rFonts w:asciiTheme="majorHAnsi" w:cstheme="majorBidi" w:eastAsiaTheme="majorEastAsia" w:hAnsiTheme="majorHAnsi"/>
       <w:b w:val="0"/>
       <w:bCs w:val="0"/>
-      <w:color w:val="376092"/>
+      <w:color w:themeColor="accent1" w:themeShade="BF" w:val="365F91"/>
     </w:rPr>
   </w:style>
-  <w:style w:type="paragraph" w:styleId="SourceCode" w:customStyle="1">
+  <w:style w:type="paragraph" w:customStyle="1" w:styleId="SourceCode">
     <w:name w:val="Source Code"/>
     <w:basedOn w:val="Normal"/>
     <w:link w:val="VerbatimChar"/>
     <w:pPr>
-      <w:wordWrap w:val="0"/>
+      <w:wordWrap w:val="off"/>
     </w:pPr>
   </w:style>
-  <w:style w:type="character" w:styleId="KeywordTok" w:customStyle="1">
+  <w:style w:type="character" w:customStyle="1" w:styleId="KeywordTok">
     <w:name w:val="KeywordTok"/>
     <w:basedOn w:val="VerbatimChar"/>
     <w:rPr>
+      <w:color w:val="007020"/>
       <w:b/>
-      <w:color w:val="007020"/>
     </w:rPr>
   </w:style>
-  <w:style w:type="character" w:styleId="DataTypeTok" w:customStyle="1">
+  <w:style w:type="character" w:customStyle="1" w:styleId="DataTypeTok">
     <w:name w:val="DataTypeTok"/>
     <w:basedOn w:val="VerbatimChar"/>
     <w:rPr>
       <w:color w:val="902000"/>
     </w:rPr>
   </w:style>
-  <w:style w:type="character" w:styleId="DecValTok" w:customStyle="1">
+  <w:style w:type="character" w:customStyle="1" w:styleId="DecValTok">
     <w:name w:val="DecValTok"/>
     <w:basedOn w:val="VerbatimChar"/>
     <w:rPr>
-      <w:color w:val="40A070"/>
+      <w:color w:val="40a070"/>
     </w:rPr>
   </w:style>
-  <w:style w:type="character" w:styleId="BaseNTok" w:customStyle="1">
+  <w:style w:type="character" w:customStyle="1" w:styleId="BaseNTok">
     <w:name w:val="BaseNTok"/>
     <w:basedOn w:val="VerbatimChar"/>
     <w:rPr>
-      <w:color w:val="40A070"/>
+      <w:color w:val="40a070"/>
     </w:rPr>
   </w:style>
-  <w:style w:type="character" w:styleId="FloatTok" w:customStyle="1">
+  <w:style w:type="character" w:customStyle="1" w:styleId="FloatTok">
     <w:name w:val="FloatTok"/>
     <w:basedOn w:val="VerbatimChar"/>
     <w:rPr>
-      <w:color w:val="40A070"/>
+      <w:color w:val="40a070"/>
     </w:rPr>
   </w:style>
-  <w:style w:type="character" w:styleId="ConstantTok" w:customStyle="1">
+  <w:style w:type="character" w:customStyle="1" w:styleId="ConstantTok">
     <w:name w:val="ConstantTok"/>
     <w:basedOn w:val="VerbatimChar"/>
     <w:rPr>
       <w:color w:val="880000"/>
     </w:rPr>
   </w:style>
-  <w:style w:type="character" w:styleId="CharTok" w:customStyle="1">
+  <w:style w:type="character" w:customStyle="1" w:styleId="CharTok">
     <w:name w:val="CharTok"/>
     <w:basedOn w:val="VerbatimChar"/>
     <w:rPr>
-      <w:color w:val="4070A0"/>
+      <w:color w:val="4070a0"/>
     </w:rPr>
   </w:style>
-  <w:style w:type="character" w:styleId="SpecialCharTok" w:customStyle="1">
+  <w:style w:type="character" w:customStyle="1" w:styleId="SpecialCharTok">
     <w:name w:val="SpecialCharTok"/>
     <w:basedOn w:val="VerbatimChar"/>
     <w:rPr>
-      <w:color w:val="4070A0"/>
+      <w:color w:val="4070a0"/>
     </w:rPr>
   </w:style>
-  <w:style w:type="character" w:styleId="StringTok" w:customStyle="1">
+  <w:style w:type="character" w:customStyle="1" w:styleId="StringTok">
     <w:name w:val="StringTok"/>
     <w:basedOn w:val="VerbatimChar"/>
     <w:rPr>
-      <w:color w:val="4070A0"/>
+      <w:color w:val="4070a0"/>
     </w:rPr>
   </w:style>
-  <w:style w:type="character" w:styleId="VerbatimStringTok" w:customStyle="1">
+  <w:style w:type="character" w:customStyle="1" w:styleId="VerbatimStringTok">
     <w:name w:val="VerbatimStringTok"/>
     <w:basedOn w:val="VerbatimChar"/>
     <w:rPr>
-      <w:color w:val="4070A0"/>
+      <w:color w:val="4070a0"/>
     </w:rPr>
   </w:style>
-  <w:style w:type="character" w:styleId="SpecialStringTok" w:customStyle="1">
+  <w:style w:type="character" w:customStyle="1" w:styleId="SpecialStringTok">
     <w:name w:val="SpecialStringTok"/>
     <w:basedOn w:val="VerbatimChar"/>
     <w:rPr>
-      <w:color w:val="BB6688"/>
+      <w:color w:val="bb6688"/>
     </w:rPr>
   </w:style>
-  <w:style w:type="character" w:styleId="ImportTok" w:customStyle="1">
+  <w:style w:type="character" w:customStyle="1" w:styleId="ImportTok">
     <w:name w:val="ImportTok"/>
     <w:basedOn w:val="VerbatimChar"/>
     <w:rPr>
+      <w:color w:val="008000"/>
       <w:b/>
-      <w:color w:val="008000"/>
     </w:rPr>
   </w:style>
-  <w:style w:type="character" w:styleId="CommentTok" w:customStyle="1">
+  <w:style w:type="character" w:customStyle="1" w:styleId="CommentTok">
     <w:name w:val="CommentTok"/>
     <w:basedOn w:val="VerbatimChar"/>
     <w:rPr>
+      <w:color w:val="60a0b0"/>
       <w:i/>
-      <w:color w:val="60A0B0"/>
     </w:rPr>
   </w:style>
-  <w:style w:type="character" w:styleId="DocumentationTok" w:customStyle="1">
+  <w:style w:type="character" w:customStyle="1" w:styleId="DocumentationTok">
     <w:name w:val="DocumentationTok"/>
     <w:basedOn w:val="VerbatimChar"/>
     <w:rPr>
+      <w:color w:val="ba2121"/>
       <w:i/>
-      <w:color w:val="BA2121"/>
     </w:rPr>
   </w:style>
-  <w:style w:type="character" w:styleId="AnnotationTok" w:customStyle="1">
+  <w:style w:type="character" w:customStyle="1" w:styleId="AnnotationTok">
     <w:name w:val="AnnotationTok"/>
     <w:basedOn w:val="VerbatimChar"/>
     <w:rPr>
+      <w:color w:val="60a0b0"/>
       <w:b/>
       <w:i/>
-      <w:color w:val="60A0B0"/>
     </w:rPr>
   </w:style>
-  <w:style w:type="character" w:styleId="CommentVarTok" w:customStyle="1">
+  <w:style w:type="character" w:customStyle="1" w:styleId="CommentVarTok">
     <w:name w:val="CommentVarTok"/>
     <w:basedOn w:val="VerbatimChar"/>
     <w:rPr>
+      <w:color w:val="60a0b0"/>
       <w:b/>
       <w:i/>
-      <w:color w:val="60A0B0"/>
     </w:rPr>
   </w:style>
-  <w:style w:type="character" w:styleId="OtherTok" w:customStyle="1">
+  <w:style w:type="character" w:customStyle="1" w:styleId="OtherTok">
     <w:name w:val="OtherTok"/>
     <w:basedOn w:val="VerbatimChar"/>
     <w:rPr>
       <w:color w:val="007020"/>
     </w:rPr>
   </w:style>
-  <w:style w:type="character" w:styleId="FunctionTok" w:customStyle="1">
+  <w:style w:type="character" w:customStyle="1" w:styleId="FunctionTok">
     <w:name w:val="FunctionTok"/>
     <w:basedOn w:val="VerbatimChar"/>
     <w:rPr>
-      <w:color w:val="06287E"/>
+      <w:color w:val="06287e"/>
     </w:rPr>
   </w:style>
-  <w:style w:type="character" w:styleId="VariableTok" w:customStyle="1">
+  <w:style w:type="character" w:customStyle="1" w:styleId="VariableTok">
     <w:name w:val="VariableTok"/>
     <w:basedOn w:val="VerbatimChar"/>
     <w:rPr>
-      <w:color w:val="19177C"/>
+      <w:color w:val="19177c"/>
     </w:rPr>
   </w:style>
-  <w:style w:type="character" w:styleId="ControlFlowTok" w:customStyle="1">
+  <w:style w:type="character" w:customStyle="1" w:styleId="ControlFlowTok">
     <w:name w:val="ControlFlowTok"/>
     <w:basedOn w:val="VerbatimChar"/>
     <w:rPr>
+      <w:color w:val="007020"/>
       <w:b/>
-      <w:color w:val="007020"/>
     </w:rPr>
   </w:style>
-  <w:style w:type="character" w:styleId="OperatorTok" w:customStyle="1">
+  <w:style w:type="character" w:customStyle="1" w:styleId="OperatorTok">
     <w:name w:val="OperatorTok"/>
     <w:basedOn w:val="VerbatimChar"/>
     <w:rPr>
       <w:color w:val="666666"/>
     </w:rPr>
   </w:style>
-  <w:style w:type="character" w:styleId="BuiltInTok" w:customStyle="1">
+  <w:style w:type="character" w:customStyle="1" w:styleId="BuiltInTok">
     <w:name w:val="BuiltInTok"/>
     <w:basedOn w:val="VerbatimChar"/>
     <w:rPr>
       <w:color w:val="008000"/>
     </w:rPr>
   </w:style>
-  <w:style w:type="character" w:styleId="ExtensionTok" w:customStyle="1">
+  <w:style w:type="character" w:customStyle="1" w:styleId="ExtensionTok">
     <w:name w:val="ExtensionTok"/>
     <w:basedOn w:val="VerbatimChar"/>
-  </w:style>
-  <w:style w:type="character" w:styleId="PreprocessorTok" w:customStyle="1">
+    <w:rPr/>
+  </w:style>
+  <w:style w:type="character" w:customStyle="1" w:styleId="PreprocessorTok">
     <w:name w:val="PreprocessorTok"/>
     <w:basedOn w:val="VerbatimChar"/>
     <w:rPr>
-      <w:color w:val="BC7A00"/>
+      <w:color w:val="bc7a00"/>
     </w:rPr>
   </w:style>
-  <w:style w:type="character" w:styleId="AttributeTok" w:customStyle="1">
+  <w:style w:type="character" w:customStyle="1" w:styleId="AttributeTok">
     <w:name w:val="AttributeTok"/>
     <w:basedOn w:val="VerbatimChar"/>
     <w:rPr>
-      <w:color w:val="7D9029"/>
+      <w:color w:val="7d9029"/>
     </w:rPr>
   </w:style>
-  <w:style w:type="character" w:styleId="RegionMarkerTok" w:customStyle="1">
+  <w:style w:type="character" w:customStyle="1" w:styleId="RegionMarkerTok">
     <w:name w:val="RegionMarkerTok"/>
     <w:basedOn w:val="VerbatimChar"/>
-  </w:style>
-  <w:style w:type="character" w:styleId="InformationTok" w:customStyle="1">
+    <w:rPr/>
+  </w:style>
+  <w:style w:type="character" w:customStyle="1" w:styleId="InformationTok">
     <w:name w:val="InformationTok"/>
     <w:basedOn w:val="VerbatimChar"/>
     <w:rPr>
+      <w:color w:val="60a0b0"/>
       <w:b/>
       <w:i/>
-      <w:color w:val="60A0B0"/>
     </w:rPr>
   </w:style>
-  <w:style w:type="character" w:styleId="WarningTok" w:customStyle="1">
+  <w:style w:type="character" w:customStyle="1" w:styleId="WarningTok">
     <w:name w:val="WarningTok"/>
     <w:basedOn w:val="VerbatimChar"/>
     <w:rPr>
+      <w:color w:val="60a0b0"/>
       <w:b/>
       <w:i/>
-      <w:color w:val="60A0B0"/>
     </w:rPr>
   </w:style>
-  <w:style w:type="character" w:styleId="AlertTok" w:customStyle="1">
+  <w:style w:type="character" w:customStyle="1" w:styleId="AlertTok">
     <w:name w:val="AlertTok"/>
     <w:basedOn w:val="VerbatimChar"/>
     <w:rPr>
+      <w:color w:val="ff0000"/>
       <w:b/>
-      <w:color w:val="FF0000"/>
     </w:rPr>
   </w:style>
-  <w:style w:type="character" w:styleId="ErrorTok" w:customStyle="1">
+  <w:style w:type="character" w:customStyle="1" w:styleId="ErrorTok">
     <w:name w:val="ErrorTok"/>
     <w:basedOn w:val="VerbatimChar"/>
     <w:rPr>
+      <w:color w:val="ff0000"/>
       <w:b/>
-      <w:color w:val="FF0000"/>
     </w:rPr>
   </w:style>
-  <w:style w:type="character" w:styleId="NormalTok" w:customStyle="1">
+  <w:style w:type="character" w:customStyle="1" w:styleId="NormalTok">
     <w:name w:val="NormalTok"/>
     <w:basedOn w:val="VerbatimChar"/>
+    <w:rPr/>
   </w:style>
 </w:styles>
 </file>
@@ -3844,12 +5205,12 @@
 <file path=word/theme/theme1.xml><?xml version="1.0" encoding="utf-8"?>
 <a:theme xmlns:a="http://schemas.openxmlformats.org/drawingml/2006/main" name="Office Theme">
   <a:themeElements>
-    <a:clrScheme name="Office Theme">
+    <a:clrScheme name="Office">
       <a:dk1>
-        <a:srgbClr val="000000"/>
+        <a:sysClr val="windowText" lastClr="000000"/>
       </a:dk1>
       <a:lt1>
-        <a:srgbClr val="FFFFFF"/>
+        <a:sysClr val="window" lastClr="FFFFFF"/>
       </a:lt1>
       <a:dk2>
         <a:srgbClr val="1F497D"/>
@@ -3882,78 +5243,279 @@
         <a:srgbClr val="800080"/>
       </a:folHlink>
     </a:clrScheme>
-    <a:fontScheme name="Office Theme">
+    <a:fontScheme name="Office">
       <a:majorFont>
         <a:latin typeface="Calibri"/>
         <a:ea typeface=""/>
         <a:cs typeface=""/>
+        <a:font script="Jpan" typeface="ＭＳ ゴシック"/>
+        <a:font script="Hang" typeface="맑은 고딕"/>
+        <a:font script="Hans" typeface="宋体"/>
+        <a:font script="Hant" typeface="新細明體"/>
+        <a:font script="Arab" typeface="Times New Roman"/>
+        <a:font script="Hebr" typeface="Times New Roman"/>
+        <a:font script="Thai" typeface="Angsana New"/>
+        <a:font script="Ethi" typeface="Nyala"/>
+        <a:font script="Beng" typeface="Vrinda"/>
+        <a:font script="Gujr" typeface="Shruti"/>
+        <a:font script="Khmr" typeface="MoolBoran"/>
+        <a:font script="Knda" typeface="Tunga"/>
+        <a:font script="Guru" typeface="Raavi"/>
+        <a:font script="Cans" typeface="Euphemia"/>
+        <a:font script="Cher" typeface="Plantagenet Cherokee"/>
+        <a:font script="Yiii" typeface="Microsoft Yi Baiti"/>
+        <a:font script="Tibt" typeface="Microsoft Himalaya"/>
+        <a:font script="Thaa" typeface="MV Boli"/>
+        <a:font script="Deva" typeface="Mangal"/>
+        <a:font script="Telu" typeface="Gautami"/>
+        <a:font script="Taml" typeface="Latha"/>
+        <a:font script="Syrc" typeface="Estrangelo Edessa"/>
+        <a:font script="Orya" typeface="Kalinga"/>
+        <a:font script="Mlym" typeface="Kartika"/>
+        <a:font script="Laoo" typeface="DokChampa"/>
+        <a:font script="Sinh" typeface="Iskoola Pota"/>
+        <a:font script="Mong" typeface="Mongolian Baiti"/>
+        <a:font script="Viet" typeface="Times New Roman"/>
+        <a:font script="Uigh" typeface="Microsoft Uighur"/>
       </a:majorFont>
       <a:minorFont>
         <a:latin typeface="Cambria"/>
         <a:ea typeface=""/>
         <a:cs typeface=""/>
+        <a:font script="Jpan" typeface="ＭＳ 明朝"/>
+        <a:font script="Hang" typeface="맑은 고딕"/>
+        <a:font script="Hans" typeface="宋体"/>
+        <a:font script="Hant" typeface="新細明體"/>
+        <a:font script="Arab" typeface="Arial"/>
+        <a:font script="Hebr" typeface="Arial"/>
+        <a:font script="Thai" typeface="Cordia New"/>
+        <a:font script="Ethi" typeface="Nyala"/>
+        <a:font script="Beng" typeface="Vrinda"/>
+        <a:font script="Gujr" typeface="Shruti"/>
+        <a:font script="Khmr" typeface="DaunPenh"/>
+        <a:font script="Knda" typeface="Tunga"/>
+        <a:font script="Guru" typeface="Raavi"/>
+        <a:font script="Cans" typeface="Euphemia"/>
+        <a:font script="Cher" typeface="Plantagenet Cherokee"/>
+        <a:font script="Yiii" typeface="Microsoft Yi Baiti"/>
+        <a:font script="Tibt" typeface="Microsoft Himalaya"/>
+        <a:font script="Thaa" typeface="MV Boli"/>
+        <a:font script="Deva" typeface="Mangal"/>
+        <a:font script="Telu" typeface="Gautami"/>
+        <a:font script="Taml" typeface="Latha"/>
+        <a:font script="Syrc" typeface="Estrangelo Edessa"/>
+        <a:font script="Orya" typeface="Kalinga"/>
+        <a:font script="Mlym" typeface="Kartika"/>
+        <a:font script="Laoo" typeface="DokChampa"/>
+        <a:font script="Sinh" typeface="Iskoola Pota"/>
+        <a:font script="Mong" typeface="Mongolian Baiti"/>
+        <a:font script="Viet" typeface="Arial"/>
+        <a:font script="Uigh" typeface="Microsoft Uighur"/>
       </a:minorFont>
     </a:fontScheme>
-    <a:fmtScheme name="Office Theme">
+    <a:fmtScheme name="Office">
       <a:fillStyleLst>
         <a:solidFill>
           <a:schemeClr val="phClr"/>
         </a:solidFill>
-        <a:solidFill>
-          <a:schemeClr val="phClr"/>
-        </a:solidFill>
-        <a:solidFill>
-          <a:schemeClr val="phClr"/>
-        </a:solidFill>
+        <a:gradFill rotWithShape="1">
+          <a:gsLst>
+            <a:gs pos="0">
+              <a:schemeClr val="phClr">
+                <a:tint val="50000"/>
+                <a:satMod val="300000"/>
+              </a:schemeClr>
+            </a:gs>
+            <a:gs pos="35000">
+              <a:schemeClr val="phClr">
+                <a:tint val="37000"/>
+                <a:satMod val="300000"/>
+              </a:schemeClr>
+            </a:gs>
+            <a:gs pos="100000">
+              <a:schemeClr val="phClr">
+                <a:tint val="15000"/>
+                <a:satMod val="350000"/>
+              </a:schemeClr>
+            </a:gs>
+          </a:gsLst>
+          <a:lin ang="16200000" scaled="1"/>
+        </a:gradFill>
+        <a:gradFill rotWithShape="1">
+          <a:gsLst>
+            <a:gs pos="0">
+              <a:schemeClr val="phClr">
+                <a:tint val="100000"/>
+                <a:shade val="100000"/>
+                <a:satMod val="130000"/>
+              </a:schemeClr>
+            </a:gs>
+            <a:gs pos="100000">
+              <a:schemeClr val="phClr">
+                <a:tint val="50000"/>
+                <a:shade val="100000"/>
+                <a:satMod val="350000"/>
+              </a:schemeClr>
+            </a:gs>
+          </a:gsLst>
+          <a:lin ang="16200000" scaled="0"/>
+        </a:gradFill>
       </a:fillStyleLst>
       <a:lnStyleLst>
-        <a:ln w="6350" cap="flat" cmpd="sng" algn="ctr">
+        <a:ln w="9525" cap="flat" cmpd="sng" algn="ctr">
+          <a:solidFill>
+            <a:schemeClr val="phClr">
+              <a:shade val="95000"/>
+              <a:satMod val="105000"/>
+            </a:schemeClr>
+          </a:solidFill>
+          <a:prstDash val="solid"/>
+        </a:ln>
+        <a:ln w="25400" cap="flat" cmpd="sng" algn="ctr">
           <a:solidFill>
             <a:schemeClr val="phClr"/>
           </a:solidFill>
           <a:prstDash val="solid"/>
-          <a:miter lim="800000"/>
         </a:ln>
-        <a:ln w="12700" cap="flat" cmpd="sng" algn="ctr">
+        <a:ln w="38100" cap="flat" cmpd="sng" algn="ctr">
           <a:solidFill>
             <a:schemeClr val="phClr"/>
           </a:solidFill>
           <a:prstDash val="solid"/>
-          <a:miter lim="800000"/>
-        </a:ln>
-        <a:ln w="19050" cap="flat" cmpd="sng" algn="ctr">
-          <a:solidFill>
-            <a:schemeClr val="phClr"/>
-          </a:solidFill>
-          <a:prstDash val="solid"/>
-          <a:miter lim="800000"/>
         </a:ln>
       </a:lnStyleLst>
       <a:effectStyleLst>
         <a:effectStyle>
-          <a:effectLst/>
+          <a:effectLst>
+            <a:outerShdw blurRad="40000" dist="20000" dir="5400000" rotWithShape="0">
+              <a:srgbClr val="000000">
+                <a:alpha val="38000"/>
+              </a:srgbClr>
+            </a:outerShdw>
+          </a:effectLst>
         </a:effectStyle>
         <a:effectStyle>
-          <a:effectLst/>
+          <a:effectLst>
+            <a:outerShdw blurRad="40000" dist="23000" dir="5400000" rotWithShape="0">
+              <a:srgbClr val="000000">
+                <a:alpha val="35000"/>
+              </a:srgbClr>
+            </a:outerShdw>
+          </a:effectLst>
         </a:effectStyle>
         <a:effectStyle>
-          <a:effectLst/>
+          <a:effectLst>
+            <a:outerShdw blurRad="40000" dist="23000" dir="5400000" rotWithShape="0">
+              <a:srgbClr val="000000">
+                <a:alpha val="35000"/>
+              </a:srgbClr>
+            </a:outerShdw>
+          </a:effectLst>
+          <a:scene3d>
+            <a:camera prst="orthographicFront">
+              <a:rot lat="0" lon="0" rev="0"/>
+            </a:camera>
+            <a:lightRig rig="threePt" dir="t">
+              <a:rot lat="0" lon="0" rev="1200000"/>
+            </a:lightRig>
+          </a:scene3d>
+          <a:sp3d>
+            <a:bevelT w="63500" h="25400"/>
+          </a:sp3d>
         </a:effectStyle>
       </a:effectStyleLst>
       <a:bgFillStyleLst>
         <a:solidFill>
           <a:schemeClr val="phClr"/>
         </a:solidFill>
-        <a:solidFill>
-          <a:schemeClr val="phClr"/>
-        </a:solidFill>
-        <a:solidFill>
-          <a:schemeClr val="phClr"/>
-        </a:solidFill>
+        <a:gradFill rotWithShape="1">
+          <a:gsLst>
+            <a:gs pos="0">
+              <a:schemeClr val="phClr">
+                <a:tint val="40000"/>
+                <a:satMod val="350000"/>
+              </a:schemeClr>
+            </a:gs>
+            <a:gs pos="40000">
+              <a:schemeClr val="phClr">
+                <a:tint val="45000"/>
+                <a:shade val="99000"/>
+                <a:satMod val="350000"/>
+              </a:schemeClr>
+            </a:gs>
+            <a:gs pos="100000">
+              <a:schemeClr val="phClr">
+                <a:shade val="20000"/>
+                <a:satMod val="255000"/>
+              </a:schemeClr>
+            </a:gs>
+          </a:gsLst>
+          <a:path path="circle">
+            <a:fillToRect l="50000" t="-80000" r="50000" b="180000"/>
+          </a:path>
+        </a:gradFill>
+        <a:gradFill rotWithShape="1">
+          <a:gsLst>
+            <a:gs pos="0">
+              <a:schemeClr val="phClr">
+                <a:tint val="80000"/>
+                <a:satMod val="300000"/>
+              </a:schemeClr>
+            </a:gs>
+            <a:gs pos="100000">
+              <a:schemeClr val="phClr">
+                <a:shade val="30000"/>
+                <a:satMod val="200000"/>
+              </a:schemeClr>
+            </a:gs>
+          </a:gsLst>
+          <a:path path="circle">
+            <a:fillToRect l="50000" t="50000" r="50000" b="50000"/>
+          </a:path>
+        </a:gradFill>
       </a:bgFillStyleLst>
     </a:fmtScheme>
   </a:themeElements>
-  <a:objectDefaults/>
+  <a:objectDefaults>
+    <a:spDef>
+      <a:spPr/>
+      <a:bodyPr/>
+      <a:lstStyle/>
+      <a:style>
+        <a:lnRef idx="1">
+          <a:schemeClr val="accent1"/>
+        </a:lnRef>
+        <a:fillRef idx="3">
+          <a:schemeClr val="accent1"/>
+        </a:fillRef>
+        <a:effectRef idx="2">
+          <a:schemeClr val="accent1"/>
+        </a:effectRef>
+        <a:fontRef idx="minor">
+          <a:schemeClr val="lt1"/>
+        </a:fontRef>
+      </a:style>
+    </a:spDef>
+    <a:lnDef>
+      <a:spPr/>
+      <a:bodyPr/>
+      <a:lstStyle/>
+      <a:style>
+        <a:lnRef idx="2">
+          <a:schemeClr val="accent1"/>
+        </a:lnRef>
+        <a:fillRef idx="0">
+          <a:schemeClr val="accent1"/>
+        </a:fillRef>
+        <a:effectRef idx="1">
+          <a:schemeClr val="accent1"/>
+        </a:effectRef>
+        <a:fontRef idx="minor">
+          <a:schemeClr val="tx1"/>
+        </a:fontRef>
+      </a:style>
+    </a:lnDef>
+  </a:objectDefaults>
   <a:extraClrSchemeLst/>
 </a:theme>
 </file>
--- a/thesis/CITCA/metodologia.docx
+++ b/thesis/CITCA/metodologia.docx
@@ -1,181 +1,153 @@
 
 <file path=word/document.xml><?xml version="1.0" encoding="utf-8"?>
-<w:document xmlns:w="http://schemas.openxmlformats.org/wordprocessingml/2006/main" xmlns:m="http://schemas.openxmlformats.org/officeDocument/2006/math" xmlns:r="http://schemas.openxmlformats.org/officeDocument/2006/relationships" xmlns:o="urn:schemas-microsoft-com:office:office" xmlns:v="urn:schemas-microsoft-com:vml" xmlns:w10="urn:schemas-microsoft-com:office:word" xmlns:a="http://schemas.openxmlformats.org/drawingml/2006/main" xmlns:pic="http://schemas.openxmlformats.org/drawingml/2006/picture" xmlns:wp="http://schemas.openxmlformats.org/drawingml/2006/wordprocessingDrawing">
+<w:document xmlns:w="http://schemas.openxmlformats.org/wordprocessingml/2006/main" xmlns:r="http://schemas.openxmlformats.org/officeDocument/2006/relationships" xmlns:wp="http://schemas.openxmlformats.org/drawingml/2006/wordprocessingDrawing" xmlns:a="http://schemas.openxmlformats.org/drawingml/2006/main" xmlns:c="http://schemas.openxmlformats.org/drawingml/2006/chart" xmlns:pic="http://schemas.openxmlformats.org/drawingml/2006/picture" xmlns:mc="http://schemas.openxmlformats.org/markup-compatibility/2006" xmlns:w14="http://schemas.microsoft.com/office/word/2010/wordml" xmlns:wpi="http://schemas.microsoft.com/office/word/2010/wordprocessingInk" xmlns:w15="http://schemas.microsoft.com/office/word/2012/wordml" xmlns:wp14="http://schemas.microsoft.com/office/word/2010/wordprocessingDrawing" xmlns:wps="http://schemas.microsoft.com/office/word/2010/wordprocessingShape" xmlns:wpg="http://schemas.microsoft.com/office/word/2010/wordprocessingGroup" xmlns:wpc="http://schemas.microsoft.com/office/word/2010/wordprocessingCanvas" xmlns:dgm="http://schemas.openxmlformats.org/drawingml/2006/diagram" xmlns:dsp="http://schemas.microsoft.com/office/drawing/2008/diagram" xmlns:m="http://schemas.openxmlformats.org/officeDocument/2006/math" xmlns:v="urn:schemas-microsoft-com:vml" xmlns:o="urn:schemas-microsoft-com:office:office" xmlns:w10="urn:schemas-microsoft-com:office:word" xmlns:cx="http://schemas.microsoft.com/office/drawing/2014/chartex" xmlns:cx1="http://schemas.microsoft.com/office/drawing/2015/9/8/chartex" xmlns:cx2="http://schemas.microsoft.com/office/drawing/2015/10/21/chartex" xmlns:cx3="http://schemas.microsoft.com/office/drawing/2016/5/9/chartex" xmlns:cx4="http://schemas.microsoft.com/office/drawing/2016/5/10/chartex" xmlns:cx5="http://schemas.microsoft.com/office/drawing/2016/5/11/chartex" xmlns:cx6="http://schemas.microsoft.com/office/drawing/2016/5/12/chartex" xmlns:cx7="http://schemas.microsoft.com/office/drawing/2016/5/13/chartex" xmlns:cx8="http://schemas.microsoft.com/office/drawing/2016/5/14/chartex" mc:Ignorable="w14 w15 wp14">
   <w:body>
-    <w:bookmarkStart w:id="35" w:name="metodología"/>
     <w:p>
       <w:pPr>
         <w:pStyle w:val="Heading1"/>
-      </w:pPr>
-      <w:r>
+        <w:jc w:val="both"/>
+        <w:rPr>
+          <w:color w:val="000000"/>
+        </w:rPr>
+      </w:pPr>
+      <w:bookmarkStart w:id="0" w:name="metodología"/>
+      <w:r>
+        <w:rPr>
+          <w:color w:val="000000"/>
+        </w:rPr>
         <w:t xml:space="preserve">Metodología</w:t>
       </w:r>
     </w:p>
     <w:p>
       <w:pPr>
         <w:pStyle w:val="FirstParagraph"/>
-      </w:pPr>
-      <w:r>
-        <w:t xml:space="preserve">Para evaluar el desempeño de las estrategias de despacho se desarrolló un simulador</w:t>
-      </w:r>
-      <w:r>
-        <w:t xml:space="preserve"> </w:t>
-      </w:r>
-      <w:r>
-        <w:t xml:space="preserve">en MATLAB que replica de forma conceptual el proceso de</w:t>
-      </w:r>
-      <w:r>
-        <w:t xml:space="preserve"> </w:t>
-      </w:r>
-      <w:r>
-        <w:t xml:space="preserve">despacho en enlace descendente de una celda celular basada en 4G/5G.</w:t>
-      </w:r>
-      <w:r>
-        <w:t xml:space="preserve"> </w:t>
-      </w:r>
-      <w:r>
-        <w:t xml:space="preserve">El simulador implementa cuatro estrategias de despacho: Round Robin (RR),</w:t>
-      </w:r>
-      <w:r>
-        <w:t xml:space="preserve"> </w:t>
-      </w:r>
-      <w:r>
-        <w:t xml:space="preserve">Best CQI (BCQI), Blind Equal Throughput (BET) y Proportional Fair (PF).</w:t>
-      </w:r>
-      <w:r>
-        <w:t xml:space="preserve"> </w:t>
-      </w:r>
-      <w:r>
-        <w:t xml:space="preserve">Las cuatro comparten el mismo modelo de red, canal y tráfico. La diferencia</w:t>
-      </w:r>
-      <w:r>
-        <w:t xml:space="preserve"> </w:t>
-      </w:r>
-      <w:r>
-        <w:t xml:space="preserve">entre ellas es la forma con la que se decide el orden y prioridad en el que</w:t>
-      </w:r>
-      <w:r>
-        <w:t xml:space="preserve"> </w:t>
-      </w:r>
-      <w:r>
-        <w:t xml:space="preserve">se les asignan bloques de recurso (RB) a los equipo de usuario (UE) conectados</w:t>
-      </w:r>
-      <w:r>
-        <w:t xml:space="preserve"> </w:t>
-      </w:r>
-      <w:r>
-        <w:t xml:space="preserve">a la red. En esta sección se describe el modelo de asignación de recursos</w:t>
-      </w:r>
-      <w:r>
-        <w:t xml:space="preserve"> </w:t>
-      </w:r>
-      <w:r>
-        <w:t xml:space="preserve">y la implementación de cada despachador.</w:t>
+        <w:jc w:val="both"/>
+        <w:rPr>
+          <w:color w:val="000000"/>
+        </w:rPr>
+      </w:pPr>
+      <w:r>
+        <w:rPr>
+          <w:color w:val="000000"/>
+        </w:rPr>
+        <w:t xml:space="preserve">Para evaluar el desempeño de las estrategias de despacho se desarrolló un simulador en MATLAB que replica de forma conceptual el proceso de despacho en enlace descendente de una celda celular basada en 4G/5G. El simulador implementa cuatro estrategias de despacho: Round Robin (RR), Best CQI (BCQI), Blind Equal Throughput (BET) y Proportional Fair (PF). Las cuatro comparten el mismo modelo de red, canal y tráfico. La diferencia entre ellas es la forma con la que se decide el orden y prioridad en el que se les asignan bloques de recurso (RB) a los equipo de usuario (UE) conectados a la red. En esta sección se describe el modelo de asignación de recursos y la implementación de cada despachador.</w:t>
       </w:r>
     </w:p>
     <w:p>
       <w:pPr>
         <w:pStyle w:val="BodyText"/>
-      </w:pPr>
-      <w:r>
-        <w:t xml:space="preserve">La estructura de recursos del simulador se basa en LTE-A, la cual</w:t>
-      </w:r>
-      <w:r>
-        <w:t xml:space="preserve"> </w:t>
-      </w:r>
-      <w:r>
-        <w:t xml:space="preserve">comparte con 5G su numerología base (</w:t>
+        <w:jc w:val="both"/>
+        <w:rPr>
+          <w:color w:val="000000"/>
+        </w:rPr>
+      </w:pPr>
+      <w:r>
+        <w:rPr>
+          <w:color w:val="000000"/>
+        </w:rPr>
+        <w:t xml:space="preserve">La estructura de recursos del simulador se basa en LTE-A, la cual comparte con 5G su numerología base (</w:t>
       </w:r>
       <m:oMath>
         <m:r>
-          <m:t>μ</m:t>
+          <w:rPr>
+            <w:rFonts w:ascii="Cambria Math" w:hAnsi="Cambria Math"/>
+            <w:color w:val="000000"/>
+          </w:rPr>
+          <m:t xml:space="preserve">μ</m:t>
         </m:r>
         <m:r>
           <m:rPr>
             <m:sty m:val="p"/>
           </m:rPr>
-          <m:t>=</m:t>
+          <w:rPr>
+            <w:rFonts w:ascii="Cambria Math" w:hAnsi="Cambria Math"/>
+            <w:color w:val="000000"/>
+          </w:rPr>
+          <m:t xml:space="preserve">=</m:t>
         </m:r>
         <m:r>
-          <m:t>0</m:t>
+          <w:rPr>
+            <w:rFonts w:ascii="Cambria Math" w:hAnsi="Cambria Math"/>
+            <w:color w:val="000000"/>
+          </w:rPr>
+          <m:t xml:space="preserve">0</m:t>
         </m:r>
       </m:oMath>
       <w:r>
-        <w:t xml:space="preserve">) el espaciado entre</w:t>
-      </w:r>
-      <w:r>
-        <w:t xml:space="preserve"> </w:t>
-      </w:r>
-      <w:r>
-        <w:t xml:space="preserve">subportadoras de 15 kHz, los RB de 12 subportadoras y la trama de 10 ms</w:t>
-      </w:r>
-      <w:r>
-        <w:t xml:space="preserve"> </w:t>
-      </w:r>
-      <w:r>
-        <w:t xml:space="preserve">[1]</w:t>
-      </w:r>
-      <w:r>
-        <w:t xml:space="preserve">.</w:t>
-      </w:r>
-    </w:p>
-    <w:bookmarkStart w:id="20" w:name="modelo-de-red-y-de-canal"/>
+        <w:rPr>
+          <w:color w:val="000000"/>
+        </w:rPr>
+        <w:t xml:space="preserve">) el espaciado entre subportadoras de 15 kHz, los RB de 12 subportadoras y la trama de 10 ms [1].</w:t>
+      </w:r>
+    </w:p>
     <w:p>
       <w:pPr>
         <w:pStyle w:val="Heading2"/>
-      </w:pPr>
-      <w:r>
+        <w:jc w:val="both"/>
+        <w:rPr>
+          <w:color w:val="000000"/>
+        </w:rPr>
+      </w:pPr>
+      <w:bookmarkStart w:id="1" w:name="modelo-de-red-y-de-canal"/>
+      <w:r>
+        <w:rPr>
+          <w:color w:val="000000"/>
+        </w:rPr>
         <w:t xml:space="preserve">Modelo de red y de canal</w:t>
       </w:r>
     </w:p>
     <w:p>
       <w:pPr>
         <w:pStyle w:val="FirstParagraph"/>
-      </w:pPr>
-      <w:r>
-        <w:t xml:space="preserve">Se considera una celda con una radiobase (gNB) ubicada en el centro y</w:t>
-      </w:r>
-      <w:r>
-        <w:t xml:space="preserve"> </w:t>
+        <w:jc w:val="both"/>
+        <w:rPr>
+          <w:color w:val="000000"/>
+        </w:rPr>
+      </w:pPr>
+      <w:r>
+        <w:rPr>
+          <w:color w:val="000000"/>
+        </w:rPr>
+        <w:t xml:space="preserve">Se considera una celda con una radiobase (gNB) ubicada en el centro y </w:t>
       </w:r>
       <m:oMath>
         <m:r>
-          <m:t>N</m:t>
+          <w:rPr>
+            <w:rFonts w:ascii="Cambria Math" w:hAnsi="Cambria Math"/>
+            <w:color w:val="000000"/>
+          </w:rPr>
+          <m:t xml:space="preserve">N</m:t>
         </m:r>
       </m:oMath>
       <w:r>
-        <w:t xml:space="preserve"> </w:t>
-      </w:r>
-      <w:r>
-        <w:t xml:space="preserve">UE distribuidos dentro de un radio</w:t>
-      </w:r>
-      <w:r>
-        <w:t xml:space="preserve"> </w:t>
+        <w:rPr>
+          <w:color w:val="000000"/>
+        </w:rPr>
+        <w:t xml:space="preserve"> UE distribuidos dentro de un radio </w:t>
       </w:r>
       <m:oMath>
         <m:r>
-          <m:t>r</m:t>
+          <w:rPr>
+            <w:rFonts w:ascii="Cambria Math" w:hAnsi="Cambria Math"/>
+            <w:color w:val="000000"/>
+          </w:rPr>
+          <m:t xml:space="preserve">r</m:t>
         </m:r>
       </m:oMath>
       <w:r>
-        <w:t xml:space="preserve">. Al inicio de cada simulación, los</w:t>
-      </w:r>
-      <w:r>
-        <w:t xml:space="preserve"> </w:t>
-      </w:r>
-      <w:r>
-        <w:t xml:space="preserve">UE se distribuyen a lo largo de la gNB y el borde de la celda. Se</w:t>
-      </w:r>
-      <w:r>
-        <w:t xml:space="preserve"> </w:t>
-      </w:r>
-      <w:r>
-        <w:t xml:space="preserve">mantiene la misma distancia entre UEs.</w:t>
+        <w:rPr>
+          <w:color w:val="000000"/>
+        </w:rPr>
+        <w:t xml:space="preserve">. Al inicio de cada simulación, los UE se distribuyen a lo largo de la gNB y el borde de la celda. Se mantiene la misma distancia entre UEs.</w:t>
       </w:r>
     </w:p>
     <w:p>
       <w:pPr>
         <w:pStyle w:val="BodyText"/>
+        <w:jc w:val="both"/>
+        <w:rPr>
+          <w:color w:val="000000"/>
+        </w:rPr>
       </w:pPr>
       <m:oMathPara>
         <m:oMathParaPr>
@@ -183,14 +155,30 @@
         </m:oMathParaPr>
         <m:oMath>
           <m:sSub>
+            <m:sSubPr>
+              <m:ctrlPr>
+                <w:rPr>
+                  <w:rFonts w:ascii="Cambria Math" w:hAnsi="Cambria Math"/>
+                  <w:i/>
+                </w:rPr>
+              </m:ctrlPr>
+            </m:sSubPr>
             <m:e>
               <m:r>
-                <m:t>d</m:t>
+                <w:rPr>
+                  <w:rFonts w:ascii="Cambria Math" w:hAnsi="Cambria Math"/>
+                  <w:color w:val="000000"/>
+                </w:rPr>
+                <m:t xml:space="preserve">d</m:t>
               </m:r>
             </m:e>
             <m:sub>
               <m:r>
-                <m:t>i</m:t>
+                <w:rPr>
+                  <w:rFonts w:ascii="Cambria Math" w:hAnsi="Cambria Math"/>
+                  <w:color w:val="000000"/>
+                </w:rPr>
+                <m:t xml:space="preserve">i</m:t>
               </m:r>
             </m:sub>
           </m:sSub>
@@ -198,44 +186,78 @@
             <m:rPr>
               <m:sty m:val="p"/>
             </m:rPr>
-            <m:t>=</m:t>
+            <w:rPr>
+              <w:rFonts w:ascii="Cambria Math" w:hAnsi="Cambria Math"/>
+              <w:color w:val="000000"/>
+            </w:rPr>
+            <m:t xml:space="preserve">=</m:t>
           </m:r>
           <m:r>
-            <m:t>r</m:t>
-          </m:r>
-          <m:r>
-            <m:t> </m:t>
+            <w:rPr>
+              <w:rFonts w:ascii="Cambria Math" w:hAnsi="Cambria Math"/>
+              <w:color w:val="000000"/>
+            </w:rPr>
+            <m:t xml:space="preserve">r </m:t>
           </m:r>
           <m:f>
             <m:fPr>
-              <m:type m:val="bar"/>
+              <m:ctrlPr>
+                <w:rPr>
+                  <w:rFonts w:ascii="Cambria Math" w:hAnsi="Cambria Math"/>
+                  <w:i/>
+                </w:rPr>
+              </m:ctrlPr>
             </m:fPr>
             <m:num>
               <m:r>
-                <m:t>i</m:t>
+                <w:rPr>
+                  <w:rFonts w:ascii="Cambria Math" w:hAnsi="Cambria Math"/>
+                  <w:color w:val="000000"/>
+                </w:rPr>
+                <m:t xml:space="preserve">i</m:t>
               </m:r>
               <m:r>
                 <m:rPr>
                   <m:sty m:val="p"/>
                 </m:rPr>
-                <m:t>−</m:t>
-              </m:r>
-              <m:r>
-                <m:t>1</m:t>
+                <w:rPr>
+                  <w:rFonts w:ascii="Cambria Math" w:hAnsi="Cambria Math"/>
+                  <w:color w:val="000000"/>
+                </w:rPr>
+                <m:t xml:space="preserve">−</m:t>
+              </m:r>
+              <m:r>
+                <w:rPr>
+                  <w:rFonts w:ascii="Cambria Math" w:hAnsi="Cambria Math"/>
+                  <w:color w:val="000000"/>
+                </w:rPr>
+                <m:t xml:space="preserve">1</m:t>
               </m:r>
             </m:num>
             <m:den>
               <m:r>
-                <m:t>N</m:t>
+                <w:rPr>
+                  <w:rFonts w:ascii="Cambria Math" w:hAnsi="Cambria Math"/>
+                  <w:color w:val="000000"/>
+                </w:rPr>
+                <m:t xml:space="preserve">N</m:t>
               </m:r>
               <m:r>
                 <m:rPr>
                   <m:sty m:val="p"/>
                 </m:rPr>
-                <m:t>−</m:t>
-              </m:r>
-              <m:r>
-                <m:t>1</m:t>
+                <w:rPr>
+                  <w:rFonts w:ascii="Cambria Math" w:hAnsi="Cambria Math"/>
+                  <w:color w:val="000000"/>
+                </w:rPr>
+                <m:t xml:space="preserve">−</m:t>
+              </m:r>
+              <m:r>
+                <w:rPr>
+                  <w:rFonts w:ascii="Cambria Math" w:hAnsi="Cambria Math"/>
+                  <w:color w:val="000000"/>
+                </w:rPr>
+                <m:t xml:space="preserve">1</m:t>
               </m:r>
             </m:den>
           </m:f>
@@ -243,59 +265,80 @@
             <m:rPr>
               <m:sty m:val="p"/>
             </m:rPr>
-            <m:t>,</m:t>
+            <w:rPr>
+              <w:rFonts w:ascii="Cambria Math" w:hAnsi="Cambria Math"/>
+              <w:color w:val="000000"/>
+            </w:rPr>
+            <m:t xml:space="preserve">,</m:t>
           </m:r>
           <m:r>
-            <m:t>  </m:t>
-          </m:r>
-          <m:r>
-            <m:t>i</m:t>
+            <w:rPr>
+              <w:rFonts w:ascii="Cambria Math" w:hAnsi="Cambria Math"/>
+              <w:color w:val="000000"/>
+            </w:rPr>
+            <m:t xml:space="preserve">  i</m:t>
           </m:r>
           <m:r>
             <m:rPr>
               <m:sty m:val="p"/>
             </m:rPr>
-            <m:t>=</m:t>
+            <w:rPr>
+              <w:rFonts w:ascii="Cambria Math" w:hAnsi="Cambria Math"/>
+              <w:color w:val="000000"/>
+            </w:rPr>
+            <m:t xml:space="preserve">=</m:t>
           </m:r>
           <m:r>
-            <m:t>1</m:t>
+            <w:rPr>
+              <w:rFonts w:ascii="Cambria Math" w:hAnsi="Cambria Math"/>
+              <w:color w:val="000000"/>
+            </w:rPr>
+            <m:t xml:space="preserve">1</m:t>
           </m:r>
           <m:r>
             <m:rPr>
               <m:sty m:val="p"/>
             </m:rPr>
-            <m:t>,</m:t>
+            <w:rPr>
+              <w:rFonts w:ascii="Cambria Math" w:hAnsi="Cambria Math"/>
+              <w:color w:val="000000"/>
+            </w:rPr>
+            <m:t xml:space="preserve">,…,</m:t>
+          </m:r>
+          <m:r>
+            <w:rPr>
+              <w:rFonts w:ascii="Cambria Math" w:hAnsi="Cambria Math"/>
+              <w:color w:val="000000"/>
+            </w:rPr>
+            <m:t xml:space="preserve">N</m:t>
           </m:r>
           <m:r>
             <m:rPr>
               <m:sty m:val="p"/>
             </m:rPr>
-            <m:t>…</m:t>
+            <w:rPr>
+              <w:rFonts w:ascii="Cambria Math" w:hAnsi="Cambria Math"/>
+              <w:color w:val="000000"/>
+            </w:rPr>
+            <m:t xml:space="preserve">,</m:t>
           </m:r>
           <m:r>
-            <m:rPr>
-              <m:sty m:val="p"/>
-            </m:rPr>
-            <m:t>,</m:t>
-          </m:r>
-          <m:r>
-            <m:t>N</m:t>
-          </m:r>
-          <m:r>
-            <m:rPr>
-              <m:sty m:val="p"/>
-            </m:rPr>
-            <m:t>,</m:t>
-          </m:r>
-          <m:r>
-            <m:t>  </m:t>
+            <w:rPr>
+              <w:rFonts w:ascii="Cambria Math" w:hAnsi="Cambria Math"/>
+              <w:color w:val="000000"/>
+            </w:rPr>
+            <m:t xml:space="preserve">  </m:t>
           </m:r>
           <m:r>
             <m:rPr>
               <m:nor/>
               <m:sty m:val="p"/>
             </m:rPr>
-            <m:t>(1)</m:t>
+            <w:rPr>
+              <w:rFonts w:ascii="Cambria Math" w:hAnsi="Cambria Math"/>
+              <w:color w:val="000000"/>
+            </w:rPr>
+            <m:t xml:space="preserve">(1)</m:t>
           </m:r>
         </m:oMath>
       </m:oMathPara>
@@ -303,49 +346,75 @@
     <w:p>
       <w:pPr>
         <w:pStyle w:val="FirstParagraph"/>
-      </w:pPr>
-      <w:r>
-        <w:t xml:space="preserve">La potencia recibida por el UE</w:t>
-      </w:r>
-      <w:r>
-        <w:t xml:space="preserve"> </w:t>
+        <w:jc w:val="both"/>
+        <w:rPr>
+          <w:color w:val="000000"/>
+        </w:rPr>
+      </w:pPr>
+      <w:r>
+        <w:rPr>
+          <w:color w:val="000000"/>
+        </w:rPr>
+        <w:t xml:space="preserve">La potencia recibida por el UE </w:t>
       </w:r>
       <m:oMath>
         <m:r>
-          <m:t>i</m:t>
+          <w:rPr>
+            <w:rFonts w:ascii="Cambria Math" w:hAnsi="Cambria Math"/>
+            <w:color w:val="000000"/>
+          </w:rPr>
+          <m:t xml:space="preserve">i</m:t>
         </m:r>
       </m:oMath>
       <w:r>
-        <w:t xml:space="preserve"> </w:t>
-      </w:r>
-      <w:r>
-        <w:t xml:space="preserve">se obtiene como</w:t>
-      </w:r>
-      <w:r>
-        <w:t xml:space="preserve"> </w:t>
+        <w:rPr>
+          <w:color w:val="000000"/>
+        </w:rPr>
+        <w:t xml:space="preserve"> se obtiene como </w:t>
       </w:r>
       <m:oMath>
         <m:sSub>
+          <m:sSubPr>
+            <m:ctrlPr>
+              <w:rPr>
+                <w:rFonts w:ascii="Cambria Math" w:hAnsi="Cambria Math"/>
+                <w:i/>
+              </w:rPr>
+            </m:ctrlPr>
+          </m:sSubPr>
           <m:e>
             <m:r>
-              <m:t>P</m:t>
+              <w:rPr>
+                <w:rFonts w:ascii="Cambria Math" w:hAnsi="Cambria Math"/>
+                <w:color w:val="000000"/>
+              </w:rPr>
+              <m:t xml:space="preserve">P</m:t>
             </m:r>
           </m:e>
           <m:sub>
             <m:r>
-              <m:t>r</m:t>
-            </m:r>
-            <m:r>
-              <m:t>x</m:t>
+              <w:rPr>
+                <w:rFonts w:ascii="Cambria Math" w:hAnsi="Cambria Math"/>
+                <w:color w:val="000000"/>
+              </w:rPr>
+              <m:t xml:space="preserve">rx</m:t>
             </m:r>
             <m:r>
               <m:rPr>
                 <m:sty m:val="p"/>
               </m:rPr>
-              <m:t>,</m:t>
+              <w:rPr>
+                <w:rFonts w:ascii="Cambria Math" w:hAnsi="Cambria Math"/>
+                <w:color w:val="000000"/>
+              </w:rPr>
+              <m:t xml:space="preserve">,</m:t>
             </m:r>
             <m:r>
-              <m:t>i</m:t>
+              <w:rPr>
+                <w:rFonts w:ascii="Cambria Math" w:hAnsi="Cambria Math"/>
+                <w:color w:val="000000"/>
+              </w:rPr>
+              <m:t xml:space="preserve">i</m:t>
             </m:r>
           </m:sub>
         </m:sSub>
@@ -353,20 +422,37 @@
           <m:rPr>
             <m:sty m:val="p"/>
           </m:rPr>
-          <m:t>=</m:t>
+          <w:rPr>
+            <w:rFonts w:ascii="Cambria Math" w:hAnsi="Cambria Math"/>
+            <w:color w:val="000000"/>
+          </w:rPr>
+          <m:t xml:space="preserve">=</m:t>
         </m:r>
         <m:sSub>
+          <m:sSubPr>
+            <m:ctrlPr>
+              <w:rPr>
+                <w:rFonts w:ascii="Cambria Math" w:hAnsi="Cambria Math"/>
+                <w:i/>
+              </w:rPr>
+            </m:ctrlPr>
+          </m:sSubPr>
           <m:e>
             <m:r>
-              <m:t>P</m:t>
+              <w:rPr>
+                <w:rFonts w:ascii="Cambria Math" w:hAnsi="Cambria Math"/>
+                <w:color w:val="000000"/>
+              </w:rPr>
+              <m:t xml:space="preserve">P</m:t>
             </m:r>
           </m:e>
           <m:sub>
             <m:r>
-              <m:t>t</m:t>
-            </m:r>
-            <m:r>
-              <m:t>x</m:t>
+              <w:rPr>
+                <w:rFonts w:ascii="Cambria Math" w:hAnsi="Cambria Math"/>
+                <w:color w:val="000000"/>
+              </w:rPr>
+              <m:t xml:space="preserve">tx</m:t>
             </m:r>
           </m:sub>
         </m:sSub>
@@ -374,31 +460,55 @@
           <m:rPr>
             <m:sty m:val="p"/>
           </m:rPr>
-          <m:t>−</m:t>
+          <w:rPr>
+            <w:rFonts w:ascii="Cambria Math" w:hAnsi="Cambria Math"/>
+            <w:color w:val="000000"/>
+          </w:rPr>
+          <m:t xml:space="preserve">−</m:t>
         </m:r>
         <m:r>
-          <m:t>P</m:t>
-        </m:r>
-        <m:r>
-          <m:t>L</m:t>
+          <w:rPr>
+            <w:rFonts w:ascii="Cambria Math" w:hAnsi="Cambria Math"/>
+            <w:color w:val="000000"/>
+          </w:rPr>
+          <m:t xml:space="preserve">PL</m:t>
         </m:r>
         <m:d>
           <m:dPr>
-            <m:begChr m:val="("/>
-            <m:endChr m:val=")"/>
             <m:sepChr m:val=""/>
-            <m:grow/>
+            <m:ctrlPr>
+              <w:rPr>
+                <w:rFonts w:ascii="Cambria Math" w:hAnsi="Cambria Math"/>
+                <w:i/>
+              </w:rPr>
+            </m:ctrlPr>
           </m:dPr>
           <m:e>
             <m:sSub>
+              <m:sSubPr>
+                <m:ctrlPr>
+                  <w:rPr>
+                    <w:rFonts w:ascii="Cambria Math" w:hAnsi="Cambria Math"/>
+                    <w:i/>
+                  </w:rPr>
+                </m:ctrlPr>
+              </m:sSubPr>
               <m:e>
                 <m:r>
-                  <m:t>d</m:t>
+                  <w:rPr>
+                    <w:rFonts w:ascii="Cambria Math" w:hAnsi="Cambria Math"/>
+                    <w:color w:val="000000"/>
+                  </w:rPr>
+                  <m:t xml:space="preserve">d</m:t>
                 </m:r>
               </m:e>
               <m:sub>
                 <m:r>
-                  <m:t>i</m:t>
+                  <w:rPr>
+                    <w:rFonts w:ascii="Cambria Math" w:hAnsi="Cambria Math"/>
+                    <w:color w:val="000000"/>
+                  </w:rPr>
+                  <m:t xml:space="preserve">i</m:t>
                 </m:r>
               </m:sub>
             </m:sSub>
@@ -406,67 +516,91 @@
         </m:d>
       </m:oMath>
       <w:r>
-        <w:t xml:space="preserve">, donde</w:t>
-      </w:r>
-      <w:r>
-        <w:t xml:space="preserve"> </w:t>
+        <w:rPr>
+          <w:color w:val="000000"/>
+        </w:rPr>
+        <w:t xml:space="preserve">, donde </w:t>
       </w:r>
       <m:oMath>
         <m:sSub>
+          <m:sSubPr>
+            <m:ctrlPr>
+              <w:rPr>
+                <w:rFonts w:ascii="Cambria Math" w:hAnsi="Cambria Math"/>
+                <w:i/>
+              </w:rPr>
+            </m:ctrlPr>
+          </m:sSubPr>
           <m:e>
             <m:r>
-              <m:t>P</m:t>
+              <w:rPr>
+                <w:rFonts w:ascii="Cambria Math" w:hAnsi="Cambria Math"/>
+                <w:color w:val="000000"/>
+              </w:rPr>
+              <m:t xml:space="preserve">P</m:t>
             </m:r>
           </m:e>
           <m:sub>
             <m:r>
-              <m:t>t</m:t>
-            </m:r>
-            <m:r>
-              <m:t>x</m:t>
+              <w:rPr>
+                <w:rFonts w:ascii="Cambria Math" w:hAnsi="Cambria Math"/>
+                <w:color w:val="000000"/>
+              </w:rPr>
+              <m:t xml:space="preserve">tx</m:t>
             </m:r>
           </m:sub>
         </m:sSub>
       </m:oMath>
       <w:r>
-        <w:t xml:space="preserve"> </w:t>
-      </w:r>
-      <w:r>
-        <w:t xml:space="preserve">es la potencia de</w:t>
-      </w:r>
-      <w:r>
-        <w:t xml:space="preserve"> </w:t>
-      </w:r>
-      <w:r>
-        <w:t xml:space="preserve">transmisión de la gNB en dBm y</w:t>
-      </w:r>
-      <w:r>
-        <w:t xml:space="preserve"> </w:t>
+        <w:rPr>
+          <w:color w:val="000000"/>
+        </w:rPr>
+        <w:t xml:space="preserve"> es la potencia de transmisión de la gNB en dBm y </w:t>
       </w:r>
       <m:oMath>
         <m:r>
-          <m:t>P</m:t>
-        </m:r>
-        <m:r>
-          <m:t>L</m:t>
+          <w:rPr>
+            <w:rFonts w:ascii="Cambria Math" w:hAnsi="Cambria Math"/>
+            <w:color w:val="000000"/>
+          </w:rPr>
+          <m:t xml:space="preserve">PL</m:t>
         </m:r>
         <m:d>
           <m:dPr>
-            <m:begChr m:val="("/>
-            <m:endChr m:val=")"/>
             <m:sepChr m:val=""/>
-            <m:grow/>
+            <m:ctrlPr>
+              <w:rPr>
+                <w:rFonts w:ascii="Cambria Math" w:hAnsi="Cambria Math"/>
+                <w:i/>
+              </w:rPr>
+            </m:ctrlPr>
           </m:dPr>
           <m:e>
             <m:sSub>
+              <m:sSubPr>
+                <m:ctrlPr>
+                  <w:rPr>
+                    <w:rFonts w:ascii="Cambria Math" w:hAnsi="Cambria Math"/>
+                    <w:i/>
+                  </w:rPr>
+                </m:ctrlPr>
+              </m:sSubPr>
               <m:e>
                 <m:r>
-                  <m:t>d</m:t>
+                  <w:rPr>
+                    <w:rFonts w:ascii="Cambria Math" w:hAnsi="Cambria Math"/>
+                    <w:color w:val="000000"/>
+                  </w:rPr>
+                  <m:t xml:space="preserve">d</m:t>
                 </m:r>
               </m:e>
               <m:sub>
                 <m:r>
-                  <m:t>i</m:t>
+                  <w:rPr>
+                    <w:rFonts w:ascii="Cambria Math" w:hAnsi="Cambria Math"/>
+                    <w:color w:val="000000"/>
+                  </w:rPr>
+                  <m:t xml:space="preserve">i</m:t>
                 </m:r>
               </m:sub>
             </m:sSub>
@@ -474,76 +608,78 @@
         </m:d>
       </m:oMath>
       <w:r>
-        <w:t xml:space="preserve"> </w:t>
-      </w:r>
-      <w:r>
-        <w:t xml:space="preserve">son las pérdidas por</w:t>
-      </w:r>
-      <w:r>
-        <w:t xml:space="preserve"> </w:t>
-      </w:r>
-      <w:r>
-        <w:t xml:space="preserve">propagación del modelo Urban Macro sin línea de vista (UMa NLOS)</w:t>
-      </w:r>
-      <w:r>
-        <w:t xml:space="preserve"> </w:t>
-      </w:r>
-      <w:r>
-        <w:rPr>
+        <w:rPr>
+          <w:color w:val="000000"/>
+        </w:rPr>
+        <w:t xml:space="preserve"> son las pérdidas por propagación del modelo Urban Macro sin línea de vista (UMa NLOS) </w:t>
+      </w:r>
+      <w:r>
+        <w:rPr>
+          <w:b/>
           <w:bCs/>
-          <w:b/>
+          <w:color w:val="000000"/>
         </w:rPr>
         <w:t xml:space="preserve">[3GPP TR 38.901]</w:t>
       </w:r>
       <w:r>
+        <w:rPr>
+          <w:color w:val="000000"/>
+        </w:rPr>
         <w:t xml:space="preserve">.</w:t>
       </w:r>
     </w:p>
     <w:p>
       <w:pPr>
         <w:pStyle w:val="BodyText"/>
-      </w:pPr>
-      <w:r>
-        <w:t xml:space="preserve">La relación señal a ruido más interferencia del UE</w:t>
-      </w:r>
-      <w:r>
-        <w:t xml:space="preserve"> </w:t>
+        <w:jc w:val="both"/>
+        <w:rPr>
+          <w:color w:val="000000"/>
+        </w:rPr>
+      </w:pPr>
+      <w:r>
+        <w:rPr>
+          <w:color w:val="000000"/>
+        </w:rPr>
+        <w:t xml:space="preserve">La relación señal a ruido más interferencia del UE </w:t>
       </w:r>
       <m:oMath>
         <m:r>
-          <m:t>i</m:t>
+          <w:rPr>
+            <w:rFonts w:ascii="Cambria Math" w:hAnsi="Cambria Math"/>
+            <w:color w:val="000000"/>
+          </w:rPr>
+          <m:t xml:space="preserve">i</m:t>
         </m:r>
       </m:oMath>
       <w:r>
-        <w:t xml:space="preserve"> </w:t>
-      </w:r>
-      <w:r>
-        <w:t xml:space="preserve">en el RB</w:t>
-      </w:r>
-      <w:r>
-        <w:t xml:space="preserve"> </w:t>
+        <w:rPr>
+          <w:color w:val="000000"/>
+        </w:rPr>
+        <w:t xml:space="preserve"> en el RB </w:t>
       </w:r>
       <m:oMath>
         <m:r>
-          <m:t>k</m:t>
+          <w:rPr>
+            <w:rFonts w:ascii="Cambria Math" w:hAnsi="Cambria Math"/>
+            <w:color w:val="000000"/>
+          </w:rPr>
+          <m:t xml:space="preserve">k</m:t>
         </m:r>
       </m:oMath>
       <w:r>
-        <w:t xml:space="preserve"> </w:t>
-      </w:r>
-      <w:r>
-        <w:t xml:space="preserve">se</w:t>
-      </w:r>
-      <w:r>
-        <w:t xml:space="preserve"> </w:t>
-      </w:r>
-      <w:r>
-        <w:t xml:space="preserve">calcula en dB como</w:t>
+        <w:rPr>
+          <w:color w:val="000000"/>
+        </w:rPr>
+        <w:t xml:space="preserve"> se calcula en dB como</w:t>
       </w:r>
     </w:p>
     <w:p>
       <w:pPr>
         <w:pStyle w:val="BodyText"/>
+        <w:jc w:val="both"/>
+        <w:rPr>
+          <w:color w:val="000000"/>
+        </w:rPr>
       </w:pPr>
       <m:oMathPara>
         <m:oMathParaPr>
@@ -551,23 +687,47 @@
         </m:oMathParaPr>
         <m:oMath>
           <m:sSub>
+            <m:sSubPr>
+              <m:ctrlPr>
+                <w:rPr>
+                  <w:rFonts w:ascii="Cambria Math" w:hAnsi="Cambria Math"/>
+                  <w:i/>
+                </w:rPr>
+              </m:ctrlPr>
+            </m:sSubPr>
             <m:e>
               <m:r>
-                <m:t>γ</m:t>
+                <w:rPr>
+                  <w:rFonts w:ascii="Cambria Math" w:hAnsi="Cambria Math"/>
+                  <w:color w:val="000000"/>
+                </w:rPr>
+                <m:t xml:space="preserve">γ</m:t>
               </m:r>
             </m:e>
             <m:sub>
               <m:r>
-                <m:t>i</m:t>
+                <w:rPr>
+                  <w:rFonts w:ascii="Cambria Math" w:hAnsi="Cambria Math"/>
+                  <w:color w:val="000000"/>
+                </w:rPr>
+                <m:t xml:space="preserve">i</m:t>
               </m:r>
               <m:r>
                 <m:rPr>
                   <m:sty m:val="p"/>
                 </m:rPr>
-                <m:t>,</m:t>
-              </m:r>
-              <m:r>
-                <m:t>k</m:t>
+                <w:rPr>
+                  <w:rFonts w:ascii="Cambria Math" w:hAnsi="Cambria Math"/>
+                  <w:color w:val="000000"/>
+                </w:rPr>
+                <m:t xml:space="preserve">,</m:t>
+              </m:r>
+              <m:r>
+                <w:rPr>
+                  <w:rFonts w:ascii="Cambria Math" w:hAnsi="Cambria Math"/>
+                  <w:color w:val="000000"/>
+                </w:rPr>
+                <m:t xml:space="preserve">k</m:t>
               </m:r>
             </m:sub>
           </m:sSub>
@@ -575,29 +735,54 @@
             <m:rPr>
               <m:sty m:val="p"/>
             </m:rPr>
-            <m:t>=</m:t>
+            <w:rPr>
+              <w:rFonts w:ascii="Cambria Math" w:hAnsi="Cambria Math"/>
+              <w:color w:val="000000"/>
+            </w:rPr>
+            <m:t xml:space="preserve">=</m:t>
           </m:r>
           <m:sSub>
+            <m:sSubPr>
+              <m:ctrlPr>
+                <w:rPr>
+                  <w:rFonts w:ascii="Cambria Math" w:hAnsi="Cambria Math"/>
+                  <w:i/>
+                </w:rPr>
+              </m:ctrlPr>
+            </m:sSubPr>
             <m:e>
               <m:r>
-                <m:t>P</m:t>
+                <w:rPr>
+                  <w:rFonts w:ascii="Cambria Math" w:hAnsi="Cambria Math"/>
+                  <w:color w:val="000000"/>
+                </w:rPr>
+                <m:t xml:space="preserve">P</m:t>
               </m:r>
             </m:e>
             <m:sub>
               <m:r>
-                <m:t>r</m:t>
-              </m:r>
-              <m:r>
-                <m:t>x</m:t>
+                <w:rPr>
+                  <w:rFonts w:ascii="Cambria Math" w:hAnsi="Cambria Math"/>
+                  <w:color w:val="000000"/>
+                </w:rPr>
+                <m:t xml:space="preserve">rx</m:t>
               </m:r>
               <m:r>
                 <m:rPr>
                   <m:sty m:val="p"/>
                 </m:rPr>
-                <m:t>,</m:t>
-              </m:r>
-              <m:r>
-                <m:t>i</m:t>
+                <w:rPr>
+                  <w:rFonts w:ascii="Cambria Math" w:hAnsi="Cambria Math"/>
+                  <w:color w:val="000000"/>
+                </w:rPr>
+                <m:t xml:space="preserve">,</m:t>
+              </m:r>
+              <m:r>
+                <w:rPr>
+                  <w:rFonts w:ascii="Cambria Math" w:hAnsi="Cambria Math"/>
+                  <w:color w:val="000000"/>
+                </w:rPr>
+                <m:t xml:space="preserve">i</m:t>
               </m:r>
             </m:sub>
           </m:sSub>
@@ -605,51 +790,94 @@
             <m:rPr>
               <m:sty m:val="p"/>
             </m:rPr>
-            <m:t>−</m:t>
+            <w:rPr>
+              <w:rFonts w:ascii="Cambria Math" w:hAnsi="Cambria Math"/>
+              <w:color w:val="000000"/>
+            </w:rPr>
+            <m:t xml:space="preserve">−</m:t>
           </m:r>
           <m:d>
             <m:dPr>
-              <m:begChr m:val="("/>
-              <m:endChr m:val=")"/>
               <m:sepChr m:val=""/>
-              <m:grow/>
+              <m:ctrlPr>
+                <w:rPr>
+                  <w:rFonts w:ascii="Cambria Math" w:hAnsi="Cambria Math"/>
+                  <w:i/>
+                </w:rPr>
+              </m:ctrlPr>
             </m:dPr>
             <m:e>
               <m:r>
                 <m:rPr>
                   <m:sty m:val="p"/>
                 </m:rPr>
-                <m:t>−</m:t>
-              </m:r>
-              <m:r>
-                <m:t>174</m:t>
+                <w:rPr>
+                  <w:rFonts w:ascii="Cambria Math" w:hAnsi="Cambria Math"/>
+                  <w:color w:val="000000"/>
+                </w:rPr>
+                <m:t xml:space="preserve">−</m:t>
+              </m:r>
+              <m:r>
+                <w:rPr>
+                  <w:rFonts w:ascii="Cambria Math" w:hAnsi="Cambria Math"/>
+                  <w:color w:val="000000"/>
+                </w:rPr>
+                <m:t xml:space="preserve">174</m:t>
               </m:r>
               <m:r>
                 <m:rPr>
                   <m:sty m:val="p"/>
                 </m:rPr>
-                <m:t>+</m:t>
-              </m:r>
-              <m:r>
-                <m:t>10</m:t>
+                <w:rPr>
+                  <w:rFonts w:ascii="Cambria Math" w:hAnsi="Cambria Math"/>
+                  <w:color w:val="000000"/>
+                </w:rPr>
+                <m:t xml:space="preserve">+</m:t>
+              </m:r>
+              <m:r>
+                <w:rPr>
+                  <w:rFonts w:ascii="Cambria Math" w:hAnsi="Cambria Math"/>
+                  <w:color w:val="000000"/>
+                </w:rPr>
+                <m:t xml:space="preserve">10</m:t>
               </m:r>
               <m:sSub>
+                <m:sSubPr>
+                  <m:ctrlPr>
+                    <w:rPr>
+                      <w:rFonts w:ascii="Cambria Math" w:hAnsi="Cambria Math"/>
+                      <w:i/>
+                    </w:rPr>
+                  </m:ctrlPr>
+                </m:sSubPr>
                 <m:e>
                   <m:r>
                     <m:rPr>
                       <m:sty m:val="p"/>
                     </m:rPr>
-                    <m:t>log</m:t>
+                    <w:rPr>
+                      <w:rFonts w:ascii="Cambria Math" w:hAnsi="Cambria Math"/>
+                      <w:color w:val="000000"/>
+                    </w:rPr>
+                    <m:t xml:space="preserve">log</m:t>
                   </m:r>
                 </m:e>
                 <m:sub>
                   <m:r>
-                    <m:t>10</m:t>
+                    <w:rPr>
+                      <w:rFonts w:ascii="Cambria Math" w:hAnsi="Cambria Math"/>
+                      <w:color w:val="000000"/>
+                    </w:rPr>
+                    <m:t xml:space="preserve">10</m:t>
                   </m:r>
                 </m:sub>
               </m:sSub>
               <m:r>
-                <m:t>B</m:t>
+                <w:rPr>
+                  <w:rFonts w:ascii="Cambria Math" w:hAnsi="Cambria Math"/>
+                  <w:color w:val="000000"/>
+                </w:rPr>
+                <m:t xml:space="preserve">B</m:t>
               </m:r>
             </m:e>
           </m:d>
@@ -657,26 +885,54 @@
             <m:rPr>
               <m:sty m:val="p"/>
             </m:rPr>
-            <m:t>−</m:t>
+            <w:rPr>
+              <w:rFonts w:ascii="Cambria Math" w:hAnsi="Cambria Math"/>
+              <w:color w:val="000000"/>
+            </w:rPr>
+            <m:t xml:space="preserve">−</m:t>
           </m:r>
           <m:sSub>
+            <m:sSubPr>
+              <m:ctrlPr>
+                <w:rPr>
+                  <w:rFonts w:ascii="Cambria Math" w:hAnsi="Cambria Math"/>
+                  <w:i/>
+                </w:rPr>
+              </m:ctrlPr>
+            </m:sSubPr>
             <m:e>
               <m:r>
-                <m:t>I</m:t>
+                <w:rPr>
+                  <w:rFonts w:ascii="Cambria Math" w:hAnsi="Cambria Math"/>
+                  <w:color w:val="000000"/>
+                </w:rPr>
+                <m:t xml:space="preserve">I</m:t>
               </m:r>
             </m:e>
             <m:sub>
               <m:r>
-                <m:t>i</m:t>
+                <w:rPr>
+                  <w:rFonts w:ascii="Cambria Math" w:hAnsi="Cambria Math"/>
+                  <w:color w:val="000000"/>
+                </w:rPr>
+                <m:t xml:space="preserve">i</m:t>
               </m:r>
               <m:r>
                 <m:rPr>
                   <m:sty m:val="p"/>
                 </m:rPr>
-                <m:t>,</m:t>
-              </m:r>
-              <m:r>
-                <m:t>k</m:t>
+                <w:rPr>
+                  <w:rFonts w:ascii="Cambria Math" w:hAnsi="Cambria Math"/>
+                  <w:color w:val="000000"/>
+                </w:rPr>
+                <m:t xml:space="preserve">,</m:t>
+              </m:r>
+              <m:r>
+                <w:rPr>
+                  <w:rFonts w:ascii="Cambria Math" w:hAnsi="Cambria Math"/>
+                  <w:color w:val="000000"/>
+                </w:rPr>
+                <m:t xml:space="preserve">k</m:t>
               </m:r>
             </m:sub>
           </m:sSub>
@@ -684,17 +940,29 @@
             <m:rPr>
               <m:sty m:val="p"/>
             </m:rPr>
-            <m:t>,</m:t>
+            <w:rPr>
+              <w:rFonts w:ascii="Cambria Math" w:hAnsi="Cambria Math"/>
+              <w:color w:val="000000"/>
+            </w:rPr>
+            <m:t xml:space="preserve">,</m:t>
           </m:r>
           <m:r>
-            <m:t>  </m:t>
+            <w:rPr>
+              <w:rFonts w:ascii="Cambria Math" w:hAnsi="Cambria Math"/>
+              <w:color w:val="000000"/>
+            </w:rPr>
+            <m:t xml:space="preserve">  </m:t>
           </m:r>
           <m:r>
             <m:rPr>
               <m:nor/>
               <m:sty m:val="p"/>
             </m:rPr>
-            <m:t>(2)</m:t>
+            <w:rPr>
+              <w:rFonts w:ascii="Cambria Math" w:hAnsi="Cambria Math"/>
+              <w:color w:val="000000"/>
+            </w:rPr>
+            <m:t xml:space="preserve">(2)</m:t>
           </m:r>
         </m:oMath>
       </m:oMathPara>
@@ -702,87 +970,111 @@
     <w:p>
       <w:pPr>
         <w:pStyle w:val="FirstParagraph"/>
-      </w:pPr>
-      <w:r>
-        <w:t xml:space="preserve">donde</w:t>
-      </w:r>
-      <w:r>
-        <w:t xml:space="preserve"> </w:t>
+        <w:jc w:val="both"/>
+        <w:rPr>
+          <w:color w:val="000000"/>
+        </w:rPr>
+      </w:pPr>
+      <w:r>
+        <w:rPr>
+          <w:color w:val="000000"/>
+        </w:rPr>
+        <w:t xml:space="preserve">donde </w:t>
       </w:r>
       <m:oMath>
         <m:r>
-          <m:t>B</m:t>
+          <w:rPr>
+            <w:rFonts w:ascii="Cambria Math" w:hAnsi="Cambria Math"/>
+            <w:color w:val="000000"/>
+          </w:rPr>
+          <m:t xml:space="preserve">B</m:t>
         </m:r>
       </m:oMath>
       <w:r>
-        <w:t xml:space="preserve"> </w:t>
-      </w:r>
-      <w:r>
-        <w:t xml:space="preserve">es el ancho de banda del canal en Hz y</w:t>
-      </w:r>
-      <w:r>
-        <w:t xml:space="preserve"> </w:t>
+        <w:rPr>
+          <w:color w:val="000000"/>
+        </w:rPr>
+        <w:t xml:space="preserve"> es el ancho de banda del canal en Hz y </w:t>
       </w:r>
       <m:oMath>
         <m:sSub>
+          <m:sSubPr>
+            <m:ctrlPr>
+              <w:rPr>
+                <w:rFonts w:ascii="Cambria Math" w:hAnsi="Cambria Math"/>
+                <w:i/>
+              </w:rPr>
+            </m:ctrlPr>
+          </m:sSubPr>
           <m:e>
             <m:r>
-              <m:t>I</m:t>
+              <w:rPr>
+                <w:rFonts w:ascii="Cambria Math" w:hAnsi="Cambria Math"/>
+                <w:color w:val="000000"/>
+              </w:rPr>
+              <m:t xml:space="preserve">I</m:t>
             </m:r>
           </m:e>
           <m:sub>
             <m:r>
-              <m:t>i</m:t>
+              <w:rPr>
+                <w:rFonts w:ascii="Cambria Math" w:hAnsi="Cambria Math"/>
+                <w:color w:val="000000"/>
+              </w:rPr>
+              <m:t xml:space="preserve">i</m:t>
             </m:r>
             <m:r>
               <m:rPr>
                 <m:sty m:val="p"/>
               </m:rPr>
-              <m:t>,</m:t>
+              <w:rPr>
+                <w:rFonts w:ascii="Cambria Math" w:hAnsi="Cambria Math"/>
+                <w:color w:val="000000"/>
+              </w:rPr>
+              <m:t xml:space="preserve">,</m:t>
             </m:r>
             <m:r>
-              <m:t>k</m:t>
+              <w:rPr>
+                <w:rFonts w:ascii="Cambria Math" w:hAnsi="Cambria Math"/>
+                <w:color w:val="000000"/>
+              </w:rPr>
+              <m:t xml:space="preserve">k</m:t>
             </m:r>
           </m:sub>
         </m:sSub>
       </m:oMath>
       <w:r>
-        <w:t xml:space="preserve"> </w:t>
-      </w:r>
-      <w:r>
-        <w:t xml:space="preserve">es una variable</w:t>
-      </w:r>
-      <w:r>
-        <w:t xml:space="preserve"> </w:t>
-      </w:r>
-      <w:r>
-        <w:t xml:space="preserve">aleatoria en dB que representa la degradación de la señal por</w:t>
-      </w:r>
-      <w:r>
-        <w:t xml:space="preserve"> </w:t>
-      </w:r>
-      <w:r>
-        <w:t xml:space="preserve">interferencia. Este valor se obtiene como el absoluto de una</w:t>
-      </w:r>
-      <w:r>
-        <w:t xml:space="preserve"> </w:t>
-      </w:r>
-      <w:r>
-        <w:t xml:space="preserve">variable aleatoria normal con media cero y desviación estándar</w:t>
-      </w:r>
-      <w:r>
-        <w:t xml:space="preserve"> </w:t>
+        <w:rPr>
+          <w:color w:val="000000"/>
+        </w:rPr>
+        <w:t xml:space="preserve"> es una variable aleatoria en dB que representa la degradación de la señal por interferencia. Este valor se obtiene como el absoluto de una variable aleatoria normal con media cero y desviación estándar </w:t>
       </w:r>
       <m:oMath>
         <m:sSub>
+          <m:sSubPr>
+            <m:ctrlPr>
+              <w:rPr>
+                <w:rFonts w:ascii="Cambria Math" w:hAnsi="Cambria Math"/>
+                <w:i/>
+              </w:rPr>
+            </m:ctrlPr>
+          </m:sSubPr>
           <m:e>
             <m:r>
-              <m:t>σ</m:t>
+              <w:rPr>
+                <w:rFonts w:ascii="Cambria Math" w:hAnsi="Cambria Math"/>
+                <w:color w:val="000000"/>
+              </w:rPr>
+              <m:t xml:space="preserve">σ</m:t>
             </m:r>
           </m:e>
           <m:sub>
             <m:r>
-              <m:t>I</m:t>
+              <w:rPr>
+                <w:rFonts w:ascii="Cambria Math" w:hAnsi="Cambria Math"/>
+                <w:color w:val="000000"/>
+              </w:rPr>
+              <m:t xml:space="preserve">I</m:t>
             </m:r>
           </m:sub>
         </m:sSub>
@@ -790,265 +1082,379 @@
           <m:rPr>
             <m:sty m:val="p"/>
           </m:rPr>
-          <m:t>=</m:t>
+          <w:rPr>
+            <w:rFonts w:ascii="Cambria Math" w:hAnsi="Cambria Math"/>
+            <w:color w:val="000000"/>
+          </w:rPr>
+          <m:t xml:space="preserve">=</m:t>
         </m:r>
         <m:r>
-          <m:t>N</m:t>
+          <w:rPr>
+            <w:rFonts w:ascii="Cambria Math" w:hAnsi="Cambria Math"/>
+            <w:color w:val="000000"/>
+          </w:rPr>
+          <m:t xml:space="preserve">N</m:t>
         </m:r>
         <m:sSub>
+          <m:sSubPr>
+            <m:ctrlPr>
+              <w:rPr>
+                <w:rFonts w:ascii="Cambria Math" w:hAnsi="Cambria Math"/>
+                <w:i/>
+              </w:rPr>
+            </m:ctrlPr>
+          </m:sSubPr>
           <m:e>
             <m:r>
-              <m:t>f</m:t>
+              <w:rPr>
+                <w:rFonts w:ascii="Cambria Math" w:hAnsi="Cambria Math"/>
+                <w:color w:val="000000"/>
+              </w:rPr>
+              <m:t xml:space="preserve">f</m:t>
             </m:r>
           </m:e>
           <m:sub>
             <m:r>
-              <m:t>I</m:t>
+              <w:rPr>
+                <w:rFonts w:ascii="Cambria Math" w:hAnsi="Cambria Math"/>
+                <w:color w:val="000000"/>
+              </w:rPr>
+              <m:t xml:space="preserve">I</m:t>
             </m:r>
           </m:sub>
         </m:sSub>
       </m:oMath>
       <w:r>
-        <w:t xml:space="preserve">, donde</w:t>
-      </w:r>
-      <w:r>
-        <w:t xml:space="preserve"> </w:t>
+        <w:rPr>
+          <w:color w:val="000000"/>
+        </w:rPr>
+        <w:t xml:space="preserve">, donde </w:t>
       </w:r>
       <m:oMath>
         <m:sSub>
+          <m:sSubPr>
+            <m:ctrlPr>
+              <w:rPr>
+                <w:rFonts w:ascii="Cambria Math" w:hAnsi="Cambria Math"/>
+                <w:i/>
+              </w:rPr>
+            </m:ctrlPr>
+          </m:sSubPr>
           <m:e>
             <m:r>
-              <m:t>f</m:t>
+              <w:rPr>
+                <w:rFonts w:ascii="Cambria Math" w:hAnsi="Cambria Math"/>
+                <w:color w:val="000000"/>
+              </w:rPr>
+              <m:t xml:space="preserve">f</m:t>
             </m:r>
           </m:e>
           <m:sub>
             <m:r>
-              <m:t>I</m:t>
+              <w:rPr>
+                <w:rFonts w:ascii="Cambria Math" w:hAnsi="Cambria Math"/>
+                <w:color w:val="000000"/>
+              </w:rPr>
+              <m:t xml:space="preserve">I</m:t>
             </m:r>
           </m:sub>
         </m:sSub>
       </m:oMath>
       <w:r>
-        <w:t xml:space="preserve"> </w:t>
-      </w:r>
-      <w:r>
-        <w:t xml:space="preserve">es un factor de interferencia por usuario.</w:t>
-      </w:r>
-      <w:r>
-        <w:t xml:space="preserve"> </w:t>
-      </w:r>
-      <w:r>
-        <w:t xml:space="preserve">De esta forma, la interferencia crece con el número de UE en la celda. El</w:t>
-      </w:r>
-      <w:r>
-        <w:t xml:space="preserve"> </w:t>
-      </w:r>
-      <w:r>
-        <w:t xml:space="preserve">valor de</w:t>
-      </w:r>
-      <w:r>
-        <w:t xml:space="preserve"> </w:t>
+        <w:rPr>
+          <w:color w:val="000000"/>
+        </w:rPr>
+        <w:t xml:space="preserve"> es un factor de interferencia por usuario. De esta forma, la interferencia crece con el número de UE en la celda. El valor de </w:t>
       </w:r>
       <m:oMath>
         <m:sSub>
+          <m:sSubPr>
+            <m:ctrlPr>
+              <w:rPr>
+                <w:rFonts w:ascii="Cambria Math" w:hAnsi="Cambria Math"/>
+                <w:i/>
+              </w:rPr>
+            </m:ctrlPr>
+          </m:sSubPr>
           <m:e>
             <m:r>
-              <m:t>γ</m:t>
+              <w:rPr>
+                <w:rFonts w:ascii="Cambria Math" w:hAnsi="Cambria Math"/>
+                <w:color w:val="000000"/>
+              </w:rPr>
+              <m:t xml:space="preserve">γ</m:t>
             </m:r>
           </m:e>
           <m:sub>
             <m:r>
-              <m:t>i</m:t>
+              <w:rPr>
+                <w:rFonts w:ascii="Cambria Math" w:hAnsi="Cambria Math"/>
+                <w:color w:val="000000"/>
+              </w:rPr>
+              <m:t xml:space="preserve">i</m:t>
             </m:r>
             <m:r>
               <m:rPr>
                 <m:sty m:val="p"/>
               </m:rPr>
-              <m:t>,</m:t>
+              <w:rPr>
+                <w:rFonts w:ascii="Cambria Math" w:hAnsi="Cambria Math"/>
+                <w:color w:val="000000"/>
+              </w:rPr>
+              <m:t xml:space="preserve">,</m:t>
             </m:r>
             <m:r>
-              <m:t>k</m:t>
+              <w:rPr>
+                <w:rFonts w:ascii="Cambria Math" w:hAnsi="Cambria Math"/>
+                <w:color w:val="000000"/>
+              </w:rPr>
+              <m:t xml:space="preserve">k</m:t>
             </m:r>
           </m:sub>
         </m:sSub>
       </m:oMath>
       <w:r>
-        <w:t xml:space="preserve"> </w:t>
-      </w:r>
-      <w:r>
-        <w:t xml:space="preserve">se genera de nuevo para cada UE, en cada RB y en</w:t>
-      </w:r>
-      <w:r>
-        <w:t xml:space="preserve"> </w:t>
-      </w:r>
-      <w:r>
-        <w:t xml:space="preserve">cada trama.</w:t>
+        <w:rPr>
+          <w:color w:val="000000"/>
+        </w:rPr>
+        <w:t xml:space="preserve"> se genera de nuevo para cada UE, en cada RB y en cada trama.</w:t>
       </w:r>
     </w:p>
     <w:p>
       <w:pPr>
         <w:pStyle w:val="BodyText"/>
-      </w:pPr>
-      <w:r>
-        <w:t xml:space="preserve">Para la adaptación del enlace,</w:t>
-      </w:r>
-      <w:r>
-        <w:t xml:space="preserve"> </w:t>
+        <w:jc w:val="both"/>
+        <w:rPr>
+          <w:color w:val="000000"/>
+        </w:rPr>
+      </w:pPr>
+      <w:r>
+        <w:rPr>
+          <w:color w:val="000000"/>
+        </w:rPr>
+        <w:t xml:space="preserve">Para la adaptación del enlace, </w:t>
       </w:r>
       <m:oMath>
         <m:sSub>
+          <m:sSubPr>
+            <m:ctrlPr>
+              <w:rPr>
+                <w:rFonts w:ascii="Cambria Math" w:hAnsi="Cambria Math"/>
+                <w:i/>
+              </w:rPr>
+            </m:ctrlPr>
+          </m:sSubPr>
           <m:e>
             <m:r>
-              <m:t>γ</m:t>
+              <w:rPr>
+                <w:rFonts w:ascii="Cambria Math" w:hAnsi="Cambria Math"/>
+                <w:color w:val="000000"/>
+              </w:rPr>
+              <m:t xml:space="preserve">γ</m:t>
             </m:r>
           </m:e>
           <m:sub>
             <m:r>
-              <m:t>i</m:t>
+              <w:rPr>
+                <w:rFonts w:ascii="Cambria Math" w:hAnsi="Cambria Math"/>
+                <w:color w:val="000000"/>
+              </w:rPr>
+              <m:t xml:space="preserve">i</m:t>
             </m:r>
             <m:r>
               <m:rPr>
                 <m:sty m:val="p"/>
               </m:rPr>
-              <m:t>,</m:t>
+              <w:rPr>
+                <w:rFonts w:ascii="Cambria Math" w:hAnsi="Cambria Math"/>
+                <w:color w:val="000000"/>
+              </w:rPr>
+              <m:t xml:space="preserve">,</m:t>
             </m:r>
             <m:r>
-              <m:t>k</m:t>
+              <w:rPr>
+                <w:rFonts w:ascii="Cambria Math" w:hAnsi="Cambria Math"/>
+                <w:color w:val="000000"/>
+              </w:rPr>
+              <m:t xml:space="preserve">k</m:t>
             </m:r>
           </m:sub>
         </m:sSub>
       </m:oMath>
       <w:r>
-        <w:t xml:space="preserve"> </w:t>
-      </w:r>
-      <w:r>
-        <w:t xml:space="preserve">se compara con un conjunto</w:t>
-      </w:r>
-      <w:r>
-        <w:t xml:space="preserve"> </w:t>
-      </w:r>
-      <w:r>
-        <w:t xml:space="preserve">de umbrales para obtener el índice de CQI (de 1 a 15) de la tabla de 4</w:t>
-      </w:r>
-      <w:r>
-        <w:t xml:space="preserve"> </w:t>
-      </w:r>
-      <w:r>
-        <w:t xml:space="preserve">bits de 3GPP TS 36.213</w:t>
-      </w:r>
-      <w:r>
-        <w:t xml:space="preserve"> </w:t>
-      </w:r>
-      <w:r>
-        <w:rPr>
+        <w:rPr>
+          <w:color w:val="000000"/>
+        </w:rPr>
+        <w:t xml:space="preserve"> se compara con un conjunto de umbrales para obtener el índice de CQI (de 1 a 15) de la tabla de 4 bits de 3GPP TS 36.213 </w:t>
+      </w:r>
+      <w:r>
+        <w:rPr>
+          <w:b/>
           <w:bCs/>
-          <w:b/>
+          <w:color w:val="000000"/>
         </w:rPr>
         <w:t xml:space="preserve">[CITA REQUERIDA]</w:t>
       </w:r>
       <w:r>
-        <w:t xml:space="preserve">. Con</w:t>
-      </w:r>
-      <w:r>
-        <w:t xml:space="preserve"> </w:t>
+        <w:rPr>
+          <w:color w:val="000000"/>
+        </w:rPr>
+        <w:t xml:space="preserve">. Con </w:t>
       </w:r>
       <m:oMath>
         <m:sSub>
+          <m:sSubPr>
+            <m:ctrlPr>
+              <w:rPr>
+                <w:rFonts w:ascii="Cambria Math" w:hAnsi="Cambria Math"/>
+                <w:i/>
+              </w:rPr>
+            </m:ctrlPr>
+          </m:sSubPr>
           <m:e>
             <m:r>
-              <m:t>γ</m:t>
+              <w:rPr>
+                <w:rFonts w:ascii="Cambria Math" w:hAnsi="Cambria Math"/>
+                <w:color w:val="000000"/>
+              </w:rPr>
+              <m:t xml:space="preserve">γ</m:t>
             </m:r>
           </m:e>
           <m:sub>
             <m:r>
-              <m:t>i</m:t>
+              <w:rPr>
+                <w:rFonts w:ascii="Cambria Math" w:hAnsi="Cambria Math"/>
+                <w:color w:val="000000"/>
+              </w:rPr>
+              <m:t xml:space="preserve">i</m:t>
             </m:r>
             <m:r>
               <m:rPr>
                 <m:sty m:val="p"/>
               </m:rPr>
-              <m:t>,</m:t>
+              <w:rPr>
+                <w:rFonts w:ascii="Cambria Math" w:hAnsi="Cambria Math"/>
+                <w:color w:val="000000"/>
+              </w:rPr>
+              <m:t xml:space="preserve">,</m:t>
             </m:r>
             <m:r>
-              <m:t>k</m:t>
+              <w:rPr>
+                <w:rFonts w:ascii="Cambria Math" w:hAnsi="Cambria Math"/>
+                <w:color w:val="000000"/>
+              </w:rPr>
+              <m:t xml:space="preserve">k</m:t>
             </m:r>
           </m:sub>
         </m:sSub>
       </m:oMath>
       <w:r>
-        <w:t xml:space="preserve"> </w:t>
-      </w:r>
-      <w:r>
-        <w:t xml:space="preserve">se obtiene el CQI, que determina los bits que transporta el RB.</w:t>
+        <w:rPr>
+          <w:color w:val="000000"/>
+        </w:rPr>
+        <w:t xml:space="preserve"> se obtiene el CQI, que determina los bits que transporta el RB.</w:t>
       </w:r>
     </w:p>
     <w:p>
       <w:pPr>
         <w:pStyle w:val="BodyText"/>
-      </w:pPr>
-      <w:r>
-        <w:t xml:space="preserve">El despacho se realiza por trama (10 ms). El número de RB disponibles en</w:t>
-      </w:r>
-      <w:r>
-        <w:t xml:space="preserve"> </w:t>
-      </w:r>
-      <w:r>
-        <w:t xml:space="preserve">una trama es</w:t>
-      </w:r>
-      <w:r>
-        <w:t xml:space="preserve"> </w:t>
+        <w:jc w:val="both"/>
+        <w:rPr>
+          <w:color w:val="000000"/>
+        </w:rPr>
+      </w:pPr>
+      <w:r>
+        <w:rPr>
+          <w:color w:val="000000"/>
+        </w:rPr>
+        <w:t xml:space="preserve">El despacho se realiza por trama (10 ms). El número de RB disponibles en una trama es </w:t>
       </w:r>
       <m:oMath>
         <m:r>
-          <m:t>K</m:t>
+          <w:rPr>
+            <w:rFonts w:ascii="Cambria Math" w:hAnsi="Cambria Math"/>
+            <w:color w:val="000000"/>
+          </w:rPr>
+          <m:t xml:space="preserve">K</m:t>
         </m:r>
         <m:r>
           <m:rPr>
             <m:sty m:val="p"/>
           </m:rPr>
-          <m:t>=</m:t>
+          <w:rPr>
+            <w:rFonts w:ascii="Cambria Math" w:hAnsi="Cambria Math"/>
+            <w:color w:val="000000"/>
+          </w:rPr>
+          <m:t xml:space="preserve">=</m:t>
         </m:r>
         <m:r>
-          <m:t>20</m:t>
-        </m:r>
-        <m:r>
-          <m:t> </m:t>
+          <w:rPr>
+            <w:rFonts w:ascii="Cambria Math" w:hAnsi="Cambria Math"/>
+            <w:color w:val="000000"/>
+          </w:rPr>
+          <m:t xml:space="preserve">20 </m:t>
         </m:r>
         <m:sSub>
+          <m:sSubPr>
+            <m:ctrlPr>
+              <w:rPr>
+                <w:rFonts w:ascii="Cambria Math" w:hAnsi="Cambria Math"/>
+                <w:i/>
+              </w:rPr>
+            </m:ctrlPr>
+          </m:sSubPr>
           <m:e>
             <m:r>
-              <m:t>N</m:t>
+              <w:rPr>
+                <w:rFonts w:ascii="Cambria Math" w:hAnsi="Cambria Math"/>
+                <w:color w:val="000000"/>
+              </w:rPr>
+              <m:t xml:space="preserve">N</m:t>
             </m:r>
           </m:e>
           <m:sub>
             <m:r>
-              <m:t>R</m:t>
-            </m:r>
-            <m:r>
-              <m:t>B</m:t>
+              <w:rPr>
+                <w:rFonts w:ascii="Cambria Math" w:hAnsi="Cambria Math"/>
+                <w:color w:val="000000"/>
+              </w:rPr>
+              <m:t xml:space="preserve">RB</m:t>
             </m:r>
           </m:sub>
         </m:sSub>
       </m:oMath>
       <w:r>
-        <w:t xml:space="preserve">, donde</w:t>
-      </w:r>
-      <w:r>
-        <w:t xml:space="preserve"> </w:t>
+        <w:rPr>
+          <w:color w:val="000000"/>
+        </w:rPr>
+        <w:t xml:space="preserve">, donde </w:t>
       </w:r>
       <m:oMath>
         <m:sSub>
+          <m:sSubPr>
+            <m:ctrlPr>
+              <w:rPr>
+                <w:rFonts w:ascii="Cambria Math" w:hAnsi="Cambria Math"/>
+                <w:i/>
+              </w:rPr>
+            </m:ctrlPr>
+          </m:sSubPr>
           <m:e>
             <m:r>
-              <m:t>N</m:t>
+              <w:rPr>
+                <w:rFonts w:ascii="Cambria Math" w:hAnsi="Cambria Math"/>
+                <w:color w:val="000000"/>
+              </w:rPr>
+              <m:t xml:space="preserve">N</m:t>
             </m:r>
           </m:e>
           <m:sub>
             <m:r>
-              <m:t>R</m:t>
-            </m:r>
-            <m:r>
-              <m:t>B</m:t>
+              <w:rPr>
+                <w:rFonts w:ascii="Cambria Math" w:hAnsi="Cambria Math"/>
+                <w:color w:val="000000"/>
+              </w:rPr>
+              <m:t xml:space="preserve">RB</m:t>
             </m:r>
           </m:sub>
         </m:sSub>
@@ -1056,219 +1462,247 @@
           <m:rPr>
             <m:sty m:val="p"/>
           </m:rPr>
-          <m:t>=</m:t>
+          <w:rPr>
+            <w:rFonts w:ascii="Cambria Math" w:hAnsi="Cambria Math"/>
+            <w:color w:val="000000"/>
+          </w:rPr>
+          <m:t xml:space="preserve">=</m:t>
         </m:r>
         <m:r>
-          <m:t>5</m:t>
-        </m:r>
-        <m:r>
-          <m:t>B</m:t>
+          <w:rPr>
+            <w:rFonts w:ascii="Cambria Math" w:hAnsi="Cambria Math"/>
+            <w:color w:val="000000"/>
+          </w:rPr>
+          <m:t xml:space="preserve">5B</m:t>
         </m:r>
       </m:oMath>
       <w:r>
-        <w:t xml:space="preserve"> </w:t>
-      </w:r>
-      <w:r>
-        <w:t xml:space="preserve">(con</w:t>
-      </w:r>
-      <w:r>
-        <w:t xml:space="preserve"> </w:t>
+        <w:rPr>
+          <w:color w:val="000000"/>
+        </w:rPr>
+        <w:t xml:space="preserve"> (con </w:t>
       </w:r>
       <m:oMath>
         <m:r>
-          <m:t>B</m:t>
+          <w:rPr>
+            <w:rFonts w:ascii="Cambria Math" w:hAnsi="Cambria Math"/>
+            <w:color w:val="000000"/>
+          </w:rPr>
+          <m:t xml:space="preserve">B</m:t>
         </m:r>
       </m:oMath>
       <w:r>
-        <w:t xml:space="preserve"> </w:t>
-      </w:r>
-      <w:r>
-        <w:t xml:space="preserve">en MHz) es el</w:t>
-      </w:r>
-      <w:r>
-        <w:t xml:space="preserve"> </w:t>
-      </w:r>
-      <w:r>
-        <w:t xml:space="preserve">número de RB por ranura de 0.5 ms y 20 es el número de ranuras en una</w:t>
-      </w:r>
-      <w:r>
-        <w:t xml:space="preserve"> </w:t>
-      </w:r>
-      <w:r>
-        <w:t xml:space="preserve">trama. Los RB de la trama se asignan uno a la vez, y cada RB se asigna a un</w:t>
-      </w:r>
-      <w:r>
-        <w:t xml:space="preserve"> </w:t>
-      </w:r>
-      <w:r>
-        <w:t xml:space="preserve">solo UE.</w:t>
+        <w:rPr>
+          <w:color w:val="000000"/>
+        </w:rPr>
+        <w:t xml:space="preserve"> en MHz) es el número de RB por ranura de 0.5 ms y 20 es el número de ranuras en una trama. Los RB de la trama se asignan uno a la vez, y cada RB se asigna a un solo UE.</w:t>
       </w:r>
     </w:p>
     <w:p>
       <w:pPr>
         <w:pStyle w:val="BodyText"/>
-      </w:pPr>
-      <w:r>
-        <w:t xml:space="preserve">En cuanto al tráfico, se considera un modelo de buffer infinito: todos los</w:t>
-      </w:r>
-      <w:r>
-        <w:t xml:space="preserve"> </w:t>
-      </w:r>
-      <w:r>
-        <w:t xml:space="preserve">UE tienen siempre datos por recibir y permanecen en la celda durante toda</w:t>
-      </w:r>
-      <w:r>
-        <w:t xml:space="preserve"> </w:t>
-      </w:r>
-      <w:r>
-        <w:t xml:space="preserve">la simulación, por lo que el número de UE activos se mantiene igual a</w:t>
-      </w:r>
-      <w:r>
-        <w:t xml:space="preserve"> </w:t>
+        <w:jc w:val="both"/>
+        <w:rPr>
+          <w:color w:val="000000"/>
+        </w:rPr>
+      </w:pPr>
+      <w:r>
+        <w:rPr>
+          <w:color w:val="000000"/>
+        </w:rPr>
+        <w:t xml:space="preserve">En cuanto al tráfico, se considera un modelo de buffer infinito: todos los UE tienen siempre datos por recibir y permanecen en la celda durante toda la simulación, por lo que el número de UE activos se mantiene igual a </w:t>
       </w:r>
       <m:oMath>
         <m:r>
-          <m:t>N</m:t>
+          <w:rPr>
+            <w:rFonts w:ascii="Cambria Math" w:hAnsi="Cambria Math"/>
+            <w:color w:val="000000"/>
+          </w:rPr>
+          <m:t xml:space="preserve">N</m:t>
         </m:r>
       </m:oMath>
       <w:r>
-        <w:t xml:space="preserve">.</w:t>
-      </w:r>
-      <w:r>
-        <w:t xml:space="preserve"> </w:t>
-      </w:r>
-      <w:r>
-        <w:t xml:space="preserve">La simulación termina después de</w:t>
-      </w:r>
-      <w:r>
-        <w:t xml:space="preserve"> </w:t>
+        <w:rPr>
+          <w:color w:val="000000"/>
+        </w:rPr>
+        <w:t xml:space="preserve">. La simulación termina después de </w:t>
       </w:r>
       <m:oMath>
         <m:r>
-          <m:t>F</m:t>
+          <w:rPr>
+            <w:rFonts w:ascii="Cambria Math" w:hAnsi="Cambria Math"/>
+            <w:color w:val="000000"/>
+          </w:rPr>
+          <m:t xml:space="preserve">F</m:t>
         </m:r>
       </m:oMath>
       <w:r>
-        <w:t xml:space="preserve"> </w:t>
-      </w:r>
-      <w:r>
-        <w:t xml:space="preserve">tramas.</w:t>
-      </w:r>
-    </w:p>
-    <w:bookmarkEnd w:id="20"/>
-    <w:bookmarkStart w:id="28" w:name="implementación"/>
+        <w:rPr>
+          <w:color w:val="000000"/>
+        </w:rPr>
+        <w:t xml:space="preserve"> tramas.</w:t>
+      </w:r>
+    </w:p>
     <w:p>
       <w:pPr>
         <w:pStyle w:val="Heading2"/>
-      </w:pPr>
-      <w:r>
+        <w:jc w:val="both"/>
+        <w:rPr>
+          <w:color w:val="000000"/>
+        </w:rPr>
+      </w:pPr>
+      <w:bookmarkEnd w:id="1"/>
+      <w:bookmarkStart w:id="2" w:name="implementación"/>
+      <w:r>
+        <w:rPr>
+          <w:color w:val="000000"/>
+        </w:rPr>
         <w:t xml:space="preserve">Implementación</w:t>
       </w:r>
     </w:p>
     <w:p>
       <w:pPr>
         <w:pStyle w:val="FirstParagraph"/>
-      </w:pPr>
-      <w:r>
-        <w:t xml:space="preserve">La Fig. 1 muestra el proceso de despacho de los</w:t>
-      </w:r>
-      <w:r>
-        <w:t xml:space="preserve"> </w:t>
-      </w:r>
-      <w:r>
-        <w:t xml:space="preserve">cuatro despachadores presentados. Al inicio de cada trama se calcula</w:t>
-      </w:r>
-      <w:r>
-        <w:t xml:space="preserve"> </w:t>
+        <w:jc w:val="both"/>
+        <w:rPr>
+          <w:color w:val="000000"/>
+        </w:rPr>
+      </w:pPr>
+      <w:r>
+        <w:rPr>
+          <w:color w:val="000000"/>
+        </w:rPr>
+        <w:t xml:space="preserve">La Fig. 1 muestra el proceso de despacho de los cuatro despachadores presentados. Al inicio de cada trama se calcula </w:t>
       </w:r>
       <m:oMath>
         <m:sSub>
+          <m:sSubPr>
+            <m:ctrlPr>
+              <w:rPr>
+                <w:rFonts w:ascii="Cambria Math" w:hAnsi="Cambria Math"/>
+                <w:i/>
+              </w:rPr>
+            </m:ctrlPr>
+          </m:sSubPr>
           <m:e>
             <m:r>
-              <m:t>γ</m:t>
+              <w:rPr>
+                <w:rFonts w:ascii="Cambria Math" w:hAnsi="Cambria Math"/>
+                <w:color w:val="000000"/>
+              </w:rPr>
+              <m:t xml:space="preserve">γ</m:t>
             </m:r>
           </m:e>
           <m:sub>
             <m:r>
-              <m:t>i</m:t>
+              <w:rPr>
+                <w:rFonts w:ascii="Cambria Math" w:hAnsi="Cambria Math"/>
+                <w:color w:val="000000"/>
+              </w:rPr>
+              <m:t xml:space="preserve">i</m:t>
             </m:r>
             <m:r>
               <m:rPr>
                 <m:sty m:val="p"/>
               </m:rPr>
-              <m:t>,</m:t>
+              <w:rPr>
+                <w:rFonts w:ascii="Cambria Math" w:hAnsi="Cambria Math"/>
+                <w:color w:val="000000"/>
+              </w:rPr>
+              <m:t xml:space="preserve">,</m:t>
             </m:r>
             <m:r>
-              <m:t>k</m:t>
+              <w:rPr>
+                <w:rFonts w:ascii="Cambria Math" w:hAnsi="Cambria Math"/>
+                <w:color w:val="000000"/>
+              </w:rPr>
+              <m:t xml:space="preserve">k</m:t>
             </m:r>
           </m:sub>
         </m:sSub>
       </m:oMath>
       <w:r>
-        <w:t xml:space="preserve"> </w:t>
-      </w:r>
-      <w:r>
-        <w:t xml:space="preserve">para todos los UE y todos los RB de la trama. Después, para</w:t>
-      </w:r>
-      <w:r>
-        <w:t xml:space="preserve"> </w:t>
-      </w:r>
-      <w:r>
-        <w:t xml:space="preserve">cada RB</w:t>
-      </w:r>
-      <w:r>
-        <w:t xml:space="preserve"> </w:t>
+        <w:rPr>
+          <w:color w:val="000000"/>
+        </w:rPr>
+        <w:t xml:space="preserve"> para todos los UE y todos los RB de la trama. Después, para cada RB </w:t>
       </w:r>
       <m:oMath>
         <m:r>
-          <m:t>k</m:t>
+          <w:rPr>
+            <w:rFonts w:ascii="Cambria Math" w:hAnsi="Cambria Math"/>
+            <w:color w:val="000000"/>
+          </w:rPr>
+          <m:t xml:space="preserve">k</m:t>
         </m:r>
       </m:oMath>
       <w:r>
-        <w:t xml:space="preserve">, el despachador calcula la métrica</w:t>
-      </w:r>
-      <w:r>
-        <w:t xml:space="preserve"> </w:t>
+        <w:rPr>
+          <w:color w:val="000000"/>
+        </w:rPr>
+        <w:t xml:space="preserve">, el despachador calcula la métrica </w:t>
       </w:r>
       <m:oMath>
         <m:sSub>
+          <m:sSubPr>
+            <m:ctrlPr>
+              <w:rPr>
+                <w:rFonts w:ascii="Cambria Math" w:hAnsi="Cambria Math"/>
+                <w:i/>
+              </w:rPr>
+            </m:ctrlPr>
+          </m:sSubPr>
           <m:e>
             <m:r>
-              <m:t>m</m:t>
+              <w:rPr>
+                <w:rFonts w:ascii="Cambria Math" w:hAnsi="Cambria Math"/>
+                <w:color w:val="000000"/>
+              </w:rPr>
+              <m:t xml:space="preserve">m</m:t>
             </m:r>
           </m:e>
           <m:sub>
             <m:r>
-              <m:t>i</m:t>
+              <w:rPr>
+                <w:rFonts w:ascii="Cambria Math" w:hAnsi="Cambria Math"/>
+                <w:color w:val="000000"/>
+              </w:rPr>
+              <m:t xml:space="preserve">i</m:t>
             </m:r>
             <m:r>
               <m:rPr>
                 <m:sty m:val="p"/>
               </m:rPr>
-              <m:t>,</m:t>
+              <w:rPr>
+                <w:rFonts w:ascii="Cambria Math" w:hAnsi="Cambria Math"/>
+                <w:color w:val="000000"/>
+              </w:rPr>
+              <m:t xml:space="preserve">,</m:t>
             </m:r>
             <m:r>
-              <m:t>k</m:t>
+              <w:rPr>
+                <w:rFonts w:ascii="Cambria Math" w:hAnsi="Cambria Math"/>
+                <w:color w:val="000000"/>
+              </w:rPr>
+              <m:t xml:space="preserve">k</m:t>
             </m:r>
           </m:sub>
         </m:sSub>
       </m:oMath>
       <w:r>
-        <w:t xml:space="preserve"> </w:t>
-      </w:r>
-      <w:r>
-        <w:t xml:space="preserve">de cada UE activo</w:t>
-      </w:r>
-      <w:r>
-        <w:t xml:space="preserve"> </w:t>
-      </w:r>
-      <w:r>
-        <w:t xml:space="preserve">y asigna el RB al UE con la métrica más alta,</w:t>
+        <w:rPr>
+          <w:color w:val="000000"/>
+        </w:rPr>
+        <w:t xml:space="preserve"> de cada UE activo y asigna el RB al UE con la métrica más alta,</w:t>
       </w:r>
     </w:p>
     <w:p>
       <w:pPr>
         <w:pStyle w:val="BodyText"/>
+        <w:jc w:val="both"/>
+        <w:rPr>
+          <w:color w:val="000000"/>
+        </w:rPr>
       </w:pPr>
       <m:oMathPara>
         <m:oMathParaPr>
@@ -1276,9 +1710,21 @@
         </m:oMathParaPr>
         <m:oMath>
           <m:sSup>
+            <m:sSupPr>
+              <m:ctrlPr>
+                <w:rPr>
+                  <w:rFonts w:ascii="Cambria Math" w:hAnsi="Cambria Math"/>
+                  <w:i/>
+                </w:rPr>
+              </m:ctrlPr>
+            </m:sSupPr>
             <m:e>
               <m:r>
-                <m:t>i</m:t>
+                <w:rPr>
+                  <w:rFonts w:ascii="Cambria Math" w:hAnsi="Cambria Math"/>
+                  <w:color w:val="000000"/>
+                </w:rPr>
+                <m:t xml:space="preserve">i</m:t>
               </m:r>
             </m:e>
             <m:sup>
@@ -1286,7 +1732,11 @@
                 <m:rPr>
                   <m:sty m:val="p"/>
                 </m:rPr>
-                <m:t>*</m:t>
+                <w:rPr>
+                  <w:rFonts w:ascii="Cambria Math" w:hAnsi="Cambria Math"/>
+                  <w:color w:val="000000"/>
+                </w:rPr>
+                <m:t xml:space="preserve">*</m:t>
               </m:r>
             </m:sup>
           </m:sSup>
@@ -1294,63 +1744,113 @@
             <m:rPr>
               <m:sty m:val="p"/>
             </m:rPr>
-            <m:t>=</m:t>
-          </m:r>
-          <m:r>
-            <m:rPr>
-              <m:sty m:val="p"/>
-            </m:rPr>
-            <m:t>arg</m:t>
+            <w:rPr>
+              <w:rFonts w:ascii="Cambria Math" w:hAnsi="Cambria Math"/>
+              <w:color w:val="000000"/>
+            </w:rPr>
+            <m:t xml:space="preserve">=arg</m:t>
           </m:r>
           <m:limLow>
+            <m:limLowPr>
+              <m:ctrlPr>
+                <w:rPr>
+                  <w:rFonts w:ascii="Cambria Math" w:hAnsi="Cambria Math"/>
+                  <w:i/>
+                </w:rPr>
+              </m:ctrlPr>
+            </m:limLowPr>
             <m:e>
               <m:r>
                 <m:rPr>
                   <m:sty m:val="p"/>
                 </m:rPr>
-                <m:t>max</m:t>
+                <w:rPr>
+                  <w:rFonts w:ascii="Cambria Math" w:hAnsi="Cambria Math"/>
+                  <w:color w:val="000000"/>
+                </w:rPr>
+                <m:t xml:space="preserve">max</m:t>
               </m:r>
             </m:e>
             <m:lim>
               <m:r>
-                <m:t>i</m:t>
+                <w:rPr>
+                  <w:rFonts w:ascii="Cambria Math" w:hAnsi="Cambria Math"/>
+                  <w:color w:val="000000"/>
+                </w:rPr>
+                <m:t xml:space="preserve">i</m:t>
               </m:r>
               <m:r>
                 <m:rPr>
                   <m:sty m:val="p"/>
                 </m:rPr>
-                <m:t>∈</m:t>
+                <w:rPr>
+                  <w:rFonts w:ascii="Cambria Math" w:hAnsi="Cambria Math"/>
+                  <w:color w:val="000000"/>
+                </w:rPr>
+                <m:t xml:space="preserve">∈</m:t>
               </m:r>
               <m:r>
                 <m:rPr>
+                  <m:scr m:val="script"/>
                   <m:sty m:val="p"/>
-                  <m:scr m:val="script"/>
                 </m:rPr>
-                <m:t>A</m:t>
+                <w:rPr>
+                  <w:rFonts w:ascii="Cambria Math" w:hAnsi="Cambria Math"/>
+                  <w:color w:val="000000"/>
+                </w:rPr>
+                <m:t xml:space="preserve">A</m:t>
               </m:r>
             </m:lim>
           </m:limLow>
           <m:r>
-            <m:t> </m:t>
+            <w:rPr>
+              <w:rFonts w:ascii="Cambria Math" w:hAnsi="Cambria Math"/>
+              <w:color w:val="000000"/>
+            </w:rPr>
+            <m:t xml:space="preserve"> </m:t>
           </m:r>
           <m:sSub>
+            <m:sSubPr>
+              <m:ctrlPr>
+                <w:rPr>
+                  <w:rFonts w:ascii="Cambria Math" w:hAnsi="Cambria Math"/>
+                  <w:i/>
+                </w:rPr>
+              </m:ctrlPr>
+            </m:sSubPr>
             <m:e>
               <m:r>
-                <m:t>m</m:t>
+                <w:rPr>
+                  <w:rFonts w:ascii="Cambria Math" w:hAnsi="Cambria Math"/>
+                  <w:color w:val="000000"/>
+                </w:rPr>
+                <m:t xml:space="preserve">m</m:t>
               </m:r>
             </m:e>
             <m:sub>
               <m:r>
-                <m:t>i</m:t>
+                <w:rPr>
+                  <w:rFonts w:ascii="Cambria Math" w:hAnsi="Cambria Math"/>
+                  <w:color w:val="000000"/>
+                </w:rPr>
+                <m:t xml:space="preserve">i</m:t>
               </m:r>
               <m:r>
                 <m:rPr>
                   <m:sty m:val="p"/>
                 </m:rPr>
-                <m:t>,</m:t>
-              </m:r>
-              <m:r>
-                <m:t>k</m:t>
+                <w:rPr>
+                  <w:rFonts w:ascii="Cambria Math" w:hAnsi="Cambria Math"/>
+                  <w:color w:val="000000"/>
+                </w:rPr>
+                <m:t xml:space="preserve">,</m:t>
+              </m:r>
+              <m:r>
+                <w:rPr>
+                  <w:rFonts w:ascii="Cambria Math" w:hAnsi="Cambria Math"/>
+                  <w:color w:val="000000"/>
+                </w:rPr>
+                <m:t xml:space="preserve">k</m:t>
               </m:r>
             </m:sub>
           </m:sSub>
@@ -1358,17 +1858,29 @@
             <m:rPr>
               <m:sty m:val="p"/>
             </m:rPr>
-            <m:t>,</m:t>
+            <w:rPr>
+              <w:rFonts w:ascii="Cambria Math" w:hAnsi="Cambria Math"/>
+              <w:color w:val="000000"/>
+            </w:rPr>
+            <m:t xml:space="preserve">,</m:t>
           </m:r>
           <m:r>
-            <m:t>  </m:t>
+            <w:rPr>
+              <w:rFonts w:ascii="Cambria Math" w:hAnsi="Cambria Math"/>
+              <w:color w:val="000000"/>
+            </w:rPr>
+            <m:t xml:space="preserve">  </m:t>
           </m:r>
           <m:r>
             <m:rPr>
               <m:nor/>
               <m:sty m:val="p"/>
             </m:rPr>
-            <m:t>(3)</m:t>
+            <w:rPr>
+              <w:rFonts w:ascii="Cambria Math" w:hAnsi="Cambria Math"/>
+              <w:color w:val="000000"/>
+            </w:rPr>
+            <m:t xml:space="preserve">(3)</m:t>
           </m:r>
         </m:oMath>
       </m:oMathPara>
@@ -1376,88 +1888,81 @@
     <w:p>
       <w:pPr>
         <w:pStyle w:val="FirstParagraph"/>
-      </w:pPr>
-      <w:r>
-        <w:t xml:space="preserve">donde</w:t>
-      </w:r>
-      <w:r>
-        <w:t xml:space="preserve"> </w:t>
+        <w:jc w:val="both"/>
+        <w:rPr>
+          <w:color w:val="000000"/>
+        </w:rPr>
+      </w:pPr>
+      <w:r>
+        <w:rPr>
+          <w:color w:val="000000"/>
+        </w:rPr>
+        <w:t xml:space="preserve">donde </w:t>
       </w:r>
       <m:oMath>
         <m:r>
           <m:rPr>
+            <m:scr m:val="script"/>
             <m:sty m:val="p"/>
-            <m:scr m:val="script"/>
           </m:rPr>
-          <m:t>A</m:t>
+          <w:rPr>
+            <w:rFonts w:ascii="Cambria Math" w:hAnsi="Cambria Math"/>
+            <w:color w:val="000000"/>
+          </w:rPr>
+          <m:t xml:space="preserve">A</m:t>
         </m:r>
       </m:oMath>
       <w:r>
-        <w:t xml:space="preserve"> </w:t>
-      </w:r>
-      <w:r>
-        <w:t xml:space="preserve">es el conjunto de UE que aún tienen datos por recibir.</w:t>
-      </w:r>
-      <w:r>
-        <w:t xml:space="preserve"> </w:t>
-      </w:r>
-      <w:r>
-        <w:t xml:space="preserve">Al terminar la trama se registran los datos entregados a cada UE</w:t>
-      </w:r>
-      <w:r>
-        <w:t xml:space="preserve"> </w:t>
-      </w:r>
-      <w:r>
-        <w:t xml:space="preserve">y el proceso se repite hasta completar las</w:t>
-      </w:r>
-      <w:r>
-        <w:t xml:space="preserve"> </w:t>
+        <w:rPr>
+          <w:color w:val="000000"/>
+        </w:rPr>
+        <w:t xml:space="preserve"> es el conjunto de UE que aún tienen datos por recibir. Al terminar la trama se registran los datos entregados a cada UE y el proceso se repite hasta completar las </w:t>
       </w:r>
       <m:oMath>
         <m:r>
-          <m:t>F</m:t>
+          <w:rPr>
+            <w:rFonts w:ascii="Cambria Math" w:hAnsi="Cambria Math"/>
+            <w:color w:val="000000"/>
+          </w:rPr>
+          <m:t xml:space="preserve">F</m:t>
         </m:r>
       </m:oMath>
       <w:r>
-        <w:t xml:space="preserve"> </w:t>
-      </w:r>
-      <w:r>
-        <w:t xml:space="preserve">tramas.</w:t>
-      </w:r>
-      <w:r>
-        <w:t xml:space="preserve"> </w:t>
-      </w:r>
-      <w:r>
-        <w:t xml:space="preserve">Después de completar todas las tramas, se calculan las métricas de</w:t>
-      </w:r>
-      <w:r>
-        <w:t xml:space="preserve"> </w:t>
-      </w:r>
-      <w:r>
-        <w:t xml:space="preserve">desempeño de los algoritmos de despacho.</w:t>
+        <w:rPr>
+          <w:color w:val="000000"/>
+        </w:rPr>
+        <w:t xml:space="preserve"> tramas. Después de completar todas las tramas, se calculan las métricas de desempeño de los algoritmos de despacho.</w:t>
       </w:r>
     </w:p>
     <w:p>
       <w:pPr>
         <w:pStyle w:val="CaptionedFigure"/>
-      </w:pPr>
-      <w:r>
+        <w:jc w:val="both"/>
+        <w:rPr>
+          <w:color w:val="000000"/>
+        </w:rPr>
+      </w:pPr>
+      <w:r>
+        <w:rPr>
+          <w:color w:val="000000"/>
+        </w:rPr>
         <w:drawing>
-          <wp:inline>
+          <wp:inline distT="0" distB="0" distL="0" distR="0">
             <wp:extent cx="2519999" cy="4632233"/>
-            <wp:effectExtent b="0" l="0" r="0" t="0"/>
-            <wp:docPr descr="" title="" id="22" name="Picture"/>
+            <wp:effectExtent l="0" t="0" r="0" b="0"/>
+            <wp:docPr id="1" name="Picture 1" descr=""/>
+            <wp:cNvGraphicFramePr/>
             <a:graphic>
               <a:graphicData uri="http://schemas.openxmlformats.org/drawingml/2006/picture">
                 <pic:pic>
                   <pic:nvPicPr>
-                    <pic:cNvPr descr="flujo.png" id="23" name="Picture"/>
+                    <pic:cNvPr id="0" name="rId21.png" descr=""/>
                     <pic:cNvPicPr>
-                      <a:picLocks noChangeArrowheads="1" noChangeAspect="1"/>
+                      <a:picLocks noChangeAspect="1" noChangeArrowheads="1"/>
                     </pic:cNvPicPr>
                   </pic:nvPicPr>
                   <pic:blipFill>
-                    <a:blip r:embed="rId21"/>
+                    <a:blip r:embed="rId1"/>
                     <a:stretch>
                       <a:fillRect/>
                     </a:stretch>
@@ -1470,12 +1975,6 @@
                     <a:prstGeom prst="rect">
                       <a:avLst/>
                     </a:prstGeom>
-                    <a:noFill/>
-                    <a:ln w="9525">
-                      <a:noFill/>
-                      <a:headEnd/>
-                      <a:tailEnd/>
-                    </a:ln>
                   </pic:spPr>
                 </pic:pic>
               </a:graphicData>
@@ -1487,58 +1986,56 @@
     <w:p>
       <w:pPr>
         <w:pStyle w:val="ImageCaption"/>
-      </w:pPr>
-      <w:r>
-        <w:t xml:space="preserve">Figura 1. Diagrama de flujo del proceso de despacho de los</w:t>
-      </w:r>
-      <w:r>
-        <w:t xml:space="preserve"> </w:t>
-      </w:r>
-      <w:r>
-        <w:t xml:space="preserve">despachadores RR, BCQI, BET y PF.</w:t>
-      </w:r>
-    </w:p>
-    <w:bookmarkStart w:id="24" w:name="round-robin-rr."/>
+        <w:jc w:val="both"/>
+        <w:rPr>
+          <w:color w:val="000000"/>
+        </w:rPr>
+      </w:pPr>
+      <w:r>
+        <w:rPr>
+          <w:color w:val="000000"/>
+        </w:rPr>
+        <w:t xml:space="preserve">Figura 1. Diagrama de flujo del proceso de despacho de los despachadores RR, BCQI, BET y PF.</w:t>
+      </w:r>
+    </w:p>
     <w:p>
       <w:pPr>
         <w:pStyle w:val="Heading3"/>
-      </w:pPr>
-      <w:r>
+        <w:jc w:val="both"/>
+        <w:rPr>
+          <w:color w:val="000000"/>
+        </w:rPr>
+      </w:pPr>
+      <w:bookmarkStart w:id="3" w:name="round-robin-rr."/>
+      <w:r>
+        <w:rPr>
+          <w:color w:val="000000"/>
+        </w:rPr>
         <w:t xml:space="preserve">Round Robin (RR).</w:t>
       </w:r>
     </w:p>
     <w:p>
       <w:pPr>
         <w:pStyle w:val="FirstParagraph"/>
-      </w:pPr>
-      <w:r>
-        <w:t xml:space="preserve">RR asigna los RB a los UE por turnos, en un orden fijo y sin</w:t>
-      </w:r>
-      <w:r>
-        <w:t xml:space="preserve"> </w:t>
-      </w:r>
-      <w:r>
-        <w:t xml:space="preserve">considerar las condiciones del canal ni los requerimientos del</w:t>
-      </w:r>
-      <w:r>
-        <w:t xml:space="preserve"> </w:t>
-      </w:r>
-      <w:r>
-        <w:t xml:space="preserve">usuario</w:t>
-      </w:r>
-      <w:r>
-        <w:t xml:space="preserve"> </w:t>
-      </w:r>
-      <w:r>
-        <w:t xml:space="preserve">[2], [3]</w:t>
-      </w:r>
-      <w:r>
-        <w:t xml:space="preserve">. Su métrica se puede expresar como</w:t>
+        <w:jc w:val="both"/>
+        <w:rPr>
+          <w:color w:val="000000"/>
+        </w:rPr>
+      </w:pPr>
+      <w:r>
+        <w:rPr>
+          <w:color w:val="000000"/>
+        </w:rPr>
+        <w:t xml:space="preserve">RR asigna los RB a los UE por turnos, en un orden fijo y sin considerar las condiciones del canal ni los requerimientos del usuario [2], [3]. Su métrica se puede expresar como</w:t>
       </w:r>
     </w:p>
     <w:p>
       <w:pPr>
         <w:pStyle w:val="BodyText"/>
+        <w:jc w:val="both"/>
+        <w:rPr>
+          <w:color w:val="000000"/>
+        </w:rPr>
       </w:pPr>
       <m:oMathPara>
         <m:oMathParaPr>
@@ -1546,31 +2043,56 @@
         </m:oMathParaPr>
         <m:oMath>
           <m:sSubSup>
+            <m:sSubSupPr>
+              <m:ctrlPr>
+                <w:rPr>
+                  <w:rFonts w:ascii="Cambria Math" w:hAnsi="Cambria Math"/>
+                  <w:i/>
+                </w:rPr>
+              </m:ctrlPr>
+            </m:sSubSupPr>
             <m:e>
               <m:r>
-                <m:t>m</m:t>
+                <w:rPr>
+                  <w:rFonts w:ascii="Cambria Math" w:hAnsi="Cambria Math"/>
+                  <w:color w:val="000000"/>
+                </w:rPr>
+                <m:t xml:space="preserve">m</m:t>
               </m:r>
             </m:e>
             <m:sub>
               <m:r>
-                <m:t>i</m:t>
+                <w:rPr>
+                  <w:rFonts w:ascii="Cambria Math" w:hAnsi="Cambria Math"/>
+                  <w:color w:val="000000"/>
+                </w:rPr>
+                <m:t xml:space="preserve">i</m:t>
               </m:r>
               <m:r>
                 <m:rPr>
                   <m:sty m:val="p"/>
                 </m:rPr>
-                <m:t>,</m:t>
-              </m:r>
-              <m:r>
-                <m:t>k</m:t>
+                <w:rPr>
+                  <w:rFonts w:ascii="Cambria Math" w:hAnsi="Cambria Math"/>
+                  <w:color w:val="000000"/>
+                </w:rPr>
+                <m:t xml:space="preserve">,</m:t>
+              </m:r>
+              <m:r>
+                <w:rPr>
+                  <w:rFonts w:ascii="Cambria Math" w:hAnsi="Cambria Math"/>
+                  <w:color w:val="000000"/>
+                </w:rPr>
+                <m:t xml:space="preserve">k</m:t>
               </m:r>
             </m:sub>
             <m:sup>
               <m:r>
-                <m:t>R</m:t>
-              </m:r>
-              <m:r>
-                <m:t>R</m:t>
+                <w:rPr>
+                  <w:rFonts w:ascii="Cambria Math" w:hAnsi="Cambria Math"/>
+                  <w:color w:val="000000"/>
+                </w:rPr>
+                <m:t xml:space="preserve">RR</m:t>
               </m:r>
             </m:sup>
           </m:sSubSup>
@@ -1578,26 +2100,54 @@
             <m:rPr>
               <m:sty m:val="p"/>
             </m:rPr>
-            <m:t>=</m:t>
+            <w:rPr>
+              <w:rFonts w:ascii="Cambria Math" w:hAnsi="Cambria Math"/>
+              <w:color w:val="000000"/>
+            </w:rPr>
+            <m:t xml:space="preserve">=</m:t>
           </m:r>
           <m:r>
-            <m:t>t</m:t>
+            <w:rPr>
+              <w:rFonts w:ascii="Cambria Math" w:hAnsi="Cambria Math"/>
+              <w:color w:val="000000"/>
+            </w:rPr>
+            <m:t xml:space="preserve">t</m:t>
           </m:r>
           <m:r>
             <m:rPr>
               <m:sty m:val="p"/>
             </m:rPr>
-            <m:t>−</m:t>
+            <w:rPr>
+              <w:rFonts w:ascii="Cambria Math" w:hAnsi="Cambria Math"/>
+              <w:color w:val="000000"/>
+            </w:rPr>
+            <m:t xml:space="preserve">−</m:t>
           </m:r>
           <m:sSub>
+            <m:sSubPr>
+              <m:ctrlPr>
+                <w:rPr>
+                  <w:rFonts w:ascii="Cambria Math" w:hAnsi="Cambria Math"/>
+                  <w:i/>
+                </w:rPr>
+              </m:ctrlPr>
+            </m:sSubPr>
             <m:e>
               <m:r>
-                <m:t>T</m:t>
+                <w:rPr>
+                  <w:rFonts w:ascii="Cambria Math" w:hAnsi="Cambria Math"/>
+                  <w:color w:val="000000"/>
+                </w:rPr>
+                <m:t xml:space="preserve">T</m:t>
               </m:r>
             </m:e>
             <m:sub>
               <m:r>
-                <m:t>i</m:t>
+                <w:rPr>
+                  <w:rFonts w:ascii="Cambria Math" w:hAnsi="Cambria Math"/>
+                  <w:color w:val="000000"/>
+                </w:rPr>
+                <m:t xml:space="preserve">i</m:t>
               </m:r>
             </m:sub>
           </m:sSub>
@@ -1605,17 +2155,29 @@
             <m:rPr>
               <m:sty m:val="p"/>
             </m:rPr>
-            <m:t>,</m:t>
+            <w:rPr>
+              <w:rFonts w:ascii="Cambria Math" w:hAnsi="Cambria Math"/>
+              <w:color w:val="000000"/>
+            </w:rPr>
+            <m:t xml:space="preserve">,</m:t>
           </m:r>
           <m:r>
-            <m:t>  </m:t>
+            <w:rPr>
+              <w:rFonts w:ascii="Cambria Math" w:hAnsi="Cambria Math"/>
+              <w:color w:val="000000"/>
+            </w:rPr>
+            <m:t xml:space="preserve">  </m:t>
           </m:r>
           <m:r>
             <m:rPr>
               <m:nor/>
               <m:sty m:val="p"/>
             </m:rPr>
-            <m:t>(4)</m:t>
+            <w:rPr>
+              <w:rFonts w:ascii="Cambria Math" w:hAnsi="Cambria Math"/>
+              <w:color w:val="000000"/>
+            </w:rPr>
+            <m:t xml:space="preserve">(4)</m:t>
           </m:r>
         </m:oMath>
       </m:oMathPara>
@@ -1623,131 +2185,123 @@
     <w:p>
       <w:pPr>
         <w:pStyle w:val="FirstParagraph"/>
-      </w:pPr>
-      <w:r>
-        <w:t xml:space="preserve">donde</w:t>
-      </w:r>
-      <w:r>
-        <w:t xml:space="preserve"> </w:t>
+        <w:jc w:val="both"/>
+        <w:rPr>
+          <w:color w:val="000000"/>
+        </w:rPr>
+      </w:pPr>
+      <w:r>
+        <w:rPr>
+          <w:color w:val="000000"/>
+        </w:rPr>
+        <w:t xml:space="preserve">donde </w:t>
       </w:r>
       <m:oMath>
         <m:r>
-          <m:t>t</m:t>
+          <w:rPr>
+            <w:rFonts w:ascii="Cambria Math" w:hAnsi="Cambria Math"/>
+            <w:color w:val="000000"/>
+          </w:rPr>
+          <m:t xml:space="preserve">t</m:t>
         </m:r>
       </m:oMath>
       <w:r>
-        <w:t xml:space="preserve"> </w:t>
-      </w:r>
-      <w:r>
-        <w:t xml:space="preserve">es el tiempo actual y</w:t>
-      </w:r>
-      <w:r>
-        <w:t xml:space="preserve"> </w:t>
+        <w:rPr>
+          <w:color w:val="000000"/>
+        </w:rPr>
+        <w:t xml:space="preserve"> es el tiempo actual y </w:t>
       </w:r>
       <m:oMath>
         <m:sSub>
+          <m:sSubPr>
+            <m:ctrlPr>
+              <w:rPr>
+                <w:rFonts w:ascii="Cambria Math" w:hAnsi="Cambria Math"/>
+                <w:i/>
+              </w:rPr>
+            </m:ctrlPr>
+          </m:sSubPr>
           <m:e>
             <m:r>
-              <m:t>T</m:t>
+              <w:rPr>
+                <w:rFonts w:ascii="Cambria Math" w:hAnsi="Cambria Math"/>
+                <w:color w:val="000000"/>
+              </w:rPr>
+              <m:t xml:space="preserve">T</m:t>
             </m:r>
           </m:e>
           <m:sub>
             <m:r>
-              <m:t>i</m:t>
+              <w:rPr>
+                <w:rFonts w:ascii="Cambria Math" w:hAnsi="Cambria Math"/>
+                <w:color w:val="000000"/>
+              </w:rPr>
+              <m:t xml:space="preserve">i</m:t>
             </m:r>
           </m:sub>
         </m:sSub>
       </m:oMath>
       <w:r>
-        <w:t xml:space="preserve"> </w:t>
-      </w:r>
-      <w:r>
-        <w:t xml:space="preserve">es la última vez que el UE</w:t>
-      </w:r>
-      <w:r>
-        <w:t xml:space="preserve"> </w:t>
+        <w:rPr>
+          <w:color w:val="000000"/>
+        </w:rPr>
+        <w:t xml:space="preserve"> es la última vez que el UE </w:t>
       </w:r>
       <m:oMath>
         <m:r>
-          <m:t>i</m:t>
+          <w:rPr>
+            <w:rFonts w:ascii="Cambria Math" w:hAnsi="Cambria Math"/>
+            <w:color w:val="000000"/>
+          </w:rPr>
+          <m:t xml:space="preserve">i</m:t>
         </m:r>
       </m:oMath>
       <w:r>
-        <w:t xml:space="preserve"> </w:t>
-      </w:r>
-      <w:r>
-        <w:t xml:space="preserve">fue</w:t>
-      </w:r>
-      <w:r>
-        <w:t xml:space="preserve"> </w:t>
-      </w:r>
-      <w:r>
-        <w:t xml:space="preserve">atendido</w:t>
-      </w:r>
-      <w:r>
-        <w:t xml:space="preserve"> </w:t>
-      </w:r>
-      <w:r>
-        <w:t xml:space="preserve">[2]</w:t>
-      </w:r>
-      <w:r>
-        <w:t xml:space="preserve">, de manera que se prioriza al UE que lleva</w:t>
-      </w:r>
-      <w:r>
-        <w:t xml:space="preserve"> </w:t>
-      </w:r>
-      <w:r>
-        <w:t xml:space="preserve">más tiempo sin que se le asignen recursos. Con esta estrategia todos los UE</w:t>
-      </w:r>
-      <w:r>
-        <w:t xml:space="preserve"> </w:t>
-      </w:r>
-      <w:r>
-        <w:t xml:space="preserve">reciben la misma cantidad de RB.</w:t>
-      </w:r>
-    </w:p>
-    <w:bookmarkEnd w:id="24"/>
-    <w:bookmarkStart w:id="25" w:name="best-cqi-bcqi."/>
+        <w:rPr>
+          <w:color w:val="000000"/>
+        </w:rPr>
+        <w:t xml:space="preserve"> fue atendido [2], de manera que se prioriza al UE que lleva más tiempo sin que se le asignen recursos. Con esta estrategia todos los UE reciben la misma cantidad de RB.</w:t>
+      </w:r>
+    </w:p>
     <w:p>
       <w:pPr>
         <w:pStyle w:val="Heading3"/>
-      </w:pPr>
-      <w:r>
+        <w:jc w:val="both"/>
+        <w:rPr>
+          <w:color w:val="000000"/>
+        </w:rPr>
+      </w:pPr>
+      <w:bookmarkEnd w:id="3"/>
+      <w:bookmarkStart w:id="4" w:name="best-cqi-bcqi."/>
+      <w:r>
+        <w:rPr>
+          <w:color w:val="000000"/>
+        </w:rPr>
         <w:t xml:space="preserve">Best CQI (BCQI).</w:t>
       </w:r>
     </w:p>
     <w:p>
       <w:pPr>
         <w:pStyle w:val="FirstParagraph"/>
-      </w:pPr>
-      <w:r>
-        <w:t xml:space="preserve">BCQI asigna cada RB al UE que puede alcanzar la mayor tasa de datos en ese RB,</w:t>
-      </w:r>
-      <w:r>
-        <w:t xml:space="preserve"> </w:t>
-      </w:r>
-      <w:r>
-        <w:t xml:space="preserve">con el objetivo de maximizar el throughput del sistema sin importar la equidad</w:t>
-      </w:r>
-      <w:r>
-        <w:t xml:space="preserve"> </w:t>
-      </w:r>
-      <w:r>
-        <w:t xml:space="preserve">[2], [4]</w:t>
-      </w:r>
-      <w:r>
-        <w:t xml:space="preserve">. En la implementación, la métrica es el</w:t>
-      </w:r>
-      <w:r>
-        <w:t xml:space="preserve"> </w:t>
-      </w:r>
-      <w:r>
-        <w:t xml:space="preserve">SINR del UE en el RB,</w:t>
+        <w:jc w:val="both"/>
+        <w:rPr>
+          <w:color w:val="000000"/>
+        </w:rPr>
+      </w:pPr>
+      <w:r>
+        <w:rPr>
+          <w:color w:val="000000"/>
+        </w:rPr>
+        <w:t xml:space="preserve">BCQI asigna cada RB al UE que puede alcanzar la mayor tasa de datos en ese RB, con el objetivo de maximizar el throughput del sistema sin importar la equidad [2], [4]. En la implementación, la métrica es el SINR del UE en el RB,</w:t>
       </w:r>
     </w:p>
     <w:p>
       <w:pPr>
         <w:pStyle w:val="BodyText"/>
+        <w:jc w:val="both"/>
+        <w:rPr>
+          <w:color w:val="000000"/>
+        </w:rPr>
       </w:pPr>
       <m:oMathPara>
         <m:oMathParaPr>
@@ -1755,37 +2309,56 @@
         </m:oMathParaPr>
         <m:oMath>
           <m:sSubSup>
+            <m:sSubSupPr>
+              <m:ctrlPr>
+                <w:rPr>
+                  <w:rFonts w:ascii="Cambria Math" w:hAnsi="Cambria Math"/>
+                  <w:i/>
+                </w:rPr>
+              </m:ctrlPr>
+            </m:sSubSupPr>
             <m:e>
               <m:r>
-                <m:t>m</m:t>
+                <w:rPr>
+                  <w:rFonts w:ascii="Cambria Math" w:hAnsi="Cambria Math"/>
+                  <w:color w:val="000000"/>
+                </w:rPr>
+                <m:t xml:space="preserve">m</m:t>
               </m:r>
             </m:e>
             <m:sub>
               <m:r>
-                <m:t>i</m:t>
+                <w:rPr>
+                  <w:rFonts w:ascii="Cambria Math" w:hAnsi="Cambria Math"/>
+                  <w:color w:val="000000"/>
+                </w:rPr>
+                <m:t xml:space="preserve">i</m:t>
               </m:r>
               <m:r>
                 <m:rPr>
                   <m:sty m:val="p"/>
                 </m:rPr>
-                <m:t>,</m:t>
-              </m:r>
-              <m:r>
-                <m:t>k</m:t>
+                <w:rPr>
+                  <w:rFonts w:ascii="Cambria Math" w:hAnsi="Cambria Math"/>
+                  <w:color w:val="000000"/>
+                </w:rPr>
+                <m:t xml:space="preserve">,</m:t>
+              </m:r>
+              <m:r>
+                <w:rPr>
+                  <w:rFonts w:ascii="Cambria Math" w:hAnsi="Cambria Math"/>
+                  <w:color w:val="000000"/>
+                </w:rPr>
+                <m:t xml:space="preserve">k</m:t>
               </m:r>
             </m:sub>
             <m:sup>
               <m:r>
-                <m:t>B</m:t>
-              </m:r>
-              <m:r>
-                <m:t>C</m:t>
-              </m:r>
-              <m:r>
-                <m:t>Q</m:t>
-              </m:r>
-              <m:r>
-                <m:t>I</m:t>
+                <w:rPr>
+                  <w:rFonts w:ascii="Cambria Math" w:hAnsi="Cambria Math"/>
+                  <w:color w:val="000000"/>
+                </w:rPr>
+                <m:t xml:space="preserve">BCQI</m:t>
               </m:r>
             </m:sup>
           </m:sSubSup>
@@ -1793,26 +2366,54 @@
             <m:rPr>
               <m:sty m:val="p"/>
             </m:rPr>
-            <m:t>=</m:t>
+            <w:rPr>
+              <w:rFonts w:ascii="Cambria Math" w:hAnsi="Cambria Math"/>
+              <w:color w:val="000000"/>
+            </w:rPr>
+            <m:t xml:space="preserve">=</m:t>
           </m:r>
           <m:sSub>
+            <m:sSubPr>
+              <m:ctrlPr>
+                <w:rPr>
+                  <w:rFonts w:ascii="Cambria Math" w:hAnsi="Cambria Math"/>
+                  <w:i/>
+                </w:rPr>
+              </m:ctrlPr>
+            </m:sSubPr>
             <m:e>
               <m:r>
-                <m:t>γ</m:t>
+                <w:rPr>
+                  <w:rFonts w:ascii="Cambria Math" w:hAnsi="Cambria Math"/>
+                  <w:color w:val="000000"/>
+                </w:rPr>
+                <m:t xml:space="preserve">γ</m:t>
               </m:r>
             </m:e>
             <m:sub>
               <m:r>
-                <m:t>i</m:t>
+                <w:rPr>
+                  <w:rFonts w:ascii="Cambria Math" w:hAnsi="Cambria Math"/>
+                  <w:color w:val="000000"/>
+                </w:rPr>
+                <m:t xml:space="preserve">i</m:t>
               </m:r>
               <m:r>
                 <m:rPr>
                   <m:sty m:val="p"/>
                 </m:rPr>
-                <m:t>,</m:t>
-              </m:r>
-              <m:r>
-                <m:t>k</m:t>
+                <w:rPr>
+                  <w:rFonts w:ascii="Cambria Math" w:hAnsi="Cambria Math"/>
+                  <w:color w:val="000000"/>
+                </w:rPr>
+                <m:t xml:space="preserve">,</m:t>
+              </m:r>
+              <m:r>
+                <w:rPr>
+                  <w:rFonts w:ascii="Cambria Math" w:hAnsi="Cambria Math"/>
+                  <w:color w:val="000000"/>
+                </w:rPr>
+                <m:t xml:space="preserve">k</m:t>
               </m:r>
             </m:sub>
           </m:sSub>
@@ -1820,17 +2421,29 @@
             <m:rPr>
               <m:sty m:val="p"/>
             </m:rPr>
-            <m:t>.</m:t>
+            <w:rPr>
+              <w:rFonts w:ascii="Cambria Math" w:hAnsi="Cambria Math"/>
+              <w:color w:val="000000"/>
+            </w:rPr>
+            <m:t xml:space="preserve">.</m:t>
           </m:r>
           <m:r>
-            <m:t>  </m:t>
+            <w:rPr>
+              <w:rFonts w:ascii="Cambria Math" w:hAnsi="Cambria Math"/>
+              <w:color w:val="000000"/>
+            </w:rPr>
+            <m:t xml:space="preserve">  </m:t>
           </m:r>
           <m:r>
             <m:rPr>
               <m:nor/>
               <m:sty m:val="p"/>
             </m:rPr>
-            <m:t>(5)</m:t>
+            <w:rPr>
+              <w:rFonts w:ascii="Cambria Math" w:hAnsi="Cambria Math"/>
+              <w:color w:val="000000"/>
+            </w:rPr>
+            <m:t xml:space="preserve">(5)</m:t>
           </m:r>
         </m:oMath>
       </m:oMathPara>
@@ -1838,112 +2451,110 @@
     <w:p>
       <w:pPr>
         <w:pStyle w:val="FirstParagraph"/>
-      </w:pPr>
-      <w:r>
-        <w:t xml:space="preserve">Debido a que el CQI y, por lo tanto, la cantidad de bits que puede transportar</w:t>
-      </w:r>
-      <w:r>
-        <w:t xml:space="preserve"> </w:t>
-      </w:r>
-      <w:r>
-        <w:t xml:space="preserve">el RB no disminuyen al aumentar</w:t>
-      </w:r>
-      <w:r>
-        <w:t xml:space="preserve"> </w:t>
+        <w:jc w:val="both"/>
+        <w:rPr>
+          <w:color w:val="000000"/>
+        </w:rPr>
+      </w:pPr>
+      <w:r>
+        <w:rPr>
+          <w:color w:val="000000"/>
+        </w:rPr>
+        <w:t xml:space="preserve">Debido a que el CQI y, por lo tanto, la cantidad de bits que puede transportar el RB no disminuyen al aumentar </w:t>
       </w:r>
       <m:oMath>
         <m:sSub>
+          <m:sSubPr>
+            <m:ctrlPr>
+              <w:rPr>
+                <w:rFonts w:ascii="Cambria Math" w:hAnsi="Cambria Math"/>
+                <w:i/>
+              </w:rPr>
+            </m:ctrlPr>
+          </m:sSubPr>
           <m:e>
             <m:r>
-              <m:t>γ</m:t>
+              <w:rPr>
+                <w:rFonts w:ascii="Cambria Math" w:hAnsi="Cambria Math"/>
+                <w:color w:val="000000"/>
+              </w:rPr>
+              <m:t xml:space="preserve">γ</m:t>
             </m:r>
           </m:e>
           <m:sub>
             <m:r>
-              <m:t>i</m:t>
+              <w:rPr>
+                <w:rFonts w:ascii="Cambria Math" w:hAnsi="Cambria Math"/>
+                <w:color w:val="000000"/>
+              </w:rPr>
+              <m:t xml:space="preserve">i</m:t>
             </m:r>
             <m:r>
               <m:rPr>
                 <m:sty m:val="p"/>
               </m:rPr>
-              <m:t>,</m:t>
+              <w:rPr>
+                <w:rFonts w:ascii="Cambria Math" w:hAnsi="Cambria Math"/>
+                <w:color w:val="000000"/>
+              </w:rPr>
+              <m:t xml:space="preserve">,</m:t>
             </m:r>
             <m:r>
-              <m:t>k</m:t>
+              <w:rPr>
+                <w:rFonts w:ascii="Cambria Math" w:hAnsi="Cambria Math"/>
+                <w:color w:val="000000"/>
+              </w:rPr>
+              <m:t xml:space="preserve">k</m:t>
             </m:r>
           </m:sub>
         </m:sSub>
       </m:oMath>
       <w:r>
-        <w:t xml:space="preserve">, elegir el UE con mayor SINR</w:t>
-      </w:r>
-      <w:r>
-        <w:t xml:space="preserve"> </w:t>
-      </w:r>
-      <w:r>
-        <w:t xml:space="preserve">equivale a elegir el UE que transporta más bits en el RB. Los UE cercanos</w:t>
-      </w:r>
-      <w:r>
-        <w:t xml:space="preserve"> </w:t>
-      </w:r>
-      <w:r>
-        <w:t xml:space="preserve">a la gNB son atendidos con mayor frecuencia, mientras que los UE</w:t>
-      </w:r>
-      <w:r>
-        <w:t xml:space="preserve"> </w:t>
-      </w:r>
-      <w:r>
-        <w:t xml:space="preserve">en el borde de la celda pueden no ser atendidos hasta que mejoren sus</w:t>
-      </w:r>
-      <w:r>
-        <w:t xml:space="preserve"> </w:t>
-      </w:r>
-      <w:r>
-        <w:t xml:space="preserve">condiciones de canal.</w:t>
-      </w:r>
-    </w:p>
-    <w:bookmarkEnd w:id="25"/>
-    <w:bookmarkStart w:id="26" w:name="blind-equal-throughput-bet."/>
+        <w:rPr>
+          <w:color w:val="000000"/>
+        </w:rPr>
+        <w:t xml:space="preserve">, elegir el UE con mayor SINR equivale a elegir el UE que transporta más bits en el RB. Los UE cercanos a la gNB son atendidos con mayor frecuencia, mientras que los UE en el borde de la celda pueden no ser atendidos hasta que mejoren sus condiciones de canal.</w:t>
+      </w:r>
+    </w:p>
     <w:p>
       <w:pPr>
         <w:pStyle w:val="Heading3"/>
-      </w:pPr>
-      <w:r>
+        <w:jc w:val="both"/>
+        <w:rPr>
+          <w:color w:val="000000"/>
+        </w:rPr>
+      </w:pPr>
+      <w:bookmarkEnd w:id="4"/>
+      <w:bookmarkStart w:id="5" w:name="blind-equal-throughput-bet."/>
+      <w:r>
+        <w:rPr>
+          <w:color w:val="000000"/>
+        </w:rPr>
         <w:t xml:space="preserve">Blind Equal Throughput (BET).</w:t>
       </w:r>
     </w:p>
     <w:p>
       <w:pPr>
         <w:pStyle w:val="FirstParagraph"/>
-      </w:pPr>
-      <w:r>
-        <w:t xml:space="preserve">BET busca la equidad en términos de throughput, para lo cual prioriza al</w:t>
-      </w:r>
-      <w:r>
-        <w:t xml:space="preserve"> </w:t>
-      </w:r>
-      <w:r>
-        <w:t xml:space="preserve">UE que ha recibido menos datos, sin considerar las condiciones del</w:t>
-      </w:r>
-      <w:r>
-        <w:t xml:space="preserve"> </w:t>
-      </w:r>
-      <w:r>
-        <w:t xml:space="preserve">canal</w:t>
-      </w:r>
-      <w:r>
-        <w:t xml:space="preserve"> </w:t>
-      </w:r>
-      <w:r>
-        <w:t xml:space="preserve">[2]</w:t>
-      </w:r>
-      <w:r>
-        <w:t xml:space="preserve">. La métrica de BET es</w:t>
+        <w:jc w:val="both"/>
+        <w:rPr>
+          <w:color w:val="000000"/>
+        </w:rPr>
+      </w:pPr>
+      <w:r>
+        <w:rPr>
+          <w:color w:val="000000"/>
+        </w:rPr>
+        <w:t xml:space="preserve">BET busca la equidad en términos de throughput, para lo cual prioriza al UE que ha recibido menos datos, sin considerar las condiciones del canal [2]. La métrica de BET es</w:t>
       </w:r>
     </w:p>
     <w:p>
       <w:pPr>
         <w:pStyle w:val="BodyText"/>
+        <w:jc w:val="both"/>
+        <w:rPr>
+          <w:color w:val="000000"/>
+        </w:rPr>
       </w:pPr>
       <m:oMathPara>
         <m:oMathParaPr>
@@ -1951,34 +2562,56 @@
         </m:oMathParaPr>
         <m:oMath>
           <m:sSubSup>
+            <m:sSubSupPr>
+              <m:ctrlPr>
+                <w:rPr>
+                  <w:rFonts w:ascii="Cambria Math" w:hAnsi="Cambria Math"/>
+                  <w:i/>
+                </w:rPr>
+              </m:ctrlPr>
+            </m:sSubSupPr>
             <m:e>
               <m:r>
-                <m:t>m</m:t>
+                <w:rPr>
+                  <w:rFonts w:ascii="Cambria Math" w:hAnsi="Cambria Math"/>
+                  <w:color w:val="000000"/>
+                </w:rPr>
+                <m:t xml:space="preserve">m</m:t>
               </m:r>
             </m:e>
             <m:sub>
               <m:r>
-                <m:t>i</m:t>
+                <w:rPr>
+                  <w:rFonts w:ascii="Cambria Math" w:hAnsi="Cambria Math"/>
+                  <w:color w:val="000000"/>
+                </w:rPr>
+                <m:t xml:space="preserve">i</m:t>
               </m:r>
               <m:r>
                 <m:rPr>
                   <m:sty m:val="p"/>
                 </m:rPr>
-                <m:t>,</m:t>
-              </m:r>
-              <m:r>
-                <m:t>k</m:t>
+                <w:rPr>
+                  <w:rFonts w:ascii="Cambria Math" w:hAnsi="Cambria Math"/>
+                  <w:color w:val="000000"/>
+                </w:rPr>
+                <m:t xml:space="preserve">,</m:t>
+              </m:r>
+              <m:r>
+                <w:rPr>
+                  <w:rFonts w:ascii="Cambria Math" w:hAnsi="Cambria Math"/>
+                  <w:color w:val="000000"/>
+                </w:rPr>
+                <m:t xml:space="preserve">k</m:t>
               </m:r>
             </m:sub>
             <m:sup>
               <m:r>
-                <m:t>B</m:t>
-              </m:r>
-              <m:r>
-                <m:t>E</m:t>
-              </m:r>
-              <m:r>
-                <m:t>T</m:t>
+                <w:rPr>
+                  <w:rFonts w:ascii="Cambria Math" w:hAnsi="Cambria Math"/>
+                  <w:color w:val="000000"/>
+                </w:rPr>
+                <m:t xml:space="preserve">BET</m:t>
               </m:r>
             </m:sup>
           </m:sSubSup>
@@ -1986,56 +2619,106 @@
             <m:rPr>
               <m:sty m:val="p"/>
             </m:rPr>
-            <m:t>=</m:t>
+            <w:rPr>
+              <w:rFonts w:ascii="Cambria Math" w:hAnsi="Cambria Math"/>
+              <w:color w:val="000000"/>
+            </w:rPr>
+            <m:t xml:space="preserve">=</m:t>
           </m:r>
           <m:f>
             <m:fPr>
-              <m:type m:val="bar"/>
+              <m:ctrlPr>
+                <w:rPr>
+                  <w:rFonts w:ascii="Cambria Math" w:hAnsi="Cambria Math"/>
+                  <w:i/>
+                </w:rPr>
+              </m:ctrlPr>
             </m:fPr>
             <m:num>
               <m:r>
-                <m:t>1</m:t>
+                <w:rPr>
+                  <w:rFonts w:ascii="Cambria Math" w:hAnsi="Cambria Math"/>
+                  <w:color w:val="000000"/>
+                </w:rPr>
+                <m:t xml:space="preserve">1</m:t>
               </m:r>
             </m:num>
             <m:den>
               <m:sSub>
+                <m:sSubPr>
+                  <m:ctrlPr>
+                    <w:rPr>
+                      <w:rFonts w:ascii="Cambria Math" w:hAnsi="Cambria Math"/>
+                      <w:i/>
+                    </w:rPr>
+                  </m:ctrlPr>
+                </m:sSubPr>
                 <m:e>
                   <m:acc>
                     <m:accPr>
                       <m:chr m:val="‾"/>
+                      <m:ctrlPr>
+                        <w:rPr>
+                          <w:rFonts w:ascii="Cambria Math" w:hAnsi="Cambria Math"/>
+                          <w:i/>
+                        </w:rPr>
+                      </m:ctrlPr>
                     </m:accPr>
                     <m:e>
                       <m:r>
-                        <m:t>R</m:t>
+                        <w:rPr>
+                          <w:rFonts w:ascii="Cambria Math" w:hAnsi="Cambria Math"/>
+                          <w:color w:val="000000"/>
+                        </w:rPr>
+                        <m:t xml:space="preserve">R</m:t>
                       </m:r>
                     </m:e>
                   </m:acc>
                 </m:e>
                 <m:sub>
                   <m:r>
-                    <m:t>i</m:t>
+                    <w:rPr>
+                      <w:rFonts w:ascii="Cambria Math" w:hAnsi="Cambria Math"/>
+                      <w:color w:val="000000"/>
+                    </w:rPr>
+                    <m:t xml:space="preserve">i</m:t>
                   </m:r>
                 </m:sub>
               </m:sSub>
               <m:d>
                 <m:dPr>
-                  <m:begChr m:val="("/>
-                  <m:endChr m:val=")"/>
                   <m:sepChr m:val=""/>
-                  <m:grow/>
+                  <m:ctrlPr>
+                    <w:rPr>
+                      <w:rFonts w:ascii="Cambria Math" w:hAnsi="Cambria Math"/>
+                      <w:i/>
+                    </w:rPr>
+                  </m:ctrlPr>
                 </m:dPr>
                 <m:e>
                   <m:r>
-                    <m:t>k</m:t>
+                    <w:rPr>
+                      <w:rFonts w:ascii="Cambria Math" w:hAnsi="Cambria Math"/>
+                      <w:color w:val="000000"/>
+                    </w:rPr>
+                    <m:t xml:space="preserve">k</m:t>
                   </m:r>
                   <m:r>
                     <m:rPr>
                       <m:sty m:val="p"/>
                     </m:rPr>
-                    <m:t>−</m:t>
+                    <w:rPr>
+                      <w:rFonts w:ascii="Cambria Math" w:hAnsi="Cambria Math"/>
+                      <w:color w:val="000000"/>
+                    </w:rPr>
+                    <m:t xml:space="preserve">−</m:t>
                   </m:r>
                   <m:r>
-                    <m:t>1</m:t>
+                    <w:rPr>
+                      <w:rFonts w:ascii="Cambria Math" w:hAnsi="Cambria Math"/>
+                      <w:color w:val="000000"/>
+                    </w:rPr>
+                    <m:t xml:space="preserve">1</m:t>
                   </m:r>
                 </m:e>
               </m:d>
@@ -2045,17 +2728,29 @@
             <m:rPr>
               <m:sty m:val="p"/>
             </m:rPr>
-            <m:t>,</m:t>
+            <w:rPr>
+              <w:rFonts w:ascii="Cambria Math" w:hAnsi="Cambria Math"/>
+              <w:color w:val="000000"/>
+            </w:rPr>
+            <m:t xml:space="preserve">,</m:t>
           </m:r>
           <m:r>
-            <m:t>  </m:t>
+            <w:rPr>
+              <w:rFonts w:ascii="Cambria Math" w:hAnsi="Cambria Math"/>
+              <w:color w:val="000000"/>
+            </w:rPr>
+            <m:t xml:space="preserve">  </m:t>
           </m:r>
           <m:r>
             <m:rPr>
               <m:nor/>
               <m:sty m:val="p"/>
             </m:rPr>
-            <m:t>(6)</m:t>
+            <w:rPr>
+              <w:rFonts w:ascii="Cambria Math" w:hAnsi="Cambria Math"/>
+              <w:color w:val="000000"/>
+            </w:rPr>
+            <m:t xml:space="preserve">(6)</m:t>
           </m:r>
         </m:oMath>
       </m:oMathPara>
@@ -2063,113 +2758,169 @@
     <w:p>
       <w:pPr>
         <w:pStyle w:val="FirstParagraph"/>
-      </w:pPr>
-      <w:r>
-        <w:t xml:space="preserve">donde</w:t>
-      </w:r>
-      <w:r>
-        <w:t xml:space="preserve"> </w:t>
+        <w:jc w:val="both"/>
+        <w:rPr>
+          <w:color w:val="000000"/>
+        </w:rPr>
+      </w:pPr>
+      <w:r>
+        <w:rPr>
+          <w:color w:val="000000"/>
+        </w:rPr>
+        <w:t xml:space="preserve">donde </w:t>
       </w:r>
       <m:oMath>
         <m:sSub>
+          <m:sSubPr>
+            <m:ctrlPr>
+              <w:rPr>
+                <w:rFonts w:ascii="Cambria Math" w:hAnsi="Cambria Math"/>
+                <w:i/>
+              </w:rPr>
+            </m:ctrlPr>
+          </m:sSubPr>
           <m:e>
             <m:acc>
               <m:accPr>
                 <m:chr m:val="‾"/>
+                <m:ctrlPr>
+                  <w:rPr>
+                    <w:rFonts w:ascii="Cambria Math" w:hAnsi="Cambria Math"/>
+                    <w:i/>
+                  </w:rPr>
+                </m:ctrlPr>
               </m:accPr>
               <m:e>
                 <m:r>
-                  <m:t>R</m:t>
+                  <w:rPr>
+                    <w:rFonts w:ascii="Cambria Math" w:hAnsi="Cambria Math"/>
+                    <w:color w:val="000000"/>
+                  </w:rPr>
+                  <m:t xml:space="preserve">R</m:t>
                 </m:r>
               </m:e>
             </m:acc>
           </m:e>
           <m:sub>
             <m:r>
-              <m:t>i</m:t>
+              <w:rPr>
+                <w:rFonts w:ascii="Cambria Math" w:hAnsi="Cambria Math"/>
+                <w:color w:val="000000"/>
+              </w:rPr>
+              <m:t xml:space="preserve">i</m:t>
             </m:r>
           </m:sub>
         </m:sSub>
       </m:oMath>
       <w:r>
-        <w:t xml:space="preserve"> </w:t>
-      </w:r>
-      <w:r>
-        <w:t xml:space="preserve">es el promedio de datos recibidos del UE</w:t>
-      </w:r>
-      <w:r>
-        <w:t xml:space="preserve"> </w:t>
+        <w:rPr>
+          <w:color w:val="000000"/>
+        </w:rPr>
+        <w:t xml:space="preserve"> es el promedio de datos recibidos del UE </w:t>
       </w:r>
       <m:oMath>
         <m:r>
-          <m:t>i</m:t>
+          <w:rPr>
+            <w:rFonts w:ascii="Cambria Math" w:hAnsi="Cambria Math"/>
+            <w:color w:val="000000"/>
+          </w:rPr>
+          <m:t xml:space="preserve">i</m:t>
         </m:r>
       </m:oMath>
       <w:r>
-        <w:t xml:space="preserve"> </w:t>
-      </w:r>
-      <w:r>
-        <w:t xml:space="preserve">[2]</w:t>
-      </w:r>
-      <w:r>
-        <w:t xml:space="preserve">. En la implementación,</w:t>
-      </w:r>
-      <w:r>
-        <w:t xml:space="preserve"> </w:t>
+        <w:rPr>
+          <w:color w:val="000000"/>
+        </w:rPr>
+        <w:t xml:space="preserve"> [2]. En la implementación, </w:t>
       </w:r>
       <m:oMath>
         <m:sSub>
+          <m:sSubPr>
+            <m:ctrlPr>
+              <w:rPr>
+                <w:rFonts w:ascii="Cambria Math" w:hAnsi="Cambria Math"/>
+                <w:i/>
+              </w:rPr>
+            </m:ctrlPr>
+          </m:sSubPr>
           <m:e>
             <m:acc>
               <m:accPr>
                 <m:chr m:val="‾"/>
+                <m:ctrlPr>
+                  <w:rPr>
+                    <w:rFonts w:ascii="Cambria Math" w:hAnsi="Cambria Math"/>
+                    <w:i/>
+                  </w:rPr>
+                </m:ctrlPr>
               </m:accPr>
               <m:e>
                 <m:r>
-                  <m:t>R</m:t>
+                  <w:rPr>
+                    <w:rFonts w:ascii="Cambria Math" w:hAnsi="Cambria Math"/>
+                    <w:color w:val="000000"/>
+                  </w:rPr>
+                  <m:t xml:space="preserve">R</m:t>
                 </m:r>
               </m:e>
             </m:acc>
           </m:e>
           <m:sub>
             <m:r>
-              <m:t>i</m:t>
+              <w:rPr>
+                <w:rFonts w:ascii="Cambria Math" w:hAnsi="Cambria Math"/>
+                <w:color w:val="000000"/>
+              </w:rPr>
+              <m:t xml:space="preserve">i</m:t>
             </m:r>
           </m:sub>
         </m:sSub>
       </m:oMath>
       <w:r>
-        <w:t xml:space="preserve"> </w:t>
-      </w:r>
-      <w:r>
-        <w:t xml:space="preserve">se actualiza en cada</w:t>
-      </w:r>
-      <w:r>
-        <w:t xml:space="preserve"> </w:t>
-      </w:r>
-      <w:r>
-        <w:t xml:space="preserve">RB. Los UE que todavía no han sido atendidos tienen</w:t>
-      </w:r>
-      <w:r>
-        <w:t xml:space="preserve"> </w:t>
+        <w:rPr>
+          <w:color w:val="000000"/>
+        </w:rPr>
+        <w:t xml:space="preserve"> se actualiza en cada RB. Los UE que todavía no han sido atendidos tienen </w:t>
       </w:r>
       <m:oMath>
         <m:sSub>
+          <m:sSubPr>
+            <m:ctrlPr>
+              <w:rPr>
+                <w:rFonts w:ascii="Cambria Math" w:hAnsi="Cambria Math"/>
+                <w:i/>
+              </w:rPr>
+            </m:ctrlPr>
+          </m:sSubPr>
           <m:e>
             <m:acc>
               <m:accPr>
                 <m:chr m:val="‾"/>
+                <m:ctrlPr>
+                  <w:rPr>
+                    <w:rFonts w:ascii="Cambria Math" w:hAnsi="Cambria Math"/>
+                    <w:i/>
+                  </w:rPr>
+                </m:ctrlPr>
               </m:accPr>
               <m:e>
                 <m:r>
-                  <m:t>R</m:t>
+                  <w:rPr>
+                    <w:rFonts w:ascii="Cambria Math" w:hAnsi="Cambria Math"/>
+                    <w:color w:val="000000"/>
+                  </w:rPr>
+                  <m:t xml:space="preserve">R</m:t>
                 </m:r>
               </m:e>
             </m:acc>
           </m:e>
           <m:sub>
             <m:r>
-              <m:t>i</m:t>
+              <w:rPr>
+                <w:rFonts w:ascii="Cambria Math" w:hAnsi="Cambria Math"/>
+                <w:color w:val="000000"/>
+              </w:rPr>
+              <m:t xml:space="preserve">i</m:t>
             </m:r>
           </m:sub>
         </m:sSub>
@@ -2177,67 +2928,66 @@
           <m:rPr>
             <m:sty m:val="p"/>
           </m:rPr>
-          <m:t>=</m:t>
+          <w:rPr>
+            <w:rFonts w:ascii="Cambria Math" w:hAnsi="Cambria Math"/>
+            <w:color w:val="000000"/>
+          </w:rPr>
+          <m:t xml:space="preserve">=</m:t>
         </m:r>
         <m:r>
-          <m:t>0</m:t>
+          <w:rPr>
+            <w:rFonts w:ascii="Cambria Math" w:hAnsi="Cambria Math"/>
+            <w:color w:val="000000"/>
+          </w:rPr>
+          <m:t xml:space="preserve">0</m:t>
         </m:r>
       </m:oMath>
       <w:r>
-        <w:t xml:space="preserve"> </w:t>
-      </w:r>
-      <w:r>
-        <w:t xml:space="preserve">y,</w:t>
-      </w:r>
-      <w:r>
-        <w:t xml:space="preserve"> </w:t>
-      </w:r>
-      <w:r>
-        <w:t xml:space="preserve">por lo tanto, la métrica más alta, por lo que se atienden primero.</w:t>
-      </w:r>
-    </w:p>
-    <w:bookmarkEnd w:id="26"/>
-    <w:bookmarkStart w:id="27" w:name="proportional-fair-pf."/>
+        <w:rPr>
+          <w:color w:val="000000"/>
+        </w:rPr>
+        <w:t xml:space="preserve"> y, por lo tanto, la métrica más alta, por lo que se atienden primero.</w:t>
+      </w:r>
+    </w:p>
     <w:p>
       <w:pPr>
         <w:pStyle w:val="Heading3"/>
-      </w:pPr>
-      <w:r>
+        <w:jc w:val="both"/>
+        <w:rPr>
+          <w:color w:val="000000"/>
+        </w:rPr>
+      </w:pPr>
+      <w:bookmarkEnd w:id="5"/>
+      <w:bookmarkStart w:id="6" w:name="proportional-fair-pf."/>
+      <w:r>
+        <w:rPr>
+          <w:color w:val="000000"/>
+        </w:rPr>
         <w:t xml:space="preserve">Proportional Fair (PF).</w:t>
       </w:r>
     </w:p>
     <w:p>
       <w:pPr>
         <w:pStyle w:val="FirstParagraph"/>
-      </w:pPr>
-      <w:r>
-        <w:t xml:space="preserve">PF busca un punto medio entre BCQI y BET: favorece a los UE con buenas</w:t>
-      </w:r>
-      <w:r>
-        <w:t xml:space="preserve"> </w:t>
-      </w:r>
-      <w:r>
-        <w:t xml:space="preserve">condiciones de canal, pero tomando en cuenta el throughput que cada UE ha</w:t>
-      </w:r>
-      <w:r>
-        <w:t xml:space="preserve"> </w:t>
-      </w:r>
-      <w:r>
-        <w:t xml:space="preserve">recibido</w:t>
-      </w:r>
-      <w:r>
-        <w:t xml:space="preserve"> </w:t>
-      </w:r>
-      <w:r>
-        <w:t xml:space="preserve">[2], [3]</w:t>
-      </w:r>
-      <w:r>
-        <w:t xml:space="preserve">. Su métrica es</w:t>
+        <w:jc w:val="both"/>
+        <w:rPr>
+          <w:color w:val="000000"/>
+        </w:rPr>
+      </w:pPr>
+      <w:r>
+        <w:rPr>
+          <w:color w:val="000000"/>
+        </w:rPr>
+        <w:t xml:space="preserve">PF busca un punto medio entre BCQI y BET: favorece a los UE con buenas condiciones de canal, pero tomando en cuenta el throughput que cada UE ha recibido [2], [3]. Su métrica es</w:t>
       </w:r>
     </w:p>
     <w:p>
       <w:pPr>
         <w:pStyle w:val="BodyText"/>
+        <w:jc w:val="both"/>
+        <w:rPr>
+          <w:color w:val="000000"/>
+        </w:rPr>
       </w:pPr>
       <m:oMathPara>
         <m:oMathParaPr>
@@ -2245,31 +2995,56 @@
         </m:oMathParaPr>
         <m:oMath>
           <m:sSubSup>
+            <m:sSubSupPr>
+              <m:ctrlPr>
+                <w:rPr>
+                  <w:rFonts w:ascii="Cambria Math" w:hAnsi="Cambria Math"/>
+                  <w:i/>
+                </w:rPr>
+              </m:ctrlPr>
+            </m:sSubSupPr>
             <m:e>
               <m:r>
-                <m:t>m</m:t>
+                <w:rPr>
+                  <w:rFonts w:ascii="Cambria Math" w:hAnsi="Cambria Math"/>
+                  <w:color w:val="000000"/>
+                </w:rPr>
+                <m:t xml:space="preserve">m</m:t>
               </m:r>
             </m:e>
             <m:sub>
               <m:r>
-                <m:t>i</m:t>
+                <w:rPr>
+                  <w:rFonts w:ascii="Cambria Math" w:hAnsi="Cambria Math"/>
+                  <w:color w:val="000000"/>
+                </w:rPr>
+                <m:t xml:space="preserve">i</m:t>
               </m:r>
               <m:r>
                 <m:rPr>
                   <m:sty m:val="p"/>
                 </m:rPr>
-                <m:t>,</m:t>
-              </m:r>
-              <m:r>
-                <m:t>k</m:t>
+                <w:rPr>
+                  <w:rFonts w:ascii="Cambria Math" w:hAnsi="Cambria Math"/>
+                  <w:color w:val="000000"/>
+                </w:rPr>
+                <m:t xml:space="preserve">,</m:t>
+              </m:r>
+              <m:r>
+                <w:rPr>
+                  <w:rFonts w:ascii="Cambria Math" w:hAnsi="Cambria Math"/>
+                  <w:color w:val="000000"/>
+                </w:rPr>
+                <m:t xml:space="preserve">k</m:t>
               </m:r>
             </m:sub>
             <m:sup>
               <m:r>
-                <m:t>P</m:t>
-              </m:r>
-              <m:r>
-                <m:t>F</m:t>
+                <w:rPr>
+                  <w:rFonts w:ascii="Cambria Math" w:hAnsi="Cambria Math"/>
+                  <w:color w:val="000000"/>
+                </w:rPr>
+                <m:t xml:space="preserve">PF</m:t>
               </m:r>
             </m:sup>
           </m:sSubSup>
@@ -2277,74 +3052,144 @@
             <m:rPr>
               <m:sty m:val="p"/>
             </m:rPr>
-            <m:t>=</m:t>
+            <w:rPr>
+              <w:rFonts w:ascii="Cambria Math" w:hAnsi="Cambria Math"/>
+              <w:color w:val="000000"/>
+            </w:rPr>
+            <m:t xml:space="preserve">=</m:t>
           </m:r>
           <m:f>
             <m:fPr>
-              <m:type m:val="bar"/>
+              <m:ctrlPr>
+                <w:rPr>
+                  <w:rFonts w:ascii="Cambria Math" w:hAnsi="Cambria Math"/>
+                  <w:i/>
+                </w:rPr>
+              </m:ctrlPr>
             </m:fPr>
             <m:num>
               <m:sSub>
+                <m:sSubPr>
+                  <m:ctrlPr>
+                    <w:rPr>
+                      <w:rFonts w:ascii="Cambria Math" w:hAnsi="Cambria Math"/>
+                      <w:i/>
+                    </w:rPr>
+                  </m:ctrlPr>
+                </m:sSubPr>
                 <m:e>
                   <m:r>
-                    <m:t>r</m:t>
+                    <w:rPr>
+                      <w:rFonts w:ascii="Cambria Math" w:hAnsi="Cambria Math"/>
+                      <w:color w:val="000000"/>
+                    </w:rPr>
+                    <m:t xml:space="preserve">r</m:t>
                   </m:r>
                 </m:e>
                 <m:sub>
                   <m:r>
-                    <m:t>i</m:t>
+                    <w:rPr>
+                      <w:rFonts w:ascii="Cambria Math" w:hAnsi="Cambria Math"/>
+                      <w:color w:val="000000"/>
+                    </w:rPr>
+                    <m:t xml:space="preserve">i</m:t>
                   </m:r>
                   <m:r>
                     <m:rPr>
                       <m:sty m:val="p"/>
                     </m:rPr>
-                    <m:t>,</m:t>
+                    <w:rPr>
+                      <w:rFonts w:ascii="Cambria Math" w:hAnsi="Cambria Math"/>
+                      <w:color w:val="000000"/>
+                    </w:rPr>
+                    <m:t xml:space="preserve">,</m:t>
                   </m:r>
                   <m:r>
-                    <m:t>k</m:t>
+                    <w:rPr>
+                      <w:rFonts w:ascii="Cambria Math" w:hAnsi="Cambria Math"/>
+                      <w:color w:val="000000"/>
+                    </w:rPr>
+                    <m:t xml:space="preserve">k</m:t>
                   </m:r>
                 </m:sub>
               </m:sSub>
             </m:num>
             <m:den>
               <m:sSub>
+                <m:sSubPr>
+                  <m:ctrlPr>
+                    <w:rPr>
+                      <w:rFonts w:ascii="Cambria Math" w:hAnsi="Cambria Math"/>
+                      <w:i/>
+                    </w:rPr>
+                  </m:ctrlPr>
+                </m:sSubPr>
                 <m:e>
                   <m:acc>
                     <m:accPr>
                       <m:chr m:val="‾"/>
+                      <m:ctrlPr>
+                        <w:rPr>
+                          <w:rFonts w:ascii="Cambria Math" w:hAnsi="Cambria Math"/>
+                          <w:i/>
+                        </w:rPr>
+                      </m:ctrlPr>
                     </m:accPr>
                     <m:e>
                       <m:r>
-                        <m:t>R</m:t>
+                        <w:rPr>
+                          <w:rFonts w:ascii="Cambria Math" w:hAnsi="Cambria Math"/>
+                          <w:color w:val="000000"/>
+                        </w:rPr>
+                        <m:t xml:space="preserve">R</m:t>
                       </m:r>
                     </m:e>
                   </m:acc>
                 </m:e>
                 <m:sub>
                   <m:r>
-                    <m:t>i</m:t>
+                    <w:rPr>
+                      <w:rFonts w:ascii="Cambria Math" w:hAnsi="Cambria Math"/>
+                      <w:color w:val="000000"/>
+                    </w:rPr>
+                    <m:t xml:space="preserve">i</m:t>
                   </m:r>
                 </m:sub>
               </m:sSub>
               <m:d>
                 <m:dPr>
-                  <m:begChr m:val="("/>
-                  <m:endChr m:val=")"/>
                   <m:sepChr m:val=""/>
-                  <m:grow/>
+                  <m:ctrlPr>
+                    <w:rPr>
+                      <w:rFonts w:ascii="Cambria Math" w:hAnsi="Cambria Math"/>
+                      <w:i/>
+                    </w:rPr>
+                  </m:ctrlPr>
                 </m:dPr>
                 <m:e>
                   <m:r>
-                    <m:t>k</m:t>
+                    <w:rPr>
+                      <w:rFonts w:ascii="Cambria Math" w:hAnsi="Cambria Math"/>
+                      <w:color w:val="000000"/>
+                    </w:rPr>
+                    <m:t xml:space="preserve">k</m:t>
                   </m:r>
                   <m:r>
                     <m:rPr>
                       <m:sty m:val="p"/>
                     </m:rPr>
-                    <m:t>−</m:t>
+                    <w:rPr>
+                      <w:rFonts w:ascii="Cambria Math" w:hAnsi="Cambria Math"/>
+                      <w:color w:val="000000"/>
+                    </w:rPr>
+                    <m:t xml:space="preserve">−</m:t>
                   </m:r>
                   <m:r>
-                    <m:t>1</m:t>
+                    <w:rPr>
+                      <w:rFonts w:ascii="Cambria Math" w:hAnsi="Cambria Math"/>
+                      <w:color w:val="000000"/>
+                    </w:rPr>
+                    <m:t xml:space="preserve">1</m:t>
                   </m:r>
                 </m:e>
               </m:d>
@@ -2354,17 +3199,29 @@
             <m:rPr>
               <m:sty m:val="p"/>
             </m:rPr>
-            <m:t>,</m:t>
+            <w:rPr>
+              <w:rFonts w:ascii="Cambria Math" w:hAnsi="Cambria Math"/>
+              <w:color w:val="000000"/>
+            </w:rPr>
+            <m:t xml:space="preserve">,</m:t>
           </m:r>
           <m:r>
-            <m:t>  </m:t>
+            <w:rPr>
+              <w:rFonts w:ascii="Cambria Math" w:hAnsi="Cambria Math"/>
+              <w:color w:val="000000"/>
+            </w:rPr>
+            <m:t xml:space="preserve">  </m:t>
           </m:r>
           <m:r>
             <m:rPr>
               <m:nor/>
               <m:sty m:val="p"/>
             </m:rPr>
-            <m:t>(7)</m:t>
+            <w:rPr>
+              <w:rFonts w:ascii="Cambria Math" w:hAnsi="Cambria Math"/>
+              <w:color w:val="000000"/>
+            </w:rPr>
+            <m:t xml:space="preserve">(7)</m:t>
           </m:r>
         </m:oMath>
       </m:oMathPara>
@@ -2372,150 +3229,180 @@
     <w:p>
       <w:pPr>
         <w:pStyle w:val="FirstParagraph"/>
-      </w:pPr>
-      <w:r>
-        <w:t xml:space="preserve">donde</w:t>
-      </w:r>
-      <w:r>
-        <w:t xml:space="preserve"> </w:t>
+        <w:jc w:val="both"/>
+        <w:rPr>
+          <w:color w:val="000000"/>
+        </w:rPr>
+      </w:pPr>
+      <w:r>
+        <w:rPr>
+          <w:color w:val="000000"/>
+        </w:rPr>
+        <w:t xml:space="preserve">donde </w:t>
       </w:r>
       <m:oMath>
         <m:sSub>
+          <m:sSubPr>
+            <m:ctrlPr>
+              <w:rPr>
+                <w:rFonts w:ascii="Cambria Math" w:hAnsi="Cambria Math"/>
+                <w:i/>
+              </w:rPr>
+            </m:ctrlPr>
+          </m:sSubPr>
           <m:e>
             <m:r>
-              <m:t>r</m:t>
+              <w:rPr>
+                <w:rFonts w:ascii="Cambria Math" w:hAnsi="Cambria Math"/>
+                <w:color w:val="000000"/>
+              </w:rPr>
+              <m:t xml:space="preserve">r</m:t>
             </m:r>
           </m:e>
           <m:sub>
             <m:r>
-              <m:t>i</m:t>
+              <w:rPr>
+                <w:rFonts w:ascii="Cambria Math" w:hAnsi="Cambria Math"/>
+                <w:color w:val="000000"/>
+              </w:rPr>
+              <m:t xml:space="preserve">i</m:t>
             </m:r>
             <m:r>
               <m:rPr>
                 <m:sty m:val="p"/>
               </m:rPr>
-              <m:t>,</m:t>
+              <w:rPr>
+                <w:rFonts w:ascii="Cambria Math" w:hAnsi="Cambria Math"/>
+                <w:color w:val="000000"/>
+              </w:rPr>
+              <m:t xml:space="preserve">,</m:t>
             </m:r>
             <m:r>
-              <m:t>k</m:t>
+              <w:rPr>
+                <w:rFonts w:ascii="Cambria Math" w:hAnsi="Cambria Math"/>
+                <w:color w:val="000000"/>
+              </w:rPr>
+              <m:t xml:space="preserve">k</m:t>
             </m:r>
           </m:sub>
         </m:sSub>
       </m:oMath>
       <w:r>
-        <w:t xml:space="preserve"> </w:t>
-      </w:r>
-      <w:r>
-        <w:t xml:space="preserve">es la tasa que alcanzaría el UE</w:t>
-      </w:r>
-      <w:r>
-        <w:t xml:space="preserve"> </w:t>
+        <w:rPr>
+          <w:color w:val="000000"/>
+        </w:rPr>
+        <w:t xml:space="preserve"> es la tasa que alcanzaría el UE </w:t>
       </w:r>
       <m:oMath>
         <m:r>
-          <m:t>i</m:t>
+          <w:rPr>
+            <w:rFonts w:ascii="Cambria Math" w:hAnsi="Cambria Math"/>
+            <w:color w:val="000000"/>
+          </w:rPr>
+          <m:t xml:space="preserve">i</m:t>
         </m:r>
       </m:oMath>
       <w:r>
-        <w:t xml:space="preserve"> </w:t>
-      </w:r>
-      <w:r>
-        <w:t xml:space="preserve">en el RB</w:t>
-      </w:r>
-      <w:r>
-        <w:t xml:space="preserve"> </w:t>
+        <w:rPr>
+          <w:color w:val="000000"/>
+        </w:rPr>
+        <w:t xml:space="preserve"> en el RB </w:t>
       </w:r>
       <m:oMath>
         <m:r>
-          <m:t>k</m:t>
+          <w:rPr>
+            <w:rFonts w:ascii="Cambria Math" w:hAnsi="Cambria Math"/>
+            <w:color w:val="000000"/>
+          </w:rPr>
+          <m:t xml:space="preserve">k</m:t>
         </m:r>
       </m:oMath>
       <w:r>
-        <w:t xml:space="preserve"> </w:t>
-      </w:r>
-      <w:r>
-        <w:t xml:space="preserve">y</w:t>
-      </w:r>
-      <w:r>
-        <w:t xml:space="preserve"> </w:t>
+        <w:rPr>
+          <w:color w:val="000000"/>
+        </w:rPr>
+        <w:t xml:space="preserve"> y </w:t>
       </w:r>
       <m:oMath>
         <m:sSub>
+          <m:sSubPr>
+            <m:ctrlPr>
+              <w:rPr>
+                <w:rFonts w:ascii="Cambria Math" w:hAnsi="Cambria Math"/>
+                <w:i/>
+              </w:rPr>
+            </m:ctrlPr>
+          </m:sSubPr>
           <m:e>
             <m:acc>
               <m:accPr>
                 <m:chr m:val="‾"/>
+                <m:ctrlPr>
+                  <w:rPr>
+                    <w:rFonts w:ascii="Cambria Math" w:hAnsi="Cambria Math"/>
+                    <w:i/>
+                  </w:rPr>
+                </m:ctrlPr>
               </m:accPr>
               <m:e>
                 <m:r>
-                  <m:t>R</m:t>
+                  <w:rPr>
+                    <w:rFonts w:ascii="Cambria Math" w:hAnsi="Cambria Math"/>
+                    <w:color w:val="000000"/>
+                  </w:rPr>
+                  <m:t xml:space="preserve">R</m:t>
                 </m:r>
               </m:e>
             </m:acc>
           </m:e>
           <m:sub>
             <m:r>
-              <m:t>i</m:t>
+              <w:rPr>
+                <w:rFonts w:ascii="Cambria Math" w:hAnsi="Cambria Math"/>
+                <w:color w:val="000000"/>
+              </w:rPr>
+              <m:t xml:space="preserve">i</m:t>
             </m:r>
           </m:sub>
         </m:sSub>
       </m:oMath>
       <w:r>
-        <w:t xml:space="preserve"> </w:t>
-      </w:r>
-      <w:r>
-        <w:t xml:space="preserve">es su throughput promedio</w:t>
-      </w:r>
-      <w:r>
-        <w:t xml:space="preserve"> </w:t>
-      </w:r>
-      <w:r>
-        <w:t xml:space="preserve">[2]</w:t>
-      </w:r>
-      <w:r>
-        <w:t xml:space="preserve">.</w:t>
-      </w:r>
-      <w:r>
-        <w:t xml:space="preserve"> </w:t>
-      </w:r>
-      <w:r>
-        <w:t xml:space="preserve">Un UE con buenas condiciones de canal tiene un numerador</w:t>
-      </w:r>
-      <w:r>
-        <w:t xml:space="preserve"> </w:t>
-      </w:r>
-      <w:r>
-        <w:t xml:space="preserve">alto, pero su métrica disminuye conforme aumenta su throughput, lo que</w:t>
-      </w:r>
-      <w:r>
-        <w:t xml:space="preserve"> </w:t>
-      </w:r>
-      <w:r>
-        <w:t xml:space="preserve">permite que los UE con peores condiciones sean atendidos cuando su</w:t>
-      </w:r>
-      <w:r>
-        <w:t xml:space="preserve"> </w:t>
-      </w:r>
-      <w:r>
-        <w:t xml:space="preserve">throughput promedio es bajo.</w:t>
-      </w:r>
-    </w:p>
-    <w:bookmarkEnd w:id="27"/>
-    <w:bookmarkEnd w:id="28"/>
-    <w:bookmarkStart w:id="29" w:name="métricas-de-desempeño"/>
+        <w:rPr>
+          <w:color w:val="000000"/>
+        </w:rPr>
+        <w:t xml:space="preserve"> es su throughput promedio [2]. Un UE con buenas condiciones de canal tiene un numerador alto, pero su métrica disminuye conforme aumenta su throughput, lo que permite que los UE con peores condiciones sean atendidos cuando su throughput promedio es bajo.</w:t>
+      </w:r>
+    </w:p>
     <w:p>
       <w:pPr>
         <w:pStyle w:val="Heading2"/>
-      </w:pPr>
-      <w:r>
+        <w:jc w:val="both"/>
+        <w:rPr>
+          <w:color w:val="000000"/>
+        </w:rPr>
+      </w:pPr>
+      <w:bookmarkEnd w:id="6"/>
+      <w:bookmarkEnd w:id="2"/>
+      <w:bookmarkStart w:id="7" w:name="métricas-de-desempeño"/>
+      <w:r>
+        <w:rPr>
+          <w:color w:val="000000"/>
+        </w:rPr>
         <w:t xml:space="preserve">Métricas de desempeño</w:t>
       </w:r>
     </w:p>
     <w:p>
       <w:pPr>
         <w:pStyle w:val="FirstParagraph"/>
-      </w:pPr>
-      <w:r>
+        <w:jc w:val="both"/>
+        <w:rPr>
+          <w:color w:val="000000"/>
+        </w:rPr>
+      </w:pPr>
+      <w:r>
+        <w:rPr>
+          <w:color w:val="000000"/>
+        </w:rPr>
         <w:t xml:space="preserve">Al final de cada simulación se calculan las siguientes métricas:</w:t>
       </w:r>
     </w:p>
@@ -2525,15 +3412,16 @@
           <w:ilvl w:val="0"/>
           <w:numId w:val="1001"/>
         </w:numPr>
-      </w:pPr>
-      <w:r>
-        <w:t xml:space="preserve">Throughput de la celda: total de bits entregados a todos los UE</w:t>
-      </w:r>
-      <w:r>
-        <w:t xml:space="preserve"> </w:t>
-      </w:r>
-      <w:r>
-        <w:t xml:space="preserve">entre el tiempo simulado.</w:t>
+        <w:jc w:val="both"/>
+        <w:rPr>
+          <w:color w:val="000000"/>
+        </w:rPr>
+      </w:pPr>
+      <w:r>
+        <w:rPr>
+          <w:color w:val="000000"/>
+        </w:rPr>
+        <w:t xml:space="preserve">Throughput de la celda: total de bits entregados a todos los UE entre el tiempo simulado.</w:t>
       </w:r>
     </w:p>
     <w:p>
@@ -2542,30 +3430,16 @@
           <w:ilvl w:val="0"/>
           <w:numId w:val="1001"/>
         </w:numPr>
-      </w:pPr>
-      <w:r>
-        <w:t xml:space="preserve">Eficiencia espectral: throughput de la celda dividido entre el</w:t>
-      </w:r>
-      <w:r>
-        <w:t xml:space="preserve"> </w:t>
-      </w:r>
-      <w:r>
-        <w:t xml:space="preserve">ancho de banda del canal, en bits/s/Hz. Indica qué tan bien se</w:t>
-      </w:r>
-      <w:r>
-        <w:t xml:space="preserve"> </w:t>
-      </w:r>
-      <w:r>
-        <w:t xml:space="preserve">aprovecha el espectro disponible</w:t>
-      </w:r>
-      <w:r>
-        <w:t xml:space="preserve"> </w:t>
-      </w:r>
-      <w:r>
-        <w:t xml:space="preserve">[5]</w:t>
-      </w:r>
-      <w:r>
-        <w:t xml:space="preserve">.</w:t>
+        <w:jc w:val="both"/>
+        <w:rPr>
+          <w:color w:val="000000"/>
+        </w:rPr>
+      </w:pPr>
+      <w:r>
+        <w:rPr>
+          <w:color w:val="000000"/>
+        </w:rPr>
+        <w:t xml:space="preserve">Eficiencia espectral: throughput de la celda dividido entre el ancho de banda del canal, en bits/s/Hz. Indica qué tan bien se aprovecha el espectro disponible [5].</w:t>
       </w:r>
     </w:p>
     <w:p>
@@ -2574,14 +3448,25 @@
           <w:ilvl w:val="0"/>
           <w:numId w:val="1001"/>
         </w:numPr>
-      </w:pPr>
-      <w:r>
+        <w:jc w:val="both"/>
+        <w:rPr>
+          <w:color w:val="000000"/>
+        </w:rPr>
+      </w:pPr>
+      <w:r>
+        <w:rPr>
+          <w:color w:val="000000"/>
+        </w:rPr>
         <w:t xml:space="preserve">Equidad: índice de Jain sobre el throughput de cada UE,</w:t>
       </w:r>
     </w:p>
     <w:p>
       <w:pPr>
         <w:pStyle w:val="BodyText"/>
+        <w:jc w:val="both"/>
+        <w:rPr>
+          <w:color w:val="000000"/>
+        </w:rPr>
       </w:pPr>
       <m:oMathPara>
         <m:oMathParaPr>
@@ -2589,56 +3474,109 @@
         </m:oMathParaPr>
         <m:oMath>
           <m:r>
-            <m:t>J</m:t>
+            <w:rPr>
+              <w:rFonts w:ascii="Cambria Math" w:hAnsi="Cambria Math"/>
+              <w:color w:val="000000"/>
+            </w:rPr>
+            <m:t xml:space="preserve">J</m:t>
           </m:r>
           <m:r>
             <m:rPr>
               <m:sty m:val="p"/>
             </m:rPr>
-            <m:t>=</m:t>
+            <w:rPr>
+              <w:rFonts w:ascii="Cambria Math" w:hAnsi="Cambria Math"/>
+              <w:color w:val="000000"/>
+            </w:rPr>
+            <m:t xml:space="preserve">=</m:t>
           </m:r>
           <m:f>
             <m:fPr>
-              <m:type m:val="bar"/>
+              <m:ctrlPr>
+                <w:rPr>
+                  <w:rFonts w:ascii="Cambria Math" w:hAnsi="Cambria Math"/>
+                  <w:i/>
+                </w:rPr>
+              </m:ctrlPr>
             </m:fPr>
             <m:num>
               <m:sSup>
+                <m:sSupPr>
+                  <m:ctrlPr>
+                    <w:rPr>
+                      <w:rFonts w:ascii="Cambria Math" w:hAnsi="Cambria Math"/>
+                      <w:i/>
+                    </w:rPr>
+                  </m:ctrlPr>
+                </m:sSupPr>
                 <m:e>
                   <m:d>
                     <m:dPr>
-                      <m:begChr m:val="("/>
-                      <m:endChr m:val=")"/>
                       <m:sepChr m:val=""/>
-                      <m:grow/>
+                      <m:ctrlPr>
+                        <w:rPr>
+                          <w:rFonts w:ascii="Cambria Math" w:hAnsi="Cambria Math"/>
+                          <w:i/>
+                        </w:rPr>
+                      </m:ctrlPr>
                     </m:dPr>
                     <m:e>
                       <m:nary>
                         <m:naryPr>
                           <m:chr m:val="∑"/>
                           <m:limLoc m:val="undOvr"/>
-                          <m:subHide m:val="off"/>
-                          <m:supHide m:val="on"/>
+                          <m:supHide m:val="1"/>
+                          <m:ctrlPr>
+                            <w:rPr>
+                              <w:rFonts w:ascii="Cambria Math" w:hAnsi="Cambria Math"/>
+                              <w:i/>
+                            </w:rPr>
+                          </m:ctrlPr>
                         </m:naryPr>
                         <m:sub>
                           <m:r>
-                            <m:t>i</m:t>
+                            <w:rPr>
+                              <w:rFonts w:ascii="Cambria Math" w:hAnsi="Cambria Math"/>
+                              <w:color w:val="000000"/>
+                            </w:rPr>
+                            <m:t xml:space="preserve">i</m:t>
                           </m:r>
                         </m:sub>
                         <m:sup>
                           <m:r>
-                            <m:t>​</m:t>
+                            <w:rPr>
+                              <w:rFonts w:ascii="Cambria Math" w:hAnsi="Cambria Math"/>
+                              <w:color w:val="000000"/>
+                            </w:rPr>
+                            <m:t xml:space="preserve">​</m:t>
                           </m:r>
                         </m:sup>
                         <m:e>
                           <m:sSub>
+                            <m:sSubPr>
+                              <m:ctrlPr>
+                                <w:rPr>
+                                  <w:rFonts w:ascii="Cambria Math" w:hAnsi="Cambria Math"/>
+                                  <w:i/>
+                                </w:rPr>
+                              </m:ctrlPr>
+                            </m:sSubPr>
                             <m:e>
                               <m:r>
-                                <m:t>x</m:t>
+                                <w:rPr>
+                                  <w:rFonts w:ascii="Cambria Math" w:hAnsi="Cambria Math"/>
+                                  <w:color w:val="000000"/>
+                                </w:rPr>
+                                <m:t xml:space="preserve">x</m:t>
                               </m:r>
                             </m:e>
                             <m:sub>
                               <m:r>
-                                <m:t>i</m:t>
+                                <w:rPr>
+                                  <w:rFonts w:ascii="Cambria Math" w:hAnsi="Cambria Math"/>
+                                  <w:color w:val="000000"/>
+                                </w:rPr>
+                                <m:t xml:space="preserve">i</m:t>
                               </m:r>
                             </m:sub>
                           </m:sSub>
@@ -2649,47 +3587,88 @@
                 </m:e>
                 <m:sup>
                   <m:r>
-                    <m:t>2</m:t>
+                    <w:rPr>
+                      <w:rFonts w:ascii="Cambria Math" w:hAnsi="Cambria Math"/>
+                      <w:color w:val="000000"/>
+                    </w:rPr>
+                    <m:t xml:space="preserve">2</m:t>
                   </m:r>
                 </m:sup>
               </m:sSup>
             </m:num>
             <m:den>
               <m:r>
-                <m:t>n</m:t>
+                <w:rPr>
+                  <w:rFonts w:ascii="Cambria Math" w:hAnsi="Cambria Math"/>
+                  <w:color w:val="000000"/>
+                </w:rPr>
+                <m:t xml:space="preserve">n</m:t>
               </m:r>
               <m:nary>
                 <m:naryPr>
                   <m:chr m:val="∑"/>
                   <m:limLoc m:val="undOvr"/>
-                  <m:subHide m:val="off"/>
-                  <m:supHide m:val="on"/>
+                  <m:supHide m:val="1"/>
+                  <m:ctrlPr>
+                    <w:rPr>
+                      <w:rFonts w:ascii="Cambria Math" w:hAnsi="Cambria Math"/>
+                      <w:i/>
+                    </w:rPr>
+                  </m:ctrlPr>
                 </m:naryPr>
                 <m:sub>
                   <m:r>
-                    <m:t>i</m:t>
+                    <w:rPr>
+                      <w:rFonts w:ascii="Cambria Math" w:hAnsi="Cambria Math"/>
+                      <w:color w:val="000000"/>
+                    </w:rPr>
+                    <m:t xml:space="preserve">i</m:t>
                   </m:r>
                 </m:sub>
                 <m:sup>
                   <m:r>
-                    <m:t>​</m:t>
+                    <w:rPr>
+                      <w:rFonts w:ascii="Cambria Math" w:hAnsi="Cambria Math"/>
+                      <w:color w:val="000000"/>
+                    </w:rPr>
+                    <m:t xml:space="preserve">​</m:t>
                   </m:r>
                 </m:sup>
                 <m:e>
                   <m:sSubSup>
+                    <m:sSubSupPr>
+                      <m:ctrlPr>
+                        <w:rPr>
+                          <w:rFonts w:ascii="Cambria Math" w:hAnsi="Cambria Math"/>
+                          <w:i/>
+                        </w:rPr>
+                      </m:ctrlPr>
+                    </m:sSubSupPr>
                     <m:e>
                       <m:r>
-                        <m:t>x</m:t>
+                        <w:rPr>
+                          <w:rFonts w:ascii="Cambria Math" w:hAnsi="Cambria Math"/>
+                          <w:color w:val="000000"/>
+                        </w:rPr>
+                        <m:t xml:space="preserve">x</m:t>
                       </m:r>
                     </m:e>
                     <m:sub>
                       <m:r>
-                        <m:t>i</m:t>
+                        <w:rPr>
+                          <w:rFonts w:ascii="Cambria Math" w:hAnsi="Cambria Math"/>
+                          <w:color w:val="000000"/>
+                        </w:rPr>
+                        <m:t xml:space="preserve">i</m:t>
                       </m:r>
                     </m:sub>
                     <m:sup>
                       <m:r>
-                        <m:t>2</m:t>
+                        <w:rPr>
+                          <w:rFonts w:ascii="Cambria Math" w:hAnsi="Cambria Math"/>
+                          <w:color w:val="000000"/>
+                        </w:rPr>
+                        <m:t xml:space="preserve">2</m:t>
                       </m:r>
                     </m:sup>
                   </m:sSubSup>
@@ -2701,17 +3680,29 @@
             <m:rPr>
               <m:sty m:val="p"/>
             </m:rPr>
-            <m:t>,</m:t>
+            <w:rPr>
+              <w:rFonts w:ascii="Cambria Math" w:hAnsi="Cambria Math"/>
+              <w:color w:val="000000"/>
+            </w:rPr>
+            <m:t xml:space="preserve">,</m:t>
           </m:r>
           <m:r>
-            <m:t>  </m:t>
+            <w:rPr>
+              <w:rFonts w:ascii="Cambria Math" w:hAnsi="Cambria Math"/>
+              <w:color w:val="000000"/>
+            </w:rPr>
+            <m:t xml:space="preserve">  </m:t>
           </m:r>
           <m:r>
             <m:rPr>
               <m:nor/>
               <m:sty m:val="p"/>
             </m:rPr>
-            <m:t>(8)</m:t>
+            <w:rPr>
+              <w:rFonts w:ascii="Cambria Math" w:hAnsi="Cambria Math"/>
+              <w:color w:val="000000"/>
+            </w:rPr>
+            <m:t xml:space="preserve">(8)</m:t>
           </m:r>
         </m:oMath>
       </m:oMathPara>
@@ -2722,87 +3713,99 @@
           <w:ilvl w:val="0"/>
           <w:numId w:val="1000"/>
         </w:numPr>
-      </w:pPr>
-      <w:r>
-        <w:t xml:space="preserve">donde</w:t>
-      </w:r>
-      <w:r>
-        <w:t xml:space="preserve"> </w:t>
+        <w:jc w:val="both"/>
+        <w:rPr>
+          <w:color w:val="000000"/>
+        </w:rPr>
+      </w:pPr>
+      <w:r>
+        <w:rPr>
+          <w:color w:val="000000"/>
+        </w:rPr>
+        <w:t xml:space="preserve">donde </w:t>
       </w:r>
       <m:oMath>
         <m:sSub>
+          <m:sSubPr>
+            <m:ctrlPr>
+              <w:rPr>
+                <w:rFonts w:ascii="Cambria Math" w:hAnsi="Cambria Math"/>
+                <w:i/>
+              </w:rPr>
+            </m:ctrlPr>
+          </m:sSubPr>
           <m:e>
             <m:r>
-              <m:t>x</m:t>
+              <w:rPr>
+                <w:rFonts w:ascii="Cambria Math" w:hAnsi="Cambria Math"/>
+                <w:color w:val="000000"/>
+              </w:rPr>
+              <m:t xml:space="preserve">x</m:t>
             </m:r>
           </m:e>
           <m:sub>
             <m:r>
-              <m:t>i</m:t>
+              <w:rPr>
+                <w:rFonts w:ascii="Cambria Math" w:hAnsi="Cambria Math"/>
+                <w:color w:val="000000"/>
+              </w:rPr>
+              <m:t xml:space="preserve">i</m:t>
             </m:r>
           </m:sub>
         </m:sSub>
       </m:oMath>
       <w:r>
-        <w:t xml:space="preserve"> </w:t>
-      </w:r>
-      <w:r>
-        <w:t xml:space="preserve">es el throughput del UE</w:t>
-      </w:r>
-      <w:r>
-        <w:t xml:space="preserve"> </w:t>
+        <w:rPr>
+          <w:color w:val="000000"/>
+        </w:rPr>
+        <w:t xml:space="preserve"> es el throughput del UE </w:t>
       </w:r>
       <m:oMath>
         <m:r>
-          <m:t>i</m:t>
+          <w:rPr>
+            <w:rFonts w:ascii="Cambria Math" w:hAnsi="Cambria Math"/>
+            <w:color w:val="000000"/>
+          </w:rPr>
+          <m:t xml:space="preserve">i</m:t>
         </m:r>
       </m:oMath>
       <w:r>
-        <w:t xml:space="preserve">, es decir, la cantidad de</w:t>
-      </w:r>
-      <w:r>
-        <w:t xml:space="preserve"> </w:t>
-      </w:r>
-      <w:r>
-        <w:t xml:space="preserve">datos que recibió dividida entre el tiempo simulado, y</w:t>
-      </w:r>
-      <w:r>
-        <w:t xml:space="preserve"> </w:t>
+        <w:rPr>
+          <w:color w:val="000000"/>
+        </w:rPr>
+        <w:t xml:space="preserve">, es decir, la cantidad de datos que recibió dividida entre el tiempo simulado, y </w:t>
       </w:r>
       <m:oMath>
         <m:r>
-          <m:t>n</m:t>
+          <w:rPr>
+            <w:rFonts w:ascii="Cambria Math" w:hAnsi="Cambria Math"/>
+            <w:color w:val="000000"/>
+          </w:rPr>
+          <m:t xml:space="preserve">n</m:t>
         </m:r>
         <m:r>
           <m:rPr>
             <m:sty m:val="p"/>
           </m:rPr>
-          <m:t>=</m:t>
+          <w:rPr>
+            <w:rFonts w:ascii="Cambria Math" w:hAnsi="Cambria Math"/>
+            <w:color w:val="000000"/>
+          </w:rPr>
+          <m:t xml:space="preserve">=</m:t>
         </m:r>
         <m:r>
-          <m:t>N</m:t>
+          <w:rPr>
+            <w:rFonts w:ascii="Cambria Math" w:hAnsi="Cambria Math"/>
+            <w:color w:val="000000"/>
+          </w:rPr>
+          <m:t xml:space="preserve">N</m:t>
         </m:r>
       </m:oMath>
       <w:r>
-        <w:t xml:space="preserve"> </w:t>
-      </w:r>
-      <w:r>
-        <w:t xml:space="preserve">es el</w:t>
-      </w:r>
-      <w:r>
-        <w:t xml:space="preserve"> </w:t>
-      </w:r>
-      <w:r>
-        <w:t xml:space="preserve">número de UE</w:t>
-      </w:r>
-      <w:r>
-        <w:t xml:space="preserve"> </w:t>
-      </w:r>
-      <w:r>
-        <w:t xml:space="preserve">[6]</w:t>
-      </w:r>
-      <w:r>
-        <w:t xml:space="preserve">.</w:t>
+        <w:rPr>
+          <w:color w:val="000000"/>
+        </w:rPr>
+        <w:t xml:space="preserve"> es el número de UE [6].</w:t>
       </w:r>
     </w:p>
     <w:p>
@@ -2811,21 +3814,16 @@
           <w:ilvl w:val="0"/>
           <w:numId w:val="1001"/>
         </w:numPr>
-      </w:pPr>
-      <w:r>
-        <w:t xml:space="preserve">Retardo promedio: tiempo promedio entre la llegada de un UE y la</w:t>
-      </w:r>
-      <w:r>
-        <w:t xml:space="preserve"> </w:t>
-      </w:r>
-      <w:r>
-        <w:t xml:space="preserve">entrega completa de su paquete, calculado sobre los UE que</w:t>
-      </w:r>
-      <w:r>
-        <w:t xml:space="preserve"> </w:t>
-      </w:r>
-      <w:r>
-        <w:t xml:space="preserve">completaron su paquete, con una resolución de una trama.</w:t>
+        <w:jc w:val="both"/>
+        <w:rPr>
+          <w:color w:val="000000"/>
+        </w:rPr>
+      </w:pPr>
+      <w:r>
+        <w:rPr>
+          <w:color w:val="000000"/>
+        </w:rPr>
+        <w:t xml:space="preserve">Retardo promedio: tiempo promedio entre la llegada de un UE y la entrega completa de su paquete, calculado sobre los UE que completaron su paquete, con una resolución de una trama.</w:t>
       </w:r>
     </w:p>
     <w:p>
@@ -2834,103 +3832,100 @@
           <w:ilvl w:val="0"/>
           <w:numId w:val="1001"/>
         </w:numPr>
-      </w:pPr>
-      <w:r>
+        <w:jc w:val="both"/>
+        <w:rPr>
+          <w:color w:val="000000"/>
+        </w:rPr>
+      </w:pPr>
+      <w:r>
+        <w:rPr>
+          <w:color w:val="000000"/>
+        </w:rPr>
         <w:t xml:space="preserve">Probabilidad de interrupción (</w:t>
       </w:r>
       <w:r>
         <w:rPr>
+          <w:i/>
           <w:iCs/>
-          <w:i/>
+          <w:color w:val="000000"/>
         </w:rPr>
         <w:t xml:space="preserve">outage</w:t>
       </w:r>
       <w:r>
-        <w:t xml:space="preserve">): porcentaje de UE con</w:t>
-      </w:r>
-      <w:r>
-        <w:t xml:space="preserve"> </w:t>
-      </w:r>
-      <w:r>
-        <w:t xml:space="preserve">datos pendientes que no recibieron ningún bit en una trama, promediado</w:t>
-      </w:r>
-      <w:r>
-        <w:t xml:space="preserve"> </w:t>
-      </w:r>
-      <w:r>
-        <w:t xml:space="preserve">sobre todas las tramas.</w:t>
-      </w:r>
-    </w:p>
-    <w:bookmarkEnd w:id="29"/>
-    <w:bookmarkStart w:id="34" w:name="resultados"/>
+        <w:rPr>
+          <w:color w:val="000000"/>
+        </w:rPr>
+        <w:t xml:space="preserve">): porcentaje de UE con datos pendientes que no recibieron ningún bit en una trama, promediado sobre todas las tramas.</w:t>
+      </w:r>
+    </w:p>
     <w:p>
       <w:pPr>
         <w:pStyle w:val="Heading2"/>
-      </w:pPr>
-      <w:r>
+        <w:jc w:val="both"/>
+        <w:rPr>
+          <w:color w:val="000000"/>
+        </w:rPr>
+      </w:pPr>
+      <w:bookmarkEnd w:id="7"/>
+      <w:bookmarkStart w:id="8" w:name="resultados"/>
+      <w:r>
+        <w:rPr>
+          <w:color w:val="000000"/>
+        </w:rPr>
         <w:t xml:space="preserve">Resultados</w:t>
       </w:r>
     </w:p>
     <w:p>
       <w:pPr>
         <w:pStyle w:val="FirstParagraph"/>
-      </w:pPr>
-      <w:r>
-        <w:t xml:space="preserve">Los cuatro despachadores se evaluaron en la misma celda y bajo las mismas</w:t>
-      </w:r>
-      <w:r>
-        <w:t xml:space="preserve"> </w:t>
-      </w:r>
-      <w:r>
-        <w:t xml:space="preserve">condiciones, según la tabla 1.</w:t>
+        <w:jc w:val="both"/>
+        <w:rPr>
+          <w:color w:val="000000"/>
+        </w:rPr>
+      </w:pPr>
+      <w:r>
+        <w:rPr>
+          <w:color w:val="000000"/>
+        </w:rPr>
+        <w:t xml:space="preserve">Los cuatro despachadores se evaluaron en la misma celda y bajo las mismas condiciones, según la tabla 1.</w:t>
       </w:r>
     </w:p>
     <w:p>
       <w:pPr>
         <w:pStyle w:val="BodyText"/>
-      </w:pPr>
-      <w:r>
-        <w:t xml:space="preserve">Con buffer infinito, todos los UE permanecen en la celda durante toda la</w:t>
-      </w:r>
-      <w:r>
-        <w:t xml:space="preserve"> </w:t>
-      </w:r>
-      <w:r>
-        <w:t xml:space="preserve">simulación. Lo anterior permite observar cómo asigna cada despachador los</w:t>
-      </w:r>
-      <w:r>
-        <w:t xml:space="preserve"> </w:t>
-      </w:r>
-      <w:r>
-        <w:t xml:space="preserve">recursos sin modificar sus condiciones de paquete de datos. Cada</w:t>
-      </w:r>
-      <w:r>
-        <w:t xml:space="preserve"> </w:t>
-      </w:r>
-      <w:r>
-        <w:t xml:space="preserve">despachador se simula durante 1 s y cada simulación inicia con la misma</w:t>
-      </w:r>
-      <w:r>
-        <w:t xml:space="preserve"> </w:t>
-      </w:r>
-      <w:r>
-        <w:t xml:space="preserve">generación de números aleatorios.</w:t>
+        <w:jc w:val="both"/>
+        <w:rPr>
+          <w:color w:val="000000"/>
+        </w:rPr>
+      </w:pPr>
+      <w:r>
+        <w:rPr>
+          <w:color w:val="000000"/>
+        </w:rPr>
+        <w:t xml:space="preserve">Con buffer infinito, todos los UE permanecen en la celda durante toda la simulación. Lo anterior permite observar cómo asigna cada despachador los recursos sin modificar sus condiciones de paquete de datos. Cada despachador se simula durante 1 s y cada simulación inicia con la misma generación de números aleatorios.</w:t>
       </w:r>
     </w:p>
     <w:p>
       <w:pPr>
         <w:pStyle w:val="TableCaption"/>
-      </w:pPr>
-      <w:r>
+        <w:jc w:val="both"/>
+        <w:rPr>
+          <w:color w:val="000000"/>
+        </w:rPr>
+      </w:pPr>
+      <w:r>
+        <w:rPr>
+          <w:color w:val="000000"/>
+        </w:rPr>
         <w:t xml:space="preserve">Tabla 1. Parámetros de simulación.</w:t>
       </w:r>
     </w:p>
     <w:tbl>
       <w:tblPr>
         <w:tblStyle w:val="Table"/>
-        <w:tblW w:type="auto" w:w="0"/>
-        <w:tblLook w:firstRow="1" w:lastRow="0" w:firstColumn="0" w:lastColumn="0" w:noHBand="0" w:noVBand="0" w:val="0020"/>
-        <w:jc w:val="start"/>
+        <w:tblW w:w="0" w:type="auto"/>
+        <w:jc w:val="left"/>
+        <w:tblLook w:val="0020" w:firstRow="1" w:lastRow="0" w:firstColumn="0" w:lastColumn="0" w:noHBand="0" w:noVBand="0"/>
         <w:tblCaption w:val="Tabla 1. Parámetros de simulación."/>
       </w:tblPr>
       <w:tblGrid>
@@ -2939,28 +3934,44 @@
       </w:tblGrid>
       <w:tr>
         <w:trPr>
-          <w:tblHeader w:val="true"/>
+          <w:tblHeader/>
         </w:trPr>
         <w:tc>
-          <w:tcPr/>
+          <w:tcPr>
+            <w:tcW w:w="0" w:type="auto"/>
+          </w:tcPr>
           <w:p>
             <w:pPr>
               <w:pStyle w:val="Compact"/>
-              <w:jc w:val="left"/>
+              <w:jc w:val="both"/>
+              <w:rPr>
+                <w:color w:val="000000"/>
+              </w:rPr>
             </w:pPr>
             <w:r>
+              <w:rPr>
+                <w:color w:val="000000"/>
+              </w:rPr>
               <w:t xml:space="preserve">Parámetro</w:t>
             </w:r>
           </w:p>
         </w:tc>
         <w:tc>
-          <w:tcPr/>
+          <w:tcPr>
+            <w:tcW w:w="0" w:type="auto"/>
+          </w:tcPr>
           <w:p>
             <w:pPr>
               <w:pStyle w:val="Compact"/>
-              <w:jc w:val="left"/>
+              <w:jc w:val="both"/>
+              <w:rPr>
+                <w:color w:val="000000"/>
+              </w:rPr>
             </w:pPr>
             <w:r>
+              <w:rPr>
+                <w:color w:val="000000"/>
+              </w:rPr>
               <w:t xml:space="preserve">Valor</w:t>
             </w:r>
           </w:p>
@@ -2968,33 +3979,56 @@
       </w:tr>
       <w:tr>
         <w:tc>
-          <w:tcPr/>
+          <w:tcPr>
+            <w:tcW w:w="0" w:type="auto"/>
+          </w:tcPr>
           <w:p>
             <w:pPr>
               <w:pStyle w:val="Compact"/>
-              <w:jc w:val="left"/>
+              <w:jc w:val="both"/>
+              <w:rPr>
+                <w:color w:val="000000"/>
+              </w:rPr>
             </w:pPr>
             <w:r>
+              <w:rPr>
+                <w:color w:val="000000"/>
+              </w:rPr>
               <w:t xml:space="preserve">UE activos (</w:t>
             </w:r>
             <m:oMath>
               <m:r>
-                <m:t>N</m:t>
+                <w:rPr>
+                  <w:rFonts w:ascii="Cambria Math" w:hAnsi="Cambria Math"/>
+                  <w:color w:val="000000"/>
+                </w:rPr>
+                <m:t xml:space="preserve">N</m:t>
               </m:r>
             </m:oMath>
             <w:r>
+              <w:rPr>
+                <w:color w:val="000000"/>
+              </w:rPr>
               <w:t xml:space="preserve">)</w:t>
             </w:r>
           </w:p>
         </w:tc>
         <w:tc>
-          <w:tcPr/>
+          <w:tcPr>
+            <w:tcW w:w="0" w:type="auto"/>
+          </w:tcPr>
           <w:p>
             <w:pPr>
               <w:pStyle w:val="Compact"/>
-              <w:jc w:val="left"/>
+              <w:jc w:val="both"/>
+              <w:rPr>
+                <w:color w:val="000000"/>
+              </w:rPr>
             </w:pPr>
             <w:r>
+              <w:rPr>
+                <w:color w:val="000000"/>
+              </w:rPr>
               <w:t xml:space="preserve">40</w:t>
             </w:r>
           </w:p>
@@ -3002,33 +4036,56 @@
       </w:tr>
       <w:tr>
         <w:tc>
-          <w:tcPr/>
+          <w:tcPr>
+            <w:tcW w:w="0" w:type="auto"/>
+          </w:tcPr>
           <w:p>
             <w:pPr>
               <w:pStyle w:val="Compact"/>
-              <w:jc w:val="left"/>
+              <w:jc w:val="both"/>
+              <w:rPr>
+                <w:color w:val="000000"/>
+              </w:rPr>
             </w:pPr>
             <w:r>
+              <w:rPr>
+                <w:color w:val="000000"/>
+              </w:rPr>
               <w:t xml:space="preserve">Radio de la celda (</w:t>
             </w:r>
             <m:oMath>
               <m:r>
-                <m:t>r</m:t>
+                <w:rPr>
+                  <w:rFonts w:ascii="Cambria Math" w:hAnsi="Cambria Math"/>
+                  <w:color w:val="000000"/>
+                </w:rPr>
+                <m:t xml:space="preserve">r</m:t>
               </m:r>
             </m:oMath>
             <w:r>
+              <w:rPr>
+                <w:color w:val="000000"/>
+              </w:rPr>
               <w:t xml:space="preserve">)</w:t>
             </w:r>
           </w:p>
         </w:tc>
         <w:tc>
-          <w:tcPr/>
+          <w:tcPr>
+            <w:tcW w:w="0" w:type="auto"/>
+          </w:tcPr>
           <w:p>
             <w:pPr>
               <w:pStyle w:val="Compact"/>
-              <w:jc w:val="left"/>
+              <w:jc w:val="both"/>
+              <w:rPr>
+                <w:color w:val="000000"/>
+              </w:rPr>
             </w:pPr>
             <w:r>
+              <w:rPr>
+                <w:color w:val="000000"/>
+              </w:rPr>
               <w:t xml:space="preserve">1 km</w:t>
             </w:r>
           </w:p>
@@ -3036,25 +4093,41 @@
       </w:tr>
       <w:tr>
         <w:tc>
-          <w:tcPr/>
+          <w:tcPr>
+            <w:tcW w:w="0" w:type="auto"/>
+          </w:tcPr>
           <w:p>
             <w:pPr>
               <w:pStyle w:val="Compact"/>
-              <w:jc w:val="left"/>
+              <w:jc w:val="both"/>
+              <w:rPr>
+                <w:color w:val="000000"/>
+              </w:rPr>
             </w:pPr>
             <w:r>
+              <w:rPr>
+                <w:color w:val="000000"/>
+              </w:rPr>
               <w:t xml:space="preserve">Frecuencia portadora</w:t>
             </w:r>
           </w:p>
         </w:tc>
         <w:tc>
-          <w:tcPr/>
+          <w:tcPr>
+            <w:tcW w:w="0" w:type="auto"/>
+          </w:tcPr>
           <w:p>
             <w:pPr>
               <w:pStyle w:val="Compact"/>
-              <w:jc w:val="left"/>
+              <w:jc w:val="both"/>
+              <w:rPr>
+                <w:color w:val="000000"/>
+              </w:rPr>
             </w:pPr>
             <w:r>
+              <w:rPr>
+                <w:color w:val="000000"/>
+              </w:rPr>
               <w:t xml:space="preserve">2.6 GHz</w:t>
             </w:r>
           </w:p>
@@ -3062,45 +4135,77 @@
       </w:tr>
       <w:tr>
         <w:tc>
-          <w:tcPr/>
+          <w:tcPr>
+            <w:tcW w:w="0" w:type="auto"/>
+          </w:tcPr>
           <w:p>
             <w:pPr>
               <w:pStyle w:val="Compact"/>
-              <w:jc w:val="left"/>
+              <w:jc w:val="both"/>
+              <w:rPr>
+                <w:color w:val="000000"/>
+              </w:rPr>
             </w:pPr>
             <w:r>
+              <w:rPr>
+                <w:color w:val="000000"/>
+              </w:rPr>
               <w:t xml:space="preserve">Potencia de transmisión (</w:t>
             </w:r>
             <m:oMath>
               <m:sSub>
+                <m:sSubPr>
+                  <m:ctrlPr>
+                    <w:rPr>
+                      <w:rFonts w:ascii="Cambria Math" w:hAnsi="Cambria Math"/>
+                      <w:i/>
+                    </w:rPr>
+                  </m:ctrlPr>
+                </m:sSubPr>
                 <m:e>
                   <m:r>
-                    <m:t>P</m:t>
+                    <w:rPr>
+                      <w:rFonts w:ascii="Cambria Math" w:hAnsi="Cambria Math"/>
+                      <w:color w:val="000000"/>
+                    </w:rPr>
+                    <m:t xml:space="preserve">P</m:t>
                   </m:r>
                 </m:e>
                 <m:sub>
                   <m:r>
-                    <m:t>t</m:t>
-                  </m:r>
-                  <m:r>
-                    <m:t>x</m:t>
+                    <w:rPr>
+                      <w:rFonts w:ascii="Cambria Math" w:hAnsi="Cambria Math"/>
+                      <w:color w:val="000000"/>
+                    </w:rPr>
+                    <m:t xml:space="preserve">tx</m:t>
                   </m:r>
                 </m:sub>
               </m:sSub>
             </m:oMath>
             <w:r>
+              <w:rPr>
+                <w:color w:val="000000"/>
+              </w:rPr>
               <w:t xml:space="preserve">)</w:t>
             </w:r>
           </w:p>
         </w:tc>
         <w:tc>
-          <w:tcPr/>
+          <w:tcPr>
+            <w:tcW w:w="0" w:type="auto"/>
+          </w:tcPr>
           <w:p>
             <w:pPr>
               <w:pStyle w:val="Compact"/>
-              <w:jc w:val="left"/>
+              <w:jc w:val="both"/>
+              <w:rPr>
+                <w:color w:val="000000"/>
+              </w:rPr>
             </w:pPr>
             <w:r>
+              <w:rPr>
+                <w:color w:val="000000"/>
+              </w:rPr>
               <w:t xml:space="preserve">43 dBm</w:t>
             </w:r>
           </w:p>
@@ -3108,33 +4213,56 @@
       </w:tr>
       <w:tr>
         <w:tc>
-          <w:tcPr/>
+          <w:tcPr>
+            <w:tcW w:w="0" w:type="auto"/>
+          </w:tcPr>
           <w:p>
             <w:pPr>
               <w:pStyle w:val="Compact"/>
-              <w:jc w:val="left"/>
+              <w:jc w:val="both"/>
+              <w:rPr>
+                <w:color w:val="000000"/>
+              </w:rPr>
             </w:pPr>
             <w:r>
+              <w:rPr>
+                <w:color w:val="000000"/>
+              </w:rPr>
               <w:t xml:space="preserve">Ancho de banda del canal (</w:t>
             </w:r>
             <m:oMath>
               <m:r>
-                <m:t>B</m:t>
+                <w:rPr>
+                  <w:rFonts w:ascii="Cambria Math" w:hAnsi="Cambria Math"/>
+                  <w:color w:val="000000"/>
+                </w:rPr>
+                <m:t xml:space="preserve">B</m:t>
               </m:r>
             </m:oMath>
             <w:r>
+              <w:rPr>
+                <w:color w:val="000000"/>
+              </w:rPr>
               <w:t xml:space="preserve">)</w:t>
             </w:r>
           </w:p>
         </w:tc>
         <w:tc>
-          <w:tcPr/>
+          <w:tcPr>
+            <w:tcW w:w="0" w:type="auto"/>
+          </w:tcPr>
           <w:p>
             <w:pPr>
               <w:pStyle w:val="Compact"/>
-              <w:jc w:val="left"/>
+              <w:jc w:val="both"/>
+              <w:rPr>
+                <w:color w:val="000000"/>
+              </w:rPr>
             </w:pPr>
             <w:r>
+              <w:rPr>
+                <w:color w:val="000000"/>
+              </w:rPr>
               <w:t xml:space="preserve">5 MHz</w:t>
             </w:r>
           </w:p>
@@ -3142,25 +4270,41 @@
       </w:tr>
       <w:tr>
         <w:tc>
-          <w:tcPr/>
+          <w:tcPr>
+            <w:tcW w:w="0" w:type="auto"/>
+          </w:tcPr>
           <w:p>
             <w:pPr>
               <w:pStyle w:val="Compact"/>
-              <w:jc w:val="left"/>
+              <w:jc w:val="both"/>
+              <w:rPr>
+                <w:color w:val="000000"/>
+              </w:rPr>
             </w:pPr>
             <w:r>
+              <w:rPr>
+                <w:color w:val="000000"/>
+              </w:rPr>
               <w:t xml:space="preserve">Modelo de pérdidas</w:t>
             </w:r>
           </w:p>
         </w:tc>
         <w:tc>
-          <w:tcPr/>
+          <w:tcPr>
+            <w:tcW w:w="0" w:type="auto"/>
+          </w:tcPr>
           <w:p>
             <w:pPr>
               <w:pStyle w:val="Compact"/>
-              <w:jc w:val="left"/>
+              <w:jc w:val="both"/>
+              <w:rPr>
+                <w:color w:val="000000"/>
+              </w:rPr>
             </w:pPr>
             <w:r>
+              <w:rPr>
+                <w:color w:val="000000"/>
+              </w:rPr>
               <w:t xml:space="preserve">UMa NLOS</w:t>
             </w:r>
           </w:p>
@@ -3168,42 +4312,77 @@
       </w:tr>
       <w:tr>
         <w:tc>
-          <w:tcPr/>
+          <w:tcPr>
+            <w:tcW w:w="0" w:type="auto"/>
+          </w:tcPr>
           <w:p>
             <w:pPr>
               <w:pStyle w:val="Compact"/>
-              <w:jc w:val="left"/>
+              <w:jc w:val="both"/>
+              <w:rPr>
+                <w:color w:val="000000"/>
+              </w:rPr>
             </w:pPr>
             <w:r>
+              <w:rPr>
+                <w:color w:val="000000"/>
+              </w:rPr>
               <w:t xml:space="preserve">Factor de interferencia (</w:t>
             </w:r>
             <m:oMath>
               <m:sSub>
+                <m:sSubPr>
+                  <m:ctrlPr>
+                    <w:rPr>
+                      <w:rFonts w:ascii="Cambria Math" w:hAnsi="Cambria Math"/>
+                      <w:i/>
+                    </w:rPr>
+                  </m:ctrlPr>
+                </m:sSubPr>
                 <m:e>
                   <m:r>
-                    <m:t>f</m:t>
+                    <w:rPr>
+                      <w:rFonts w:ascii="Cambria Math" w:hAnsi="Cambria Math"/>
+                      <w:color w:val="000000"/>
+                    </w:rPr>
+                    <m:t xml:space="preserve">f</m:t>
                   </m:r>
                 </m:e>
                 <m:sub>
                   <m:r>
-                    <m:t>I</m:t>
+                    <w:rPr>
+                      <w:rFonts w:ascii="Cambria Math" w:hAnsi="Cambria Math"/>
+                      <w:color w:val="000000"/>
+                    </w:rPr>
+                    <m:t xml:space="preserve">I</m:t>
                   </m:r>
                 </m:sub>
               </m:sSub>
             </m:oMath>
             <w:r>
+              <w:rPr>
+                <w:color w:val="000000"/>
+              </w:rPr>
               <w:t xml:space="preserve">)</w:t>
             </w:r>
           </w:p>
         </w:tc>
         <w:tc>
-          <w:tcPr/>
+          <w:tcPr>
+            <w:tcW w:w="0" w:type="auto"/>
+          </w:tcPr>
           <w:p>
             <w:pPr>
               <w:pStyle w:val="Compact"/>
-              <w:jc w:val="left"/>
+              <w:jc w:val="both"/>
+              <w:rPr>
+                <w:color w:val="000000"/>
+              </w:rPr>
             </w:pPr>
             <w:r>
+              <w:rPr>
+                <w:color w:val="000000"/>
+              </w:rPr>
               <w:t xml:space="preserve">0.1</w:t>
             </w:r>
           </w:p>
@@ -3211,33 +4390,56 @@
       </w:tr>
       <w:tr>
         <w:tc>
-          <w:tcPr/>
+          <w:tcPr>
+            <w:tcW w:w="0" w:type="auto"/>
+          </w:tcPr>
           <w:p>
             <w:pPr>
               <w:pStyle w:val="Compact"/>
-              <w:jc w:val="left"/>
+              <w:jc w:val="both"/>
+              <w:rPr>
+                <w:color w:val="000000"/>
+              </w:rPr>
             </w:pPr>
             <w:r>
+              <w:rPr>
+                <w:color w:val="000000"/>
+              </w:rPr>
               <w:t xml:space="preserve">Duración (</w:t>
             </w:r>
             <m:oMath>
               <m:r>
-                <m:t>F</m:t>
+                <w:rPr>
+                  <w:rFonts w:ascii="Cambria Math" w:hAnsi="Cambria Math"/>
+                  <w:color w:val="000000"/>
+                </w:rPr>
+                <m:t xml:space="preserve">F</m:t>
               </m:r>
             </m:oMath>
             <w:r>
+              <w:rPr>
+                <w:color w:val="000000"/>
+              </w:rPr>
               <w:t xml:space="preserve">)</w:t>
             </w:r>
           </w:p>
         </w:tc>
         <w:tc>
-          <w:tcPr/>
+          <w:tcPr>
+            <w:tcW w:w="0" w:type="auto"/>
+          </w:tcPr>
           <w:p>
             <w:pPr>
               <w:pStyle w:val="Compact"/>
-              <w:jc w:val="left"/>
+              <w:jc w:val="both"/>
+              <w:rPr>
+                <w:color w:val="000000"/>
+              </w:rPr>
             </w:pPr>
             <w:r>
+              <w:rPr>
+                <w:color w:val="000000"/>
+              </w:rPr>
               <w:t xml:space="preserve">100 tramas (1 s)</w:t>
             </w:r>
           </w:p>
@@ -3245,159 +4447,152 @@
       </w:tr>
       <w:tr>
         <w:tc>
-          <w:tcPr/>
+          <w:tcPr>
+            <w:tcW w:w="0" w:type="auto"/>
+          </w:tcPr>
           <w:p>
             <w:pPr>
               <w:pStyle w:val="Compact"/>
-              <w:jc w:val="left"/>
+              <w:jc w:val="both"/>
+              <w:rPr>
+                <w:color w:val="000000"/>
+              </w:rPr>
             </w:pPr>
             <w:r>
+              <w:rPr>
+                <w:color w:val="000000"/>
+              </w:rPr>
               <w:t xml:space="preserve">Tráfico</w:t>
             </w:r>
           </w:p>
         </w:tc>
         <w:tc>
-          <w:tcPr/>
+          <w:tcPr>
+            <w:tcW w:w="0" w:type="auto"/>
+          </w:tcPr>
           <w:p>
             <w:pPr>
               <w:pStyle w:val="Compact"/>
-              <w:jc w:val="left"/>
+              <w:jc w:val="both"/>
+              <w:rPr>
+                <w:color w:val="000000"/>
+              </w:rPr>
             </w:pPr>
             <w:r>
+              <w:rPr>
+                <w:color w:val="000000"/>
+              </w:rPr>
               <w:t xml:space="preserve">Buffer infinito</w:t>
             </w:r>
           </w:p>
         </w:tc>
       </w:tr>
     </w:tbl>
-    <w:bookmarkStart w:id="33" w:name="throughput-por-ue."/>
     <w:p>
       <w:pPr>
         <w:pStyle w:val="Heading3"/>
-      </w:pPr>
-      <w:r>
+        <w:jc w:val="both"/>
+        <w:rPr>
+          <w:color w:val="000000"/>
+        </w:rPr>
+      </w:pPr>
+      <w:bookmarkStart w:id="9" w:name="throughput-por-ue."/>
+      <w:r>
+        <w:rPr>
+          <w:color w:val="000000"/>
+        </w:rPr>
         <w:t xml:space="preserve">Throughput por UE.</w:t>
       </w:r>
     </w:p>
     <w:p>
       <w:pPr>
         <w:pStyle w:val="FirstParagraph"/>
-      </w:pPr>
-      <w:r>
-        <w:t xml:space="preserve">La fig. 2 muestra el throughput promedio de cada UE en función</w:t>
-      </w:r>
-      <w:r>
-        <w:t xml:space="preserve"> </w:t>
-      </w:r>
-      <w:r>
-        <w:t xml:space="preserve">de su distancia a la gNB. Con RR, cada UE recibe</w:t>
-      </w:r>
-      <w:r>
-        <w:t xml:space="preserve"> </w:t>
-      </w:r>
-      <w:r>
-        <w:t xml:space="preserve">el 2.5% de los RB disponibles, por lo que su throughput depende solo de</w:t>
-      </w:r>
-      <w:r>
-        <w:t xml:space="preserve"> </w:t>
-      </w:r>
-      <w:r>
-        <w:t xml:space="preserve">las condiciones del canal.</w:t>
+        <w:jc w:val="both"/>
+        <w:rPr>
+          <w:color w:val="000000"/>
+        </w:rPr>
+      </w:pPr>
+      <w:r>
+        <w:rPr>
+          <w:color w:val="000000"/>
+        </w:rPr>
+        <w:t xml:space="preserve">La fig. 2 muestra el throughput promedio de cada UE en función de su distancia a la gNB. Con RR, cada UE recibe el 2.5% de los RB disponibles, por lo que su throughput depende solo de las condiciones del canal.</w:t>
       </w:r>
     </w:p>
     <w:p>
       <w:pPr>
         <w:pStyle w:val="BodyText"/>
-      </w:pPr>
-      <w:r>
-        <w:t xml:space="preserve">BCQI asigna cada RB al UE con mayor SINR, de modo que solo atiende a los</w:t>
-      </w:r>
-      <w:r>
-        <w:t xml:space="preserve"> </w:t>
-      </w:r>
-      <w:r>
-        <w:t xml:space="preserve">dos UE más cercanos: el UE ubicado junto a la gNB recibe el 93.8%</w:t>
-      </w:r>
-      <w:r>
-        <w:t xml:space="preserve"> </w:t>
-      </w:r>
-      <w:r>
-        <w:t xml:space="preserve">de los RB (21.9 Mbps) y el UE a 25.6 m el resto (1.4 Mbps). Los 38 UE</w:t>
-      </w:r>
-      <w:r>
-        <w:t xml:space="preserve"> </w:t>
-      </w:r>
-      <w:r>
-        <w:t xml:space="preserve">restantes no reciben datos y no aparecen en la figura.</w:t>
+        <w:jc w:val="both"/>
+        <w:rPr>
+          <w:color w:val="000000"/>
+        </w:rPr>
+      </w:pPr>
+      <w:r>
+        <w:rPr>
+          <w:color w:val="000000"/>
+        </w:rPr>
+        <w:t xml:space="preserve">BCQI asigna cada RB al UE con mayor SINR, de modo que solo atiende a los dos UE más cercanos: el UE ubicado junto a la gNB recibe el 93.8% de los RB (21.9 Mbps) y el UE a 25.6 m el resto (1.4 Mbps). Los 38 UE restantes no reciben datos y no aparecen en la figura.</w:t>
       </w:r>
     </w:p>
     <w:p>
       <w:pPr>
         <w:pStyle w:val="BodyText"/>
-      </w:pPr>
-      <w:r>
-        <w:t xml:space="preserve">BET iguala el throughput de todos los UE. Para lograrlo, asigna más RB</w:t>
-      </w:r>
-      <w:r>
-        <w:t xml:space="preserve"> </w:t>
-      </w:r>
-      <w:r>
-        <w:t xml:space="preserve">a los UE con peores condiciones de canal (del 1.6% para el UE más</w:t>
-      </w:r>
-      <w:r>
-        <w:t xml:space="preserve"> </w:t>
-      </w:r>
-      <w:r>
-        <w:t xml:space="preserve">cercano al 5.3% para el UE del borde), lo que reduce el throughput de los</w:t>
-      </w:r>
-      <w:r>
-        <w:t xml:space="preserve"> </w:t>
-      </w:r>
-      <w:r>
-        <w:t xml:space="preserve">UE que se encuentran más cerca del gNB con respecto a RR y PF.</w:t>
+        <w:jc w:val="both"/>
+        <w:rPr>
+          <w:color w:val="000000"/>
+        </w:rPr>
+      </w:pPr>
+      <w:r>
+        <w:rPr>
+          <w:color w:val="000000"/>
+        </w:rPr>
+        <w:t xml:space="preserve">BET iguala el throughput de todos los UE. Para lograrlo, asigna más RB a los UE con peores condiciones de canal (del 1.6% para el UE más cercano al 5.3% para el UE del borde), lo que reduce el throughput de los UE que se encuentran más cerca del gNB con respecto a RR y PF.</w:t>
       </w:r>
     </w:p>
     <w:p>
       <w:pPr>
         <w:pStyle w:val="BodyText"/>
-      </w:pPr>
-      <w:r>
-        <w:t xml:space="preserve">PF reparte los RB casi en la misma proporción que RR (entre 2.42% y</w:t>
-      </w:r>
-      <w:r>
-        <w:t xml:space="preserve"> </w:t>
-      </w:r>
-      <w:r>
-        <w:t xml:space="preserve">2.50% por UE), pero a cada UE se le asignan los RB en los que tiene menor</w:t>
-      </w:r>
-      <w:r>
-        <w:t xml:space="preserve"> </w:t>
-      </w:r>
-      <w:r>
-        <w:t xml:space="preserve">interferencia.</w:t>
+        <w:jc w:val="both"/>
+        <w:rPr>
+          <w:color w:val="000000"/>
+        </w:rPr>
+      </w:pPr>
+      <w:r>
+        <w:rPr>
+          <w:color w:val="000000"/>
+        </w:rPr>
+        <w:t xml:space="preserve">PF reparte los RB casi en la misma proporción que RR (entre 2.42% y 2.50% por UE), pero a cada UE se le asignan los RB en los que tiene menor interferencia.</w:t>
       </w:r>
     </w:p>
     <w:p>
       <w:pPr>
         <w:pStyle w:val="CaptionedFigure"/>
-      </w:pPr>
-      <w:r>
+        <w:jc w:val="both"/>
+        <w:rPr>
+          <w:color w:val="000000"/>
+        </w:rPr>
+      </w:pPr>
+      <w:r>
+        <w:rPr>
+          <w:color w:val="000000"/>
+        </w:rPr>
         <w:drawing>
-          <wp:inline>
+          <wp:inline distT="0" distB="0" distL="0" distR="0">
             <wp:extent cx="2879999" cy="1915728"/>
-            <wp:effectExtent b="0" l="0" r="0" t="0"/>
-            <wp:docPr descr="" title="" id="31" name="Picture"/>
+            <wp:effectExtent l="0" t="0" r="0" b="0"/>
+            <wp:docPr id="2" name="Picture 2" descr=""/>
+            <wp:cNvGraphicFramePr/>
             <a:graphic>
               <a:graphicData uri="http://schemas.openxmlformats.org/drawingml/2006/picture">
                 <pic:pic>
                   <pic:nvPicPr>
-                    <pic:cNvPr descr="fig_tp_distancia.png" id="32" name="Picture"/>
+                    <pic:cNvPr id="0" name="rId30.png" descr=""/>
                     <pic:cNvPicPr>
-                      <a:picLocks noChangeArrowheads="1" noChangeAspect="1"/>
+                      <a:picLocks noChangeAspect="1" noChangeArrowheads="1"/>
                     </pic:cNvPicPr>
                   </pic:nvPicPr>
                   <pic:blipFill>
-                    <a:blip r:embed="rId30"/>
+                    <a:blip r:embed="rId2"/>
                     <a:stretch>
                       <a:fillRect/>
                     </a:stretch>
@@ -3410,12 +4605,6 @@
                     <a:prstGeom prst="rect">
                       <a:avLst/>
                     </a:prstGeom>
-                    <a:noFill/>
-                    <a:ln w="9525">
-                      <a:noFill/>
-                      <a:headEnd/>
-                      <a:tailEnd/>
-                    </a:ln>
                   </pic:spPr>
                 </pic:pic>
               </a:graphicData>
@@ -3427,98 +4616,86 @@
     <w:p>
       <w:pPr>
         <w:pStyle w:val="ImageCaption"/>
-      </w:pPr>
-      <w:r>
-        <w:t xml:space="preserve">Figura 2. Throughput por UE en función de la distancia a la</w:t>
-      </w:r>
-      <w:r>
-        <w:t xml:space="preserve"> </w:t>
-      </w:r>
-      <w:r>
-        <w:t xml:space="preserve">gNB. Los 38 UE sin servicio con BCQI tienen throughput 0 y no</w:t>
-      </w:r>
-      <w:r>
-        <w:t xml:space="preserve"> </w:t>
-      </w:r>
-      <w:r>
-        <w:t xml:space="preserve">se muestran en la gráfica.</w:t>
+        <w:jc w:val="both"/>
+        <w:rPr>
+          <w:color w:val="000000"/>
+        </w:rPr>
+      </w:pPr>
+      <w:r>
+        <w:rPr>
+          <w:color w:val="000000"/>
+        </w:rPr>
+        <w:t xml:space="preserve">Figura 2. Throughput por UE en función de la distancia a la gNB. Los 38 UE sin servicio con BCQI tienen throughput 0 y no se muestran en la gráfica.</w:t>
       </w:r>
     </w:p>
     <w:p>
       <w:pPr>
         <w:pStyle w:val="BodyText"/>
-      </w:pPr>
-      <w:r>
-        <w:t xml:space="preserve">La Tabla 2 resume las métricas calculadas en la simulación.</w:t>
-      </w:r>
-      <w:r>
-        <w:t xml:space="preserve"> </w:t>
-      </w:r>
-      <w:r>
-        <w:t xml:space="preserve">BCQI obtiene el mayor throughput de la celda (23.3 Mbps, que</w:t>
-      </w:r>
-      <w:r>
-        <w:t xml:space="preserve"> </w:t>
-      </w:r>
-      <w:r>
-        <w:t xml:space="preserve">equivale a una eficiencia espectral de 4.67 bits/s/Hz), pero con un valor de</w:t>
-      </w:r>
-      <w:r>
-        <w:t xml:space="preserve"> </w:t>
-      </w:r>
-      <w:r>
-        <w:t xml:space="preserve">equidad según el índice de Jain de 0.03. BET alcanza una equidad</w:t>
-      </w:r>
-      <w:r>
-        <w:t xml:space="preserve"> </w:t>
-      </w:r>
-      <w:r>
-        <w:t xml:space="preserve">prácticamente perfecta (</w:t>
+        <w:jc w:val="both"/>
+        <w:rPr>
+          <w:color w:val="000000"/>
+        </w:rPr>
+      </w:pPr>
+      <w:r>
+        <w:rPr>
+          <w:color w:val="000000"/>
+        </w:rPr>
+        <w:t xml:space="preserve">La Tabla 2 resume las métricas calculadas en la simulación. BCQI obtiene el mayor throughput de la celda (23.3 Mbps, que equivale a una eficiencia espectral de 4.67 bits/s/Hz), pero con un valor de equidad según el índice de Jain de 0.03. BET alcanza una equidad prácticamente perfecta (</w:t>
       </w:r>
       <m:oMath>
         <m:r>
-          <m:t>J</m:t>
+          <w:rPr>
+            <w:rFonts w:ascii="Cambria Math" w:hAnsi="Cambria Math"/>
+            <w:color w:val="000000"/>
+          </w:rPr>
+          <m:t xml:space="preserve">J</m:t>
         </m:r>
         <m:r>
           <m:rPr>
             <m:sty m:val="p"/>
           </m:rPr>
-          <m:t>=</m:t>
+          <w:rPr>
+            <w:rFonts w:ascii="Cambria Math" w:hAnsi="Cambria Math"/>
+            <w:color w:val="000000"/>
+          </w:rPr>
+          <m:t xml:space="preserve">=</m:t>
         </m:r>
         <m:r>
-          <m:t>1.00</m:t>
+          <w:rPr>
+            <w:rFonts w:ascii="Cambria Math" w:hAnsi="Cambria Math"/>
+            <w:color w:val="000000"/>
+          </w:rPr>
+          <m:t xml:space="preserve">1.00</m:t>
         </m:r>
       </m:oMath>
       <w:r>
-        <w:t xml:space="preserve">) con el menor throughput (14.6 Mbps).</w:t>
-      </w:r>
-      <w:r>
-        <w:t xml:space="preserve"> </w:t>
-      </w:r>
-      <w:r>
-        <w:t xml:space="preserve">PF obtiene el segundo mayor throughput (19.1 Mbps, 11% más que RR) y una</w:t>
-      </w:r>
-      <w:r>
-        <w:t xml:space="preserve"> </w:t>
-      </w:r>
-      <w:r>
-        <w:t xml:space="preserve">equidad de 0.94, mayor que la de RR (0.89).</w:t>
+        <w:rPr>
+          <w:color w:val="000000"/>
+        </w:rPr>
+        <w:t xml:space="preserve">) con el menor throughput (14.6 Mbps). PF obtiene el segundo mayor throughput (19.1 Mbps, 11% más que RR) y una equidad de 0.94, mayor que la de RR (0.89).</w:t>
       </w:r>
     </w:p>
     <w:p>
       <w:pPr>
         <w:pStyle w:val="TableCaption"/>
-      </w:pPr>
-      <w:r>
+        <w:jc w:val="both"/>
+        <w:rPr>
+          <w:color w:val="000000"/>
+        </w:rPr>
+      </w:pPr>
+      <w:r>
+        <w:rPr>
+          <w:color w:val="000000"/>
+        </w:rPr>
         <w:t xml:space="preserve">Tabla 2. Métricas globales por despachador.</w:t>
       </w:r>
     </w:p>
     <w:tbl>
       <w:tblPr>
         <w:tblStyle w:val="Table"/>
-        <w:tblW w:type="auto" w:w="0"/>
-        <w:tblLook w:firstRow="0" w:lastRow="0" w:firstColumn="0" w:lastColumn="0" w:noHBand="0" w:noVBand="0" w:val="0000"/>
-        <w:jc w:val="start"/>
+        <w:tblW w:w="0" w:type="auto"/>
+        <w:jc w:val="left"/>
+        <w:tblLook w:val="0000" w:firstRow="0" w:lastRow="0" w:firstColumn="0" w:lastColumn="0" w:noHBand="0" w:noVBand="0"/>
         <w:tblCaption w:val="Tabla 2. Métricas globales por despachador."/>
       </w:tblPr>
       <w:tblGrid>
@@ -3529,51 +4706,84 @@
       </w:tblGrid>
       <w:tr>
         <w:tc>
-          <w:tcPr/>
+          <w:tcPr>
+            <w:tcW w:w="0" w:type="auto"/>
+          </w:tcPr>
           <w:p>
             <w:pPr>
               <w:pStyle w:val="Compact"/>
-              <w:jc w:val="left"/>
+              <w:jc w:val="both"/>
+              <w:rPr>
+                <w:color w:val="000000"/>
+              </w:rPr>
             </w:pPr>
             <w:r>
+              <w:rPr>
+                <w:color w:val="000000"/>
+              </w:rPr>
               <w:t xml:space="preserve">Despachador</w:t>
             </w:r>
           </w:p>
         </w:tc>
         <w:tc>
-          <w:tcPr/>
+          <w:tcPr>
+            <w:tcW w:w="0" w:type="auto"/>
+          </w:tcPr>
           <w:p>
             <w:pPr>
               <w:pStyle w:val="Compact"/>
-              <w:jc w:val="center"/>
+              <w:jc w:val="both"/>
+              <w:rPr>
+                <w:color w:val="000000"/>
+              </w:rPr>
             </w:pPr>
             <w:r>
+              <w:rPr>
+                <w:color w:val="000000"/>
+              </w:rPr>
               <w:t xml:space="preserve">Throughput</w:t>
             </w:r>
           </w:p>
         </w:tc>
         <w:tc>
-          <w:tcPr/>
+          <w:tcPr>
+            <w:tcW w:w="0" w:type="auto"/>
+          </w:tcPr>
           <w:p>
             <w:pPr>
               <w:pStyle w:val="Compact"/>
-              <w:jc w:val="center"/>
+              <w:jc w:val="both"/>
+              <w:rPr>
+                <w:color w:val="000000"/>
+              </w:rPr>
             </w:pPr>
             <w:r>
+              <w:rPr>
+                <w:color w:val="000000"/>
+              </w:rPr>
               <w:t xml:space="preserve">Eficiencia espectral</w:t>
             </w:r>
           </w:p>
         </w:tc>
         <w:tc>
-          <w:tcPr/>
+          <w:tcPr>
+            <w:tcW w:w="0" w:type="auto"/>
+          </w:tcPr>
           <w:p>
             <w:pPr>
               <w:pStyle w:val="Compact"/>
-              <w:jc w:val="center"/>
+              <w:jc w:val="both"/>
+              <w:rPr>
+                <w:color w:val="000000"/>
+              </w:rPr>
             </w:pPr>
             <m:oMath>
               <m:r>
-                <m:t>J</m:t>
+                <w:rPr>
+                  <w:rFonts w:ascii="Cambria Math" w:hAnsi="Cambria Math"/>
+                  <w:color w:val="000000"/>
+                </w:rPr>
+                <m:t xml:space="preserve">J</m:t>
               </m:r>
             </m:oMath>
           </w:p>
@@ -3581,91 +4791,151 @@
       </w:tr>
       <w:tr>
         <w:tc>
-          <w:tcPr/>
+          <w:tcPr>
+            <w:tcW w:w="0" w:type="auto"/>
+          </w:tcPr>
           <w:p>
             <w:pPr>
               <w:pStyle w:val="Compact"/>
+              <w:jc w:val="both"/>
+              <w:rPr>
+                <w:color w:val="000000"/>
+              </w:rPr>
             </w:pPr>
           </w:p>
         </w:tc>
         <w:tc>
-          <w:tcPr/>
+          <w:tcPr>
+            <w:tcW w:w="0" w:type="auto"/>
+          </w:tcPr>
           <w:p>
             <w:pPr>
               <w:pStyle w:val="Compact"/>
-              <w:jc w:val="center"/>
+              <w:jc w:val="both"/>
+              <w:rPr>
+                <w:color w:val="000000"/>
+              </w:rPr>
             </w:pPr>
             <w:r>
+              <w:rPr>
+                <w:color w:val="000000"/>
+              </w:rPr>
               <w:t xml:space="preserve">(Mbps)</w:t>
             </w:r>
           </w:p>
         </w:tc>
         <w:tc>
-          <w:tcPr/>
+          <w:tcPr>
+            <w:tcW w:w="0" w:type="auto"/>
+          </w:tcPr>
           <w:p>
             <w:pPr>
               <w:pStyle w:val="Compact"/>
-              <w:jc w:val="center"/>
+              <w:jc w:val="both"/>
+              <w:rPr>
+                <w:color w:val="000000"/>
+              </w:rPr>
             </w:pPr>
             <w:r>
+              <w:rPr>
+                <w:color w:val="000000"/>
+              </w:rPr>
               <w:t xml:space="preserve">(bits/s/Hz)</w:t>
             </w:r>
           </w:p>
         </w:tc>
         <w:tc>
-          <w:tcPr/>
+          <w:tcPr>
+            <w:tcW w:w="0" w:type="auto"/>
+          </w:tcPr>
           <w:p>
             <w:pPr>
               <w:pStyle w:val="Compact"/>
+              <w:jc w:val="both"/>
+              <w:rPr>
+                <w:color w:val="000000"/>
+              </w:rPr>
             </w:pPr>
           </w:p>
         </w:tc>
       </w:tr>
       <w:tr>
         <w:tc>
-          <w:tcPr/>
+          <w:tcPr>
+            <w:tcW w:w="0" w:type="auto"/>
+          </w:tcPr>
           <w:p>
             <w:pPr>
               <w:pStyle w:val="Compact"/>
-              <w:jc w:val="left"/>
+              <w:jc w:val="both"/>
+              <w:rPr>
+                <w:color w:val="000000"/>
+              </w:rPr>
             </w:pPr>
             <w:r>
+              <w:rPr>
+                <w:color w:val="000000"/>
+              </w:rPr>
               <w:t xml:space="preserve">RR</w:t>
             </w:r>
           </w:p>
         </w:tc>
         <w:tc>
-          <w:tcPr/>
+          <w:tcPr>
+            <w:tcW w:w="0" w:type="auto"/>
+          </w:tcPr>
           <w:p>
             <w:pPr>
               <w:pStyle w:val="Compact"/>
-              <w:jc w:val="center"/>
+              <w:jc w:val="both"/>
+              <w:rPr>
+                <w:color w:val="000000"/>
+              </w:rPr>
             </w:pPr>
             <w:r>
+              <w:rPr>
+                <w:color w:val="000000"/>
+              </w:rPr>
               <w:t xml:space="preserve">17.2</w:t>
             </w:r>
           </w:p>
         </w:tc>
         <w:tc>
-          <w:tcPr/>
+          <w:tcPr>
+            <w:tcW w:w="0" w:type="auto"/>
+          </w:tcPr>
           <w:p>
             <w:pPr>
               <w:pStyle w:val="Compact"/>
-              <w:jc w:val="center"/>
+              <w:jc w:val="both"/>
+              <w:rPr>
+                <w:color w:val="000000"/>
+              </w:rPr>
             </w:pPr>
             <w:r>
+              <w:rPr>
+                <w:color w:val="000000"/>
+              </w:rPr>
               <w:t xml:space="preserve">3.44</w:t>
             </w:r>
           </w:p>
         </w:tc>
         <w:tc>
-          <w:tcPr/>
+          <w:tcPr>
+            <w:tcW w:w="0" w:type="auto"/>
+          </w:tcPr>
           <w:p>
             <w:pPr>
               <w:pStyle w:val="Compact"/>
-              <w:jc w:val="center"/>
+              <w:jc w:val="both"/>
+              <w:rPr>
+                <w:color w:val="000000"/>
+              </w:rPr>
             </w:pPr>
             <w:r>
+              <w:rPr>
+                <w:color w:val="000000"/>
+              </w:rPr>
               <w:t xml:space="preserve">0.89</w:t>
             </w:r>
           </w:p>
@@ -3673,49 +4943,81 @@
       </w:tr>
       <w:tr>
         <w:tc>
-          <w:tcPr/>
+          <w:tcPr>
+            <w:tcW w:w="0" w:type="auto"/>
+          </w:tcPr>
           <w:p>
             <w:pPr>
               <w:pStyle w:val="Compact"/>
-              <w:jc w:val="left"/>
+              <w:jc w:val="both"/>
+              <w:rPr>
+                <w:color w:val="000000"/>
+              </w:rPr>
             </w:pPr>
             <w:r>
+              <w:rPr>
+                <w:color w:val="000000"/>
+              </w:rPr>
               <w:t xml:space="preserve">BCQI</w:t>
             </w:r>
           </w:p>
         </w:tc>
         <w:tc>
-          <w:tcPr/>
+          <w:tcPr>
+            <w:tcW w:w="0" w:type="auto"/>
+          </w:tcPr>
           <w:p>
             <w:pPr>
               <w:pStyle w:val="Compact"/>
-              <w:jc w:val="center"/>
+              <w:jc w:val="both"/>
+              <w:rPr>
+                <w:color w:val="000000"/>
+              </w:rPr>
             </w:pPr>
             <w:r>
+              <w:rPr>
+                <w:color w:val="000000"/>
+              </w:rPr>
               <w:t xml:space="preserve">23.3</w:t>
             </w:r>
           </w:p>
         </w:tc>
         <w:tc>
-          <w:tcPr/>
+          <w:tcPr>
+            <w:tcW w:w="0" w:type="auto"/>
+          </w:tcPr>
           <w:p>
             <w:pPr>
               <w:pStyle w:val="Compact"/>
-              <w:jc w:val="center"/>
+              <w:jc w:val="both"/>
+              <w:rPr>
+                <w:color w:val="000000"/>
+              </w:rPr>
             </w:pPr>
             <w:r>
+              <w:rPr>
+                <w:color w:val="000000"/>
+              </w:rPr>
               <w:t xml:space="preserve">4.67</w:t>
             </w:r>
           </w:p>
         </w:tc>
         <w:tc>
-          <w:tcPr/>
+          <w:tcPr>
+            <w:tcW w:w="0" w:type="auto"/>
+          </w:tcPr>
           <w:p>
             <w:pPr>
               <w:pStyle w:val="Compact"/>
-              <w:jc w:val="center"/>
+              <w:jc w:val="both"/>
+              <w:rPr>
+                <w:color w:val="000000"/>
+              </w:rPr>
             </w:pPr>
             <w:r>
+              <w:rPr>
+                <w:color w:val="000000"/>
+              </w:rPr>
               <w:t xml:space="preserve">0.03</w:t>
             </w:r>
           </w:p>
@@ -3723,49 +5025,81 @@
       </w:tr>
       <w:tr>
         <w:tc>
-          <w:tcPr/>
+          <w:tcPr>
+            <w:tcW w:w="0" w:type="auto"/>
+          </w:tcPr>
           <w:p>
             <w:pPr>
               <w:pStyle w:val="Compact"/>
-              <w:jc w:val="left"/>
+              <w:jc w:val="both"/>
+              <w:rPr>
+                <w:color w:val="000000"/>
+              </w:rPr>
             </w:pPr>
             <w:r>
+              <w:rPr>
+                <w:color w:val="000000"/>
+              </w:rPr>
               <w:t xml:space="preserve">BET</w:t>
             </w:r>
           </w:p>
         </w:tc>
         <w:tc>
-          <w:tcPr/>
+          <w:tcPr>
+            <w:tcW w:w="0" w:type="auto"/>
+          </w:tcPr>
           <w:p>
             <w:pPr>
               <w:pStyle w:val="Compact"/>
-              <w:jc w:val="center"/>
+              <w:jc w:val="both"/>
+              <w:rPr>
+                <w:color w:val="000000"/>
+              </w:rPr>
             </w:pPr>
             <w:r>
+              <w:rPr>
+                <w:color w:val="000000"/>
+              </w:rPr>
               <w:t xml:space="preserve">14.6</w:t>
             </w:r>
           </w:p>
         </w:tc>
         <w:tc>
-          <w:tcPr/>
+          <w:tcPr>
+            <w:tcW w:w="0" w:type="auto"/>
+          </w:tcPr>
           <w:p>
             <w:pPr>
               <w:pStyle w:val="Compact"/>
-              <w:jc w:val="center"/>
+              <w:jc w:val="both"/>
+              <w:rPr>
+                <w:color w:val="000000"/>
+              </w:rPr>
             </w:pPr>
             <w:r>
+              <w:rPr>
+                <w:color w:val="000000"/>
+              </w:rPr>
               <w:t xml:space="preserve">2.93</w:t>
             </w:r>
           </w:p>
         </w:tc>
         <w:tc>
-          <w:tcPr/>
+          <w:tcPr>
+            <w:tcW w:w="0" w:type="auto"/>
+          </w:tcPr>
           <w:p>
             <w:pPr>
               <w:pStyle w:val="Compact"/>
-              <w:jc w:val="center"/>
+              <w:jc w:val="both"/>
+              <w:rPr>
+                <w:color w:val="000000"/>
+              </w:rPr>
             </w:pPr>
             <w:r>
+              <w:rPr>
+                <w:color w:val="000000"/>
+              </w:rPr>
               <w:t xml:space="preserve">1.00</w:t>
             </w:r>
           </w:p>
@@ -3773,49 +5107,81 @@
       </w:tr>
       <w:tr>
         <w:tc>
-          <w:tcPr/>
+          <w:tcPr>
+            <w:tcW w:w="0" w:type="auto"/>
+          </w:tcPr>
           <w:p>
             <w:pPr>
               <w:pStyle w:val="Compact"/>
-              <w:jc w:val="left"/>
+              <w:jc w:val="both"/>
+              <w:rPr>
+                <w:color w:val="000000"/>
+              </w:rPr>
             </w:pPr>
             <w:r>
+              <w:rPr>
+                <w:color w:val="000000"/>
+              </w:rPr>
               <w:t xml:space="preserve">PF</w:t>
             </w:r>
           </w:p>
         </w:tc>
         <w:tc>
-          <w:tcPr/>
+          <w:tcPr>
+            <w:tcW w:w="0" w:type="auto"/>
+          </w:tcPr>
           <w:p>
             <w:pPr>
               <w:pStyle w:val="Compact"/>
-              <w:jc w:val="center"/>
+              <w:jc w:val="both"/>
+              <w:rPr>
+                <w:color w:val="000000"/>
+              </w:rPr>
             </w:pPr>
             <w:r>
+              <w:rPr>
+                <w:color w:val="000000"/>
+              </w:rPr>
               <w:t xml:space="preserve">19.1</w:t>
             </w:r>
           </w:p>
         </w:tc>
         <w:tc>
-          <w:tcPr/>
+          <w:tcPr>
+            <w:tcW w:w="0" w:type="auto"/>
+          </w:tcPr>
           <w:p>
             <w:pPr>
               <w:pStyle w:val="Compact"/>
-              <w:jc w:val="center"/>
+              <w:jc w:val="both"/>
+              <w:rPr>
+                <w:color w:val="000000"/>
+              </w:rPr>
             </w:pPr>
             <w:r>
+              <w:rPr>
+                <w:color w:val="000000"/>
+              </w:rPr>
               <w:t xml:space="preserve">3.83</w:t>
             </w:r>
           </w:p>
         </w:tc>
         <w:tc>
-          <w:tcPr/>
+          <w:tcPr>
+            <w:tcW w:w="0" w:type="auto"/>
+          </w:tcPr>
           <w:p>
             <w:pPr>
               <w:pStyle w:val="Compact"/>
-              <w:jc w:val="center"/>
+              <w:jc w:val="both"/>
+              <w:rPr>
+                <w:color w:val="000000"/>
+              </w:rPr>
             </w:pPr>
             <w:r>
+              <w:rPr>
+                <w:color w:val="000000"/>
+              </w:rPr>
               <w:t xml:space="preserve">0.94</w:t>
             </w:r>
           </w:p>
@@ -3825,491 +5191,305 @@
     <w:p>
       <w:pPr>
         <w:pStyle w:val="BodyText"/>
-      </w:pPr>
-      <w:r>
-        <w:t xml:space="preserve">Los resultados muestran el compromiso entre throughput y equidad de cada</w:t>
-      </w:r>
-      <w:r>
-        <w:t xml:space="preserve"> </w:t>
-      </w:r>
-      <w:r>
-        <w:t xml:space="preserve">estrategia de despacho. BCQI maximiza el throughput de la celda a cambio de dejar sin</w:t>
-      </w:r>
-      <w:r>
-        <w:t xml:space="preserve"> </w:t>
-      </w:r>
-      <w:r>
-        <w:t xml:space="preserve">servicio a una gran cantidad de UE, mientras BET logra la mayor equidad a cambio</w:t>
-      </w:r>
-      <w:r>
-        <w:t xml:space="preserve"> </w:t>
-      </w:r>
-      <w:r>
-        <w:t xml:space="preserve">de menor throughput y otorgar menos recursos a los UE cercanos al gNB.</w:t>
-      </w:r>
-      <w:r>
-        <w:t xml:space="preserve"> </w:t>
-      </w:r>
-      <w:r>
-        <w:t xml:space="preserve">RR reparte los recursos por igual, pero no aprovecha las condiciones del</w:t>
-      </w:r>
-      <w:r>
-        <w:t xml:space="preserve"> </w:t>
-      </w:r>
-      <w:r>
-        <w:t xml:space="preserve">canal para asignar recursos. PF ofrece el mejor balance: el segundo mayor throughput de la</w:t>
-      </w:r>
-      <w:r>
-        <w:t xml:space="preserve"> </w:t>
-      </w:r>
-      <w:r>
-        <w:t xml:space="preserve">celda, una equidad de 0.94 y 45% más throughput que RR para el UE que se encuentra</w:t>
-      </w:r>
-      <w:r>
-        <w:t xml:space="preserve"> </w:t>
-      </w:r>
-      <w:r>
-        <w:t xml:space="preserve">en el borde de la celda.</w:t>
-      </w:r>
-    </w:p>
-    <w:bookmarkEnd w:id="33"/>
-    <w:bookmarkEnd w:id="34"/>
-    <w:bookmarkEnd w:id="35"/>
-    <w:bookmarkStart w:id="45" w:name="referencias"/>
+        <w:jc w:val="both"/>
+        <w:rPr>
+          <w:color w:val="000000"/>
+        </w:rPr>
+      </w:pPr>
+      <w:r>
+        <w:rPr>
+          <w:color w:val="000000"/>
+        </w:rPr>
+        <w:t xml:space="preserve">Los resultados muestran el compromiso entre throughput y equidad de cada estrategia de despacho. BCQI maximiza el throughput de la celda a cambio de dejar sin servicio a una gran cantidad de UE, mientras BET logra la mayor equidad a cambio de menor throughput y otorgar menos recursos a los UE cercanos al gNB. RR reparte los recursos por igual, pero no aprovecha las condiciones del canal para asignar recursos. PF ofrece el mejor balance: el segundo mayor throughput de la celda, una equidad de 0.94 y 45% más throughput que RR para el UE que se encuentra en el borde de la celda.</w:t>
+      </w:r>
+    </w:p>
     <w:p>
       <w:pPr>
         <w:pStyle w:val="Heading1"/>
-      </w:pPr>
-      <w:r>
+        <w:jc w:val="both"/>
+        <w:rPr>
+          <w:color w:val="000000"/>
+        </w:rPr>
+      </w:pPr>
+      <w:bookmarkEnd w:id="9"/>
+      <w:bookmarkEnd w:id="8"/>
+      <w:bookmarkEnd w:id="0"/>
+      <w:bookmarkStart w:id="10" w:name="referencias"/>
+      <w:r>
+        <w:rPr>
+          <w:color w:val="000000"/>
+        </w:rPr>
         <w:t xml:space="preserve">Referencias</w:t>
       </w:r>
     </w:p>
-    <w:bookmarkStart w:id="44" w:name="refs"/>
-    <w:bookmarkStart w:id="37" w:name="ref-lin2019"/>
     <w:p>
       <w:pPr>
         <w:pStyle w:val="Bibliography"/>
-      </w:pPr>
-      <w:r>
-        <w:t xml:space="preserve">[1]</w:t>
-      </w:r>
-      <w:r>
-        <w:t xml:space="preserve"> </w:t>
-      </w:r>
-      <w:r>
-        <w:t xml:space="preserve">	</w:t>
-      </w:r>
-      <w:r>
-        <w:t xml:space="preserve">X. Lin</w:t>
-      </w:r>
-      <w:r>
-        <w:t xml:space="preserve"> </w:t>
-      </w:r>
-      <w:r>
-        <w:rPr>
+        <w:jc w:val="both"/>
+        <w:rPr>
+          <w:color w:val="000000"/>
+        </w:rPr>
+      </w:pPr>
+      <w:bookmarkStart w:id="11" w:name="refs"/>
+      <w:bookmarkStart w:id="12" w:name="ref-lin2019"/>
+      <w:r>
+        <w:rPr>
+          <w:color w:val="000000"/>
+        </w:rPr>
+        <w:t xml:space="preserve">[1] </w:t>
+        <w:tab/>
+        <w:t xml:space="preserve">X. Lin </w:t>
+      </w:r>
+      <w:r>
+        <w:rPr>
+          <w:i/>
           <w:iCs/>
+          <w:color w:val="000000"/>
+        </w:rPr>
+        <w:t xml:space="preserve">et al.</w:t>
+      </w:r>
+      <w:r>
+        <w:rPr>
+          <w:color w:val="000000"/>
+        </w:rPr>
+        <w:t xml:space="preserve">, “5G New Radio: Unveiling the Essentials of the Next Generation Wireless Access Technology”, </w:t>
+      </w:r>
+      <w:r>
+        <w:rPr>
           <w:i/>
-        </w:rPr>
-        <w:t xml:space="preserve">et al.</w:t>
-      </w:r>
-      <w:r>
-        <w:t xml:space="preserve">,</w:t>
-      </w:r>
-      <w:r>
-        <w:t xml:space="preserve"> </w:t>
-      </w:r>
-      <w:r>
-        <w:t xml:space="preserve">“</w:t>
-      </w:r>
-      <w:r>
-        <w:t xml:space="preserve">5G</w:t>
-      </w:r>
-      <w:r>
-        <w:t xml:space="preserve"> </w:t>
-      </w:r>
-      <w:r>
-        <w:t xml:space="preserve">New</w:t>
-      </w:r>
-      <w:r>
-        <w:t xml:space="preserve"> </w:t>
-      </w:r>
-      <w:r>
-        <w:t xml:space="preserve">Radio</w:t>
-      </w:r>
-      <w:r>
-        <w:t xml:space="preserve">: Unveiling the Essentials of the Next Generation Wireless Access Technology”</w:t>
-      </w:r>
-      <w:r>
-        <w:t xml:space="preserve">,</w:t>
-      </w:r>
-      <w:r>
-        <w:t xml:space="preserve"> </w:t>
-      </w:r>
-      <w:r>
-        <w:rPr>
           <w:iCs/>
-          <w:i/>
+          <w:color w:val="000000"/>
         </w:rPr>
         <w:t xml:space="preserve">IEEE Communications Standards Magazine</w:t>
       </w:r>
       <w:r>
-        <w:t xml:space="preserve">, vol. 3, núm. 3, pp. 30–37, sep. 2019, doi:</w:t>
-      </w:r>
-      <w:r>
-        <w:t xml:space="preserve"> </w:t>
-      </w:r>
-      <w:hyperlink r:id="rId36">
+        <w:rPr>
+          <w:color w:val="000000"/>
+        </w:rPr>
+        <w:t xml:space="preserve">, vol. 3, núm. 3, pp. 30–37, sep. 2019, doi: </w:t>
+      </w:r>
+      <w:hyperlink r:id="rId3" w:history="1">
         <w:r>
           <w:rPr>
             <w:rStyle w:val="Hyperlink"/>
+            <w:color w:val="000000"/>
           </w:rPr>
           <w:t xml:space="preserve">10.1109/MCOMSTD.001.1800036</w:t>
         </w:r>
       </w:hyperlink>
       <w:r>
+        <w:rPr>
+          <w:color w:val="000000"/>
+        </w:rPr>
         <w:t xml:space="preserve">.</w:t>
       </w:r>
     </w:p>
-    <w:bookmarkEnd w:id="37"/>
-    <w:bookmarkStart w:id="38" w:name="ref-capozzi2013"/>
     <w:p>
       <w:pPr>
         <w:pStyle w:val="Bibliography"/>
-      </w:pPr>
-      <w:r>
-        <w:t xml:space="preserve">[2]</w:t>
-      </w:r>
-      <w:r>
-        <w:t xml:space="preserve"> </w:t>
-      </w:r>
-      <w:r>
-        <w:t xml:space="preserve">	</w:t>
-      </w:r>
-      <w:r>
-        <w:t xml:space="preserve">F. Capozzi, G. Piro, L. A. Grieco, G. Boggia, y P. Camarda,</w:t>
-      </w:r>
-      <w:r>
-        <w:t xml:space="preserve"> </w:t>
-      </w:r>
-      <w:r>
-        <w:t xml:space="preserve">“Downlink Packet Scheduling in</w:t>
-      </w:r>
-      <w:r>
-        <w:t xml:space="preserve"> </w:t>
-      </w:r>
-      <w:r>
-        <w:t xml:space="preserve">LTE</w:t>
-      </w:r>
-      <w:r>
-        <w:t xml:space="preserve"> </w:t>
-      </w:r>
-      <w:r>
-        <w:t xml:space="preserve">Cellular Networks: Key Design Issues and a Survey”</w:t>
-      </w:r>
-      <w:r>
-        <w:t xml:space="preserve">,</w:t>
-      </w:r>
-      <w:r>
-        <w:t xml:space="preserve"> </w:t>
-      </w:r>
-      <w:r>
-        <w:rPr>
+        <w:jc w:val="both"/>
+        <w:rPr>
+          <w:color w:val="000000"/>
+        </w:rPr>
+      </w:pPr>
+      <w:bookmarkEnd w:id="12"/>
+      <w:bookmarkStart w:id="13" w:name="ref-capozzi2013"/>
+      <w:r>
+        <w:rPr>
+          <w:color w:val="000000"/>
+        </w:rPr>
+        <w:t xml:space="preserve">[2] </w:t>
+        <w:tab/>
+        <w:t xml:space="preserve">F. Capozzi, G. Piro, L. A. Grieco, G. Boggia, y P. Camarda, “Downlink Packet Scheduling in LTE Cellular Networks: Key Design Issues and a Survey”, </w:t>
+      </w:r>
+      <w:r>
+        <w:rPr>
+          <w:i/>
           <w:iCs/>
+          <w:color w:val="000000"/>
+        </w:rPr>
+        <w:t xml:space="preserve">IEEE Communications Surveys &amp; Tutorials</w:t>
+      </w:r>
+      <w:r>
+        <w:rPr>
+          <w:color w:val="000000"/>
+        </w:rPr>
+        <w:t xml:space="preserve">, vol. 15, núm. 2, pp. 678–700, 2013.</w:t>
+      </w:r>
+    </w:p>
+    <w:p>
+      <w:pPr>
+        <w:pStyle w:val="Bibliography"/>
+        <w:jc w:val="both"/>
+        <w:rPr>
+          <w:color w:val="000000"/>
+        </w:rPr>
+      </w:pPr>
+      <w:bookmarkEnd w:id="13"/>
+      <w:bookmarkStart w:id="14" w:name="ref-fitriasari2021"/>
+      <w:r>
+        <w:rPr>
+          <w:color w:val="000000"/>
+        </w:rPr>
+        <w:t xml:space="preserve">[3] </w:t>
+        <w:tab/>
+        <w:t xml:space="preserve">H. I. Fitriasari, A. I. Lestari, D. L. Luhurkinanti, y R. F. Sari, “Performance Evaluation of Downlink Multi-user OFDMA Scheduling in 5G New Radio (NR)”, en </w:t>
+      </w:r>
+      <w:r>
+        <w:rPr>
           <w:i/>
+          <w:iCs/>
+          <w:color w:val="000000"/>
+        </w:rPr>
+        <w:t xml:space="preserve">Proc. 18th International Conference on Electrical Engineering/Electronics, Computer, Telecommunications and Information Technology (ECTI-CON)</w:t>
+      </w:r>
+      <w:r>
+        <w:rPr>
+          <w:color w:val="000000"/>
+        </w:rPr>
+        <w:t xml:space="preserve">, Chiang Mai, Thailand, 2021, pp. 219–223.</w:t>
+      </w:r>
+    </w:p>
+    <w:p>
+      <w:pPr>
+        <w:pStyle w:val="Bibliography"/>
+        <w:jc w:val="both"/>
+        <w:rPr>
+          <w:color w:val="000000"/>
+        </w:rPr>
+      </w:pPr>
+      <w:bookmarkEnd w:id="14"/>
+      <w:bookmarkStart w:id="15" w:name="ref-haque2023"/>
+      <w:r>
+        <w:rPr>
+          <w:color w:val="000000"/>
+        </w:rPr>
+        <w:t xml:space="preserve">[4] </w:t>
+        <w:tab/>
+        <w:t xml:space="preserve">E. Haque, F. Tariq, M. Khandaker, K. Wong, y Y. Zhang, “A Survey of Scheduling in 5G URLLC and Outlook for Emerging 6G Systems”, </w:t>
+      </w:r>
+      <w:r>
+        <w:rPr>
+          <w:i/>
+          <w:iCs/>
+          <w:color w:val="000000"/>
+        </w:rPr>
+        <w:t xml:space="preserve">IEEE Access</w:t>
+      </w:r>
+      <w:r>
+        <w:rPr>
+          <w:color w:val="000000"/>
+        </w:rPr>
+        <w:t xml:space="preserve">, vol. 11, pp. 34372–34396, 2023.</w:t>
+      </w:r>
+    </w:p>
+    <w:p>
+      <w:pPr>
+        <w:pStyle w:val="Bibliography"/>
+        <w:jc w:val="both"/>
+        <w:rPr>
+          <w:color w:val="000000"/>
+        </w:rPr>
+      </w:pPr>
+      <w:bookmarkEnd w:id="15"/>
+      <w:bookmarkStart w:id="16" w:name="ref-mamane2022"/>
+      <w:r>
+        <w:rPr>
+          <w:color w:val="000000"/>
+        </w:rPr>
+        <w:t xml:space="preserve">[5] </w:t>
+        <w:tab/>
+        <w:t xml:space="preserve">A. Mamane, M. Fattah, M. El Ghazi, M. El Bekkali, Y. Balboul, y S. Mazer, “Scheduling Algorithms for 5G Networks and Beyond: Classification and Survey”, </w:t>
+      </w:r>
+      <w:r>
+        <w:rPr>
+          <w:i/>
+          <w:iCs/>
+          <w:color w:val="000000"/>
+        </w:rPr>
+        <w:t xml:space="preserve">IEEE Access</w:t>
+      </w:r>
+      <w:r>
+        <w:rPr>
+          <w:color w:val="000000"/>
+        </w:rPr>
+        <w:t xml:space="preserve">, vol. 10, pp. 51643–51661, 2022.</w:t>
+      </w:r>
+    </w:p>
+    <w:p>
+      <w:pPr>
+        <w:pStyle w:val="Bibliography"/>
+        <w:jc w:val="both"/>
+        <w:rPr>
+          <w:color w:val="000000"/>
+        </w:rPr>
+      </w:pPr>
+      <w:bookmarkEnd w:id="16"/>
+      <w:bookmarkStart w:id="17" w:name="ref-shi2014"/>
+      <w:r>
+        <w:rPr>
+          <w:color w:val="000000"/>
+        </w:rPr>
+        <w:t xml:space="preserve">[6] </w:t>
+        <w:tab/>
+        <w:t xml:space="preserve">H. Shi, R. V. Prasad, E. Onur, y I. G. M. M. Niemegeers, “Fairness in Wireless Networks: Issues, Measures and Challenges”, </w:t>
+      </w:r>
+      <w:r>
+        <w:rPr>
+          <w:i/>
+          <w:iCs/>
+          <w:color w:val="000000"/>
         </w:rPr>
         <w:t xml:space="preserve">IEEE Communications Surveys &amp; Tutorials</w:t>
       </w:r>
       <w:r>
-        <w:t xml:space="preserve">, vol. 15, núm. 2, pp. 678–700, 2013.</w:t>
-      </w:r>
-    </w:p>
-    <w:bookmarkEnd w:id="38"/>
-    <w:bookmarkStart w:id="39" w:name="ref-fitriasari2021"/>
-    <w:p>
-      <w:pPr>
-        <w:pStyle w:val="Bibliography"/>
-      </w:pPr>
-      <w:r>
-        <w:t xml:space="preserve">[3]</w:t>
-      </w:r>
-      <w:r>
-        <w:t xml:space="preserve"> </w:t>
-      </w:r>
-      <w:r>
-        <w:t xml:space="preserve">	</w:t>
-      </w:r>
-      <w:r>
-        <w:t xml:space="preserve">H. I. Fitriasari, A. I. Lestari, D. L. Luhurkinanti, y R. F. Sari,</w:t>
-      </w:r>
-      <w:r>
-        <w:t xml:space="preserve"> </w:t>
-      </w:r>
-      <w:r>
-        <w:t xml:space="preserve">“Performance Evaluation of Downlink Multi-user</w:t>
-      </w:r>
-      <w:r>
-        <w:t xml:space="preserve"> </w:t>
-      </w:r>
-      <w:r>
-        <w:t xml:space="preserve">OFDMA</w:t>
-      </w:r>
-      <w:r>
-        <w:t xml:space="preserve"> </w:t>
-      </w:r>
-      <w:r>
-        <w:t xml:space="preserve">Scheduling in</w:t>
-      </w:r>
-      <w:r>
-        <w:t xml:space="preserve"> </w:t>
-      </w:r>
-      <w:r>
-        <w:t xml:space="preserve">5G</w:t>
-      </w:r>
-      <w:r>
-        <w:t xml:space="preserve"> </w:t>
-      </w:r>
-      <w:r>
-        <w:t xml:space="preserve">New</w:t>
-      </w:r>
-      <w:r>
-        <w:t xml:space="preserve"> </w:t>
-      </w:r>
-      <w:r>
-        <w:t xml:space="preserve">Radio</w:t>
-      </w:r>
-      <w:r>
-        <w:t xml:space="preserve"> </w:t>
-      </w:r>
-      <w:r>
-        <w:t xml:space="preserve">(</w:t>
-      </w:r>
-      <w:r>
-        <w:t xml:space="preserve">NR</w:t>
-      </w:r>
-      <w:r>
-        <w:t xml:space="preserve">)”</w:t>
-      </w:r>
-      <w:r>
-        <w:t xml:space="preserve">, en</w:t>
-      </w:r>
-      <w:r>
-        <w:t xml:space="preserve"> </w:t>
-      </w:r>
-      <w:r>
-        <w:rPr>
-          <w:iCs/>
-          <w:i/>
-        </w:rPr>
-        <w:t xml:space="preserve">Proc. 18th International Conference on Electrical Engineering/Electronics, Computer, Telecommunications and Information Technology (ECTI-CON)</w:t>
-      </w:r>
-      <w:r>
-        <w:t xml:space="preserve">, Chiang Mai, Thailand, 2021, pp. 219–223.</w:t>
-      </w:r>
-    </w:p>
-    <w:bookmarkEnd w:id="39"/>
-    <w:bookmarkStart w:id="40" w:name="ref-haque2023"/>
-    <w:p>
-      <w:pPr>
-        <w:pStyle w:val="Bibliography"/>
-      </w:pPr>
-      <w:r>
-        <w:t xml:space="preserve">[4]</w:t>
-      </w:r>
-      <w:r>
-        <w:t xml:space="preserve"> </w:t>
-      </w:r>
-      <w:r>
-        <w:t xml:space="preserve">	</w:t>
-      </w:r>
-      <w:r>
-        <w:t xml:space="preserve">E. Haque, F. Tariq, M. Khandaker, K. Wong, y Y. Zhang,</w:t>
-      </w:r>
-      <w:r>
-        <w:t xml:space="preserve"> </w:t>
-      </w:r>
-      <w:r>
-        <w:t xml:space="preserve">“A Survey of Scheduling in</w:t>
-      </w:r>
-      <w:r>
-        <w:t xml:space="preserve"> </w:t>
-      </w:r>
-      <w:r>
-        <w:t xml:space="preserve">5G</w:t>
-      </w:r>
-      <w:r>
-        <w:t xml:space="preserve"> </w:t>
-      </w:r>
-      <w:r>
-        <w:t xml:space="preserve">URLLC</w:t>
-      </w:r>
-      <w:r>
-        <w:t xml:space="preserve"> </w:t>
-      </w:r>
-      <w:r>
-        <w:t xml:space="preserve">and Outlook for Emerging</w:t>
-      </w:r>
-      <w:r>
-        <w:t xml:space="preserve"> </w:t>
-      </w:r>
-      <w:r>
-        <w:t xml:space="preserve">6G</w:t>
-      </w:r>
-      <w:r>
-        <w:t xml:space="preserve"> </w:t>
-      </w:r>
-      <w:r>
-        <w:t xml:space="preserve">Systems”</w:t>
-      </w:r>
-      <w:r>
-        <w:t xml:space="preserve">,</w:t>
-      </w:r>
-      <w:r>
-        <w:t xml:space="preserve"> </w:t>
-      </w:r>
-      <w:r>
-        <w:rPr>
-          <w:iCs/>
-          <w:i/>
-        </w:rPr>
-        <w:t xml:space="preserve">IEEE Access</w:t>
-      </w:r>
-      <w:r>
-        <w:t xml:space="preserve">, vol. 11, pp. 34372–34396, 2023.</w:t>
-      </w:r>
-    </w:p>
-    <w:bookmarkEnd w:id="40"/>
-    <w:bookmarkStart w:id="41" w:name="ref-mamane2022"/>
-    <w:p>
-      <w:pPr>
-        <w:pStyle w:val="Bibliography"/>
-      </w:pPr>
-      <w:r>
-        <w:t xml:space="preserve">[5]</w:t>
-      </w:r>
-      <w:r>
-        <w:t xml:space="preserve"> </w:t>
-      </w:r>
-      <w:r>
-        <w:t xml:space="preserve">	</w:t>
-      </w:r>
-      <w:r>
-        <w:t xml:space="preserve">A. Mamane, M. Fattah, M. El Ghazi, M. El Bekkali, Y. Balboul, y S. Mazer,</w:t>
-      </w:r>
-      <w:r>
-        <w:t xml:space="preserve"> </w:t>
-      </w:r>
-      <w:r>
-        <w:t xml:space="preserve">“Scheduling Algorithms for</w:t>
-      </w:r>
-      <w:r>
-        <w:t xml:space="preserve"> </w:t>
-      </w:r>
-      <w:r>
-        <w:t xml:space="preserve">5G</w:t>
-      </w:r>
-      <w:r>
-        <w:t xml:space="preserve"> </w:t>
-      </w:r>
-      <w:r>
-        <w:t xml:space="preserve">Networks and Beyond: Classification and Survey”</w:t>
-      </w:r>
-      <w:r>
-        <w:t xml:space="preserve">,</w:t>
-      </w:r>
-      <w:r>
-        <w:t xml:space="preserve"> </w:t>
-      </w:r>
-      <w:r>
-        <w:rPr>
-          <w:iCs/>
-          <w:i/>
-        </w:rPr>
-        <w:t xml:space="preserve">IEEE Access</w:t>
-      </w:r>
-      <w:r>
-        <w:t xml:space="preserve">, vol. 10, pp. 51643–51661, 2022.</w:t>
-      </w:r>
-    </w:p>
-    <w:bookmarkEnd w:id="41"/>
-    <w:bookmarkStart w:id="43" w:name="ref-shi2014"/>
-    <w:p>
-      <w:pPr>
-        <w:pStyle w:val="Bibliography"/>
-      </w:pPr>
-      <w:r>
-        <w:t xml:space="preserve">[6]</w:t>
-      </w:r>
-      <w:r>
-        <w:t xml:space="preserve"> </w:t>
-      </w:r>
-      <w:r>
-        <w:t xml:space="preserve">	</w:t>
-      </w:r>
-      <w:r>
-        <w:t xml:space="preserve">H. Shi, R. V. Prasad, E. Onur, y I. G. M. M. Niemegeers,</w:t>
-      </w:r>
-      <w:r>
-        <w:t xml:space="preserve"> </w:t>
-      </w:r>
-      <w:r>
-        <w:t xml:space="preserve">“Fairness in Wireless Networks: Issues, Measures and Challenges”</w:t>
-      </w:r>
-      <w:r>
-        <w:t xml:space="preserve">,</w:t>
-      </w:r>
-      <w:r>
-        <w:t xml:space="preserve"> </w:t>
-      </w:r>
-      <w:r>
-        <w:rPr>
-          <w:iCs/>
-          <w:i/>
-        </w:rPr>
-        <w:t xml:space="preserve">IEEE Communications Surveys &amp; Tutorials</w:t>
-      </w:r>
-      <w:r>
-        <w:t xml:space="preserve">, vol. 16, núm. 1, pp. 5–24, 2014, doi:</w:t>
-      </w:r>
-      <w:r>
-        <w:t xml:space="preserve"> </w:t>
-      </w:r>
-      <w:hyperlink r:id="rId42">
+        <w:rPr>
+          <w:color w:val="000000"/>
+        </w:rPr>
+        <w:t xml:space="preserve">, vol. 16, núm. 1, pp. 5–24, 2014, doi: </w:t>
+      </w:r>
+      <w:hyperlink r:id="rId4" w:history="1">
         <w:r>
           <w:rPr>
             <w:rStyle w:val="Hyperlink"/>
+            <w:color w:val="000000"/>
           </w:rPr>
           <w:t xml:space="preserve">10.1109/SURV.2013.050113.00015</w:t>
         </w:r>
       </w:hyperlink>
       <w:r>
+        <w:rPr>
+          <w:color w:val="000000"/>
+        </w:rPr>
         <w:t xml:space="preserve">.</w:t>
       </w:r>
-    </w:p>
-    <w:bookmarkEnd w:id="43"/>
-    <w:bookmarkEnd w:id="44"/>
-    <w:bookmarkEnd w:id="45"/>
-    <w:sectPr/>
+      <w:bookmarkEnd w:id="17"/>
+      <w:bookmarkEnd w:id="11"/>
+      <w:bookmarkEnd w:id="10"/>
+    </w:p>
+    <w:sectPr>
+      <w:type w:val="nextPage"/>
+      <w:pgSz w:w="12240" w:h="15840"/>
+      <w:pgMar w:top="1440" w:right="1440" w:bottom="1440" w:left="1440" w:header="720" w:footer="720" w:gutter="0"/>
+      <w:cols w:space="720" w:num="1"/>
+    </w:sectPr>
   </w:body>
 </w:document>
 </file>
 
-<file path=word/comments.xml><?xml version="1.0" encoding="utf-8"?>
-<w:comments xmlns:w="http://schemas.openxmlformats.org/wordprocessingml/2006/main" xmlns:m="http://schemas.openxmlformats.org/officeDocument/2006/math" xmlns:r="http://schemas.openxmlformats.org/officeDocument/2006/relationships" xmlns:o="urn:schemas-microsoft-com:office:office" xmlns:v="urn:schemas-microsoft-com:vml" xmlns:w10="urn:schemas-microsoft-com:office:word" xmlns:a="http://schemas.openxmlformats.org/drawingml/2006/main" xmlns:pic="http://schemas.openxmlformats.org/drawingml/2006/picture" xmlns:wp="http://schemas.openxmlformats.org/drawingml/2006/wordprocessingDrawing"/>
-</file>
-
 <file path=word/footnotes.xml><?xml version="1.0" encoding="utf-8"?>
-<w:footnotes xmlns:w="http://schemas.openxmlformats.org/wordprocessingml/2006/main" xmlns:m="http://schemas.openxmlformats.org/officeDocument/2006/math" xmlns:r="http://schemas.openxmlformats.org/officeDocument/2006/relationships" xmlns:o="urn:schemas-microsoft-com:office:office" xmlns:v="urn:schemas-microsoft-com:vml" xmlns:w10="urn:schemas-microsoft-com:office:word" xmlns:a="http://schemas.openxmlformats.org/drawingml/2006/main" xmlns:pic="http://schemas.openxmlformats.org/drawingml/2006/picture" xmlns:wp="http://schemas.openxmlformats.org/drawingml/2006/wordprocessingDrawing">
+<w:footnotes xmlns:w="http://schemas.openxmlformats.org/wordprocessingml/2006/main" xmlns:r="http://schemas.openxmlformats.org/officeDocument/2006/relationships" xmlns:wp="http://schemas.openxmlformats.org/drawingml/2006/wordprocessingDrawing" xmlns:a="http://schemas.openxmlformats.org/drawingml/2006/main" xmlns:c="http://schemas.openxmlformats.org/drawingml/2006/chart" xmlns:pic="http://schemas.openxmlformats.org/drawingml/2006/picture" xmlns:mc="http://schemas.openxmlformats.org/markup-compatibility/2006" xmlns:w14="http://schemas.microsoft.com/office/word/2010/wordml" xmlns:wpi="http://schemas.microsoft.com/office/word/2010/wordprocessingInk" xmlns:w15="http://schemas.microsoft.com/office/word/2012/wordml" xmlns:wp14="http://schemas.microsoft.com/office/word/2010/wordprocessingDrawing" xmlns:wps="http://schemas.microsoft.com/office/word/2010/wordprocessingShape" xmlns:wpg="http://schemas.microsoft.com/office/word/2010/wordprocessingGroup" xmlns:wpc="http://schemas.microsoft.com/office/word/2010/wordprocessingCanvas" xmlns:dgm="http://schemas.openxmlformats.org/drawingml/2006/diagram" xmlns:dsp="http://schemas.microsoft.com/office/drawing/2008/diagram" xmlns:m="http://schemas.openxmlformats.org/officeDocument/2006/math" xmlns:v="urn:schemas-microsoft-com:vml" xmlns:o="urn:schemas-microsoft-com:office:office" xmlns:w10="urn:schemas-microsoft-com:office:word" xmlns:cx="http://schemas.microsoft.com/office/drawing/2014/chartex" xmlns:cx1="http://schemas.microsoft.com/office/drawing/2015/9/8/chartex" xmlns:cx2="http://schemas.microsoft.com/office/drawing/2015/10/21/chartex" xmlns:cx3="http://schemas.microsoft.com/office/drawing/2016/5/9/chartex" xmlns:cx4="http://schemas.microsoft.com/office/drawing/2016/5/10/chartex" xmlns:cx5="http://schemas.microsoft.com/office/drawing/2016/5/11/chartex" xmlns:cx6="http://schemas.microsoft.com/office/drawing/2016/5/12/chartex" xmlns:cx7="http://schemas.microsoft.com/office/drawing/2016/5/13/chartex" xmlns:cx8="http://schemas.microsoft.com/office/drawing/2016/5/14/chartex" mc:Ignorable="w14 w15 wp14">
+  <w:footnote w:type="separator" w:id="-1">
+    <w:p>
+      <w:r>
+        <w:separator/>
+      </w:r>
+    </w:p>
+  </w:footnote>
   <w:footnote w:type="continuationSeparator" w:id="0">
     <w:p>
       <w:r>
         <w:continuationSeparator/>
-      </w:r>
-    </w:p>
-  </w:footnote>
-  <w:footnote w:type="separator" w:id="-1">
-    <w:p>
-      <w:r>
-        <w:separator/>
       </w:r>
     </w:p>
   </w:footnote>
@@ -4317,11 +5497,11 @@
 </file>
 
 <file path=word/numbering.xml><?xml version="1.0" encoding="utf-8"?>
-<w:numbering xmlns:w="http://schemas.openxmlformats.org/wordprocessingml/2006/main">
+<w:numbering xmlns:w="http://schemas.openxmlformats.org/wordprocessingml/2006/main" xmlns:r="http://schemas.openxmlformats.org/officeDocument/2006/relationships" xmlns:wp="http://schemas.openxmlformats.org/drawingml/2006/wordprocessingDrawing" xmlns:a="http://schemas.openxmlformats.org/drawingml/2006/main" xmlns:c="http://schemas.openxmlformats.org/drawingml/2006/chart" xmlns:pic="http://schemas.openxmlformats.org/drawingml/2006/picture" xmlns:mc="http://schemas.openxmlformats.org/markup-compatibility/2006" xmlns:w14="http://schemas.microsoft.com/office/word/2010/wordml" xmlns:wpi="http://schemas.microsoft.com/office/word/2010/wordprocessingInk" xmlns:w15="http://schemas.microsoft.com/office/word/2012/wordml" xmlns:wp14="http://schemas.microsoft.com/office/word/2010/wordprocessingDrawing" xmlns:wps="http://schemas.microsoft.com/office/word/2010/wordprocessingShape" xmlns:wpg="http://schemas.microsoft.com/office/word/2010/wordprocessingGroup" xmlns:wpc="http://schemas.microsoft.com/office/word/2010/wordprocessingCanvas" xmlns:dgm="http://schemas.openxmlformats.org/drawingml/2006/diagram" xmlns:dsp="http://schemas.microsoft.com/office/drawing/2008/diagram" xmlns:m="http://schemas.openxmlformats.org/officeDocument/2006/math" xmlns:v="urn:schemas-microsoft-com:vml" xmlns:o="urn:schemas-microsoft-com:office:office" xmlns:w10="urn:schemas-microsoft-com:office:word" xmlns:cx="http://schemas.microsoft.com/office/drawing/2014/chartex" xmlns:cx1="http://schemas.microsoft.com/office/drawing/2015/9/8/chartex" xmlns:cx2="http://schemas.microsoft.com/office/drawing/2015/10/21/chartex" xmlns:cx3="http://schemas.microsoft.com/office/drawing/2016/5/9/chartex" xmlns:cx4="http://schemas.microsoft.com/office/drawing/2016/5/10/chartex" xmlns:cx5="http://schemas.microsoft.com/office/drawing/2016/5/11/chartex" xmlns:cx6="http://schemas.microsoft.com/office/drawing/2016/5/12/chartex" xmlns:cx7="http://schemas.microsoft.com/office/drawing/2016/5/13/chartex" xmlns:cx8="http://schemas.microsoft.com/office/drawing/2016/5/14/chartex" mc:Ignorable="w14 w15 wp14">
   <w:abstractNum w:abstractNumId="990">
-    <w:nsid w:val="A990"/>
     <w:multiLevelType w:val="multilevel"/>
     <w:lvl w:ilvl="0">
+      <w:start w:val="1"/>
       <w:numFmt w:val="bullet"/>
       <w:lvlText w:val=" "/>
       <w:lvlJc w:val="left"/>
@@ -4330,6 +5510,7 @@
       </w:pPr>
     </w:lvl>
     <w:lvl w:ilvl="1">
+      <w:start w:val="1"/>
       <w:numFmt w:val="bullet"/>
       <w:lvlText w:val=" "/>
       <w:lvlJc w:val="left"/>
@@ -4338,6 +5519,7 @@
       </w:pPr>
     </w:lvl>
     <w:lvl w:ilvl="2">
+      <w:start w:val="1"/>
       <w:numFmt w:val="bullet"/>
       <w:lvlText w:val=" "/>
       <w:lvlJc w:val="left"/>
@@ -4346,6 +5528,7 @@
       </w:pPr>
     </w:lvl>
     <w:lvl w:ilvl="3">
+      <w:start w:val="1"/>
       <w:numFmt w:val="bullet"/>
       <w:lvlText w:val=" "/>
       <w:lvlJc w:val="left"/>
@@ -4354,6 +5537,7 @@
       </w:pPr>
     </w:lvl>
     <w:lvl w:ilvl="4">
+      <w:start w:val="1"/>
       <w:numFmt w:val="bullet"/>
       <w:lvlText w:val=" "/>
       <w:lvlJc w:val="left"/>
@@ -4362,6 +5546,7 @@
       </w:pPr>
     </w:lvl>
     <w:lvl w:ilvl="5">
+      <w:start w:val="1"/>
       <w:numFmt w:val="bullet"/>
       <w:lvlText w:val=" "/>
       <w:lvlJc w:val="left"/>
@@ -4370,6 +5555,7 @@
       </w:pPr>
     </w:lvl>
     <w:lvl w:ilvl="6">
+      <w:start w:val="1"/>
       <w:numFmt w:val="bullet"/>
       <w:lvlText w:val=" "/>
       <w:lvlJc w:val="left"/>
@@ -4378,6 +5564,7 @@
       </w:pPr>
     </w:lvl>
     <w:lvl w:ilvl="7">
+      <w:start w:val="1"/>
       <w:numFmt w:val="bullet"/>
       <w:lvlText w:val=" "/>
       <w:lvlJc w:val="left"/>
@@ -4386,6 +5573,7 @@
       </w:pPr>
     </w:lvl>
     <w:lvl w:ilvl="8">
+      <w:start w:val="1"/>
       <w:numFmt w:val="bullet"/>
       <w:lvlText w:val=" "/>
       <w:lvlJc w:val="left"/>
@@ -4395,9 +5583,9 @@
     </w:lvl>
   </w:abstractNum>
   <w:abstractNum w:abstractNumId="991">
-    <w:nsid w:val="A991"/>
     <w:multiLevelType w:val="multilevel"/>
     <w:lvl w:ilvl="0">
+      <w:start w:val="1"/>
       <w:numFmt w:val="bullet"/>
       <w:lvlText w:val="•"/>
       <w:lvlJc w:val="left"/>
@@ -4406,6 +5594,7 @@
       </w:pPr>
     </w:lvl>
     <w:lvl w:ilvl="1">
+      <w:start w:val="1"/>
       <w:numFmt w:val="bullet"/>
       <w:lvlText w:val="–"/>
       <w:lvlJc w:val="left"/>
@@ -4414,6 +5603,7 @@
       </w:pPr>
     </w:lvl>
     <w:lvl w:ilvl="2">
+      <w:start w:val="1"/>
       <w:numFmt w:val="bullet"/>
       <w:lvlText w:val="•"/>
       <w:lvlJc w:val="left"/>
@@ -4422,6 +5612,7 @@
       </w:pPr>
     </w:lvl>
     <w:lvl w:ilvl="3">
+      <w:start w:val="1"/>
       <w:numFmt w:val="bullet"/>
       <w:lvlText w:val="–"/>
       <w:lvlJc w:val="left"/>
@@ -4430,6 +5621,7 @@
       </w:pPr>
     </w:lvl>
     <w:lvl w:ilvl="4">
+      <w:start w:val="1"/>
       <w:numFmt w:val="bullet"/>
       <w:lvlText w:val="•"/>
       <w:lvlJc w:val="left"/>
@@ -4438,6 +5630,7 @@
       </w:pPr>
     </w:lvl>
     <w:lvl w:ilvl="5">
+      <w:start w:val="1"/>
       <w:numFmt w:val="bullet"/>
       <w:lvlText w:val="–"/>
       <w:lvlJc w:val="left"/>
@@ -4446,6 +5639,7 @@
       </w:pPr>
     </w:lvl>
     <w:lvl w:ilvl="6">
+      <w:start w:val="1"/>
       <w:numFmt w:val="bullet"/>
       <w:lvlText w:val="•"/>
       <w:lvlJc w:val="left"/>
@@ -4454,6 +5648,7 @@
       </w:pPr>
     </w:lvl>
     <w:lvl w:ilvl="7">
+      <w:start w:val="1"/>
       <w:numFmt w:val="bullet"/>
       <w:lvlText w:val="–"/>
       <w:lvlJc w:val="left"/>
@@ -4462,6 +5657,7 @@
       </w:pPr>
     </w:lvl>
     <w:lvl w:ilvl="8">
+      <w:start w:val="1"/>
       <w:numFmt w:val="bullet"/>
       <w:lvlText w:val="•"/>
       <w:lvlJc w:val="left"/>
@@ -4480,14 +5676,14 @@
 </file>
 
 <file path=word/styles.xml><?xml version="1.0" encoding="utf-8"?>
-<w:styles xmlns:r="http://schemas.openxmlformats.org/officeDocument/2006/relationships" xmlns:w="http://schemas.openxmlformats.org/wordprocessingml/2006/main">
+<w:styles xmlns:w="http://schemas.openxmlformats.org/wordprocessingml/2006/main" xmlns:r="http://schemas.openxmlformats.org/officeDocument/2006/relationships" xmlns:wp="http://schemas.openxmlformats.org/drawingml/2006/wordprocessingDrawing" xmlns:a="http://schemas.openxmlformats.org/drawingml/2006/main" xmlns:c="http://schemas.openxmlformats.org/drawingml/2006/chart" xmlns:pic="http://schemas.openxmlformats.org/drawingml/2006/picture" xmlns:mc="http://schemas.openxmlformats.org/markup-compatibility/2006" xmlns:w14="http://schemas.microsoft.com/office/word/2010/wordml" xmlns:wpi="http://schemas.microsoft.com/office/word/2010/wordprocessingInk" xmlns:w15="http://schemas.microsoft.com/office/word/2012/wordml" xmlns:wp14="http://schemas.microsoft.com/office/word/2010/wordprocessingDrawing" xmlns:wps="http://schemas.microsoft.com/office/word/2010/wordprocessingShape" xmlns:wpg="http://schemas.microsoft.com/office/word/2010/wordprocessingGroup" xmlns:wpc="http://schemas.microsoft.com/office/word/2010/wordprocessingCanvas" xmlns:dgm="http://schemas.openxmlformats.org/drawingml/2006/diagram" xmlns:dsp="http://schemas.microsoft.com/office/drawing/2008/diagram" xmlns:m="http://schemas.openxmlformats.org/officeDocument/2006/math" xmlns:v="urn:schemas-microsoft-com:vml" xmlns:o="urn:schemas-microsoft-com:office:office" xmlns:w10="urn:schemas-microsoft-com:office:word" xmlns:cx="http://schemas.microsoft.com/office/drawing/2014/chartex" xmlns:cx1="http://schemas.microsoft.com/office/drawing/2015/9/8/chartex" xmlns:cx2="http://schemas.microsoft.com/office/drawing/2015/10/21/chartex" xmlns:cx3="http://schemas.microsoft.com/office/drawing/2016/5/9/chartex" xmlns:cx4="http://schemas.microsoft.com/office/drawing/2016/5/10/chartex" xmlns:cx5="http://schemas.microsoft.com/office/drawing/2016/5/11/chartex" xmlns:cx6="http://schemas.microsoft.com/office/drawing/2016/5/12/chartex" xmlns:cx7="http://schemas.microsoft.com/office/drawing/2016/5/13/chartex" xmlns:cx8="http://schemas.microsoft.com/office/drawing/2016/5/14/chartex" mc:Ignorable="w14 w15 wp14">
   <w:docDefaults>
     <w:rPrDefault>
       <w:rPr>
-        <w:rFonts w:asciiTheme="minorHAnsi" w:cstheme="minorBidi" w:eastAsiaTheme="minorHAnsi" w:hAnsiTheme="minorHAnsi"/>
+        <w:rFonts w:ascii="Cambria" w:hAnsi="Cambria"/>
         <w:sz w:val="24"/>
         <w:szCs w:val="24"/>
-        <w:lang w:bidi="ar-SA" w:eastAsia="en-US" w:val="es-MX"/>
+        <w:lang w:val="es-MX" w:bidi="ar-SA"/>
       </w:rPr>
     </w:rPrDefault>
     <w:pPrDefault>
@@ -4497,34 +5693,34 @@
     </w:pPrDefault>
   </w:docDefaults>
   <w:latentStyles w:count="276" w:defLockedState="0" w:defQFormat="0" w:defSemiHidden="0" w:defUIPriority="0" w:defUnhideWhenUsed="0"/>
-  <w:style w:default="1" w:styleId="Normal" w:type="paragraph">
+  <w:style w:type="paragraph" w:styleId="Normal" w:default="1">
     <w:name w:val="Normal"/>
     <w:qFormat/>
   </w:style>
-  <w:style w:styleId="BodyText" w:type="paragraph">
+  <w:style w:type="paragraph" w:styleId="BodyText">
     <w:name w:val="Body Text"/>
     <w:basedOn w:val="Normal"/>
     <w:link w:val="BodyTextChar"/>
+    <w:qFormat/>
     <w:pPr>
-      <w:spacing w:after="180" w:before="180"/>
+      <w:spacing w:before="180" w:after="180"/>
     </w:pPr>
-    <w:qFormat/>
-  </w:style>
-  <w:style w:customStyle="1" w:styleId="FirstParagraph" w:type="paragraph">
+  </w:style>
+  <w:style w:type="paragraph" w:styleId="FirstParagraph" w:customStyle="1">
     <w:name w:val="First Paragraph"/>
     <w:basedOn w:val="BodyText"/>
     <w:next w:val="BodyText"/>
     <w:qFormat/>
   </w:style>
-  <w:style w:customStyle="1" w:styleId="Compact" w:type="paragraph">
+  <w:style w:type="paragraph" w:styleId="Compact" w:customStyle="1">
     <w:name w:val="Compact"/>
     <w:basedOn w:val="BodyText"/>
     <w:qFormat/>
     <w:pPr>
-      <w:spacing w:after="36" w:before="36"/>
+      <w:spacing w:before="36" w:after="36"/>
     </w:pPr>
   </w:style>
-  <w:style w:styleId="Title" w:type="paragraph">
+  <w:style w:type="paragraph" w:styleId="Title">
     <w:name w:val="Title"/>
     <w:basedOn w:val="Normal"/>
     <w:next w:val="BodyText"/>
@@ -4532,19 +5728,19 @@
     <w:pPr>
       <w:keepNext/>
       <w:keepLines/>
-      <w:spacing w:after="240" w:before="480"/>
+      <w:spacing w:before="480" w:after="240"/>
       <w:jc w:val="center"/>
     </w:pPr>
     <w:rPr>
-      <w:rFonts w:asciiTheme="majorHAnsi" w:cstheme="majorBidi" w:eastAsiaTheme="majorEastAsia" w:hAnsiTheme="majorHAnsi"/>
+      <w:rFonts w:ascii="Calibri" w:hAnsi="Calibri"/>
       <w:b/>
       <w:bCs/>
-      <w:color w:themeColor="accent1" w:themeShade="B5" w:val="345A8A"/>
+      <w:color w:val="345B8A"/>
       <w:sz w:val="36"/>
       <w:szCs w:val="36"/>
     </w:rPr>
   </w:style>
-  <w:style w:styleId="Subtitle" w:type="paragraph">
+  <w:style w:type="paragraph" w:styleId="Subtitle">
     <w:name w:val="Subtitle"/>
     <w:basedOn w:val="Title"/>
     <w:next w:val="BodyText"/>
@@ -4552,7 +5748,7 @@
     <w:pPr>
       <w:keepNext/>
       <w:keepLines/>
-      <w:spacing w:after="240" w:before="240"/>
+      <w:spacing w:before="240" w:after="240"/>
       <w:jc w:val="center"/>
     </w:pPr>
     <w:rPr>
@@ -4560,7 +5756,7 @@
       <w:szCs w:val="30"/>
     </w:rPr>
   </w:style>
-  <w:style w:customStyle="1" w:styleId="Author" w:type="paragraph">
+  <w:style w:type="paragraph" w:styleId="Author" w:customStyle="1">
     <w:name w:val="Author"/>
     <w:next w:val="BodyText"/>
     <w:qFormat/>
@@ -4570,7 +5766,7 @@
       <w:jc w:val="center"/>
     </w:pPr>
   </w:style>
-  <w:style w:styleId="Date" w:type="paragraph">
+  <w:style w:type="paragraph" w:styleId="Date">
     <w:name w:val="Date"/>
     <w:next w:val="BodyText"/>
     <w:qFormat/>
@@ -4580,7 +5776,7 @@
       <w:jc w:val="center"/>
     </w:pPr>
   </w:style>
-  <w:style w:customStyle="1" w:styleId="AbstractTitle" w:type="paragraph">
+  <w:style w:type="paragraph" w:styleId="AbstractTitle" w:customStyle="1">
     <w:name w:val="Abstract Title"/>
     <w:basedOn w:val="Normal"/>
     <w:next w:val="Abstract"/>
@@ -4588,18 +5784,17 @@
     <w:pPr>
       <w:keepNext/>
       <w:keepLines/>
+      <w:spacing w:before="300" w:after="0"/>
       <w:jc w:val="center"/>
-      <w:spacing w:after="0" w:before="300"/>
     </w:pPr>
     <w:rPr>
+      <w:b/>
+      <w:color w:val="345A8A"/>
       <w:sz w:val="20"/>
       <w:szCs w:val="20"/>
-      <w:b/>
-      <w:color w:val="345A8A"/>
-      &gt;
     </w:rPr>
   </w:style>
-  <w:style w:customStyle="1" w:styleId="Abstract" w:type="paragraph">
+  <w:style w:type="paragraph" w:styleId="Abstract" w:customStyle="1">
     <w:name w:val="Abstract"/>
     <w:basedOn w:val="Normal"/>
     <w:next w:val="BodyText"/>
@@ -4607,23 +5802,21 @@
     <w:pPr>
       <w:keepNext/>
       <w:keepLines/>
-      <w:spacing w:after="300" w:before="100"/>
+      <w:spacing w:before="100" w:after="300"/>
     </w:pPr>
     <w:rPr>
       <w:sz w:val="20"/>
       <w:szCs w:val="20"/>
     </w:rPr>
   </w:style>
-  <w:style w:styleId="Bibliography" w:type="paragraph">
+  <w:style w:type="paragraph" w:styleId="Bibliography">
     <w:name w:val="Bibliography"/>
     <w:basedOn w:val="Normal"/>
     <w:next w:val="Bibliography"/>
     <w:qFormat/>
-    <w:pPr/>
-    <w:rPr/>
-  </w:style>
-  <w:style w:styleId="Heading1" w:type="paragraph">
-    <w:name w:val="Heading 1"/>
+  </w:style>
+  <w:style w:type="paragraph" w:styleId="Heading1">
+    <w:name w:val="heading 1"/>
     <w:basedOn w:val="Normal"/>
     <w:next w:val="BodyText"/>
     <w:uiPriority w:val="9"/>
@@ -4631,242 +5824,224 @@
     <w:pPr>
       <w:keepNext/>
       <w:keepLines/>
-      <w:spacing w:after="0" w:before="480"/>
+      <w:spacing w:before="480" w:after="0"/>
       <w:outlineLvl w:val="0"/>
     </w:pPr>
     <w:rPr>
-      <w:rFonts w:asciiTheme="majorHAnsi" w:cstheme="majorBidi" w:eastAsiaTheme="majorEastAsia" w:hAnsiTheme="majorHAnsi"/>
+      <w:rFonts w:ascii="Calibri" w:hAnsi="Calibri"/>
       <w:b/>
       <w:bCs/>
-      <w:color w:themeColor="accent1" w:val="4F81BD"/>
+      <w:color w:val="4F81BD"/>
       <w:sz w:val="32"/>
       <w:szCs w:val="32"/>
     </w:rPr>
   </w:style>
-  <w:style w:styleId="Heading2" w:type="paragraph">
-    <w:name w:val="Heading 2"/>
+  <w:style w:type="paragraph" w:styleId="Heading2">
+    <w:name w:val="heading 2"/>
     <w:basedOn w:val="Normal"/>
     <w:next w:val="BodyText"/>
     <w:uiPriority w:val="9"/>
-    <w:unhideWhenUsed/>
     <w:qFormat/>
     <w:pPr>
       <w:keepNext/>
       <w:keepLines/>
-      <w:spacing w:after="0" w:before="200"/>
+      <w:spacing w:before="200" w:after="0"/>
       <w:outlineLvl w:val="1"/>
     </w:pPr>
     <w:rPr>
-      <w:rFonts w:asciiTheme="majorHAnsi" w:cstheme="majorBidi" w:eastAsiaTheme="majorEastAsia" w:hAnsiTheme="majorHAnsi"/>
+      <w:rFonts w:ascii="Calibri" w:hAnsi="Calibri"/>
       <w:b/>
       <w:bCs/>
-      <w:color w:themeColor="accent1" w:val="4F81BD"/>
+      <w:color w:val="4F81BD"/>
       <w:sz w:val="28"/>
       <w:szCs w:val="28"/>
     </w:rPr>
   </w:style>
-  <w:style w:styleId="Heading3" w:type="paragraph">
-    <w:name w:val="Heading 3"/>
+  <w:style w:type="paragraph" w:styleId="Heading3">
+    <w:name w:val="heading 3"/>
     <w:basedOn w:val="Normal"/>
     <w:next w:val="BodyText"/>
     <w:uiPriority w:val="9"/>
-    <w:unhideWhenUsed/>
     <w:qFormat/>
     <w:pPr>
       <w:keepNext/>
       <w:keepLines/>
-      <w:spacing w:after="0" w:before="200"/>
+      <w:spacing w:before="200" w:after="0"/>
       <w:outlineLvl w:val="2"/>
     </w:pPr>
     <w:rPr>
-      <w:rFonts w:asciiTheme="majorHAnsi" w:cstheme="majorBidi" w:eastAsiaTheme="majorEastAsia" w:hAnsiTheme="majorHAnsi"/>
+      <w:rFonts w:ascii="Calibri" w:hAnsi="Calibri"/>
       <w:b/>
       <w:bCs/>
-      <w:color w:themeColor="accent1" w:val="4F81BD"/>
+      <w:color w:val="4F81BD"/>
       <w:sz w:val="24"/>
       <w:szCs w:val="24"/>
     </w:rPr>
   </w:style>
-  <w:style w:styleId="Heading4" w:type="paragraph">
-    <w:name w:val="Heading 4"/>
+  <w:style w:type="paragraph" w:styleId="Heading4">
+    <w:name w:val="heading 4"/>
     <w:basedOn w:val="Normal"/>
     <w:next w:val="BodyText"/>
     <w:uiPriority w:val="9"/>
-    <w:unhideWhenUsed/>
     <w:qFormat/>
     <w:pPr>
       <w:keepNext/>
       <w:keepLines/>
-      <w:spacing w:after="0" w:before="200"/>
+      <w:spacing w:before="200" w:after="0"/>
       <w:outlineLvl w:val="3"/>
     </w:pPr>
     <w:rPr>
-      <w:rFonts w:asciiTheme="majorHAnsi" w:cstheme="majorBidi" w:eastAsiaTheme="majorEastAsia" w:hAnsiTheme="majorHAnsi"/>
+      <w:rFonts w:ascii="Calibri" w:hAnsi="Calibri"/>
+      <w:bCs/>
       <w:i/>
-      <w:bCs/>
-      <w:color w:themeColor="accent1" w:val="4F81BD"/>
+      <w:color w:val="4F81BD"/>
       <w:sz w:val="24"/>
       <w:szCs w:val="24"/>
     </w:rPr>
   </w:style>
-  <w:style w:styleId="Heading5" w:type="paragraph">
-    <w:name w:val="Heading 5"/>
+  <w:style w:type="paragraph" w:styleId="Heading5">
+    <w:name w:val="heading 5"/>
     <w:basedOn w:val="Normal"/>
     <w:next w:val="BodyText"/>
     <w:uiPriority w:val="9"/>
-    <w:unhideWhenUsed/>
     <w:qFormat/>
     <w:pPr>
       <w:keepNext/>
       <w:keepLines/>
-      <w:spacing w:after="0" w:before="200"/>
+      <w:spacing w:before="200" w:after="0"/>
       <w:outlineLvl w:val="4"/>
     </w:pPr>
     <w:rPr>
-      <w:rFonts w:asciiTheme="majorHAnsi" w:cstheme="majorBidi" w:eastAsiaTheme="majorEastAsia" w:hAnsiTheme="majorHAnsi"/>
+      <w:rFonts w:ascii="Calibri" w:hAnsi="Calibri"/>
       <w:iCs/>
-      <w:color w:themeColor="accent1" w:val="4F81BD"/>
+      <w:color w:val="4F81BD"/>
       <w:sz w:val="24"/>
       <w:szCs w:val="24"/>
     </w:rPr>
   </w:style>
-  <w:style w:styleId="Heading6" w:type="paragraph">
-    <w:name w:val="Heading 6"/>
+  <w:style w:type="paragraph" w:styleId="Heading6">
+    <w:name w:val="heading 6"/>
     <w:basedOn w:val="Normal"/>
     <w:next w:val="BodyText"/>
     <w:uiPriority w:val="9"/>
-    <w:unhideWhenUsed/>
     <w:qFormat/>
     <w:pPr>
       <w:keepNext/>
       <w:keepLines/>
-      <w:spacing w:after="0" w:before="200"/>
+      <w:spacing w:before="200" w:after="0"/>
       <w:outlineLvl w:val="5"/>
     </w:pPr>
     <w:rPr>
-      <w:rFonts w:asciiTheme="majorHAnsi" w:cstheme="majorBidi" w:eastAsiaTheme="majorEastAsia" w:hAnsiTheme="majorHAnsi"/>
-      <w:color w:themeColor="accent1" w:val="4F81BD"/>
+      <w:rFonts w:ascii="Calibri" w:hAnsi="Calibri"/>
+      <w:color w:val="4F81BD"/>
       <w:sz w:val="24"/>
       <w:szCs w:val="24"/>
     </w:rPr>
   </w:style>
-  <w:style w:styleId="Heading7" w:type="paragraph">
-    <w:name w:val="Heading 7"/>
+  <w:style w:type="paragraph" w:styleId="Heading7">
+    <w:name w:val="heading 7"/>
     <w:basedOn w:val="Normal"/>
     <w:next w:val="BodyText"/>
     <w:uiPriority w:val="9"/>
-    <w:unhideWhenUsed/>
     <w:qFormat/>
     <w:pPr>
       <w:keepNext/>
       <w:keepLines/>
-      <w:spacing w:after="0" w:before="200"/>
+      <w:spacing w:before="200" w:after="0"/>
       <w:outlineLvl w:val="6"/>
     </w:pPr>
     <w:rPr>
-      <w:rFonts w:asciiTheme="majorHAnsi" w:cstheme="majorBidi" w:eastAsiaTheme="majorEastAsia" w:hAnsiTheme="majorHAnsi"/>
-      <w:color w:themeColor="accent1" w:val="4F81BD"/>
+      <w:rFonts w:ascii="Calibri" w:hAnsi="Calibri"/>
+      <w:color w:val="4F81BD"/>
       <w:sz w:val="24"/>
       <w:szCs w:val="24"/>
     </w:rPr>
   </w:style>
-  <w:style w:styleId="Heading8" w:type="paragraph">
-    <w:name w:val="Heading 8"/>
+  <w:style w:type="paragraph" w:styleId="Heading8">
+    <w:name w:val="heading 8"/>
     <w:basedOn w:val="Normal"/>
     <w:next w:val="BodyText"/>
     <w:uiPriority w:val="9"/>
-    <w:unhideWhenUsed/>
     <w:qFormat/>
     <w:pPr>
       <w:keepNext/>
       <w:keepLines/>
-      <w:spacing w:after="0" w:before="200"/>
+      <w:spacing w:before="200" w:after="0"/>
       <w:outlineLvl w:val="7"/>
     </w:pPr>
     <w:rPr>
-      <w:rFonts w:asciiTheme="majorHAnsi" w:cstheme="majorBidi" w:eastAsiaTheme="majorEastAsia" w:hAnsiTheme="majorHAnsi"/>
-      <w:color w:themeColor="accent1" w:val="4F81BD"/>
+      <w:rFonts w:ascii="Calibri" w:hAnsi="Calibri"/>
+      <w:color w:val="4F81BD"/>
       <w:sz w:val="24"/>
       <w:szCs w:val="24"/>
     </w:rPr>
   </w:style>
-  <w:style w:styleId="Heading9" w:type="paragraph">
-    <w:name w:val="Heading 9"/>
+  <w:style w:type="paragraph" w:styleId="Heading9">
+    <w:name w:val="heading 9"/>
     <w:basedOn w:val="Normal"/>
     <w:next w:val="BodyText"/>
     <w:uiPriority w:val="9"/>
-    <w:unhideWhenUsed/>
     <w:qFormat/>
     <w:pPr>
       <w:keepNext/>
       <w:keepLines/>
-      <w:spacing w:after="0" w:before="200"/>
+      <w:spacing w:before="200" w:after="0"/>
       <w:outlineLvl w:val="8"/>
     </w:pPr>
     <w:rPr>
-      <w:rFonts w:asciiTheme="majorHAnsi" w:cstheme="majorBidi" w:eastAsiaTheme="majorEastAsia" w:hAnsiTheme="majorHAnsi"/>
-      <w:color w:themeColor="accent1" w:val="4F81BD"/>
+      <w:rFonts w:ascii="Calibri" w:hAnsi="Calibri"/>
+      <w:color w:val="4F81BD"/>
       <w:sz w:val="24"/>
       <w:szCs w:val="24"/>
     </w:rPr>
   </w:style>
-  <w:style w:styleId="BlockText" w:type="paragraph">
+  <w:style w:type="paragraph" w:styleId="BlockText">
     <w:name w:val="Block Text"/>
     <w:basedOn w:val="BodyText"/>
     <w:next w:val="BodyText"/>
     <w:uiPriority w:val="9"/>
-    <w:unhideWhenUsed/>
     <w:qFormat/>
     <w:pPr>
-      <w:spacing w:after="100" w:before="100"/>
-      <w:ind w:firstLine="0" w:left="480" w:right="480"/>
+      <w:spacing w:before="100" w:after="100"/>
+      <w:ind w:left="480" w:right="480" w:firstLine="0"/>
     </w:pPr>
   </w:style>
-  <w:style w:styleId="FootnoteText" w:type="paragraph">
-    <w:name w:val="Footnote Text"/>
+  <w:style w:type="paragraph" w:styleId="FootnoteText">
+    <w:name w:val="footnote text"/>
     <w:basedOn w:val="Normal"/>
     <w:next w:val="FootnoteText"/>
     <w:uiPriority w:val="9"/>
-    <w:unhideWhenUsed/>
     <w:qFormat/>
   </w:style>
-  <w:style w:default="1" w:styleId="DefaultParagraphFont" w:type="character">
+  <w:style w:type="character" w:styleId="DefaultParagraphFont" w:default="1">
     <w:name w:val="Default Paragraph Font"/>
     <w:semiHidden/>
     <w:unhideWhenUsed/>
   </w:style>
-  <w:style w:default="1" w:styleId="Table" w:type="table">
+  <w:style w:type="table" w:styleId="Table" w:default="1">
     <w:name w:val="Table"/>
     <w:basedOn w:val="TableNormal"/>
     <w:semiHidden/>
     <w:unhideWhenUsed/>
     <w:qFormat/>
     <w:tblPr>
-      <w:tblInd w:type="dxa" w:w="0"/>
       <w:tblCellMar>
-        <w:top w:type="dxa" w:w="0"/>
-        <w:left w:type="dxa" w:w="108"/>
-        <w:bottom w:type="dxa" w:w="0"/>
-        <w:right w:type="dxa" w:w="108"/>
+        <w:top w:w="0" w:type="dxa"/>
+        <w:left w:w="108" w:type="dxa"/>
+        <w:bottom w:w="0" w:type="dxa"/>
+        <w:right w:w="108" w:type="dxa"/>
       </w:tblCellMar>
     </w:tblPr>
     <w:tblStylePr w:type="firstRow">
-      <w:tblPr>
-        <w:jc w:val="left"/>
-        <w:tblInd w:type="dxa" w:w="0"/>
-      </w:tblPr>
-      <w:trPr>
-        <w:jc w:val="left"/>
-      </w:trPr>
       <w:tcPr>
+        <w:tcBorders>
+          <w:bottom w:val="single" w:sz="4" w:space="0" w:color="auto"/>
+        </w:tcBorders>
         <w:vAlign w:val="bottom"/>
-        <w:tcBorders>
-          <w:bottom w:val="single"/>
-        </w:tcBorders>
       </w:tcPr>
     </w:tblStylePr>
   </w:style>
-  <w:style w:customStyle="1" w:styleId="DefinitionTerm" w:type="paragraph">
+  <w:style w:type="paragraph" w:styleId="DefinitionTerm" w:customStyle="1">
     <w:name w:val="Definition Term"/>
     <w:basedOn w:val="Normal"/>
     <w:next w:val="Definition"/>
@@ -4879,49 +6054,49 @@
       <w:b/>
     </w:rPr>
   </w:style>
-  <w:style w:customStyle="1" w:styleId="Definition" w:type="paragraph">
+  <w:style w:type="paragraph" w:styleId="Definition" w:customStyle="1">
     <w:name w:val="Definition"/>
     <w:basedOn w:val="Normal"/>
   </w:style>
-  <w:style w:styleId="Caption" w:type="paragraph">
-    <w:name w:val="Caption"/>
+  <w:style w:type="paragraph" w:styleId="Caption">
+    <w:name w:val="caption"/>
     <w:basedOn w:val="Normal"/>
     <w:link w:val="BodyTextChar"/>
     <w:pPr>
-      <w:spacing w:after="120" w:before="0"/>
+      <w:spacing w:before="0" w:after="120"/>
     </w:pPr>
     <w:rPr>
       <w:i/>
     </w:rPr>
   </w:style>
-  <w:style w:customStyle="1" w:styleId="TableCaption" w:type="paragraph">
+  <w:style w:type="paragraph" w:styleId="TableCaption" w:customStyle="1">
     <w:name w:val="Table Caption"/>
     <w:basedOn w:val="Caption"/>
     <w:pPr>
       <w:keepNext/>
     </w:pPr>
   </w:style>
-  <w:style w:customStyle="1" w:styleId="ImageCaption" w:type="paragraph">
+  <w:style w:type="paragraph" w:styleId="ImageCaption" w:customStyle="1">
     <w:name w:val="Image Caption"/>
     <w:basedOn w:val="Caption"/>
   </w:style>
-  <w:style w:customStyle="1" w:styleId="Figure" w:type="paragraph">
+  <w:style w:type="paragraph" w:styleId="Figure" w:customStyle="1">
     <w:name w:val="Figure"/>
     <w:basedOn w:val="Normal"/>
   </w:style>
-  <w:style w:customStyle="1" w:styleId="CaptionedFigure" w:type="paragraph">
+  <w:style w:type="paragraph" w:styleId="CaptionedFigure" w:customStyle="1">
     <w:name w:val="Captioned Figure"/>
     <w:basedOn w:val="Figure"/>
     <w:pPr>
       <w:keepNext/>
     </w:pPr>
   </w:style>
-  <w:style w:customStyle="1" w:styleId="BodyTextChar" w:type="character">
+  <w:style w:type="character" w:styleId="BodyTextChar" w:customStyle="1">
     <w:name w:val="Body Text Char"/>
     <w:basedOn w:val="DefaultParagraphFont"/>
     <w:link w:val="BodyText"/>
   </w:style>
-  <w:style w:customStyle="1" w:styleId="VerbatimChar" w:type="character">
+  <w:style w:type="character" w:styleId="VerbatimChar" w:customStyle="1">
     <w:name w:val="Verbatim Char"/>
     <w:basedOn w:val="BodyTextChar"/>
     <w:rPr>
@@ -4929,275 +6104,271 @@
       <w:sz w:val="22"/>
     </w:rPr>
   </w:style>
-  <w:style w:customStyle="1" w:styleId="SectionNumber" w:type="character">
+  <w:style w:type="character" w:styleId="SectionNumber" w:customStyle="1">
     <w:name w:val="Section Number"/>
     <w:basedOn w:val="BodyTextChar"/>
   </w:style>
-  <w:style w:styleId="FootnoteReference" w:type="character">
-    <w:name w:val="Footnote Reference"/>
+  <w:style w:type="character" w:styleId="FootnoteReference">
+    <w:name w:val="footnote reference"/>
     <w:basedOn w:val="BodyTextChar"/>
     <w:rPr>
       <w:vertAlign w:val="superscript"/>
     </w:rPr>
   </w:style>
-  <w:style w:styleId="Hyperlink" w:type="character">
+  <w:style w:type="character" w:styleId="Hyperlink">
     <w:name w:val="Hyperlink"/>
     <w:basedOn w:val="BodyTextChar"/>
     <w:rPr>
-      <w:color w:themeColor="accent1" w:val="4F81BD"/>
+      <w:color w:val="4F81BD"/>
     </w:rPr>
   </w:style>
-  <w:style w:styleId="TOCHeading" w:type="paragraph">
+  <w:style w:type="paragraph" w:styleId="TOCHeading">
     <w:name w:val="TOC Heading"/>
     <w:basedOn w:val="Heading1"/>
     <w:next w:val="BodyText"/>
     <w:uiPriority w:val="39"/>
-    <w:unhideWhenUsed/>
     <w:qFormat/>
     <w:pPr>
       <w:spacing w:before="240" w:line="259" w:lineRule="auto"/>
       <w:outlineLvl w:val="9"/>
     </w:pPr>
     <w:rPr>
-      <w:rFonts w:asciiTheme="majorHAnsi" w:cstheme="majorBidi" w:eastAsiaTheme="majorEastAsia" w:hAnsiTheme="majorHAnsi"/>
+      <w:rFonts w:ascii="Calibri" w:hAnsi="Calibri"/>
       <w:b w:val="0"/>
       <w:bCs w:val="0"/>
-      <w:color w:themeColor="accent1" w:themeShade="BF" w:val="365F91"/>
+      <w:color w:val="376092"/>
     </w:rPr>
   </w:style>
-  <w:style w:type="paragraph" w:customStyle="1" w:styleId="SourceCode">
+  <w:style w:type="paragraph" w:styleId="SourceCode" w:customStyle="1">
     <w:name w:val="Source Code"/>
     <w:basedOn w:val="Normal"/>
     <w:link w:val="VerbatimChar"/>
     <w:pPr>
-      <w:wordWrap w:val="off"/>
+      <w:wordWrap w:val="0"/>
     </w:pPr>
   </w:style>
-  <w:style w:type="character" w:customStyle="1" w:styleId="KeywordTok">
+  <w:style w:type="character" w:styleId="KeywordTok" w:customStyle="1">
     <w:name w:val="KeywordTok"/>
     <w:basedOn w:val="VerbatimChar"/>
     <w:rPr>
+      <w:b/>
       <w:color w:val="007020"/>
-      <w:b/>
     </w:rPr>
   </w:style>
-  <w:style w:type="character" w:customStyle="1" w:styleId="DataTypeTok">
+  <w:style w:type="character" w:styleId="DataTypeTok" w:customStyle="1">
     <w:name w:val="DataTypeTok"/>
     <w:basedOn w:val="VerbatimChar"/>
     <w:rPr>
       <w:color w:val="902000"/>
     </w:rPr>
   </w:style>
-  <w:style w:type="character" w:customStyle="1" w:styleId="DecValTok">
+  <w:style w:type="character" w:styleId="DecValTok" w:customStyle="1">
     <w:name w:val="DecValTok"/>
     <w:basedOn w:val="VerbatimChar"/>
     <w:rPr>
-      <w:color w:val="40a070"/>
+      <w:color w:val="40A070"/>
     </w:rPr>
   </w:style>
-  <w:style w:type="character" w:customStyle="1" w:styleId="BaseNTok">
+  <w:style w:type="character" w:styleId="BaseNTok" w:customStyle="1">
     <w:name w:val="BaseNTok"/>
     <w:basedOn w:val="VerbatimChar"/>
     <w:rPr>
-      <w:color w:val="40a070"/>
+      <w:color w:val="40A070"/>
     </w:rPr>
   </w:style>
-  <w:style w:type="character" w:customStyle="1" w:styleId="FloatTok">
+  <w:style w:type="character" w:styleId="FloatTok" w:customStyle="1">
     <w:name w:val="FloatTok"/>
     <w:basedOn w:val="VerbatimChar"/>
     <w:rPr>
-      <w:color w:val="40a070"/>
+      <w:color w:val="40A070"/>
     </w:rPr>
   </w:style>
-  <w:style w:type="character" w:customStyle="1" w:styleId="ConstantTok">
+  <w:style w:type="character" w:styleId="ConstantTok" w:customStyle="1">
     <w:name w:val="ConstantTok"/>
     <w:basedOn w:val="VerbatimChar"/>
     <w:rPr>
       <w:color w:val="880000"/>
     </w:rPr>
   </w:style>
-  <w:style w:type="character" w:customStyle="1" w:styleId="CharTok">
+  <w:style w:type="character" w:styleId="CharTok" w:customStyle="1">
     <w:name w:val="CharTok"/>
     <w:basedOn w:val="VerbatimChar"/>
     <w:rPr>
-      <w:color w:val="4070a0"/>
+      <w:color w:val="4070A0"/>
     </w:rPr>
   </w:style>
-  <w:style w:type="character" w:customStyle="1" w:styleId="SpecialCharTok">
+  <w:style w:type="character" w:styleId="SpecialCharTok" w:customStyle="1">
     <w:name w:val="SpecialCharTok"/>
     <w:basedOn w:val="VerbatimChar"/>
     <w:rPr>
-      <w:color w:val="4070a0"/>
+      <w:color w:val="4070A0"/>
     </w:rPr>
   </w:style>
-  <w:style w:type="character" w:customStyle="1" w:styleId="StringTok">
+  <w:style w:type="character" w:styleId="StringTok" w:customStyle="1">
     <w:name w:val="StringTok"/>
     <w:basedOn w:val="VerbatimChar"/>
     <w:rPr>
-      <w:color w:val="4070a0"/>
+      <w:color w:val="4070A0"/>
     </w:rPr>
   </w:style>
-  <w:style w:type="character" w:customStyle="1" w:styleId="VerbatimStringTok">
+  <w:style w:type="character" w:styleId="VerbatimStringTok" w:customStyle="1">
     <w:name w:val="VerbatimStringTok"/>
     <w:basedOn w:val="VerbatimChar"/>
     <w:rPr>
-      <w:color w:val="4070a0"/>
+      <w:color w:val="4070A0"/>
     </w:rPr>
   </w:style>
-  <w:style w:type="character" w:customStyle="1" w:styleId="SpecialStringTok">
+  <w:style w:type="character" w:styleId="SpecialStringTok" w:customStyle="1">
     <w:name w:val="SpecialStringTok"/>
     <w:basedOn w:val="VerbatimChar"/>
     <w:rPr>
-      <w:color w:val="bb6688"/>
+      <w:color w:val="BB6688"/>
     </w:rPr>
   </w:style>
-  <w:style w:type="character" w:customStyle="1" w:styleId="ImportTok">
+  <w:style w:type="character" w:styleId="ImportTok" w:customStyle="1">
     <w:name w:val="ImportTok"/>
     <w:basedOn w:val="VerbatimChar"/>
     <w:rPr>
+      <w:b/>
       <w:color w:val="008000"/>
-      <w:b/>
     </w:rPr>
   </w:style>
-  <w:style w:type="character" w:customStyle="1" w:styleId="CommentTok">
+  <w:style w:type="character" w:styleId="CommentTok" w:customStyle="1">
     <w:name w:val="CommentTok"/>
     <w:basedOn w:val="VerbatimChar"/>
     <w:rPr>
-      <w:color w:val="60a0b0"/>
       <w:i/>
+      <w:color w:val="60A0B0"/>
     </w:rPr>
   </w:style>
-  <w:style w:type="character" w:customStyle="1" w:styleId="DocumentationTok">
+  <w:style w:type="character" w:styleId="DocumentationTok" w:customStyle="1">
     <w:name w:val="DocumentationTok"/>
     <w:basedOn w:val="VerbatimChar"/>
     <w:rPr>
-      <w:color w:val="ba2121"/>
       <w:i/>
+      <w:color w:val="BA2121"/>
     </w:rPr>
   </w:style>
-  <w:style w:type="character" w:customStyle="1" w:styleId="AnnotationTok">
+  <w:style w:type="character" w:styleId="AnnotationTok" w:customStyle="1">
     <w:name w:val="AnnotationTok"/>
     <w:basedOn w:val="VerbatimChar"/>
     <w:rPr>
-      <w:color w:val="60a0b0"/>
       <w:b/>
       <w:i/>
+      <w:color w:val="60A0B0"/>
     </w:rPr>
   </w:style>
-  <w:style w:type="character" w:customStyle="1" w:styleId="CommentVarTok">
+  <w:style w:type="character" w:styleId="CommentVarTok" w:customStyle="1">
     <w:name w:val="CommentVarTok"/>
     <w:basedOn w:val="VerbatimChar"/>
     <w:rPr>
-      <w:color w:val="60a0b0"/>
       <w:b/>
       <w:i/>
+      <w:color w:val="60A0B0"/>
     </w:rPr>
   </w:style>
-  <w:style w:type="character" w:customStyle="1" w:styleId="OtherTok">
+  <w:style w:type="character" w:styleId="OtherTok" w:customStyle="1">
     <w:name w:val="OtherTok"/>
     <w:basedOn w:val="VerbatimChar"/>
     <w:rPr>
       <w:color w:val="007020"/>
     </w:rPr>
   </w:style>
-  <w:style w:type="character" w:customStyle="1" w:styleId="FunctionTok">
+  <w:style w:type="character" w:styleId="FunctionTok" w:customStyle="1">
     <w:name w:val="FunctionTok"/>
     <w:basedOn w:val="VerbatimChar"/>
     <w:rPr>
-      <w:color w:val="06287e"/>
+      <w:color w:val="06287E"/>
     </w:rPr>
   </w:style>
-  <w:style w:type="character" w:customStyle="1" w:styleId="VariableTok">
+  <w:style w:type="character" w:styleId="VariableTok" w:customStyle="1">
     <w:name w:val="VariableTok"/>
     <w:basedOn w:val="VerbatimChar"/>
     <w:rPr>
-      <w:color w:val="19177c"/>
+      <w:color w:val="19177C"/>
     </w:rPr>
   </w:style>
-  <w:style w:type="character" w:customStyle="1" w:styleId="ControlFlowTok">
+  <w:style w:type="character" w:styleId="ControlFlowTok" w:customStyle="1">
     <w:name w:val="ControlFlowTok"/>
     <w:basedOn w:val="VerbatimChar"/>
     <w:rPr>
+      <w:b/>
       <w:color w:val="007020"/>
-      <w:b/>
     </w:rPr>
   </w:style>
-  <w:style w:type="character" w:customStyle="1" w:styleId="OperatorTok">
+  <w:style w:type="character" w:styleId="OperatorTok" w:customStyle="1">
     <w:name w:val="OperatorTok"/>
     <w:basedOn w:val="VerbatimChar"/>
     <w:rPr>
       <w:color w:val="666666"/>
     </w:rPr>
   </w:style>
-  <w:style w:type="character" w:customStyle="1" w:styleId="BuiltInTok">
+  <w:style w:type="character" w:styleId="BuiltInTok" w:customStyle="1">
     <w:name w:val="BuiltInTok"/>
     <w:basedOn w:val="VerbatimChar"/>
     <w:rPr>
       <w:color w:val="008000"/>
     </w:rPr>
   </w:style>
-  <w:style w:type="character" w:customStyle="1" w:styleId="ExtensionTok">
+  <w:style w:type="character" w:styleId="ExtensionTok" w:customStyle="1">
     <w:name w:val="ExtensionTok"/>
     <w:basedOn w:val="VerbatimChar"/>
-    <w:rPr/>
-  </w:style>
-  <w:style w:type="character" w:customStyle="1" w:styleId="PreprocessorTok">
+  </w:style>
+  <w:style w:type="character" w:styleId="PreprocessorTok" w:customStyle="1">
     <w:name w:val="PreprocessorTok"/>
     <w:basedOn w:val="VerbatimChar"/>
     <w:rPr>
-      <w:color w:val="bc7a00"/>
+      <w:color w:val="BC7A00"/>
     </w:rPr>
   </w:style>
-  <w:style w:type="character" w:customStyle="1" w:styleId="AttributeTok">
+  <w:style w:type="character" w:styleId="AttributeTok" w:customStyle="1">
     <w:name w:val="AttributeTok"/>
     <w:basedOn w:val="VerbatimChar"/>
     <w:rPr>
-      <w:color w:val="7d9029"/>
+      <w:color w:val="7D9029"/>
     </w:rPr>
   </w:style>
-  <w:style w:type="character" w:customStyle="1" w:styleId="RegionMarkerTok">
+  <w:style w:type="character" w:styleId="RegionMarkerTok" w:customStyle="1">
     <w:name w:val="RegionMarkerTok"/>
     <w:basedOn w:val="VerbatimChar"/>
-    <w:rPr/>
-  </w:style>
-  <w:style w:type="character" w:customStyle="1" w:styleId="InformationTok">
+  </w:style>
+  <w:style w:type="character" w:styleId="InformationTok" w:customStyle="1">
     <w:name w:val="InformationTok"/>
     <w:basedOn w:val="VerbatimChar"/>
     <w:rPr>
-      <w:color w:val="60a0b0"/>
       <w:b/>
       <w:i/>
+      <w:color w:val="60A0B0"/>
     </w:rPr>
   </w:style>
-  <w:style w:type="character" w:customStyle="1" w:styleId="WarningTok">
+  <w:style w:type="character" w:styleId="WarningTok" w:customStyle="1">
     <w:name w:val="WarningTok"/>
     <w:basedOn w:val="VerbatimChar"/>
     <w:rPr>
-      <w:color w:val="60a0b0"/>
       <w:b/>
       <w:i/>
+      <w:color w:val="60A0B0"/>
     </w:rPr>
   </w:style>
-  <w:style w:type="character" w:customStyle="1" w:styleId="AlertTok">
+  <w:style w:type="character" w:styleId="AlertTok" w:customStyle="1">
     <w:name w:val="AlertTok"/>
     <w:basedOn w:val="VerbatimChar"/>
     <w:rPr>
-      <w:color w:val="ff0000"/>
       <w:b/>
+      <w:color w:val="FF0000"/>
     </w:rPr>
   </w:style>
-  <w:style w:type="character" w:customStyle="1" w:styleId="ErrorTok">
+  <w:style w:type="character" w:styleId="ErrorTok" w:customStyle="1">
     <w:name w:val="ErrorTok"/>
     <w:basedOn w:val="VerbatimChar"/>
     <w:rPr>
-      <w:color w:val="ff0000"/>
       <w:b/>
+      <w:color w:val="FF0000"/>
     </w:rPr>
   </w:style>
-  <w:style w:type="character" w:customStyle="1" w:styleId="NormalTok">
+  <w:style w:type="character" w:styleId="NormalTok" w:customStyle="1">
     <w:name w:val="NormalTok"/>
     <w:basedOn w:val="VerbatimChar"/>
-    <w:rPr/>
   </w:style>
 </w:styles>
 </file>
@@ -5205,12 +6376,12 @@
 <file path=word/theme/theme1.xml><?xml version="1.0" encoding="utf-8"?>
 <a:theme xmlns:a="http://schemas.openxmlformats.org/drawingml/2006/main" name="Office Theme">
   <a:themeElements>
-    <a:clrScheme name="Office">
+    <a:clrScheme name="Office Theme">
       <a:dk1>
-        <a:sysClr val="windowText" lastClr="000000"/>
+        <a:srgbClr val="000000"/>
       </a:dk1>
       <a:lt1>
-        <a:sysClr val="window" lastClr="FFFFFF"/>
+        <a:srgbClr val="FFFFFF"/>
       </a:lt1>
       <a:dk2>
         <a:srgbClr val="1F497D"/>
@@ -5243,279 +6414,78 @@
         <a:srgbClr val="800080"/>
       </a:folHlink>
     </a:clrScheme>
-    <a:fontScheme name="Office">
+    <a:fontScheme name="Office Theme">
       <a:majorFont>
         <a:latin typeface="Calibri"/>
         <a:ea typeface=""/>
         <a:cs typeface=""/>
-        <a:font script="Jpan" typeface="ＭＳ ゴシック"/>
-        <a:font script="Hang" typeface="맑은 고딕"/>
-        <a:font script="Hans" typeface="宋体"/>
-        <a:font script="Hant" typeface="新細明體"/>
-        <a:font script="Arab" typeface="Times New Roman"/>
-        <a:font script="Hebr" typeface="Times New Roman"/>
-        <a:font script="Thai" typeface="Angsana New"/>
-        <a:font script="Ethi" typeface="Nyala"/>
-        <a:font script="Beng" typeface="Vrinda"/>
-        <a:font script="Gujr" typeface="Shruti"/>
-        <a:font script="Khmr" typeface="MoolBoran"/>
-        <a:font script="Knda" typeface="Tunga"/>
-        <a:font script="Guru" typeface="Raavi"/>
-        <a:font script="Cans" typeface="Euphemia"/>
-        <a:font script="Cher" typeface="Plantagenet Cherokee"/>
-        <a:font script="Yiii" typeface="Microsoft Yi Baiti"/>
-        <a:font script="Tibt" typeface="Microsoft Himalaya"/>
-        <a:font script="Thaa" typeface="MV Boli"/>
-        <a:font script="Deva" typeface="Mangal"/>
-        <a:font script="Telu" typeface="Gautami"/>
-        <a:font script="Taml" typeface="Latha"/>
-        <a:font script="Syrc" typeface="Estrangelo Edessa"/>
-        <a:font script="Orya" typeface="Kalinga"/>
-        <a:font script="Mlym" typeface="Kartika"/>
-        <a:font script="Laoo" typeface="DokChampa"/>
-        <a:font script="Sinh" typeface="Iskoola Pota"/>
-        <a:font script="Mong" typeface="Mongolian Baiti"/>
-        <a:font script="Viet" typeface="Times New Roman"/>
-        <a:font script="Uigh" typeface="Microsoft Uighur"/>
       </a:majorFont>
       <a:minorFont>
         <a:latin typeface="Cambria"/>
         <a:ea typeface=""/>
         <a:cs typeface=""/>
-        <a:font script="Jpan" typeface="ＭＳ 明朝"/>
-        <a:font script="Hang" typeface="맑은 고딕"/>
-        <a:font script="Hans" typeface="宋体"/>
-        <a:font script="Hant" typeface="新細明體"/>
-        <a:font script="Arab" typeface="Arial"/>
-        <a:font script="Hebr" typeface="Arial"/>
-        <a:font script="Thai" typeface="Cordia New"/>
-        <a:font script="Ethi" typeface="Nyala"/>
-        <a:font script="Beng" typeface="Vrinda"/>
-        <a:font script="Gujr" typeface="Shruti"/>
-        <a:font script="Khmr" typeface="DaunPenh"/>
-        <a:font script="Knda" typeface="Tunga"/>
-        <a:font script="Guru" typeface="Raavi"/>
-        <a:font script="Cans" typeface="Euphemia"/>
-        <a:font script="Cher" typeface="Plantagenet Cherokee"/>
-        <a:font script="Yiii" typeface="Microsoft Yi Baiti"/>
-        <a:font script="Tibt" typeface="Microsoft Himalaya"/>
-        <a:font script="Thaa" typeface="MV Boli"/>
-        <a:font script="Deva" typeface="Mangal"/>
-        <a:font script="Telu" typeface="Gautami"/>
-        <a:font script="Taml" typeface="Latha"/>
-        <a:font script="Syrc" typeface="Estrangelo Edessa"/>
-        <a:font script="Orya" typeface="Kalinga"/>
-        <a:font script="Mlym" typeface="Kartika"/>
-        <a:font script="Laoo" typeface="DokChampa"/>
-        <a:font script="Sinh" typeface="Iskoola Pota"/>
-        <a:font script="Mong" typeface="Mongolian Baiti"/>
-        <a:font script="Viet" typeface="Arial"/>
-        <a:font script="Uigh" typeface="Microsoft Uighur"/>
       </a:minorFont>
     </a:fontScheme>
-    <a:fmtScheme name="Office">
+    <a:fmtScheme name="Office Theme">
       <a:fillStyleLst>
         <a:solidFill>
           <a:schemeClr val="phClr"/>
         </a:solidFill>
-        <a:gradFill rotWithShape="1">
-          <a:gsLst>
-            <a:gs pos="0">
-              <a:schemeClr val="phClr">
-                <a:tint val="50000"/>
-                <a:satMod val="300000"/>
-              </a:schemeClr>
-            </a:gs>
-            <a:gs pos="35000">
-              <a:schemeClr val="phClr">
-                <a:tint val="37000"/>
-                <a:satMod val="300000"/>
-              </a:schemeClr>
-            </a:gs>
-            <a:gs pos="100000">
-              <a:schemeClr val="phClr">
-                <a:tint val="15000"/>
-                <a:satMod val="350000"/>
-              </a:schemeClr>
-            </a:gs>
-          </a:gsLst>
-          <a:lin ang="16200000" scaled="1"/>
-        </a:gradFill>
-        <a:gradFill rotWithShape="1">
-          <a:gsLst>
-            <a:gs pos="0">
-              <a:schemeClr val="phClr">
-                <a:tint val="100000"/>
-                <a:shade val="100000"/>
-                <a:satMod val="130000"/>
-              </a:schemeClr>
-            </a:gs>
-            <a:gs pos="100000">
-              <a:schemeClr val="phClr">
-                <a:tint val="50000"/>
-                <a:shade val="100000"/>
-                <a:satMod val="350000"/>
-              </a:schemeClr>
-            </a:gs>
-          </a:gsLst>
-          <a:lin ang="16200000" scaled="0"/>
-        </a:gradFill>
+        <a:solidFill>
+          <a:schemeClr val="phClr"/>
+        </a:solidFill>
+        <a:solidFill>
+          <a:schemeClr val="phClr"/>
+        </a:solidFill>
       </a:fillStyleLst>
       <a:lnStyleLst>
-        <a:ln w="9525" cap="flat" cmpd="sng" algn="ctr">
-          <a:solidFill>
-            <a:schemeClr val="phClr">
-              <a:shade val="95000"/>
-              <a:satMod val="105000"/>
-            </a:schemeClr>
-          </a:solidFill>
-          <a:prstDash val="solid"/>
-        </a:ln>
-        <a:ln w="25400" cap="flat" cmpd="sng" algn="ctr">
+        <a:ln w="6350" cap="flat" cmpd="sng" algn="ctr">
           <a:solidFill>
             <a:schemeClr val="phClr"/>
           </a:solidFill>
           <a:prstDash val="solid"/>
+          <a:miter lim="800000"/>
         </a:ln>
-        <a:ln w="38100" cap="flat" cmpd="sng" algn="ctr">
+        <a:ln w="12700" cap="flat" cmpd="sng" algn="ctr">
           <a:solidFill>
             <a:schemeClr val="phClr"/>
           </a:solidFill>
           <a:prstDash val="solid"/>
+          <a:miter lim="800000"/>
+        </a:ln>
+        <a:ln w="19050" cap="flat" cmpd="sng" algn="ctr">
+          <a:solidFill>
+            <a:schemeClr val="phClr"/>
+          </a:solidFill>
+          <a:prstDash val="solid"/>
+          <a:miter lim="800000"/>
         </a:ln>
       </a:lnStyleLst>
       <a:effectStyleLst>
         <a:effectStyle>
-          <a:effectLst>
-            <a:outerShdw blurRad="40000" dist="20000" dir="5400000" rotWithShape="0">
-              <a:srgbClr val="000000">
-                <a:alpha val="38000"/>
-              </a:srgbClr>
-            </a:outerShdw>
-          </a:effectLst>
+          <a:effectLst/>
         </a:effectStyle>
         <a:effectStyle>
-          <a:effectLst>
-            <a:outerShdw blurRad="40000" dist="23000" dir="5400000" rotWithShape="0">
-              <a:srgbClr val="000000">
-                <a:alpha val="35000"/>
-              </a:srgbClr>
-            </a:outerShdw>
-          </a:effectLst>
+          <a:effectLst/>
         </a:effectStyle>
         <a:effectStyle>
-          <a:effectLst>
-            <a:outerShdw blurRad="40000" dist="23000" dir="5400000" rotWithShape="0">
-              <a:srgbClr val="000000">
-                <a:alpha val="35000"/>
-              </a:srgbClr>
-            </a:outerShdw>
-          </a:effectLst>
-          <a:scene3d>
-            <a:camera prst="orthographicFront">
-              <a:rot lat="0" lon="0" rev="0"/>
-            </a:camera>
-            <a:lightRig rig="threePt" dir="t">
-              <a:rot lat="0" lon="0" rev="1200000"/>
-            </a:lightRig>
-          </a:scene3d>
-          <a:sp3d>
-            <a:bevelT w="63500" h="25400"/>
-          </a:sp3d>
+          <a:effectLst/>
         </a:effectStyle>
       </a:effectStyleLst>
       <a:bgFillStyleLst>
         <a:solidFill>
           <a:schemeClr val="phClr"/>
         </a:solidFill>
-        <a:gradFill rotWithShape="1">
-          <a:gsLst>
-            <a:gs pos="0">
-              <a:schemeClr val="phClr">
-                <a:tint val="40000"/>
-                <a:satMod val="350000"/>
-              </a:schemeClr>
-            </a:gs>
-            <a:gs pos="40000">
-              <a:schemeClr val="phClr">
-                <a:tint val="45000"/>
-                <a:shade val="99000"/>
-                <a:satMod val="350000"/>
-              </a:schemeClr>
-            </a:gs>
-            <a:gs pos="100000">
-              <a:schemeClr val="phClr">
-                <a:shade val="20000"/>
-                <a:satMod val="255000"/>
-              </a:schemeClr>
-            </a:gs>
-          </a:gsLst>
-          <a:path path="circle">
-            <a:fillToRect l="50000" t="-80000" r="50000" b="180000"/>
-          </a:path>
-        </a:gradFill>
-        <a:gradFill rotWithShape="1">
-          <a:gsLst>
-            <a:gs pos="0">
-              <a:schemeClr val="phClr">
-                <a:tint val="80000"/>
-                <a:satMod val="300000"/>
-              </a:schemeClr>
-            </a:gs>
-            <a:gs pos="100000">
-              <a:schemeClr val="phClr">
-                <a:shade val="30000"/>
-                <a:satMod val="200000"/>
-              </a:schemeClr>
-            </a:gs>
-          </a:gsLst>
-          <a:path path="circle">
-            <a:fillToRect l="50000" t="50000" r="50000" b="50000"/>
-          </a:path>
-        </a:gradFill>
+        <a:solidFill>
+          <a:schemeClr val="phClr"/>
+        </a:solidFill>
+        <a:solidFill>
+          <a:schemeClr val="phClr"/>
+        </a:solidFill>
       </a:bgFillStyleLst>
     </a:fmtScheme>
   </a:themeElements>
-  <a:objectDefaults>
-    <a:spDef>
-      <a:spPr/>
-      <a:bodyPr/>
-      <a:lstStyle/>
-      <a:style>
-        <a:lnRef idx="1">
-          <a:schemeClr val="accent1"/>
-        </a:lnRef>
-        <a:fillRef idx="3">
-          <a:schemeClr val="accent1"/>
-        </a:fillRef>
-        <a:effectRef idx="2">
-          <a:schemeClr val="accent1"/>
-        </a:effectRef>
-        <a:fontRef idx="minor">
-          <a:schemeClr val="lt1"/>
-        </a:fontRef>
-      </a:style>
-    </a:spDef>
-    <a:lnDef>
-      <a:spPr/>
-      <a:bodyPr/>
-      <a:lstStyle/>
-      <a:style>
-        <a:lnRef idx="2">
-          <a:schemeClr val="accent1"/>
-        </a:lnRef>
-        <a:fillRef idx="0">
-          <a:schemeClr val="accent1"/>
-        </a:fillRef>
-        <a:effectRef idx="1">
-          <a:schemeClr val="accent1"/>
-        </a:effectRef>
-        <a:fontRef idx="minor">
-          <a:schemeClr val="tx1"/>
-        </a:fontRef>
-      </a:style>
-    </a:lnDef>
-  </a:objectDefaults>
+  <a:objectDefaults/>
   <a:extraClrSchemeLst/>
 </a:theme>
 </file>
--- a/thesis/CITCA/metodologia.docx
+++ b/thesis/CITCA/metodologia.docx
@@ -7,12 +7,14 @@
         <w:pStyle w:val="Heading1"/>
         <w:jc w:val="both"/>
         <w:rPr>
+          <w:rFonts w:ascii="Times New Roman" w:hAnsi="Times New Roman" w:cs="Times New Roman"/>
           <w:color w:val="000000"/>
         </w:rPr>
       </w:pPr>
       <w:bookmarkStart w:id="0" w:name="metodología"/>
       <w:r>
         <w:rPr>
+          <w:rFonts w:ascii="Times New Roman" w:hAnsi="Times New Roman" w:cs="Times New Roman"/>
           <w:color w:val="000000"/>
         </w:rPr>
         <w:t xml:space="preserve">Metodología</w:t>
@@ -23,11 +25,13 @@
         <w:pStyle w:val="FirstParagraph"/>
         <w:jc w:val="both"/>
         <w:rPr>
-          <w:color w:val="000000"/>
-        </w:rPr>
-      </w:pPr>
-      <w:r>
-        <w:rPr>
+          <w:rFonts w:ascii="Times New Roman" w:hAnsi="Times New Roman" w:cs="Times New Roman"/>
+          <w:color w:val="000000"/>
+        </w:rPr>
+      </w:pPr>
+      <w:r>
+        <w:rPr>
+          <w:rFonts w:ascii="Times New Roman" w:hAnsi="Times New Roman" w:cs="Times New Roman"/>
           <w:color w:val="000000"/>
         </w:rPr>
         <w:t xml:space="preserve">Para evaluar el desempeño de las estrategias de despacho se desarrolló un simulador en MATLAB que replica de forma conceptual el proceso de despacho en enlace descendente de una celda celular basada en 4G/5G. El simulador implementa cuatro estrategias de despacho: Round Robin (RR), Best CQI (BCQI), Blind Equal Throughput (BET) y Proportional Fair (PF). Las cuatro comparten el mismo modelo de red, canal y tráfico. La diferencia entre ellas es la forma con la que se decide el orden y prioridad en el que se les asignan bloques de recurso (RB) a los equipo de usuario (UE) conectados a la red. En esta sección se describe el modelo de asignación de recursos y la implementación de cada despachador.</w:t>
@@ -38,11 +42,13 @@
         <w:pStyle w:val="BodyText"/>
         <w:jc w:val="both"/>
         <w:rPr>
-          <w:color w:val="000000"/>
-        </w:rPr>
-      </w:pPr>
-      <w:r>
-        <w:rPr>
+          <w:rFonts w:ascii="Times New Roman" w:hAnsi="Times New Roman" w:cs="Times New Roman"/>
+          <w:color w:val="000000"/>
+        </w:rPr>
+      </w:pPr>
+      <w:r>
+        <w:rPr>
+          <w:rFonts w:ascii="Times New Roman" w:hAnsi="Times New Roman" w:cs="Times New Roman"/>
           <w:color w:val="000000"/>
         </w:rPr>
         <w:t xml:space="preserve">La estructura de recursos del simulador se basa en LTE-A, la cual comparte con 5G su numerología base (</w:t>
@@ -75,6 +81,7 @@
       </m:oMath>
       <w:r>
         <w:rPr>
+          <w:rFonts w:ascii="Times New Roman" w:hAnsi="Times New Roman" w:cs="Times New Roman"/>
           <w:color w:val="000000"/>
         </w:rPr>
         <w:t xml:space="preserve">) el espaciado entre subportadoras de 15 kHz, los RB de 12 subportadoras y la trama de 10 ms [1].</w:t>
@@ -85,12 +92,14 @@
         <w:pStyle w:val="Heading2"/>
         <w:jc w:val="both"/>
         <w:rPr>
+          <w:rFonts w:ascii="Times New Roman" w:hAnsi="Times New Roman" w:cs="Times New Roman"/>
           <w:color w:val="000000"/>
         </w:rPr>
       </w:pPr>
       <w:bookmarkStart w:id="1" w:name="modelo-de-red-y-de-canal"/>
       <w:r>
         <w:rPr>
+          <w:rFonts w:ascii="Times New Roman" w:hAnsi="Times New Roman" w:cs="Times New Roman"/>
           <w:color w:val="000000"/>
         </w:rPr>
         <w:t xml:space="preserve">Modelo de red y de canal</w:t>
@@ -101,11 +110,13 @@
         <w:pStyle w:val="FirstParagraph"/>
         <w:jc w:val="both"/>
         <w:rPr>
-          <w:color w:val="000000"/>
-        </w:rPr>
-      </w:pPr>
-      <w:r>
-        <w:rPr>
+          <w:rFonts w:ascii="Times New Roman" w:hAnsi="Times New Roman" w:cs="Times New Roman"/>
+          <w:color w:val="000000"/>
+        </w:rPr>
+      </w:pPr>
+      <w:r>
+        <w:rPr>
+          <w:rFonts w:ascii="Times New Roman" w:hAnsi="Times New Roman" w:cs="Times New Roman"/>
           <w:color w:val="000000"/>
         </w:rPr>
         <w:t xml:space="preserve">Se considera una celda con una radiobase (gNB) ubicada en el centro y </w:t>
@@ -121,6 +132,7 @@
       </m:oMath>
       <w:r>
         <w:rPr>
+          <w:rFonts w:ascii="Times New Roman" w:hAnsi="Times New Roman" w:cs="Times New Roman"/>
           <w:color w:val="000000"/>
         </w:rPr>
         <w:t xml:space="preserve"> UE distribuidos dentro de un radio </w:t>
@@ -136,6 +148,7 @@
       </m:oMath>
       <w:r>
         <w:rPr>
+          <w:rFonts w:ascii="Times New Roman" w:hAnsi="Times New Roman" w:cs="Times New Roman"/>
           <w:color w:val="000000"/>
         </w:rPr>
         <w:t xml:space="preserve">. Al inicio de cada simulación, los UE se distribuyen a lo largo de la gNB y el borde de la celda. Se mantiene la misma distancia entre UEs.</w:t>
@@ -146,6 +159,7 @@
         <w:pStyle w:val="BodyText"/>
         <w:jc w:val="both"/>
         <w:rPr>
+          <w:rFonts w:ascii="Times New Roman" w:hAnsi="Times New Roman" w:cs="Times New Roman"/>
           <w:color w:val="000000"/>
         </w:rPr>
       </w:pPr>
@@ -348,11 +362,13 @@
         <w:pStyle w:val="FirstParagraph"/>
         <w:jc w:val="both"/>
         <w:rPr>
-          <w:color w:val="000000"/>
-        </w:rPr>
-      </w:pPr>
-      <w:r>
-        <w:rPr>
+          <w:rFonts w:ascii="Times New Roman" w:hAnsi="Times New Roman" w:cs="Times New Roman"/>
+          <w:color w:val="000000"/>
+        </w:rPr>
+      </w:pPr>
+      <w:r>
+        <w:rPr>
+          <w:rFonts w:ascii="Times New Roman" w:hAnsi="Times New Roman" w:cs="Times New Roman"/>
           <w:color w:val="000000"/>
         </w:rPr>
         <w:t xml:space="preserve">La potencia recibida por el UE </w:t>
@@ -368,6 +384,7 @@
       </m:oMath>
       <w:r>
         <w:rPr>
+          <w:rFonts w:ascii="Times New Roman" w:hAnsi="Times New Roman" w:cs="Times New Roman"/>
           <w:color w:val="000000"/>
         </w:rPr>
         <w:t xml:space="preserve"> se obtiene como </w:t>
@@ -517,6 +534,7 @@
       </m:oMath>
       <w:r>
         <w:rPr>
+          <w:rFonts w:ascii="Times New Roman" w:hAnsi="Times New Roman" w:cs="Times New Roman"/>
           <w:color w:val="000000"/>
         </w:rPr>
         <w:t xml:space="preserve">, donde </w:t>
@@ -553,6 +571,7 @@
       </m:oMath>
       <w:r>
         <w:rPr>
+          <w:rFonts w:ascii="Times New Roman" w:hAnsi="Times New Roman" w:cs="Times New Roman"/>
           <w:color w:val="000000"/>
         </w:rPr>
         <w:t xml:space="preserve"> es la potencia de transmisión de la gNB en dBm y </w:t>
@@ -609,12 +628,14 @@
       </m:oMath>
       <w:r>
         <w:rPr>
+          <w:rFonts w:ascii="Times New Roman" w:hAnsi="Times New Roman" w:cs="Times New Roman"/>
           <w:color w:val="000000"/>
         </w:rPr>
         <w:t xml:space="preserve"> son las pérdidas por propagación del modelo Urban Macro sin línea de vista (UMa NLOS) </w:t>
       </w:r>
       <w:r>
         <w:rPr>
+          <w:rFonts w:ascii="Times New Roman" w:hAnsi="Times New Roman" w:cs="Times New Roman"/>
           <w:b/>
           <w:bCs/>
           <w:color w:val="000000"/>
@@ -623,6 +644,7 @@
       </w:r>
       <w:r>
         <w:rPr>
+          <w:rFonts w:ascii="Times New Roman" w:hAnsi="Times New Roman" w:cs="Times New Roman"/>
           <w:color w:val="000000"/>
         </w:rPr>
         <w:t xml:space="preserve">.</w:t>
@@ -633,11 +655,13 @@
         <w:pStyle w:val="BodyText"/>
         <w:jc w:val="both"/>
         <w:rPr>
-          <w:color w:val="000000"/>
-        </w:rPr>
-      </w:pPr>
-      <w:r>
-        <w:rPr>
+          <w:rFonts w:ascii="Times New Roman" w:hAnsi="Times New Roman" w:cs="Times New Roman"/>
+          <w:color w:val="000000"/>
+        </w:rPr>
+      </w:pPr>
+      <w:r>
+        <w:rPr>
+          <w:rFonts w:ascii="Times New Roman" w:hAnsi="Times New Roman" w:cs="Times New Roman"/>
           <w:color w:val="000000"/>
         </w:rPr>
         <w:t xml:space="preserve">La relación señal a ruido más interferencia del UE </w:t>
@@ -653,6 +677,7 @@
       </m:oMath>
       <w:r>
         <w:rPr>
+          <w:rFonts w:ascii="Times New Roman" w:hAnsi="Times New Roman" w:cs="Times New Roman"/>
           <w:color w:val="000000"/>
         </w:rPr>
         <w:t xml:space="preserve"> en el RB </w:t>
@@ -668,6 +693,7 @@
       </m:oMath>
       <w:r>
         <w:rPr>
+          <w:rFonts w:ascii="Times New Roman" w:hAnsi="Times New Roman" w:cs="Times New Roman"/>
           <w:color w:val="000000"/>
         </w:rPr>
         <w:t xml:space="preserve"> se calcula en dB como</w:t>
@@ -678,6 +704,7 @@
         <w:pStyle w:val="BodyText"/>
         <w:jc w:val="both"/>
         <w:rPr>
+          <w:rFonts w:ascii="Times New Roman" w:hAnsi="Times New Roman" w:cs="Times New Roman"/>
           <w:color w:val="000000"/>
         </w:rPr>
       </w:pPr>
@@ -972,11 +999,13 @@
         <w:pStyle w:val="FirstParagraph"/>
         <w:jc w:val="both"/>
         <w:rPr>
-          <w:color w:val="000000"/>
-        </w:rPr>
-      </w:pPr>
-      <w:r>
-        <w:rPr>
+          <w:rFonts w:ascii="Times New Roman" w:hAnsi="Times New Roman" w:cs="Times New Roman"/>
+          <w:color w:val="000000"/>
+        </w:rPr>
+      </w:pPr>
+      <w:r>
+        <w:rPr>
+          <w:rFonts w:ascii="Times New Roman" w:hAnsi="Times New Roman" w:cs="Times New Roman"/>
           <w:color w:val="000000"/>
         </w:rPr>
         <w:t xml:space="preserve">donde </w:t>
@@ -992,6 +1021,7 @@
       </m:oMath>
       <w:r>
         <w:rPr>
+          <w:rFonts w:ascii="Times New Roman" w:hAnsi="Times New Roman" w:cs="Times New Roman"/>
           <w:color w:val="000000"/>
         </w:rPr>
         <w:t xml:space="preserve"> es el ancho de banda del canal en Hz y </w:t>
@@ -1045,6 +1075,7 @@
       </m:oMath>
       <w:r>
         <w:rPr>
+          <w:rFonts w:ascii="Times New Roman" w:hAnsi="Times New Roman" w:cs="Times New Roman"/>
           <w:color w:val="000000"/>
         </w:rPr>
         <w:t xml:space="preserve"> es una variable aleatoria en dB que representa la degradación de la señal por interferencia. Este valor se obtiene como el absoluto de una variable aleatoria normal con media cero y desviación estándar </w:t>
@@ -1126,6 +1157,7 @@
       </m:oMath>
       <w:r>
         <w:rPr>
+          <w:rFonts w:ascii="Times New Roman" w:hAnsi="Times New Roman" w:cs="Times New Roman"/>
           <w:color w:val="000000"/>
         </w:rPr>
         <w:t xml:space="preserve">, donde </w:t>
@@ -1162,6 +1194,7 @@
       </m:oMath>
       <w:r>
         <w:rPr>
+          <w:rFonts w:ascii="Times New Roman" w:hAnsi="Times New Roman" w:cs="Times New Roman"/>
           <w:color w:val="000000"/>
         </w:rPr>
         <w:t xml:space="preserve"> es un factor de interferencia por usuario. De esta forma, la interferencia crece con el número de UE en la celda. El valor de </w:t>
@@ -1215,6 +1248,7 @@
       </m:oMath>
       <w:r>
         <w:rPr>
+          <w:rFonts w:ascii="Times New Roman" w:hAnsi="Times New Roman" w:cs="Times New Roman"/>
           <w:color w:val="000000"/>
         </w:rPr>
         <w:t xml:space="preserve"> se genera de nuevo para cada UE, en cada RB y en cada trama.</w:t>
@@ -1225,11 +1259,13 @@
         <w:pStyle w:val="BodyText"/>
         <w:jc w:val="both"/>
         <w:rPr>
-          <w:color w:val="000000"/>
-        </w:rPr>
-      </w:pPr>
-      <w:r>
-        <w:rPr>
+          <w:rFonts w:ascii="Times New Roman" w:hAnsi="Times New Roman" w:cs="Times New Roman"/>
+          <w:color w:val="000000"/>
+        </w:rPr>
+      </w:pPr>
+      <w:r>
+        <w:rPr>
+          <w:rFonts w:ascii="Times New Roman" w:hAnsi="Times New Roman" w:cs="Times New Roman"/>
           <w:color w:val="000000"/>
         </w:rPr>
         <w:t xml:space="preserve">Para la adaptación del enlace, </w:t>
@@ -1283,12 +1319,14 @@
       </m:oMath>
       <w:r>
         <w:rPr>
+          <w:rFonts w:ascii="Times New Roman" w:hAnsi="Times New Roman" w:cs="Times New Roman"/>
           <w:color w:val="000000"/>
         </w:rPr>
         <w:t xml:space="preserve"> se compara con un conjunto de umbrales para obtener el índice de CQI (de 1 a 15) de la tabla de 4 bits de 3GPP TS 36.213 </w:t>
       </w:r>
       <w:r>
         <w:rPr>
+          <w:rFonts w:ascii="Times New Roman" w:hAnsi="Times New Roman" w:cs="Times New Roman"/>
           <w:b/>
           <w:bCs/>
           <w:color w:val="000000"/>
@@ -1297,6 +1335,7 @@
       </w:r>
       <w:r>
         <w:rPr>
+          <w:rFonts w:ascii="Times New Roman" w:hAnsi="Times New Roman" w:cs="Times New Roman"/>
           <w:color w:val="000000"/>
         </w:rPr>
         <w:t xml:space="preserve">. Con </w:t>
@@ -1350,6 +1389,7 @@
       </m:oMath>
       <w:r>
         <w:rPr>
+          <w:rFonts w:ascii="Times New Roman" w:hAnsi="Times New Roman" w:cs="Times New Roman"/>
           <w:color w:val="000000"/>
         </w:rPr>
         <w:t xml:space="preserve"> se obtiene el CQI, que determina los bits que transporta el RB.</w:t>
@@ -1360,11 +1400,13 @@
         <w:pStyle w:val="BodyText"/>
         <w:jc w:val="both"/>
         <w:rPr>
-          <w:color w:val="000000"/>
-        </w:rPr>
-      </w:pPr>
-      <w:r>
-        <w:rPr>
+          <w:rFonts w:ascii="Times New Roman" w:hAnsi="Times New Roman" w:cs="Times New Roman"/>
+          <w:color w:val="000000"/>
+        </w:rPr>
+      </w:pPr>
+      <w:r>
+        <w:rPr>
+          <w:rFonts w:ascii="Times New Roman" w:hAnsi="Times New Roman" w:cs="Times New Roman"/>
           <w:color w:val="000000"/>
         </w:rPr>
         <w:t xml:space="preserve">El despacho se realiza por trama (10 ms). El número de RB disponibles en una trama es </w:t>
@@ -1425,6 +1467,7 @@
       </m:oMath>
       <w:r>
         <w:rPr>
+          <w:rFonts w:ascii="Times New Roman" w:hAnsi="Times New Roman" w:cs="Times New Roman"/>
           <w:color w:val="000000"/>
         </w:rPr>
         <w:t xml:space="preserve">, donde </w:t>
@@ -1478,6 +1521,7 @@
       </m:oMath>
       <w:r>
         <w:rPr>
+          <w:rFonts w:ascii="Times New Roman" w:hAnsi="Times New Roman" w:cs="Times New Roman"/>
           <w:color w:val="000000"/>
         </w:rPr>
         <w:t xml:space="preserve"> (con </w:t>
@@ -1493,6 +1537,7 @@
       </m:oMath>
       <w:r>
         <w:rPr>
+          <w:rFonts w:ascii="Times New Roman" w:hAnsi="Times New Roman" w:cs="Times New Roman"/>
           <w:color w:val="000000"/>
         </w:rPr>
         <w:t xml:space="preserve"> en MHz) es el número de RB por ranura de 0.5 ms y 20 es el número de ranuras en una trama. Los RB de la trama se asignan uno a la vez, y cada RB se asigna a un solo UE.</w:t>
@@ -1503,11 +1548,13 @@
         <w:pStyle w:val="BodyText"/>
         <w:jc w:val="both"/>
         <w:rPr>
-          <w:color w:val="000000"/>
-        </w:rPr>
-      </w:pPr>
-      <w:r>
-        <w:rPr>
+          <w:rFonts w:ascii="Times New Roman" w:hAnsi="Times New Roman" w:cs="Times New Roman"/>
+          <w:color w:val="000000"/>
+        </w:rPr>
+      </w:pPr>
+      <w:r>
+        <w:rPr>
+          <w:rFonts w:ascii="Times New Roman" w:hAnsi="Times New Roman" w:cs="Times New Roman"/>
           <w:color w:val="000000"/>
         </w:rPr>
         <w:t xml:space="preserve">En cuanto al tráfico, se considera un modelo de buffer infinito: todos los UE tienen siempre datos por recibir y permanecen en la celda durante toda la simulación, por lo que el número de UE activos se mantiene igual a </w:t>
@@ -1523,6 +1570,7 @@
       </m:oMath>
       <w:r>
         <w:rPr>
+          <w:rFonts w:ascii="Times New Roman" w:hAnsi="Times New Roman" w:cs="Times New Roman"/>
           <w:color w:val="000000"/>
         </w:rPr>
         <w:t xml:space="preserve">. La simulación termina después de </w:t>
@@ -1538,6 +1586,7 @@
       </m:oMath>
       <w:r>
         <w:rPr>
+          <w:rFonts w:ascii="Times New Roman" w:hAnsi="Times New Roman" w:cs="Times New Roman"/>
           <w:color w:val="000000"/>
         </w:rPr>
         <w:t xml:space="preserve"> tramas.</w:t>
@@ -1548,6 +1597,7 @@
         <w:pStyle w:val="Heading2"/>
         <w:jc w:val="both"/>
         <w:rPr>
+          <w:rFonts w:ascii="Times New Roman" w:hAnsi="Times New Roman" w:cs="Times New Roman"/>
           <w:color w:val="000000"/>
         </w:rPr>
       </w:pPr>
@@ -1555,6 +1605,7 @@
       <w:bookmarkStart w:id="2" w:name="implementación"/>
       <w:r>
         <w:rPr>
+          <w:rFonts w:ascii="Times New Roman" w:hAnsi="Times New Roman" w:cs="Times New Roman"/>
           <w:color w:val="000000"/>
         </w:rPr>
         <w:t xml:space="preserve">Implementación</w:t>
@@ -1565,11 +1616,13 @@
         <w:pStyle w:val="FirstParagraph"/>
         <w:jc w:val="both"/>
         <w:rPr>
-          <w:color w:val="000000"/>
-        </w:rPr>
-      </w:pPr>
-      <w:r>
-        <w:rPr>
+          <w:rFonts w:ascii="Times New Roman" w:hAnsi="Times New Roman" w:cs="Times New Roman"/>
+          <w:color w:val="000000"/>
+        </w:rPr>
+      </w:pPr>
+      <w:r>
+        <w:rPr>
+          <w:rFonts w:ascii="Times New Roman" w:hAnsi="Times New Roman" w:cs="Times New Roman"/>
           <w:color w:val="000000"/>
         </w:rPr>
         <w:t xml:space="preserve">La Fig. 1 muestra el proceso de despacho de los cuatro despachadores presentados. Al inicio de cada trama se calcula </w:t>
@@ -1623,6 +1676,7 @@
       </m:oMath>
       <w:r>
         <w:rPr>
+          <w:rFonts w:ascii="Times New Roman" w:hAnsi="Times New Roman" w:cs="Times New Roman"/>
           <w:color w:val="000000"/>
         </w:rPr>
         <w:t xml:space="preserve"> para todos los UE y todos los RB de la trama. Después, para cada RB </w:t>
@@ -1638,6 +1692,7 @@
       </m:oMath>
       <w:r>
         <w:rPr>
+          <w:rFonts w:ascii="Times New Roman" w:hAnsi="Times New Roman" w:cs="Times New Roman"/>
           <w:color w:val="000000"/>
         </w:rPr>
         <w:t xml:space="preserve">, el despachador calcula la métrica </w:t>
@@ -1691,9 +1746,10 @@
       </m:oMath>
       <w:r>
         <w:rPr>
-          <w:color w:val="000000"/>
-        </w:rPr>
-        <w:t xml:space="preserve"> de cada UE activo y asigna el RB al UE con la métrica más alta,</w:t>
+          <w:rFonts w:ascii="Times New Roman" w:hAnsi="Times New Roman" w:cs="Times New Roman"/>
+          <w:color w:val="000000"/>
+        </w:rPr>
+        <w:t xml:space="preserve"> de cada UE y asigna el RB al UE con la métrica más alta,</w:t>
       </w:r>
     </w:p>
     <w:p>
@@ -1701,6 +1757,7 @@
         <w:pStyle w:val="BodyText"/>
         <w:jc w:val="both"/>
         <w:rPr>
+          <w:rFonts w:ascii="Times New Roman" w:hAnsi="Times New Roman" w:cs="Times New Roman"/>
           <w:color w:val="000000"/>
         </w:rPr>
       </w:pPr>
@@ -1890,11 +1947,13 @@
         <w:pStyle w:val="FirstParagraph"/>
         <w:jc w:val="both"/>
         <w:rPr>
-          <w:color w:val="000000"/>
-        </w:rPr>
-      </w:pPr>
-      <w:r>
-        <w:rPr>
+          <w:rFonts w:ascii="Times New Roman" w:hAnsi="Times New Roman" w:cs="Times New Roman"/>
+          <w:color w:val="000000"/>
+        </w:rPr>
+      </w:pPr>
+      <w:r>
+        <w:rPr>
+          <w:rFonts w:ascii="Times New Roman" w:hAnsi="Times New Roman" w:cs="Times New Roman"/>
           <w:color w:val="000000"/>
         </w:rPr>
         <w:t xml:space="preserve">donde </w:t>
@@ -1914,9 +1973,113 @@
       </m:oMath>
       <w:r>
         <w:rPr>
-          <w:color w:val="000000"/>
-        </w:rPr>
-        <w:t xml:space="preserve"> es el conjunto de UE que aún tienen datos por recibir. Al terminar la trama se registran los datos entregados a cada UE y el proceso se repite hasta completar las </w:t>
+          <w:rFonts w:ascii="Times New Roman" w:hAnsi="Times New Roman" w:cs="Times New Roman"/>
+          <w:color w:val="000000"/>
+        </w:rPr>
+        <w:t xml:space="preserve"> es el conjunto de los </w:t>
+      </w:r>
+      <m:oMath>
+        <m:r>
+          <w:rPr>
+            <w:rFonts w:ascii="Cambria Math" w:hAnsi="Cambria Math"/>
+            <w:color w:val="000000"/>
+          </w:rPr>
+          <m:t xml:space="preserve">N</m:t>
+        </m:r>
+      </m:oMath>
+      <w:r>
+        <w:rPr>
+          <w:rFonts w:ascii="Times New Roman" w:hAnsi="Times New Roman" w:cs="Times New Roman"/>
+          <w:color w:val="000000"/>
+        </w:rPr>
+        <w:t xml:space="preserve"> UE, que se mantiene constante durante toda la simulación. Después de cada asignación se actualiza el throughput promedio </w:t>
+      </w:r>
+      <m:oMath>
+        <m:sSub>
+          <m:sSubPr>
+            <m:ctrlPr>
+              <w:rPr>
+                <w:rFonts w:ascii="Cambria Math" w:hAnsi="Cambria Math"/>
+                <w:i/>
+              </w:rPr>
+            </m:ctrlPr>
+          </m:sSubPr>
+          <m:e>
+            <m:acc>
+              <m:accPr>
+                <m:chr m:val="‾"/>
+                <m:ctrlPr>
+                  <w:rPr>
+                    <w:rFonts w:ascii="Cambria Math" w:hAnsi="Cambria Math"/>
+                    <w:i/>
+                  </w:rPr>
+                </m:ctrlPr>
+              </m:accPr>
+              <m:e>
+                <m:r>
+                  <w:rPr>
+                    <w:rFonts w:ascii="Cambria Math" w:hAnsi="Cambria Math"/>
+                    <w:color w:val="000000"/>
+                  </w:rPr>
+                  <m:t xml:space="preserve">R</m:t>
+                </m:r>
+              </m:e>
+            </m:acc>
+          </m:e>
+          <m:sub>
+            <m:r>
+              <w:rPr>
+                <w:rFonts w:ascii="Cambria Math" w:hAnsi="Cambria Math"/>
+                <w:color w:val="000000"/>
+              </w:rPr>
+              <m:t xml:space="preserve">i</m:t>
+            </m:r>
+          </m:sub>
+        </m:sSub>
+      </m:oMath>
+      <w:r>
+        <w:rPr>
+          <w:rFonts w:ascii="Times New Roman" w:hAnsi="Times New Roman" w:cs="Times New Roman"/>
+          <w:color w:val="000000"/>
+        </w:rPr>
+        <w:t xml:space="preserve"> de cada UE (BET y PF) o el instante </w:t>
+      </w:r>
+      <m:oMath>
+        <m:sSub>
+          <m:sSubPr>
+            <m:ctrlPr>
+              <w:rPr>
+                <w:rFonts w:ascii="Cambria Math" w:hAnsi="Cambria Math"/>
+                <w:i/>
+              </w:rPr>
+            </m:ctrlPr>
+          </m:sSubPr>
+          <m:e>
+            <m:r>
+              <w:rPr>
+                <w:rFonts w:ascii="Cambria Math" w:hAnsi="Cambria Math"/>
+                <w:color w:val="000000"/>
+              </w:rPr>
+              <m:t xml:space="preserve">T</m:t>
+            </m:r>
+          </m:e>
+          <m:sub>
+            <m:r>
+              <w:rPr>
+                <w:rFonts w:ascii="Cambria Math" w:hAnsi="Cambria Math"/>
+                <w:color w:val="000000"/>
+              </w:rPr>
+              <m:t xml:space="preserve">i</m:t>
+            </m:r>
+          </m:sub>
+        </m:sSub>
+      </m:oMath>
+      <w:r>
+        <w:rPr>
+          <w:rFonts w:ascii="Times New Roman" w:hAnsi="Times New Roman" w:cs="Times New Roman"/>
+          <w:color w:val="000000"/>
+        </w:rPr>
+        <w:t xml:space="preserve"> en que fue atendido (RR), que intervienen en la métrica del siguiente RB. Al terminar la trama se registran los datos entregados a cada UE y el proceso se repite hasta completar las </w:t>
       </w:r>
       <m:oMath>
         <m:r>
@@ -1929,6 +2092,7 @@
       </m:oMath>
       <w:r>
         <w:rPr>
+          <w:rFonts w:ascii="Times New Roman" w:hAnsi="Times New Roman" w:cs="Times New Roman"/>
           <w:color w:val="000000"/>
         </w:rPr>
         <w:t xml:space="preserve"> tramas. Después de completar todas las tramas, se calculan las métricas de desempeño de los algoritmos de despacho.</w:t>
@@ -1939,16 +2103,18 @@
         <w:pStyle w:val="CaptionedFigure"/>
         <w:jc w:val="both"/>
         <w:rPr>
-          <w:color w:val="000000"/>
-        </w:rPr>
-      </w:pPr>
-      <w:r>
-        <w:rPr>
+          <w:rFonts w:ascii="Times New Roman" w:hAnsi="Times New Roman" w:cs="Times New Roman"/>
+          <w:color w:val="000000"/>
+        </w:rPr>
+      </w:pPr>
+      <w:r>
+        <w:rPr>
+          <w:rFonts w:ascii="Times New Roman" w:hAnsi="Times New Roman" w:cs="Times New Roman"/>
           <w:color w:val="000000"/>
         </w:rPr>
         <w:drawing>
           <wp:inline distT="0" distB="0" distL="0" distR="0">
-            <wp:extent cx="2519999" cy="4632233"/>
+            <wp:extent cx="2519999" cy="5101165"/>
             <wp:effectExtent l="0" t="0" r="0" b="0"/>
             <wp:docPr id="1" name="Picture 1" descr=""/>
             <wp:cNvGraphicFramePr/>
@@ -1970,7 +2136,7 @@
                   <pic:spPr bwMode="auto">
                     <a:xfrm>
                       <a:off x="0" y="0"/>
-                      <a:ext cx="2519999" cy="4632233"/>
+                      <a:ext cx="2519999" cy="5101165"/>
                     </a:xfrm>
                     <a:prstGeom prst="rect">
                       <a:avLst/>
@@ -1988,11 +2154,13 @@
         <w:pStyle w:val="ImageCaption"/>
         <w:jc w:val="both"/>
         <w:rPr>
-          <w:color w:val="000000"/>
-        </w:rPr>
-      </w:pPr>
-      <w:r>
-        <w:rPr>
+          <w:rFonts w:ascii="Times New Roman" w:hAnsi="Times New Roman" w:cs="Times New Roman"/>
+          <w:color w:val="000000"/>
+        </w:rPr>
+      </w:pPr>
+      <w:r>
+        <w:rPr>
+          <w:rFonts w:ascii="Times New Roman" w:hAnsi="Times New Roman" w:cs="Times New Roman"/>
           <w:color w:val="000000"/>
         </w:rPr>
         <w:t xml:space="preserve">Figura 1. Diagrama de flujo del proceso de despacho de los despachadores RR, BCQI, BET y PF.</w:t>
@@ -2003,12 +2171,14 @@
         <w:pStyle w:val="Heading3"/>
         <w:jc w:val="both"/>
         <w:rPr>
+          <w:rFonts w:ascii="Times New Roman" w:hAnsi="Times New Roman" w:cs="Times New Roman"/>
           <w:color w:val="000000"/>
         </w:rPr>
       </w:pPr>
       <w:bookmarkStart w:id="3" w:name="round-robin-rr."/>
       <w:r>
         <w:rPr>
+          <w:rFonts w:ascii="Times New Roman" w:hAnsi="Times New Roman" w:cs="Times New Roman"/>
           <w:color w:val="000000"/>
         </w:rPr>
         <w:t xml:space="preserve">Round Robin (RR).</w:t>
@@ -2019,11 +2189,13 @@
         <w:pStyle w:val="FirstParagraph"/>
         <w:jc w:val="both"/>
         <w:rPr>
-          <w:color w:val="000000"/>
-        </w:rPr>
-      </w:pPr>
-      <w:r>
-        <w:rPr>
+          <w:rFonts w:ascii="Times New Roman" w:hAnsi="Times New Roman" w:cs="Times New Roman"/>
+          <w:color w:val="000000"/>
+        </w:rPr>
+      </w:pPr>
+      <w:r>
+        <w:rPr>
+          <w:rFonts w:ascii="Times New Roman" w:hAnsi="Times New Roman" w:cs="Times New Roman"/>
           <w:color w:val="000000"/>
         </w:rPr>
         <w:t xml:space="preserve">RR asigna los RB a los UE por turnos, en un orden fijo y sin considerar las condiciones del canal ni los requerimientos del usuario [2], [3]. Su métrica se puede expresar como</w:t>
@@ -2034,6 +2206,7 @@
         <w:pStyle w:val="BodyText"/>
         <w:jc w:val="both"/>
         <w:rPr>
+          <w:rFonts w:ascii="Times New Roman" w:hAnsi="Times New Roman" w:cs="Times New Roman"/>
           <w:color w:val="000000"/>
         </w:rPr>
       </w:pPr>
@@ -2187,11 +2360,13 @@
         <w:pStyle w:val="FirstParagraph"/>
         <w:jc w:val="both"/>
         <w:rPr>
-          <w:color w:val="000000"/>
-        </w:rPr>
-      </w:pPr>
-      <w:r>
-        <w:rPr>
+          <w:rFonts w:ascii="Times New Roman" w:hAnsi="Times New Roman" w:cs="Times New Roman"/>
+          <w:color w:val="000000"/>
+        </w:rPr>
+      </w:pPr>
+      <w:r>
+        <w:rPr>
+          <w:rFonts w:ascii="Times New Roman" w:hAnsi="Times New Roman" w:cs="Times New Roman"/>
           <w:color w:val="000000"/>
         </w:rPr>
         <w:t xml:space="preserve">donde </w:t>
@@ -2207,6 +2382,7 @@
       </m:oMath>
       <w:r>
         <w:rPr>
+          <w:rFonts w:ascii="Times New Roman" w:hAnsi="Times New Roman" w:cs="Times New Roman"/>
           <w:color w:val="000000"/>
         </w:rPr>
         <w:t xml:space="preserve"> es el tiempo actual y </w:t>
@@ -2243,6 +2419,7 @@
       </m:oMath>
       <w:r>
         <w:rPr>
+          <w:rFonts w:ascii="Times New Roman" w:hAnsi="Times New Roman" w:cs="Times New Roman"/>
           <w:color w:val="000000"/>
         </w:rPr>
         <w:t xml:space="preserve"> es la última vez que el UE </w:t>
@@ -2258,6 +2435,7 @@
       </m:oMath>
       <w:r>
         <w:rPr>
+          <w:rFonts w:ascii="Times New Roman" w:hAnsi="Times New Roman" w:cs="Times New Roman"/>
           <w:color w:val="000000"/>
         </w:rPr>
         <w:t xml:space="preserve"> fue atendido [2], de manera que se prioriza al UE que lleva más tiempo sin que se le asignen recursos. Con esta estrategia todos los UE reciben la misma cantidad de RB.</w:t>
@@ -2268,6 +2446,7 @@
         <w:pStyle w:val="Heading3"/>
         <w:jc w:val="both"/>
         <w:rPr>
+          <w:rFonts w:ascii="Times New Roman" w:hAnsi="Times New Roman" w:cs="Times New Roman"/>
           <w:color w:val="000000"/>
         </w:rPr>
       </w:pPr>
@@ -2275,6 +2454,7 @@
       <w:bookmarkStart w:id="4" w:name="best-cqi-bcqi."/>
       <w:r>
         <w:rPr>
+          <w:rFonts w:ascii="Times New Roman" w:hAnsi="Times New Roman" w:cs="Times New Roman"/>
           <w:color w:val="000000"/>
         </w:rPr>
         <w:t xml:space="preserve">Best CQI (BCQI).</w:t>
@@ -2285,11 +2465,13 @@
         <w:pStyle w:val="FirstParagraph"/>
         <w:jc w:val="both"/>
         <w:rPr>
-          <w:color w:val="000000"/>
-        </w:rPr>
-      </w:pPr>
-      <w:r>
-        <w:rPr>
+          <w:rFonts w:ascii="Times New Roman" w:hAnsi="Times New Roman" w:cs="Times New Roman"/>
+          <w:color w:val="000000"/>
+        </w:rPr>
+      </w:pPr>
+      <w:r>
+        <w:rPr>
+          <w:rFonts w:ascii="Times New Roman" w:hAnsi="Times New Roman" w:cs="Times New Roman"/>
           <w:color w:val="000000"/>
         </w:rPr>
         <w:t xml:space="preserve">BCQI asigna cada RB al UE que puede alcanzar la mayor tasa de datos en ese RB, con el objetivo de maximizar el throughput del sistema sin importar la equidad [2], [4]. En la implementación, la métrica es el SINR del UE en el RB,</w:t>
@@ -2300,6 +2482,7 @@
         <w:pStyle w:val="BodyText"/>
         <w:jc w:val="both"/>
         <w:rPr>
+          <w:rFonts w:ascii="Times New Roman" w:hAnsi="Times New Roman" w:cs="Times New Roman"/>
           <w:color w:val="000000"/>
         </w:rPr>
       </w:pPr>
@@ -2453,11 +2636,13 @@
         <w:pStyle w:val="FirstParagraph"/>
         <w:jc w:val="both"/>
         <w:rPr>
-          <w:color w:val="000000"/>
-        </w:rPr>
-      </w:pPr>
-      <w:r>
-        <w:rPr>
+          <w:rFonts w:ascii="Times New Roman" w:hAnsi="Times New Roman" w:cs="Times New Roman"/>
+          <w:color w:val="000000"/>
+        </w:rPr>
+      </w:pPr>
+      <w:r>
+        <w:rPr>
+          <w:rFonts w:ascii="Times New Roman" w:hAnsi="Times New Roman" w:cs="Times New Roman"/>
           <w:color w:val="000000"/>
         </w:rPr>
         <w:t xml:space="preserve">Debido a que el CQI y, por lo tanto, la cantidad de bits que puede transportar el RB no disminuyen al aumentar </w:t>
@@ -2511,6 +2696,7 @@
       </m:oMath>
       <w:r>
         <w:rPr>
+          <w:rFonts w:ascii="Times New Roman" w:hAnsi="Times New Roman" w:cs="Times New Roman"/>
           <w:color w:val="000000"/>
         </w:rPr>
         <w:t xml:space="preserve">, elegir el UE con mayor SINR equivale a elegir el UE que transporta más bits en el RB. Los UE cercanos a la gNB son atendidos con mayor frecuencia, mientras que los UE en el borde de la celda pueden no ser atendidos hasta que mejoren sus condiciones de canal.</w:t>
@@ -2521,6 +2707,7 @@
         <w:pStyle w:val="Heading3"/>
         <w:jc w:val="both"/>
         <w:rPr>
+          <w:rFonts w:ascii="Times New Roman" w:hAnsi="Times New Roman" w:cs="Times New Roman"/>
           <w:color w:val="000000"/>
         </w:rPr>
       </w:pPr>
@@ -2528,6 +2715,7 @@
       <w:bookmarkStart w:id="5" w:name="blind-equal-throughput-bet."/>
       <w:r>
         <w:rPr>
+          <w:rFonts w:ascii="Times New Roman" w:hAnsi="Times New Roman" w:cs="Times New Roman"/>
           <w:color w:val="000000"/>
         </w:rPr>
         <w:t xml:space="preserve">Blind Equal Throughput (BET).</w:t>
@@ -2538,11 +2726,13 @@
         <w:pStyle w:val="FirstParagraph"/>
         <w:jc w:val="both"/>
         <w:rPr>
-          <w:color w:val="000000"/>
-        </w:rPr>
-      </w:pPr>
-      <w:r>
-        <w:rPr>
+          <w:rFonts w:ascii="Times New Roman" w:hAnsi="Times New Roman" w:cs="Times New Roman"/>
+          <w:color w:val="000000"/>
+        </w:rPr>
+      </w:pPr>
+      <w:r>
+        <w:rPr>
+          <w:rFonts w:ascii="Times New Roman" w:hAnsi="Times New Roman" w:cs="Times New Roman"/>
           <w:color w:val="000000"/>
         </w:rPr>
         <w:t xml:space="preserve">BET busca la equidad en términos de throughput, para lo cual prioriza al UE que ha recibido menos datos, sin considerar las condiciones del canal [2]. La métrica de BET es</w:t>
@@ -2553,6 +2743,7 @@
         <w:pStyle w:val="BodyText"/>
         <w:jc w:val="both"/>
         <w:rPr>
+          <w:rFonts w:ascii="Times New Roman" w:hAnsi="Times New Roman" w:cs="Times New Roman"/>
           <w:color w:val="000000"/>
         </w:rPr>
       </w:pPr>
@@ -2760,11 +2951,13 @@
         <w:pStyle w:val="FirstParagraph"/>
         <w:jc w:val="both"/>
         <w:rPr>
-          <w:color w:val="000000"/>
-        </w:rPr>
-      </w:pPr>
-      <w:r>
-        <w:rPr>
+          <w:rFonts w:ascii="Times New Roman" w:hAnsi="Times New Roman" w:cs="Times New Roman"/>
+          <w:color w:val="000000"/>
+        </w:rPr>
+      </w:pPr>
+      <w:r>
+        <w:rPr>
+          <w:rFonts w:ascii="Times New Roman" w:hAnsi="Times New Roman" w:cs="Times New Roman"/>
           <w:color w:val="000000"/>
         </w:rPr>
         <w:t xml:space="preserve">donde </w:t>
@@ -2814,6 +3007,7 @@
       </m:oMath>
       <w:r>
         <w:rPr>
+          <w:rFonts w:ascii="Times New Roman" w:hAnsi="Times New Roman" w:cs="Times New Roman"/>
           <w:color w:val="000000"/>
         </w:rPr>
         <w:t xml:space="preserve"> es el promedio de datos recibidos del UE </w:t>
@@ -2829,6 +3023,7 @@
       </m:oMath>
       <w:r>
         <w:rPr>
+          <w:rFonts w:ascii="Times New Roman" w:hAnsi="Times New Roman" w:cs="Times New Roman"/>
           <w:color w:val="000000"/>
         </w:rPr>
         <w:t xml:space="preserve"> [2]. En la implementación, </w:t>
@@ -2878,6 +3073,7 @@
       </m:oMath>
       <w:r>
         <w:rPr>
+          <w:rFonts w:ascii="Times New Roman" w:hAnsi="Times New Roman" w:cs="Times New Roman"/>
           <w:color w:val="000000"/>
         </w:rPr>
         <w:t xml:space="preserve"> se actualiza en cada RB. Los UE que todavía no han sido atendidos tienen </w:t>
@@ -2944,6 +3140,7 @@
       </m:oMath>
       <w:r>
         <w:rPr>
+          <w:rFonts w:ascii="Times New Roman" w:hAnsi="Times New Roman" w:cs="Times New Roman"/>
           <w:color w:val="000000"/>
         </w:rPr>
         <w:t xml:space="preserve"> y, por lo tanto, la métrica más alta, por lo que se atienden primero.</w:t>
@@ -2954,6 +3151,7 @@
         <w:pStyle w:val="Heading3"/>
         <w:jc w:val="both"/>
         <w:rPr>
+          <w:rFonts w:ascii="Times New Roman" w:hAnsi="Times New Roman" w:cs="Times New Roman"/>
           <w:color w:val="000000"/>
         </w:rPr>
       </w:pPr>
@@ -2961,6 +3159,7 @@
       <w:bookmarkStart w:id="6" w:name="proportional-fair-pf."/>
       <w:r>
         <w:rPr>
+          <w:rFonts w:ascii="Times New Roman" w:hAnsi="Times New Roman" w:cs="Times New Roman"/>
           <w:color w:val="000000"/>
         </w:rPr>
         <w:t xml:space="preserve">Proportional Fair (PF).</w:t>
@@ -2971,11 +3170,13 @@
         <w:pStyle w:val="FirstParagraph"/>
         <w:jc w:val="both"/>
         <w:rPr>
-          <w:color w:val="000000"/>
-        </w:rPr>
-      </w:pPr>
-      <w:r>
-        <w:rPr>
+          <w:rFonts w:ascii="Times New Roman" w:hAnsi="Times New Roman" w:cs="Times New Roman"/>
+          <w:color w:val="000000"/>
+        </w:rPr>
+      </w:pPr>
+      <w:r>
+        <w:rPr>
+          <w:rFonts w:ascii="Times New Roman" w:hAnsi="Times New Roman" w:cs="Times New Roman"/>
           <w:color w:val="000000"/>
         </w:rPr>
         <w:t xml:space="preserve">PF busca un punto medio entre BCQI y BET: favorece a los UE con buenas condiciones de canal, pero tomando en cuenta el throughput que cada UE ha recibido [2], [3]. Su métrica es</w:t>
@@ -2986,6 +3187,7 @@
         <w:pStyle w:val="BodyText"/>
         <w:jc w:val="both"/>
         <w:rPr>
+          <w:rFonts w:ascii="Times New Roman" w:hAnsi="Times New Roman" w:cs="Times New Roman"/>
           <w:color w:val="000000"/>
         </w:rPr>
       </w:pPr>
@@ -3231,11 +3433,13 @@
         <w:pStyle w:val="FirstParagraph"/>
         <w:jc w:val="both"/>
         <w:rPr>
-          <w:color w:val="000000"/>
-        </w:rPr>
-      </w:pPr>
-      <w:r>
-        <w:rPr>
+          <w:rFonts w:ascii="Times New Roman" w:hAnsi="Times New Roman" w:cs="Times New Roman"/>
+          <w:color w:val="000000"/>
+        </w:rPr>
+      </w:pPr>
+      <w:r>
+        <w:rPr>
+          <w:rFonts w:ascii="Times New Roman" w:hAnsi="Times New Roman" w:cs="Times New Roman"/>
           <w:color w:val="000000"/>
         </w:rPr>
         <w:t xml:space="preserve">donde </w:t>
@@ -3289,6 +3493,7 @@
       </m:oMath>
       <w:r>
         <w:rPr>
+          <w:rFonts w:ascii="Times New Roman" w:hAnsi="Times New Roman" w:cs="Times New Roman"/>
           <w:color w:val="000000"/>
         </w:rPr>
         <w:t xml:space="preserve"> es la tasa que alcanzaría el UE </w:t>
@@ -3304,6 +3509,7 @@
       </m:oMath>
       <w:r>
         <w:rPr>
+          <w:rFonts w:ascii="Times New Roman" w:hAnsi="Times New Roman" w:cs="Times New Roman"/>
           <w:color w:val="000000"/>
         </w:rPr>
         <w:t xml:space="preserve"> en el RB </w:t>
@@ -3319,6 +3525,7 @@
       </m:oMath>
       <w:r>
         <w:rPr>
+          <w:rFonts w:ascii="Times New Roman" w:hAnsi="Times New Roman" w:cs="Times New Roman"/>
           <w:color w:val="000000"/>
         </w:rPr>
         <w:t xml:space="preserve"> y </w:t>
@@ -3368,6 +3575,7 @@
       </m:oMath>
       <w:r>
         <w:rPr>
+          <w:rFonts w:ascii="Times New Roman" w:hAnsi="Times New Roman" w:cs="Times New Roman"/>
           <w:color w:val="000000"/>
         </w:rPr>
         <w:t xml:space="preserve"> es su throughput promedio [2]. Un UE con buenas condiciones de canal tiene un numerador alto, pero su métrica disminuye conforme aumenta su throughput, lo que permite que los UE con peores condiciones sean atendidos cuando su throughput promedio es bajo.</w:t>
@@ -3378,6 +3586,7 @@
         <w:pStyle w:val="Heading2"/>
         <w:jc w:val="both"/>
         <w:rPr>
+          <w:rFonts w:ascii="Times New Roman" w:hAnsi="Times New Roman" w:cs="Times New Roman"/>
           <w:color w:val="000000"/>
         </w:rPr>
       </w:pPr>
@@ -3386,6 +3595,7 @@
       <w:bookmarkStart w:id="7" w:name="métricas-de-desempeño"/>
       <w:r>
         <w:rPr>
+          <w:rFonts w:ascii="Times New Roman" w:hAnsi="Times New Roman" w:cs="Times New Roman"/>
           <w:color w:val="000000"/>
         </w:rPr>
         <w:t xml:space="preserve">Métricas de desempeño</w:t>
@@ -3396,11 +3606,13 @@
         <w:pStyle w:val="FirstParagraph"/>
         <w:jc w:val="both"/>
         <w:rPr>
-          <w:color w:val="000000"/>
-        </w:rPr>
-      </w:pPr>
-      <w:r>
-        <w:rPr>
+          <w:rFonts w:ascii="Times New Roman" w:hAnsi="Times New Roman" w:cs="Times New Roman"/>
+          <w:color w:val="000000"/>
+        </w:rPr>
+      </w:pPr>
+      <w:r>
+        <w:rPr>
+          <w:rFonts w:ascii="Times New Roman" w:hAnsi="Times New Roman" w:cs="Times New Roman"/>
           <w:color w:val="000000"/>
         </w:rPr>
         <w:t xml:space="preserve">Al final de cada simulación se calculan las siguientes métricas:</w:t>
@@ -3414,11 +3626,13 @@
         </w:numPr>
         <w:jc w:val="both"/>
         <w:rPr>
-          <w:color w:val="000000"/>
-        </w:rPr>
-      </w:pPr>
-      <w:r>
-        <w:rPr>
+          <w:rFonts w:ascii="Times New Roman" w:hAnsi="Times New Roman" w:cs="Times New Roman"/>
+          <w:color w:val="000000"/>
+        </w:rPr>
+      </w:pPr>
+      <w:r>
+        <w:rPr>
+          <w:rFonts w:ascii="Times New Roman" w:hAnsi="Times New Roman" w:cs="Times New Roman"/>
           <w:color w:val="000000"/>
         </w:rPr>
         <w:t xml:space="preserve">Throughput de la celda: total de bits entregados a todos los UE entre el tiempo simulado.</w:t>
@@ -3432,11 +3646,13 @@
         </w:numPr>
         <w:jc w:val="both"/>
         <w:rPr>
-          <w:color w:val="000000"/>
-        </w:rPr>
-      </w:pPr>
-      <w:r>
-        <w:rPr>
+          <w:rFonts w:ascii="Times New Roman" w:hAnsi="Times New Roman" w:cs="Times New Roman"/>
+          <w:color w:val="000000"/>
+        </w:rPr>
+      </w:pPr>
+      <w:r>
+        <w:rPr>
+          <w:rFonts w:ascii="Times New Roman" w:hAnsi="Times New Roman" w:cs="Times New Roman"/>
           <w:color w:val="000000"/>
         </w:rPr>
         <w:t xml:space="preserve">Eficiencia espectral: throughput de la celda dividido entre el ancho de banda del canal, en bits/s/Hz. Indica qué tan bien se aprovecha el espectro disponible [5].</w:t>
@@ -3450,11 +3666,13 @@
         </w:numPr>
         <w:jc w:val="both"/>
         <w:rPr>
-          <w:color w:val="000000"/>
-        </w:rPr>
-      </w:pPr>
-      <w:r>
-        <w:rPr>
+          <w:rFonts w:ascii="Times New Roman" w:hAnsi="Times New Roman" w:cs="Times New Roman"/>
+          <w:color w:val="000000"/>
+        </w:rPr>
+      </w:pPr>
+      <w:r>
+        <w:rPr>
+          <w:rFonts w:ascii="Times New Roman" w:hAnsi="Times New Roman" w:cs="Times New Roman"/>
           <w:color w:val="000000"/>
         </w:rPr>
         <w:t xml:space="preserve">Equidad: índice de Jain sobre el throughput de cada UE,</w:t>
@@ -3465,6 +3683,7 @@
         <w:pStyle w:val="BodyText"/>
         <w:jc w:val="both"/>
         <w:rPr>
+          <w:rFonts w:ascii="Times New Roman" w:hAnsi="Times New Roman" w:cs="Times New Roman"/>
           <w:color w:val="000000"/>
         </w:rPr>
       </w:pPr>
@@ -3715,11 +3934,13 @@
         </w:numPr>
         <w:jc w:val="both"/>
         <w:rPr>
-          <w:color w:val="000000"/>
-        </w:rPr>
-      </w:pPr>
-      <w:r>
-        <w:rPr>
+          <w:rFonts w:ascii="Times New Roman" w:hAnsi="Times New Roman" w:cs="Times New Roman"/>
+          <w:color w:val="000000"/>
+        </w:rPr>
+      </w:pPr>
+      <w:r>
+        <w:rPr>
+          <w:rFonts w:ascii="Times New Roman" w:hAnsi="Times New Roman" w:cs="Times New Roman"/>
           <w:color w:val="000000"/>
         </w:rPr>
         <w:t xml:space="preserve">donde </w:t>
@@ -3756,6 +3977,7 @@
       </m:oMath>
       <w:r>
         <w:rPr>
+          <w:rFonts w:ascii="Times New Roman" w:hAnsi="Times New Roman" w:cs="Times New Roman"/>
           <w:color w:val="000000"/>
         </w:rPr>
         <w:t xml:space="preserve"> es el throughput del UE </w:t>
@@ -3771,6 +3993,7 @@
       </m:oMath>
       <w:r>
         <w:rPr>
+          <w:rFonts w:ascii="Times New Roman" w:hAnsi="Times New Roman" w:cs="Times New Roman"/>
           <w:color w:val="000000"/>
         </w:rPr>
         <w:t xml:space="preserve">, es decir, la cantidad de datos que recibió dividida entre el tiempo simulado, y </w:t>
@@ -3803,6 +4026,7 @@
       </m:oMath>
       <w:r>
         <w:rPr>
+          <w:rFonts w:ascii="Times New Roman" w:hAnsi="Times New Roman" w:cs="Times New Roman"/>
           <w:color w:val="000000"/>
         </w:rPr>
         <w:t xml:space="preserve"> es el número de UE [6].</w:t>
@@ -3816,11 +4040,13 @@
         </w:numPr>
         <w:jc w:val="both"/>
         <w:rPr>
-          <w:color w:val="000000"/>
-        </w:rPr>
-      </w:pPr>
-      <w:r>
-        <w:rPr>
+          <w:rFonts w:ascii="Times New Roman" w:hAnsi="Times New Roman" w:cs="Times New Roman"/>
+          <w:color w:val="000000"/>
+        </w:rPr>
+      </w:pPr>
+      <w:r>
+        <w:rPr>
+          <w:rFonts w:ascii="Times New Roman" w:hAnsi="Times New Roman" w:cs="Times New Roman"/>
           <w:color w:val="000000"/>
         </w:rPr>
         <w:t xml:space="preserve">Retardo promedio: tiempo promedio entre la llegada de un UE y la entrega completa de su paquete, calculado sobre los UE que completaron su paquete, con una resolución de una trama.</w:t>
@@ -3834,17 +4060,20 @@
         </w:numPr>
         <w:jc w:val="both"/>
         <w:rPr>
-          <w:color w:val="000000"/>
-        </w:rPr>
-      </w:pPr>
-      <w:r>
-        <w:rPr>
+          <w:rFonts w:ascii="Times New Roman" w:hAnsi="Times New Roman" w:cs="Times New Roman"/>
+          <w:color w:val="000000"/>
+        </w:rPr>
+      </w:pPr>
+      <w:r>
+        <w:rPr>
+          <w:rFonts w:ascii="Times New Roman" w:hAnsi="Times New Roman" w:cs="Times New Roman"/>
           <w:color w:val="000000"/>
         </w:rPr>
         <w:t xml:space="preserve">Probabilidad de interrupción (</w:t>
       </w:r>
       <w:r>
         <w:rPr>
+          <w:rFonts w:ascii="Times New Roman" w:hAnsi="Times New Roman" w:cs="Times New Roman"/>
           <w:i/>
           <w:iCs/>
           <w:color w:val="000000"/>
@@ -3853,6 +4082,7 @@
       </w:r>
       <w:r>
         <w:rPr>
+          <w:rFonts w:ascii="Times New Roman" w:hAnsi="Times New Roman" w:cs="Times New Roman"/>
           <w:color w:val="000000"/>
         </w:rPr>
         <w:t xml:space="preserve">): porcentaje de UE con datos pendientes que no recibieron ningún bit en una trama, promediado sobre todas las tramas.</w:t>
@@ -3863,6 +4093,7 @@
         <w:pStyle w:val="Heading2"/>
         <w:jc w:val="both"/>
         <w:rPr>
+          <w:rFonts w:ascii="Times New Roman" w:hAnsi="Times New Roman" w:cs="Times New Roman"/>
           <w:color w:val="000000"/>
         </w:rPr>
       </w:pPr>
@@ -3870,6 +4101,7 @@
       <w:bookmarkStart w:id="8" w:name="resultados"/>
       <w:r>
         <w:rPr>
+          <w:rFonts w:ascii="Times New Roman" w:hAnsi="Times New Roman" w:cs="Times New Roman"/>
           <w:color w:val="000000"/>
         </w:rPr>
         <w:t xml:space="preserve">Resultados</w:t>
@@ -3880,11 +4112,13 @@
         <w:pStyle w:val="FirstParagraph"/>
         <w:jc w:val="both"/>
         <w:rPr>
-          <w:color w:val="000000"/>
-        </w:rPr>
-      </w:pPr>
-      <w:r>
-        <w:rPr>
+          <w:rFonts w:ascii="Times New Roman" w:hAnsi="Times New Roman" w:cs="Times New Roman"/>
+          <w:color w:val="000000"/>
+        </w:rPr>
+      </w:pPr>
+      <w:r>
+        <w:rPr>
+          <w:rFonts w:ascii="Times New Roman" w:hAnsi="Times New Roman" w:cs="Times New Roman"/>
           <w:color w:val="000000"/>
         </w:rPr>
         <w:t xml:space="preserve">Los cuatro despachadores se evaluaron en la misma celda y bajo las mismas condiciones, según la tabla 1.</w:t>
@@ -3895,11 +4129,13 @@
         <w:pStyle w:val="BodyText"/>
         <w:jc w:val="both"/>
         <w:rPr>
-          <w:color w:val="000000"/>
-        </w:rPr>
-      </w:pPr>
-      <w:r>
-        <w:rPr>
+          <w:rFonts w:ascii="Times New Roman" w:hAnsi="Times New Roman" w:cs="Times New Roman"/>
+          <w:color w:val="000000"/>
+        </w:rPr>
+      </w:pPr>
+      <w:r>
+        <w:rPr>
+          <w:rFonts w:ascii="Times New Roman" w:hAnsi="Times New Roman" w:cs="Times New Roman"/>
           <w:color w:val="000000"/>
         </w:rPr>
         <w:t xml:space="preserve">Con buffer infinito, todos los UE permanecen en la celda durante toda la simulación. Lo anterior permite observar cómo asigna cada despachador los recursos sin modificar sus condiciones de paquete de datos. Cada despachador se simula durante 1 s y cada simulación inicia con la misma generación de números aleatorios.</w:t>
@@ -3910,11 +4146,13 @@
         <w:pStyle w:val="TableCaption"/>
         <w:jc w:val="both"/>
         <w:rPr>
-          <w:color w:val="000000"/>
-        </w:rPr>
-      </w:pPr>
-      <w:r>
-        <w:rPr>
+          <w:rFonts w:ascii="Times New Roman" w:hAnsi="Times New Roman" w:cs="Times New Roman"/>
+          <w:color w:val="000000"/>
+        </w:rPr>
+      </w:pPr>
+      <w:r>
+        <w:rPr>
+          <w:rFonts w:ascii="Times New Roman" w:hAnsi="Times New Roman" w:cs="Times New Roman"/>
           <w:color w:val="000000"/>
         </w:rPr>
         <w:t xml:space="preserve">Tabla 1. Parámetros de simulación.</w:t>
@@ -3945,11 +4183,13 @@
               <w:pStyle w:val="Compact"/>
               <w:jc w:val="both"/>
               <w:rPr>
+                <w:rFonts w:ascii="Times New Roman" w:hAnsi="Times New Roman" w:cs="Times New Roman"/>
                 <w:color w:val="000000"/>
               </w:rPr>
             </w:pPr>
             <w:r>
               <w:rPr>
+                <w:rFonts w:ascii="Times New Roman" w:hAnsi="Times New Roman" w:cs="Times New Roman"/>
                 <w:color w:val="000000"/>
               </w:rPr>
               <w:t xml:space="preserve">Parámetro</w:t>
@@ -3965,11 +4205,13 @@
               <w:pStyle w:val="Compact"/>
               <w:jc w:val="both"/>
               <w:rPr>
+                <w:rFonts w:ascii="Times New Roman" w:hAnsi="Times New Roman" w:cs="Times New Roman"/>
                 <w:color w:val="000000"/>
               </w:rPr>
             </w:pPr>
             <w:r>
               <w:rPr>
+                <w:rFonts w:ascii="Times New Roman" w:hAnsi="Times New Roman" w:cs="Times New Roman"/>
                 <w:color w:val="000000"/>
               </w:rPr>
               <w:t xml:space="preserve">Valor</w:t>
@@ -3987,11 +4229,13 @@
               <w:pStyle w:val="Compact"/>
               <w:jc w:val="both"/>
               <w:rPr>
+                <w:rFonts w:ascii="Times New Roman" w:hAnsi="Times New Roman" w:cs="Times New Roman"/>
                 <w:color w:val="000000"/>
               </w:rPr>
             </w:pPr>
             <w:r>
               <w:rPr>
+                <w:rFonts w:ascii="Times New Roman" w:hAnsi="Times New Roman" w:cs="Times New Roman"/>
                 <w:color w:val="000000"/>
               </w:rPr>
               <w:t xml:space="preserve">UE activos (</w:t>
@@ -4007,6 +4251,7 @@
             </m:oMath>
             <w:r>
               <w:rPr>
+                <w:rFonts w:ascii="Times New Roman" w:hAnsi="Times New Roman" w:cs="Times New Roman"/>
                 <w:color w:val="000000"/>
               </w:rPr>
               <w:t xml:space="preserve">)</w:t>
@@ -4022,11 +4267,13 @@
               <w:pStyle w:val="Compact"/>
               <w:jc w:val="both"/>
               <w:rPr>
+                <w:rFonts w:ascii="Times New Roman" w:hAnsi="Times New Roman" w:cs="Times New Roman"/>
                 <w:color w:val="000000"/>
               </w:rPr>
             </w:pPr>
             <w:r>
               <w:rPr>
+                <w:rFonts w:ascii="Times New Roman" w:hAnsi="Times New Roman" w:cs="Times New Roman"/>
                 <w:color w:val="000000"/>
               </w:rPr>
               <w:t xml:space="preserve">40</w:t>
@@ -4044,11 +4291,13 @@
               <w:pStyle w:val="Compact"/>
               <w:jc w:val="both"/>
               <w:rPr>
+                <w:rFonts w:ascii="Times New Roman" w:hAnsi="Times New Roman" w:cs="Times New Roman"/>
                 <w:color w:val="000000"/>
               </w:rPr>
             </w:pPr>
             <w:r>
               <w:rPr>
+                <w:rFonts w:ascii="Times New Roman" w:hAnsi="Times New Roman" w:cs="Times New Roman"/>
                 <w:color w:val="000000"/>
               </w:rPr>
               <w:t xml:space="preserve">Radio de la celda (</w:t>
@@ -4064,6 +4313,7 @@
             </m:oMath>
             <w:r>
               <w:rPr>
+                <w:rFonts w:ascii="Times New Roman" w:hAnsi="Times New Roman" w:cs="Times New Roman"/>
                 <w:color w:val="000000"/>
               </w:rPr>
               <w:t xml:space="preserve">)</w:t>
@@ -4079,11 +4329,13 @@
               <w:pStyle w:val="Compact"/>
               <w:jc w:val="both"/>
               <w:rPr>
+                <w:rFonts w:ascii="Times New Roman" w:hAnsi="Times New Roman" w:cs="Times New Roman"/>
                 <w:color w:val="000000"/>
               </w:rPr>
             </w:pPr>
             <w:r>
               <w:rPr>
+                <w:rFonts w:ascii="Times New Roman" w:hAnsi="Times New Roman" w:cs="Times New Roman"/>
                 <w:color w:val="000000"/>
               </w:rPr>
               <w:t xml:space="preserve">1 km</w:t>
@@ -4101,11 +4353,13 @@
               <w:pStyle w:val="Compact"/>
               <w:jc w:val="both"/>
               <w:rPr>
+                <w:rFonts w:ascii="Times New Roman" w:hAnsi="Times New Roman" w:cs="Times New Roman"/>
                 <w:color w:val="000000"/>
               </w:rPr>
             </w:pPr>
             <w:r>
               <w:rPr>
+                <w:rFonts w:ascii="Times New Roman" w:hAnsi="Times New Roman" w:cs="Times New Roman"/>
                 <w:color w:val="000000"/>
               </w:rPr>
               <w:t xml:space="preserve">Frecuencia portadora</w:t>
@@ -4121,11 +4375,13 @@
               <w:pStyle w:val="Compact"/>
               <w:jc w:val="both"/>
               <w:rPr>
+                <w:rFonts w:ascii="Times New Roman" w:hAnsi="Times New Roman" w:cs="Times New Roman"/>
                 <w:color w:val="000000"/>
               </w:rPr>
             </w:pPr>
             <w:r>
               <w:rPr>
+                <w:rFonts w:ascii="Times New Roman" w:hAnsi="Times New Roman" w:cs="Times New Roman"/>
                 <w:color w:val="000000"/>
               </w:rPr>
               <w:t xml:space="preserve">2.6 GHz</w:t>
@@ -4143,11 +4399,13 @@
               <w:pStyle w:val="Compact"/>
               <w:jc w:val="both"/>
               <w:rPr>
+                <w:rFonts w:ascii="Times New Roman" w:hAnsi="Times New Roman" w:cs="Times New Roman"/>
                 <w:color w:val="000000"/>
               </w:rPr>
             </w:pPr>
             <w:r>
               <w:rPr>
+                <w:rFonts w:ascii="Times New Roman" w:hAnsi="Times New Roman" w:cs="Times New Roman"/>
                 <w:color w:val="000000"/>
               </w:rPr>
               <w:t xml:space="preserve">Potencia de transmisión (</w:t>
@@ -4184,6 +4442,7 @@
             </m:oMath>
             <w:r>
               <w:rPr>
+                <w:rFonts w:ascii="Times New Roman" w:hAnsi="Times New Roman" w:cs="Times New Roman"/>
                 <w:color w:val="000000"/>
               </w:rPr>
               <w:t xml:space="preserve">)</w:t>
@@ -4199,11 +4458,13 @@
               <w:pStyle w:val="Compact"/>
               <w:jc w:val="both"/>
               <w:rPr>
+                <w:rFonts w:ascii="Times New Roman" w:hAnsi="Times New Roman" w:cs="Times New Roman"/>
                 <w:color w:val="000000"/>
               </w:rPr>
             </w:pPr>
             <w:r>
               <w:rPr>
+                <w:rFonts w:ascii="Times New Roman" w:hAnsi="Times New Roman" w:cs="Times New Roman"/>
                 <w:color w:val="000000"/>
               </w:rPr>
               <w:t xml:space="preserve">43 dBm</w:t>
@@ -4221,11 +4482,13 @@
               <w:pStyle w:val="Compact"/>
               <w:jc w:val="both"/>
               <w:rPr>
+                <w:rFonts w:ascii="Times New Roman" w:hAnsi="Times New Roman" w:cs="Times New Roman"/>
                 <w:color w:val="000000"/>
               </w:rPr>
             </w:pPr>
             <w:r>
               <w:rPr>
+                <w:rFonts w:ascii="Times New Roman" w:hAnsi="Times New Roman" w:cs="Times New Roman"/>
                 <w:color w:val="000000"/>
               </w:rPr>
               <w:t xml:space="preserve">Ancho de banda del canal (</w:t>
@@ -4241,6 +4504,7 @@
             </m:oMath>
             <w:r>
               <w:rPr>
+                <w:rFonts w:ascii="Times New Roman" w:hAnsi="Times New Roman" w:cs="Times New Roman"/>
                 <w:color w:val="000000"/>
               </w:rPr>
               <w:t xml:space="preserve">)</w:t>
@@ -4256,11 +4520,13 @@
               <w:pStyle w:val="Compact"/>
               <w:jc w:val="both"/>
               <w:rPr>
+                <w:rFonts w:ascii="Times New Roman" w:hAnsi="Times New Roman" w:cs="Times New Roman"/>
                 <w:color w:val="000000"/>
               </w:rPr>
             </w:pPr>
             <w:r>
               <w:rPr>
+                <w:rFonts w:ascii="Times New Roman" w:hAnsi="Times New Roman" w:cs="Times New Roman"/>
                 <w:color w:val="000000"/>
               </w:rPr>
               <w:t xml:space="preserve">5 MHz</w:t>
@@ -4278,11 +4544,13 @@
               <w:pStyle w:val="Compact"/>
               <w:jc w:val="both"/>
               <w:rPr>
+                <w:rFonts w:ascii="Times New Roman" w:hAnsi="Times New Roman" w:cs="Times New Roman"/>
                 <w:color w:val="000000"/>
               </w:rPr>
             </w:pPr>
             <w:r>
               <w:rPr>
+                <w:rFonts w:ascii="Times New Roman" w:hAnsi="Times New Roman" w:cs="Times New Roman"/>
                 <w:color w:val="000000"/>
               </w:rPr>
               <w:t xml:space="preserve">Modelo de pérdidas</w:t>
@@ -4298,11 +4566,13 @@
               <w:pStyle w:val="Compact"/>
               <w:jc w:val="both"/>
               <w:rPr>
+                <w:rFonts w:ascii="Times New Roman" w:hAnsi="Times New Roman" w:cs="Times New Roman"/>
                 <w:color w:val="000000"/>
               </w:rPr>
             </w:pPr>
             <w:r>
               <w:rPr>
+                <w:rFonts w:ascii="Times New Roman" w:hAnsi="Times New Roman" w:cs="Times New Roman"/>
                 <w:color w:val="000000"/>
               </w:rPr>
               <w:t xml:space="preserve">UMa NLOS</w:t>
@@ -4320,11 +4590,13 @@
               <w:pStyle w:val="Compact"/>
               <w:jc w:val="both"/>
               <w:rPr>
+                <w:rFonts w:ascii="Times New Roman" w:hAnsi="Times New Roman" w:cs="Times New Roman"/>
                 <w:color w:val="000000"/>
               </w:rPr>
             </w:pPr>
             <w:r>
               <w:rPr>
+                <w:rFonts w:ascii="Times New Roman" w:hAnsi="Times New Roman" w:cs="Times New Roman"/>
                 <w:color w:val="000000"/>
               </w:rPr>
               <w:t xml:space="preserve">Factor de interferencia (</w:t>
@@ -4361,6 +4633,7 @@
             </m:oMath>
             <w:r>
               <w:rPr>
+                <w:rFonts w:ascii="Times New Roman" w:hAnsi="Times New Roman" w:cs="Times New Roman"/>
                 <w:color w:val="000000"/>
               </w:rPr>
               <w:t xml:space="preserve">)</w:t>
@@ -4376,11 +4649,13 @@
               <w:pStyle w:val="Compact"/>
               <w:jc w:val="both"/>
               <w:rPr>
+                <w:rFonts w:ascii="Times New Roman" w:hAnsi="Times New Roman" w:cs="Times New Roman"/>
                 <w:color w:val="000000"/>
               </w:rPr>
             </w:pPr>
             <w:r>
               <w:rPr>
+                <w:rFonts w:ascii="Times New Roman" w:hAnsi="Times New Roman" w:cs="Times New Roman"/>
                 <w:color w:val="000000"/>
               </w:rPr>
               <w:t xml:space="preserve">0.1</w:t>
@@ -4398,11 +4673,13 @@
               <w:pStyle w:val="Compact"/>
               <w:jc w:val="both"/>
               <w:rPr>
+                <w:rFonts w:ascii="Times New Roman" w:hAnsi="Times New Roman" w:cs="Times New Roman"/>
                 <w:color w:val="000000"/>
               </w:rPr>
             </w:pPr>
             <w:r>
               <w:rPr>
+                <w:rFonts w:ascii="Times New Roman" w:hAnsi="Times New Roman" w:cs="Times New Roman"/>
                 <w:color w:val="000000"/>
               </w:rPr>
               <w:t xml:space="preserve">Duración (</w:t>
@@ -4418,6 +4695,7 @@
             </m:oMath>
             <w:r>
               <w:rPr>
+                <w:rFonts w:ascii="Times New Roman" w:hAnsi="Times New Roman" w:cs="Times New Roman"/>
                 <w:color w:val="000000"/>
               </w:rPr>
               <w:t xml:space="preserve">)</w:t>
@@ -4433,11 +4711,13 @@
               <w:pStyle w:val="Compact"/>
               <w:jc w:val="both"/>
               <w:rPr>
+                <w:rFonts w:ascii="Times New Roman" w:hAnsi="Times New Roman" w:cs="Times New Roman"/>
                 <w:color w:val="000000"/>
               </w:rPr>
             </w:pPr>
             <w:r>
               <w:rPr>
+                <w:rFonts w:ascii="Times New Roman" w:hAnsi="Times New Roman" w:cs="Times New Roman"/>
                 <w:color w:val="000000"/>
               </w:rPr>
               <w:t xml:space="preserve">100 tramas (1 s)</w:t>
@@ -4455,11 +4735,13 @@
               <w:pStyle w:val="Compact"/>
               <w:jc w:val="both"/>
               <w:rPr>
+                <w:rFonts w:ascii="Times New Roman" w:hAnsi="Times New Roman" w:cs="Times New Roman"/>
                 <w:color w:val="000000"/>
               </w:rPr>
             </w:pPr>
             <w:r>
               <w:rPr>
+                <w:rFonts w:ascii="Times New Roman" w:hAnsi="Times New Roman" w:cs="Times New Roman"/>
                 <w:color w:val="000000"/>
               </w:rPr>
               <w:t xml:space="preserve">Tráfico</w:t>
@@ -4475,11 +4757,13 @@
               <w:pStyle w:val="Compact"/>
               <w:jc w:val="both"/>
               <w:rPr>
+                <w:rFonts w:ascii="Times New Roman" w:hAnsi="Times New Roman" w:cs="Times New Roman"/>
                 <w:color w:val="000000"/>
               </w:rPr>
             </w:pPr>
             <w:r>
               <w:rPr>
+                <w:rFonts w:ascii="Times New Roman" w:hAnsi="Times New Roman" w:cs="Times New Roman"/>
                 <w:color w:val="000000"/>
               </w:rPr>
               <w:t xml:space="preserve">Buffer infinito</w:t>
@@ -4493,12 +4777,14 @@
         <w:pStyle w:val="Heading3"/>
         <w:jc w:val="both"/>
         <w:rPr>
+          <w:rFonts w:ascii="Times New Roman" w:hAnsi="Times New Roman" w:cs="Times New Roman"/>
           <w:color w:val="000000"/>
         </w:rPr>
       </w:pPr>
       <w:bookmarkStart w:id="9" w:name="throughput-por-ue."/>
       <w:r>
         <w:rPr>
+          <w:rFonts w:ascii="Times New Roman" w:hAnsi="Times New Roman" w:cs="Times New Roman"/>
           <w:color w:val="000000"/>
         </w:rPr>
         <w:t xml:space="preserve">Throughput por UE.</w:t>
@@ -4509,11 +4795,13 @@
         <w:pStyle w:val="FirstParagraph"/>
         <w:jc w:val="both"/>
         <w:rPr>
-          <w:color w:val="000000"/>
-        </w:rPr>
-      </w:pPr>
-      <w:r>
-        <w:rPr>
+          <w:rFonts w:ascii="Times New Roman" w:hAnsi="Times New Roman" w:cs="Times New Roman"/>
+          <w:color w:val="000000"/>
+        </w:rPr>
+      </w:pPr>
+      <w:r>
+        <w:rPr>
+          <w:rFonts w:ascii="Times New Roman" w:hAnsi="Times New Roman" w:cs="Times New Roman"/>
           <w:color w:val="000000"/>
         </w:rPr>
         <w:t xml:space="preserve">La fig. 2 muestra el throughput promedio de cada UE en función de su distancia a la gNB. Con RR, cada UE recibe el 2.5% de los RB disponibles, por lo que su throughput depende solo de las condiciones del canal.</w:t>
@@ -4524,11 +4812,13 @@
         <w:pStyle w:val="BodyText"/>
         <w:jc w:val="both"/>
         <w:rPr>
-          <w:color w:val="000000"/>
-        </w:rPr>
-      </w:pPr>
-      <w:r>
-        <w:rPr>
+          <w:rFonts w:ascii="Times New Roman" w:hAnsi="Times New Roman" w:cs="Times New Roman"/>
+          <w:color w:val="000000"/>
+        </w:rPr>
+      </w:pPr>
+      <w:r>
+        <w:rPr>
+          <w:rFonts w:ascii="Times New Roman" w:hAnsi="Times New Roman" w:cs="Times New Roman"/>
           <w:color w:val="000000"/>
         </w:rPr>
         <w:t xml:space="preserve">BCQI asigna cada RB al UE con mayor SINR, de modo que solo atiende a los dos UE más cercanos: el UE ubicado junto a la gNB recibe el 93.8% de los RB (21.9 Mbps) y el UE a 25.6 m el resto (1.4 Mbps). Los 38 UE restantes no reciben datos y no aparecen en la figura.</w:t>
@@ -4539,11 +4829,13 @@
         <w:pStyle w:val="BodyText"/>
         <w:jc w:val="both"/>
         <w:rPr>
-          <w:color w:val="000000"/>
-        </w:rPr>
-      </w:pPr>
-      <w:r>
-        <w:rPr>
+          <w:rFonts w:ascii="Times New Roman" w:hAnsi="Times New Roman" w:cs="Times New Roman"/>
+          <w:color w:val="000000"/>
+        </w:rPr>
+      </w:pPr>
+      <w:r>
+        <w:rPr>
+          <w:rFonts w:ascii="Times New Roman" w:hAnsi="Times New Roman" w:cs="Times New Roman"/>
           <w:color w:val="000000"/>
         </w:rPr>
         <w:t xml:space="preserve">BET iguala el throughput de todos los UE. Para lograrlo, asigna más RB a los UE con peores condiciones de canal (del 1.6% para el UE más cercano al 5.3% para el UE del borde), lo que reduce el throughput de los UE que se encuentran más cerca del gNB con respecto a RR y PF.</w:t>
@@ -4554,11 +4846,13 @@
         <w:pStyle w:val="BodyText"/>
         <w:jc w:val="both"/>
         <w:rPr>
-          <w:color w:val="000000"/>
-        </w:rPr>
-      </w:pPr>
-      <w:r>
-        <w:rPr>
+          <w:rFonts w:ascii="Times New Roman" w:hAnsi="Times New Roman" w:cs="Times New Roman"/>
+          <w:color w:val="000000"/>
+        </w:rPr>
+      </w:pPr>
+      <w:r>
+        <w:rPr>
+          <w:rFonts w:ascii="Times New Roman" w:hAnsi="Times New Roman" w:cs="Times New Roman"/>
           <w:color w:val="000000"/>
         </w:rPr>
         <w:t xml:space="preserve">PF reparte los RB casi en la misma proporción que RR (entre 2.42% y 2.50% por UE), pero a cada UE se le asignan los RB en los que tiene menor interferencia.</w:t>
@@ -4569,11 +4863,13 @@
         <w:pStyle w:val="CaptionedFigure"/>
         <w:jc w:val="both"/>
         <w:rPr>
-          <w:color w:val="000000"/>
-        </w:rPr>
-      </w:pPr>
-      <w:r>
-        <w:rPr>
+          <w:rFonts w:ascii="Times New Roman" w:hAnsi="Times New Roman" w:cs="Times New Roman"/>
+          <w:color w:val="000000"/>
+        </w:rPr>
+      </w:pPr>
+      <w:r>
+        <w:rPr>
+          <w:rFonts w:ascii="Times New Roman" w:hAnsi="Times New Roman" w:cs="Times New Roman"/>
           <w:color w:val="000000"/>
         </w:rPr>
         <w:drawing>
@@ -4618,11 +4914,13 @@
         <w:pStyle w:val="ImageCaption"/>
         <w:jc w:val="both"/>
         <w:rPr>
-          <w:color w:val="000000"/>
-        </w:rPr>
-      </w:pPr>
-      <w:r>
-        <w:rPr>
+          <w:rFonts w:ascii="Times New Roman" w:hAnsi="Times New Roman" w:cs="Times New Roman"/>
+          <w:color w:val="000000"/>
+        </w:rPr>
+      </w:pPr>
+      <w:r>
+        <w:rPr>
+          <w:rFonts w:ascii="Times New Roman" w:hAnsi="Times New Roman" w:cs="Times New Roman"/>
           <w:color w:val="000000"/>
         </w:rPr>
         <w:t xml:space="preserve">Figura 2. Throughput por UE en función de la distancia a la gNB. Los 38 UE sin servicio con BCQI tienen throughput 0 y no se muestran en la gráfica.</w:t>
@@ -4633,11 +4931,13 @@
         <w:pStyle w:val="BodyText"/>
         <w:jc w:val="both"/>
         <w:rPr>
-          <w:color w:val="000000"/>
-        </w:rPr>
-      </w:pPr>
-      <w:r>
-        <w:rPr>
+          <w:rFonts w:ascii="Times New Roman" w:hAnsi="Times New Roman" w:cs="Times New Roman"/>
+          <w:color w:val="000000"/>
+        </w:rPr>
+      </w:pPr>
+      <w:r>
+        <w:rPr>
+          <w:rFonts w:ascii="Times New Roman" w:hAnsi="Times New Roman" w:cs="Times New Roman"/>
           <w:color w:val="000000"/>
         </w:rPr>
         <w:t xml:space="preserve">La Tabla 2 resume las métricas calculadas en la simulación. BCQI obtiene el mayor throughput de la celda (23.3 Mbps, que equivale a una eficiencia espectral de 4.67 bits/s/Hz), pero con un valor de equidad según el índice de Jain de 0.03. BET alcanza una equidad prácticamente perfecta (</w:t>
@@ -4670,6 +4970,7 @@
       </m:oMath>
       <w:r>
         <w:rPr>
+          <w:rFonts w:ascii="Times New Roman" w:hAnsi="Times New Roman" w:cs="Times New Roman"/>
           <w:color w:val="000000"/>
         </w:rPr>
         <w:t xml:space="preserve">) con el menor throughput (14.6 Mbps). PF obtiene el segundo mayor throughput (19.1 Mbps, 11% más que RR) y una equidad de 0.94, mayor que la de RR (0.89).</w:t>
@@ -4680,11 +4981,13 @@
         <w:pStyle w:val="TableCaption"/>
         <w:jc w:val="both"/>
         <w:rPr>
-          <w:color w:val="000000"/>
-        </w:rPr>
-      </w:pPr>
-      <w:r>
-        <w:rPr>
+          <w:rFonts w:ascii="Times New Roman" w:hAnsi="Times New Roman" w:cs="Times New Roman"/>
+          <w:color w:val="000000"/>
+        </w:rPr>
+      </w:pPr>
+      <w:r>
+        <w:rPr>
+          <w:rFonts w:ascii="Times New Roman" w:hAnsi="Times New Roman" w:cs="Times New Roman"/>
           <w:color w:val="000000"/>
         </w:rPr>
         <w:t xml:space="preserve">Tabla 2. Métricas globales por despachador.</w:t>
@@ -4714,11 +5017,13 @@
               <w:pStyle w:val="Compact"/>
               <w:jc w:val="both"/>
               <w:rPr>
+                <w:rFonts w:ascii="Times New Roman" w:hAnsi="Times New Roman" w:cs="Times New Roman"/>
                 <w:color w:val="000000"/>
               </w:rPr>
             </w:pPr>
             <w:r>
               <w:rPr>
+                <w:rFonts w:ascii="Times New Roman" w:hAnsi="Times New Roman" w:cs="Times New Roman"/>
                 <w:color w:val="000000"/>
               </w:rPr>
               <w:t xml:space="preserve">Despachador</w:t>
@@ -4734,11 +5039,13 @@
               <w:pStyle w:val="Compact"/>
               <w:jc w:val="both"/>
               <w:rPr>
+                <w:rFonts w:ascii="Times New Roman" w:hAnsi="Times New Roman" w:cs="Times New Roman"/>
                 <w:color w:val="000000"/>
               </w:rPr>
             </w:pPr>
             <w:r>
               <w:rPr>
+                <w:rFonts w:ascii="Times New Roman" w:hAnsi="Times New Roman" w:cs="Times New Roman"/>
                 <w:color w:val="000000"/>
               </w:rPr>
               <w:t xml:space="preserve">Throughput</w:t>
@@ -4754,11 +5061,13 @@
               <w:pStyle w:val="Compact"/>
               <w:jc w:val="both"/>
               <w:rPr>
+                <w:rFonts w:ascii="Times New Roman" w:hAnsi="Times New Roman" w:cs="Times New Roman"/>
                 <w:color w:val="000000"/>
               </w:rPr>
             </w:pPr>
             <w:r>
               <w:rPr>
+                <w:rFonts w:ascii="Times New Roman" w:hAnsi="Times New Roman" w:cs="Times New Roman"/>
                 <w:color w:val="000000"/>
               </w:rPr>
               <w:t xml:space="preserve">Eficiencia espectral</w:t>
@@ -4774,6 +5083,7 @@
               <w:pStyle w:val="Compact"/>
               <w:jc w:val="both"/>
               <w:rPr>
+                <w:rFonts w:ascii="Times New Roman" w:hAnsi="Times New Roman" w:cs="Times New Roman"/>
                 <w:color w:val="000000"/>
               </w:rPr>
             </w:pPr>
@@ -4799,6 +5109,7 @@
               <w:pStyle w:val="Compact"/>
               <w:jc w:val="both"/>
               <w:rPr>
+                <w:rFonts w:ascii="Times New Roman" w:hAnsi="Times New Roman" w:cs="Times New Roman"/>
                 <w:color w:val="000000"/>
               </w:rPr>
             </w:pPr>
@@ -4813,11 +5124,13 @@
               <w:pStyle w:val="Compact"/>
               <w:jc w:val="both"/>
               <w:rPr>
+                <w:rFonts w:ascii="Times New Roman" w:hAnsi="Times New Roman" w:cs="Times New Roman"/>
                 <w:color w:val="000000"/>
               </w:rPr>
             </w:pPr>
             <w:r>
               <w:rPr>
+                <w:rFonts w:ascii="Times New Roman" w:hAnsi="Times New Roman" w:cs="Times New Roman"/>
                 <w:color w:val="000000"/>
               </w:rPr>
               <w:t xml:space="preserve">(Mbps)</w:t>
@@ -4833,11 +5146,13 @@
               <w:pStyle w:val="Compact"/>
               <w:jc w:val="both"/>
               <w:rPr>
+                <w:rFonts w:ascii="Times New Roman" w:hAnsi="Times New Roman" w:cs="Times New Roman"/>
                 <w:color w:val="000000"/>
               </w:rPr>
             </w:pPr>
             <w:r>
               <w:rPr>
+                <w:rFonts w:ascii="Times New Roman" w:hAnsi="Times New Roman" w:cs="Times New Roman"/>
                 <w:color w:val="000000"/>
               </w:rPr>
               <w:t xml:space="preserve">(bits/s/Hz)</w:t>
@@ -4853,6 +5168,7 @@
               <w:pStyle w:val="Compact"/>
               <w:jc w:val="both"/>
               <w:rPr>
+                <w:rFonts w:ascii="Times New Roman" w:hAnsi="Times New Roman" w:cs="Times New Roman"/>
                 <w:color w:val="000000"/>
               </w:rPr>
             </w:pPr>
@@ -4869,11 +5185,13 @@
               <w:pStyle w:val="Compact"/>
               <w:jc w:val="both"/>
               <w:rPr>
+                <w:rFonts w:ascii="Times New Roman" w:hAnsi="Times New Roman" w:cs="Times New Roman"/>
                 <w:color w:val="000000"/>
               </w:rPr>
             </w:pPr>
             <w:r>
               <w:rPr>
+                <w:rFonts w:ascii="Times New Roman" w:hAnsi="Times New Roman" w:cs="Times New Roman"/>
                 <w:color w:val="000000"/>
               </w:rPr>
               <w:t xml:space="preserve">RR</w:t>
@@ -4889,11 +5207,13 @@
               <w:pStyle w:val="Compact"/>
               <w:jc w:val="both"/>
               <w:rPr>
+                <w:rFonts w:ascii="Times New Roman" w:hAnsi="Times New Roman" w:cs="Times New Roman"/>
                 <w:color w:val="000000"/>
               </w:rPr>
             </w:pPr>
             <w:r>
               <w:rPr>
+                <w:rFonts w:ascii="Times New Roman" w:hAnsi="Times New Roman" w:cs="Times New Roman"/>
                 <w:color w:val="000000"/>
               </w:rPr>
               <w:t xml:space="preserve">17.2</w:t>
@@ -4909,11 +5229,13 @@
               <w:pStyle w:val="Compact"/>
               <w:jc w:val="both"/>
               <w:rPr>
+                <w:rFonts w:ascii="Times New Roman" w:hAnsi="Times New Roman" w:cs="Times New Roman"/>
                 <w:color w:val="000000"/>
               </w:rPr>
             </w:pPr>
             <w:r>
               <w:rPr>
+                <w:rFonts w:ascii="Times New Roman" w:hAnsi="Times New Roman" w:cs="Times New Roman"/>
                 <w:color w:val="000000"/>
               </w:rPr>
               <w:t xml:space="preserve">3.44</w:t>
@@ -4929,11 +5251,13 @@
               <w:pStyle w:val="Compact"/>
               <w:jc w:val="both"/>
               <w:rPr>
+                <w:rFonts w:ascii="Times New Roman" w:hAnsi="Times New Roman" w:cs="Times New Roman"/>
                 <w:color w:val="000000"/>
               </w:rPr>
             </w:pPr>
             <w:r>
               <w:rPr>
+                <w:rFonts w:ascii="Times New Roman" w:hAnsi="Times New Roman" w:cs="Times New Roman"/>
                 <w:color w:val="000000"/>
               </w:rPr>
               <w:t xml:space="preserve">0.89</w:t>
@@ -4951,11 +5275,13 @@
               <w:pStyle w:val="Compact"/>
               <w:jc w:val="both"/>
               <w:rPr>
+                <w:rFonts w:ascii="Times New Roman" w:hAnsi="Times New Roman" w:cs="Times New Roman"/>
                 <w:color w:val="000000"/>
               </w:rPr>
             </w:pPr>
             <w:r>
               <w:rPr>
+                <w:rFonts w:ascii="Times New Roman" w:hAnsi="Times New Roman" w:cs="Times New Roman"/>
                 <w:color w:val="000000"/>
               </w:rPr>
               <w:t xml:space="preserve">BCQI</w:t>
@@ -4971,11 +5297,13 @@
               <w:pStyle w:val="Compact"/>
               <w:jc w:val="both"/>
               <w:rPr>
+                <w:rFonts w:ascii="Times New Roman" w:hAnsi="Times New Roman" w:cs="Times New Roman"/>
                 <w:color w:val="000000"/>
               </w:rPr>
             </w:pPr>
             <w:r>
               <w:rPr>
+                <w:rFonts w:ascii="Times New Roman" w:hAnsi="Times New Roman" w:cs="Times New Roman"/>
                 <w:color w:val="000000"/>
               </w:rPr>
               <w:t xml:space="preserve">23.3</w:t>
@@ -4991,11 +5319,13 @@
               <w:pStyle w:val="Compact"/>
               <w:jc w:val="both"/>
               <w:rPr>
+                <w:rFonts w:ascii="Times New Roman" w:hAnsi="Times New Roman" w:cs="Times New Roman"/>
                 <w:color w:val="000000"/>
               </w:rPr>
             </w:pPr>
             <w:r>
               <w:rPr>
+                <w:rFonts w:ascii="Times New Roman" w:hAnsi="Times New Roman" w:cs="Times New Roman"/>
                 <w:color w:val="000000"/>
               </w:rPr>
               <w:t xml:space="preserve">4.67</w:t>
@@ -5011,11 +5341,13 @@
               <w:pStyle w:val="Compact"/>
               <w:jc w:val="both"/>
               <w:rPr>
+                <w:rFonts w:ascii="Times New Roman" w:hAnsi="Times New Roman" w:cs="Times New Roman"/>
                 <w:color w:val="000000"/>
               </w:rPr>
             </w:pPr>
             <w:r>
               <w:rPr>
+                <w:rFonts w:ascii="Times New Roman" w:hAnsi="Times New Roman" w:cs="Times New Roman"/>
                 <w:color w:val="000000"/>
               </w:rPr>
               <w:t xml:space="preserve">0.03</w:t>
@@ -5033,11 +5365,13 @@
               <w:pStyle w:val="Compact"/>
               <w:jc w:val="both"/>
               <w:rPr>
+                <w:rFonts w:ascii="Times New Roman" w:hAnsi="Times New Roman" w:cs="Times New Roman"/>
                 <w:color w:val="000000"/>
               </w:rPr>
             </w:pPr>
             <w:r>
               <w:rPr>
+                <w:rFonts w:ascii="Times New Roman" w:hAnsi="Times New Roman" w:cs="Times New Roman"/>
                 <w:color w:val="000000"/>
               </w:rPr>
               <w:t xml:space="preserve">BET</w:t>
@@ -5053,11 +5387,13 @@
               <w:pStyle w:val="Compact"/>
               <w:jc w:val="both"/>
               <w:rPr>
+                <w:rFonts w:ascii="Times New Roman" w:hAnsi="Times New Roman" w:cs="Times New Roman"/>
                 <w:color w:val="000000"/>
               </w:rPr>
             </w:pPr>
             <w:r>
               <w:rPr>
+                <w:rFonts w:ascii="Times New Roman" w:hAnsi="Times New Roman" w:cs="Times New Roman"/>
                 <w:color w:val="000000"/>
               </w:rPr>
               <w:t xml:space="preserve">14.6</w:t>
@@ -5073,11 +5409,13 @@
               <w:pStyle w:val="Compact"/>
               <w:jc w:val="both"/>
               <w:rPr>
+                <w:rFonts w:ascii="Times New Roman" w:hAnsi="Times New Roman" w:cs="Times New Roman"/>
                 <w:color w:val="000000"/>
               </w:rPr>
             </w:pPr>
             <w:r>
               <w:rPr>
+                <w:rFonts w:ascii="Times New Roman" w:hAnsi="Times New Roman" w:cs="Times New Roman"/>
                 <w:color w:val="000000"/>
               </w:rPr>
               <w:t xml:space="preserve">2.93</w:t>
@@ -5093,11 +5431,13 @@
               <w:pStyle w:val="Compact"/>
               <w:jc w:val="both"/>
               <w:rPr>
+                <w:rFonts w:ascii="Times New Roman" w:hAnsi="Times New Roman" w:cs="Times New Roman"/>
                 <w:color w:val="000000"/>
               </w:rPr>
             </w:pPr>
             <w:r>
               <w:rPr>
+                <w:rFonts w:ascii="Times New Roman" w:hAnsi="Times New Roman" w:cs="Times New Roman"/>
                 <w:color w:val="000000"/>
               </w:rPr>
               <w:t xml:space="preserve">1.00</w:t>
@@ -5115,11 +5455,13 @@
               <w:pStyle w:val="Compact"/>
               <w:jc w:val="both"/>
               <w:rPr>
+                <w:rFonts w:ascii="Times New Roman" w:hAnsi="Times New Roman" w:cs="Times New Roman"/>
                 <w:color w:val="000000"/>
               </w:rPr>
             </w:pPr>
             <w:r>
               <w:rPr>
+                <w:rFonts w:ascii="Times New Roman" w:hAnsi="Times New Roman" w:cs="Times New Roman"/>
                 <w:color w:val="000000"/>
               </w:rPr>
               <w:t xml:space="preserve">PF</w:t>
@@ -5135,11 +5477,13 @@
               <w:pStyle w:val="Compact"/>
               <w:jc w:val="both"/>
               <w:rPr>
+                <w:rFonts w:ascii="Times New Roman" w:hAnsi="Times New Roman" w:cs="Times New Roman"/>
                 <w:color w:val="000000"/>
               </w:rPr>
             </w:pPr>
             <w:r>
               <w:rPr>
+                <w:rFonts w:ascii="Times New Roman" w:hAnsi="Times New Roman" w:cs="Times New Roman"/>
                 <w:color w:val="000000"/>
               </w:rPr>
               <w:t xml:space="preserve">19.1</w:t>
@@ -5155,11 +5499,13 @@
               <w:pStyle w:val="Compact"/>
               <w:jc w:val="both"/>
               <w:rPr>
+                <w:rFonts w:ascii="Times New Roman" w:hAnsi="Times New Roman" w:cs="Times New Roman"/>
                 <w:color w:val="000000"/>
               </w:rPr>
             </w:pPr>
             <w:r>
               <w:rPr>
+                <w:rFonts w:ascii="Times New Roman" w:hAnsi="Times New Roman" w:cs="Times New Roman"/>
                 <w:color w:val="000000"/>
               </w:rPr>
               <w:t xml:space="preserve">3.83</w:t>
@@ -5175,11 +5521,13 @@
               <w:pStyle w:val="Compact"/>
               <w:jc w:val="both"/>
               <w:rPr>
+                <w:rFonts w:ascii="Times New Roman" w:hAnsi="Times New Roman" w:cs="Times New Roman"/>
                 <w:color w:val="000000"/>
               </w:rPr>
             </w:pPr>
             <w:r>
               <w:rPr>
+                <w:rFonts w:ascii="Times New Roman" w:hAnsi="Times New Roman" w:cs="Times New Roman"/>
                 <w:color w:val="000000"/>
               </w:rPr>
               <w:t xml:space="preserve">0.94</w:t>
@@ -5193,11 +5541,13 @@
         <w:pStyle w:val="BodyText"/>
         <w:jc w:val="both"/>
         <w:rPr>
-          <w:color w:val="000000"/>
-        </w:rPr>
-      </w:pPr>
-      <w:r>
-        <w:rPr>
+          <w:rFonts w:ascii="Times New Roman" w:hAnsi="Times New Roman" w:cs="Times New Roman"/>
+          <w:color w:val="000000"/>
+        </w:rPr>
+      </w:pPr>
+      <w:r>
+        <w:rPr>
+          <w:rFonts w:ascii="Times New Roman" w:hAnsi="Times New Roman" w:cs="Times New Roman"/>
           <w:color w:val="000000"/>
         </w:rPr>
         <w:t xml:space="preserve">Los resultados muestran el compromiso entre throughput y equidad de cada estrategia de despacho. BCQI maximiza el throughput de la celda a cambio de dejar sin servicio a una gran cantidad de UE, mientras BET logra la mayor equidad a cambio de menor throughput y otorgar menos recursos a los UE cercanos al gNB. RR reparte los recursos por igual, pero no aprovecha las condiciones del canal para asignar recursos. PF ofrece el mejor balance: el segundo mayor throughput de la celda, una equidad de 0.94 y 45% más throughput que RR para el UE que se encuentra en el borde de la celda.</w:t>
@@ -5208,6 +5558,7 @@
         <w:pStyle w:val="Heading1"/>
         <w:jc w:val="both"/>
         <w:rPr>
+          <w:rFonts w:ascii="Times New Roman" w:hAnsi="Times New Roman" w:cs="Times New Roman"/>
           <w:color w:val="000000"/>
         </w:rPr>
       </w:pPr>
@@ -5217,6 +5568,7 @@
       <w:bookmarkStart w:id="10" w:name="referencias"/>
       <w:r>
         <w:rPr>
+          <w:rFonts w:ascii="Times New Roman" w:hAnsi="Times New Roman" w:cs="Times New Roman"/>
           <w:color w:val="000000"/>
         </w:rPr>
         <w:t xml:space="preserve">Referencias</w:t>
@@ -5227,6 +5579,7 @@
         <w:pStyle w:val="Bibliography"/>
         <w:jc w:val="both"/>
         <w:rPr>
+          <w:rFonts w:ascii="Times New Roman" w:hAnsi="Times New Roman" w:cs="Times New Roman"/>
           <w:color w:val="000000"/>
         </w:rPr>
       </w:pPr>
@@ -5234,6 +5587,7 @@
       <w:bookmarkStart w:id="12" w:name="ref-lin2019"/>
       <w:r>
         <w:rPr>
+          <w:rFonts w:ascii="Times New Roman" w:hAnsi="Times New Roman" w:cs="Times New Roman"/>
           <w:color w:val="000000"/>
         </w:rPr>
         <w:t xml:space="preserve">[1] </w:t>
@@ -5242,6 +5596,7 @@
       </w:r>
       <w:r>
         <w:rPr>
+          <w:rFonts w:ascii="Times New Roman" w:hAnsi="Times New Roman" w:cs="Times New Roman"/>
           <w:i/>
           <w:iCs/>
           <w:color w:val="000000"/>
@@ -5250,12 +5605,14 @@
       </w:r>
       <w:r>
         <w:rPr>
+          <w:rFonts w:ascii="Times New Roman" w:hAnsi="Times New Roman" w:cs="Times New Roman"/>
           <w:color w:val="000000"/>
         </w:rPr>
         <w:t xml:space="preserve">, “5G New Radio: Unveiling the Essentials of the Next Generation Wireless Access Technology”, </w:t>
       </w:r>
       <w:r>
         <w:rPr>
+          <w:rFonts w:ascii="Times New Roman" w:hAnsi="Times New Roman" w:cs="Times New Roman"/>
           <w:i/>
           <w:iCs/>
           <w:color w:val="000000"/>
@@ -5264,6 +5621,7 @@
       </w:r>
       <w:r>
         <w:rPr>
+          <w:rFonts w:ascii="Times New Roman" w:hAnsi="Times New Roman" w:cs="Times New Roman"/>
           <w:color w:val="000000"/>
         </w:rPr>
         <w:t xml:space="preserve">, vol. 3, núm. 3, pp. 30–37, sep. 2019, doi: </w:t>
@@ -5272,6 +5630,7 @@
         <w:r>
           <w:rPr>
             <w:rStyle w:val="Hyperlink"/>
+            <w:rFonts w:ascii="Times New Roman" w:hAnsi="Times New Roman" w:cs="Times New Roman"/>
             <w:color w:val="000000"/>
           </w:rPr>
           <w:t xml:space="preserve">10.1109/MCOMSTD.001.1800036</w:t>
@@ -5279,6 +5638,7 @@
       </w:hyperlink>
       <w:r>
         <w:rPr>
+          <w:rFonts w:ascii="Times New Roman" w:hAnsi="Times New Roman" w:cs="Times New Roman"/>
           <w:color w:val="000000"/>
         </w:rPr>
         <w:t xml:space="preserve">.</w:t>
@@ -5289,6 +5649,7 @@
         <w:pStyle w:val="Bibliography"/>
         <w:jc w:val="both"/>
         <w:rPr>
+          <w:rFonts w:ascii="Times New Roman" w:hAnsi="Times New Roman" w:cs="Times New Roman"/>
           <w:color w:val="000000"/>
         </w:rPr>
       </w:pPr>
@@ -5296,6 +5657,7 @@
       <w:bookmarkStart w:id="13" w:name="ref-capozzi2013"/>
       <w:r>
         <w:rPr>
+          <w:rFonts w:ascii="Times New Roman" w:hAnsi="Times New Roman" w:cs="Times New Roman"/>
           <w:color w:val="000000"/>
         </w:rPr>
         <w:t xml:space="preserve">[2] </w:t>
@@ -5304,6 +5666,7 @@
       </w:r>
       <w:r>
         <w:rPr>
+          <w:rFonts w:ascii="Times New Roman" w:hAnsi="Times New Roman" w:cs="Times New Roman"/>
           <w:i/>
           <w:iCs/>
           <w:color w:val="000000"/>
@@ -5312,6 +5675,7 @@
       </w:r>
       <w:r>
         <w:rPr>
+          <w:rFonts w:ascii="Times New Roman" w:hAnsi="Times New Roman" w:cs="Times New Roman"/>
           <w:color w:val="000000"/>
         </w:rPr>
         <w:t xml:space="preserve">, vol. 15, núm. 2, pp. 678–700, 2013.</w:t>
@@ -5322,6 +5686,7 @@
         <w:pStyle w:val="Bibliography"/>
         <w:jc w:val="both"/>
         <w:rPr>
+          <w:rFonts w:ascii="Times New Roman" w:hAnsi="Times New Roman" w:cs="Times New Roman"/>
           <w:color w:val="000000"/>
         </w:rPr>
       </w:pPr>
@@ -5329,6 +5694,7 @@
       <w:bookmarkStart w:id="14" w:name="ref-fitriasari2021"/>
       <w:r>
         <w:rPr>
+          <w:rFonts w:ascii="Times New Roman" w:hAnsi="Times New Roman" w:cs="Times New Roman"/>
           <w:color w:val="000000"/>
         </w:rPr>
         <w:t xml:space="preserve">[3] </w:t>
@@ -5337,6 +5703,7 @@
       </w:r>
       <w:r>
         <w:rPr>
+          <w:rFonts w:ascii="Times New Roman" w:hAnsi="Times New Roman" w:cs="Times New Roman"/>
           <w:i/>
           <w:iCs/>
           <w:color w:val="000000"/>
@@ -5345,6 +5712,7 @@
       </w:r>
       <w:r>
         <w:rPr>
+          <w:rFonts w:ascii="Times New Roman" w:hAnsi="Times New Roman" w:cs="Times New Roman"/>
           <w:color w:val="000000"/>
         </w:rPr>
         <w:t xml:space="preserve">, Chiang Mai, Thailand, 2021, pp. 219–223.</w:t>
@@ -5355,6 +5723,7 @@
         <w:pStyle w:val="Bibliography"/>
         <w:jc w:val="both"/>
         <w:rPr>
+          <w:rFonts w:ascii="Times New Roman" w:hAnsi="Times New Roman" w:cs="Times New Roman"/>
           <w:color w:val="000000"/>
         </w:rPr>
       </w:pPr>
@@ -5362,6 +5731,7 @@
       <w:bookmarkStart w:id="15" w:name="ref-haque2023"/>
       <w:r>
         <w:rPr>
+          <w:rFonts w:ascii="Times New Roman" w:hAnsi="Times New Roman" w:cs="Times New Roman"/>
           <w:color w:val="000000"/>
         </w:rPr>
         <w:t xml:space="preserve">[4] </w:t>
@@ -5370,6 +5740,7 @@
       </w:r>
       <w:r>
         <w:rPr>
+          <w:rFonts w:ascii="Times New Roman" w:hAnsi="Times New Roman" w:cs="Times New Roman"/>
           <w:i/>
           <w:iCs/>
           <w:color w:val="000000"/>
@@ -5378,6 +5749,7 @@
       </w:r>
       <w:r>
         <w:rPr>
+          <w:rFonts w:ascii="Times New Roman" w:hAnsi="Times New Roman" w:cs="Times New Roman"/>
           <w:color w:val="000000"/>
         </w:rPr>
         <w:t xml:space="preserve">, vol. 11, pp. 34372–34396, 2023.</w:t>
@@ -5388,6 +5760,7 @@
         <w:pStyle w:val="Bibliography"/>
         <w:jc w:val="both"/>
         <w:rPr>
+          <w:rFonts w:ascii="Times New Roman" w:hAnsi="Times New Roman" w:cs="Times New Roman"/>
           <w:color w:val="000000"/>
         </w:rPr>
       </w:pPr>
@@ -5395,6 +5768,7 @@
       <w:bookmarkStart w:id="16" w:name="ref-mamane2022"/>
       <w:r>
         <w:rPr>
+          <w:rFonts w:ascii="Times New Roman" w:hAnsi="Times New Roman" w:cs="Times New Roman"/>
           <w:color w:val="000000"/>
         </w:rPr>
         <w:t xml:space="preserve">[5] </w:t>
@@ -5403,6 +5777,7 @@
       </w:r>
       <w:r>
         <w:rPr>
+          <w:rFonts w:ascii="Times New Roman" w:hAnsi="Times New Roman" w:cs="Times New Roman"/>
           <w:i/>
           <w:iCs/>
           <w:color w:val="000000"/>
@@ -5411,6 +5786,7 @@
       </w:r>
       <w:r>
         <w:rPr>
+          <w:rFonts w:ascii="Times New Roman" w:hAnsi="Times New Roman" w:cs="Times New Roman"/>
           <w:color w:val="000000"/>
         </w:rPr>
         <w:t xml:space="preserve">, vol. 10, pp. 51643–51661, 2022.</w:t>
@@ -5421,6 +5797,7 @@
         <w:pStyle w:val="Bibliography"/>
         <w:jc w:val="both"/>
         <w:rPr>
+          <w:rFonts w:ascii="Times New Roman" w:hAnsi="Times New Roman" w:cs="Times New Roman"/>
           <w:color w:val="000000"/>
         </w:rPr>
       </w:pPr>
@@ -5428,6 +5805,7 @@
       <w:bookmarkStart w:id="17" w:name="ref-shi2014"/>
       <w:r>
         <w:rPr>
+          <w:rFonts w:ascii="Times New Roman" w:hAnsi="Times New Roman" w:cs="Times New Roman"/>
           <w:color w:val="000000"/>
         </w:rPr>
         <w:t xml:space="preserve">[6] </w:t>
@@ -5436,6 +5814,7 @@
       </w:r>
       <w:r>
         <w:rPr>
+          <w:rFonts w:ascii="Times New Roman" w:hAnsi="Times New Roman" w:cs="Times New Roman"/>
           <w:i/>
           <w:iCs/>
           <w:color w:val="000000"/>
@@ -5444,6 +5823,7 @@
       </w:r>
       <w:r>
         <w:rPr>
+          <w:rFonts w:ascii="Times New Roman" w:hAnsi="Times New Roman" w:cs="Times New Roman"/>
           <w:color w:val="000000"/>
         </w:rPr>
         <w:t xml:space="preserve">, vol. 16, núm. 1, pp. 5–24, 2014, doi: </w:t>
@@ -5452,6 +5832,7 @@
         <w:r>
           <w:rPr>
             <w:rStyle w:val="Hyperlink"/>
+            <w:rFonts w:ascii="Times New Roman" w:hAnsi="Times New Roman" w:cs="Times New Roman"/>
             <w:color w:val="000000"/>
           </w:rPr>
           <w:t xml:space="preserve">10.1109/SURV.2013.050113.00015</w:t>
@@ -5459,6 +5840,7 @@
       </w:hyperlink>
       <w:r>
         <w:rPr>
+          <w:rFonts w:ascii="Times New Roman" w:hAnsi="Times New Roman" w:cs="Times New Roman"/>
           <w:color w:val="000000"/>
         </w:rPr>
         <w:t xml:space="preserve">.</w:t>
